--- a/Адміністрування обчислювальних комплексів Зроблені ЛР/Лабораторна робота 14 - Матакова А.В. - 409а - Адміністрування обчислювальних комплексів.docx
+++ b/Адміністрування обчислювальних комплексів Зроблені ЛР/Лабораторна робота 14 - Матакова А.В. - 409а - Адміністрування обчислювальних комплексів.docx
@@ -1,6 +1,6 @@
 
 <file path=word/document.xml><?xml version="1.0" encoding="utf-8"?>
-<w:document xmlns:wpc="http://schemas.microsoft.com/office/word/2010/wordprocessingCanvas" xmlns:cx="http://schemas.microsoft.com/office/drawing/2014/chartex" xmlns:cx1="http://schemas.microsoft.com/office/drawing/2015/9/8/chartex" xmlns:cx2="http://schemas.microsoft.com/office/drawing/2015/10/21/chartex" xmlns:cx3="http://schemas.microsoft.com/office/drawing/2016/5/9/chartex" xmlns:cx4="http://schemas.microsoft.com/office/drawing/2016/5/10/chartex" xmlns:cx5="http://schemas.microsoft.com/office/drawing/2016/5/11/chartex" xmlns:cx6="http://schemas.microsoft.com/office/drawing/2016/5/12/chartex" xmlns:cx7="http://schemas.microsoft.com/office/drawing/2016/5/13/chartex" xmlns:cx8="http://schemas.microsoft.com/office/drawing/2016/5/14/chartex" xmlns:mc="http://schemas.openxmlformats.org/markup-compatibility/2006" xmlns:aink="http://schemas.microsoft.com/office/drawing/2016/ink" xmlns:am3d="http://schemas.microsoft.com/office/drawing/2017/model3d" xmlns:o="urn:schemas-microsoft-com:office:office" xmlns:oel="http://schemas.microsoft.com/office/2019/extlst" xmlns:r="http://schemas.openxmlformats.org/officeDocument/2006/relationships" xmlns:m="http://schemas.openxmlformats.org/officeDocument/2006/math" xmlns:v="urn:schemas-microsoft-com:vml" xmlns:wp14="http://schemas.microsoft.com/office/word/2010/wordprocessingDrawing" xmlns:wp="http://schemas.openxmlformats.org/drawingml/2006/wordprocessingDrawing" xmlns:w10="urn:schemas-microsoft-com:office:word" xmlns:w="http://schemas.openxmlformats.org/wordprocessingml/2006/main" xmlns:w14="http://schemas.microsoft.com/office/word/2010/wordml" xmlns:w15="http://schemas.microsoft.com/office/word/2012/wordml" xmlns:w16cex="http://schemas.microsoft.com/office/word/2018/wordml/cex" xmlns:w16cid="http://schemas.microsoft.com/office/word/2016/wordml/cid" xmlns:w16="http://schemas.microsoft.com/office/word/2018/wordml" xmlns:w16du="http://schemas.microsoft.com/office/word/2023/wordml/word16du" xmlns:w16sdtdh="http://schemas.microsoft.com/office/word/2020/wordml/sdtdatahash" xmlns:w16sdtfl="http://schemas.microsoft.com/office/word/2024/wordml/sdtformatlock" xmlns:w16se="http://schemas.microsoft.com/office/word/2015/wordml/symex" xmlns:wpg="http://schemas.microsoft.com/office/word/2010/wordprocessingGroup" xmlns:wpi="http://schemas.microsoft.com/office/word/2010/wordprocessingInk" xmlns:wne="http://schemas.microsoft.com/office/word/2006/wordml" xmlns:wps="http://schemas.microsoft.com/office/word/2010/wordprocessingShape" mc:Ignorable="w14 w15 w16se w16cid w16 w16cex w16sdtdh w16sdtfl w16du wp14">
+<w:document xmlns:wpc="http://schemas.microsoft.com/office/word/2010/wordprocessingCanvas" xmlns:mc="http://schemas.openxmlformats.org/markup-compatibility/2006" xmlns:o="urn:schemas-microsoft-com:office:office" xmlns:r="http://schemas.openxmlformats.org/officeDocument/2006/relationships" xmlns:m="http://schemas.openxmlformats.org/officeDocument/2006/math" xmlns:v="urn:schemas-microsoft-com:vml" xmlns:wp14="http://schemas.microsoft.com/office/word/2010/wordprocessingDrawing" xmlns:wp="http://schemas.openxmlformats.org/drawingml/2006/wordprocessingDrawing" xmlns:w10="urn:schemas-microsoft-com:office:word" xmlns:w="http://schemas.openxmlformats.org/wordprocessingml/2006/main" xmlns:w14="http://schemas.microsoft.com/office/word/2010/wordml" xmlns:w15="http://schemas.microsoft.com/office/word/2012/wordml" xmlns:wpg="http://schemas.microsoft.com/office/word/2010/wordprocessingGroup" xmlns:wpi="http://schemas.microsoft.com/office/word/2010/wordprocessingInk" xmlns:wne="http://schemas.microsoft.com/office/word/2006/wordml" xmlns:wps="http://schemas.microsoft.com/office/word/2010/wordprocessingShape" mc:Ignorable="w14 w15 wp14">
   <w:body>
     <w:p>
       <w:pPr>
@@ -1219,27 +1219,7 @@
           <w:sz w:val="28"/>
           <w:szCs w:val="28"/>
         </w:rPr>
-        <w:t xml:space="preserve">Перевірити HDD на наявність помилок читання за допомогою ПЗ HD </w:t>
-      </w:r>
-      <w:proofErr w:type="spellStart"/>
-      <w:r>
-        <w:rPr>
-          <w:bCs/>
-          <w:iCs/>
-          <w:sz w:val="28"/>
-          <w:szCs w:val="28"/>
-        </w:rPr>
-        <w:t>Tune</w:t>
-      </w:r>
-      <w:proofErr w:type="spellEnd"/>
-      <w:r>
-        <w:rPr>
-          <w:bCs/>
-          <w:iCs/>
-          <w:sz w:val="28"/>
-          <w:szCs w:val="28"/>
-        </w:rPr>
-        <w:t xml:space="preserve"> (або будь</w:t>
+        <w:t>Перевірити HDD на наявність помилок читання за допомогою ПЗ HD Tune (або будь</w:t>
       </w:r>
       <w:r>
         <w:rPr>
@@ -1313,27 +1293,7 @@
           <w:sz w:val="28"/>
           <w:szCs w:val="28"/>
         </w:rPr>
-        <w:t xml:space="preserve">провести стрес тест відеокарти за допомогою </w:t>
-      </w:r>
-      <w:proofErr w:type="spellStart"/>
-      <w:r>
-        <w:rPr>
-          <w:bCs/>
-          <w:iCs/>
-          <w:sz w:val="28"/>
-          <w:szCs w:val="28"/>
-        </w:rPr>
-        <w:t>FurMark</w:t>
-      </w:r>
-      <w:proofErr w:type="spellEnd"/>
-      <w:r>
-        <w:rPr>
-          <w:bCs/>
-          <w:iCs/>
-          <w:sz w:val="28"/>
-          <w:szCs w:val="28"/>
-        </w:rPr>
-        <w:t>. Визначити: чи в повній мірі працює система відведення тепла?</w:t>
+        <w:t>провести стрес тест відеокарти за допомогою FurMark. Визначити: чи в повній мірі працює система відведення тепла?</w:t>
       </w:r>
     </w:p>
     <w:p>
@@ -1462,23 +1422,7 @@
           <w:sz w:val="28"/>
           <w:szCs w:val="28"/>
         </w:rPr>
-        <w:t xml:space="preserve">HD </w:t>
-      </w:r>
-      <w:proofErr w:type="spellStart"/>
-      <w:r>
-        <w:rPr>
-          <w:sz w:val="28"/>
-          <w:szCs w:val="28"/>
-        </w:rPr>
-        <w:t>Tune</w:t>
-      </w:r>
-      <w:proofErr w:type="spellEnd"/>
-      <w:r>
-        <w:rPr>
-          <w:sz w:val="28"/>
-          <w:szCs w:val="28"/>
-        </w:rPr>
-        <w:t xml:space="preserve"> </w:t>
+        <w:t xml:space="preserve">HD Tune </w:t>
       </w:r>
       <w:r>
         <w:rPr>
@@ -1537,8 +1481,10 @@
       </w:pPr>
       <w:r>
         <w:rPr>
-          <w:sz w:val="28"/>
-          <w:szCs w:val="28"/>
+          <w:noProof/>
+          <w:sz w:val="28"/>
+          <w:szCs w:val="28"/>
+          <w:lang w:val="ru-RU"/>
         </w:rPr>
         <w:drawing>
           <wp:inline distT="0" distB="0" distL="0" distR="0" wp14:anchorId="3A4BBF8A" wp14:editId="06FFE5E1">
@@ -1608,17 +1554,8 @@
           <w:sz w:val="28"/>
           <w:szCs w:val="28"/>
         </w:rPr>
-        <w:t xml:space="preserve"> Головне вікно програми HD </w:t>
-      </w:r>
-      <w:proofErr w:type="spellStart"/>
-      <w:r>
-        <w:rPr>
-          <w:sz w:val="28"/>
-          <w:szCs w:val="28"/>
-        </w:rPr>
-        <w:t>Tune</w:t>
-      </w:r>
-      <w:proofErr w:type="spellEnd"/>
+        <w:t xml:space="preserve"> Головне вікно програми HD Tune</w:t>
+      </w:r>
     </w:p>
     <w:p>
       <w:pPr>
@@ -1637,103 +1574,7 @@
           <w:sz w:val="28"/>
           <w:szCs w:val="28"/>
         </w:rPr>
-        <w:t>Мінімальна швидкість передачі даних (</w:t>
-      </w:r>
-      <w:proofErr w:type="spellStart"/>
-      <w:r>
-        <w:rPr>
-          <w:sz w:val="28"/>
-          <w:szCs w:val="28"/>
-        </w:rPr>
-        <w:t>Minimum</w:t>
-      </w:r>
-      <w:proofErr w:type="spellEnd"/>
-      <w:r>
-        <w:rPr>
-          <w:sz w:val="28"/>
-          <w:szCs w:val="28"/>
-        </w:rPr>
-        <w:t xml:space="preserve"> </w:t>
-      </w:r>
-      <w:proofErr w:type="spellStart"/>
-      <w:r>
-        <w:rPr>
-          <w:sz w:val="28"/>
-          <w:szCs w:val="28"/>
-        </w:rPr>
-        <w:t>Transfer</w:t>
-      </w:r>
-      <w:proofErr w:type="spellEnd"/>
-      <w:r>
-        <w:rPr>
-          <w:sz w:val="28"/>
-          <w:szCs w:val="28"/>
-        </w:rPr>
-        <w:t xml:space="preserve"> </w:t>
-      </w:r>
-      <w:proofErr w:type="spellStart"/>
-      <w:r>
-        <w:rPr>
-          <w:sz w:val="28"/>
-          <w:szCs w:val="28"/>
-        </w:rPr>
-        <w:t>Rate</w:t>
-      </w:r>
-      <w:proofErr w:type="spellEnd"/>
-      <w:r>
-        <w:rPr>
-          <w:sz w:val="28"/>
-          <w:szCs w:val="28"/>
-        </w:rPr>
-        <w:t>) відображає найнижчий показник швидкості під час тестування, тоді як максимальна швидкість (</w:t>
-      </w:r>
-      <w:proofErr w:type="spellStart"/>
-      <w:r>
-        <w:rPr>
-          <w:sz w:val="28"/>
-          <w:szCs w:val="28"/>
-        </w:rPr>
-        <w:t>Maximum</w:t>
-      </w:r>
-      <w:proofErr w:type="spellEnd"/>
-      <w:r>
-        <w:rPr>
-          <w:sz w:val="28"/>
-          <w:szCs w:val="28"/>
-        </w:rPr>
-        <w:t xml:space="preserve"> </w:t>
-      </w:r>
-      <w:proofErr w:type="spellStart"/>
-      <w:r>
-        <w:rPr>
-          <w:sz w:val="28"/>
-          <w:szCs w:val="28"/>
-        </w:rPr>
-        <w:t>Transfer</w:t>
-      </w:r>
-      <w:proofErr w:type="spellEnd"/>
-      <w:r>
-        <w:rPr>
-          <w:sz w:val="28"/>
-          <w:szCs w:val="28"/>
-        </w:rPr>
-        <w:t xml:space="preserve"> </w:t>
-      </w:r>
-      <w:proofErr w:type="spellStart"/>
-      <w:r>
-        <w:rPr>
-          <w:sz w:val="28"/>
-          <w:szCs w:val="28"/>
-        </w:rPr>
-        <w:t>Rate</w:t>
-      </w:r>
-      <w:proofErr w:type="spellEnd"/>
-      <w:r>
-        <w:rPr>
-          <w:sz w:val="28"/>
-          <w:szCs w:val="28"/>
-        </w:rPr>
-        <w:t>) демонструє найвищий зафіксований результат.</w:t>
+        <w:t>Мінімальна швидкість передачі даних (Minimum Transfer Rate) відображає найнижчий показник швидкості під час тестування, тоді як максимальна швидкість (Maximum Transfer Rate) демонструє найвищий зафіксований результат.</w:t>
       </w:r>
     </w:p>
     <w:p>
@@ -1753,87 +1594,7 @@
           <w:sz w:val="28"/>
           <w:szCs w:val="28"/>
         </w:rPr>
-        <w:t>Максимальний показник, отриманий під час тестування пристрою, становить 966.1 MB/</w:t>
-      </w:r>
-      <w:proofErr w:type="spellStart"/>
-      <w:r>
-        <w:rPr>
-          <w:sz w:val="28"/>
-          <w:szCs w:val="28"/>
-        </w:rPr>
-        <w:t>sec</w:t>
-      </w:r>
-      <w:proofErr w:type="spellEnd"/>
-      <w:r>
-        <w:rPr>
-          <w:sz w:val="28"/>
-          <w:szCs w:val="28"/>
-        </w:rPr>
-        <w:t xml:space="preserve">. Для моделі SK </w:t>
-      </w:r>
-      <w:proofErr w:type="spellStart"/>
-      <w:r>
-        <w:rPr>
-          <w:sz w:val="28"/>
-          <w:szCs w:val="28"/>
-        </w:rPr>
-        <w:t>hynix</w:t>
-      </w:r>
-      <w:proofErr w:type="spellEnd"/>
-      <w:r>
-        <w:rPr>
-          <w:sz w:val="28"/>
-          <w:szCs w:val="28"/>
-        </w:rPr>
-        <w:t xml:space="preserve"> PC711 це лише третина від її реальних технічних можливостей. Нормативне значення для даного типу диска складає від 3000 MB/</w:t>
-      </w:r>
-      <w:proofErr w:type="spellStart"/>
-      <w:r>
-        <w:rPr>
-          <w:sz w:val="28"/>
-          <w:szCs w:val="28"/>
-        </w:rPr>
-        <w:t>sec</w:t>
-      </w:r>
-      <w:proofErr w:type="spellEnd"/>
-      <w:r>
-        <w:rPr>
-          <w:sz w:val="28"/>
-          <w:szCs w:val="28"/>
-        </w:rPr>
-        <w:t xml:space="preserve"> і вище. Занижені результати пояснюються обмеженнями програмного забезпечення HD </w:t>
-      </w:r>
-      <w:proofErr w:type="spellStart"/>
-      <w:r>
-        <w:rPr>
-          <w:sz w:val="28"/>
-          <w:szCs w:val="28"/>
-        </w:rPr>
-        <w:t>Tune</w:t>
-      </w:r>
-      <w:proofErr w:type="spellEnd"/>
-      <w:r>
-        <w:rPr>
-          <w:sz w:val="28"/>
-          <w:szCs w:val="28"/>
-        </w:rPr>
-        <w:t xml:space="preserve"> 2.55, яке є застарілим та не забезпечує коректної роботи з протоколом </w:t>
-      </w:r>
-      <w:proofErr w:type="spellStart"/>
-      <w:r>
-        <w:rPr>
-          <w:sz w:val="28"/>
-          <w:szCs w:val="28"/>
-        </w:rPr>
-        <w:t>NVMe</w:t>
-      </w:r>
-      <w:proofErr w:type="spellEnd"/>
-      <w:r>
-        <w:rPr>
-          <w:sz w:val="28"/>
-          <w:szCs w:val="28"/>
-        </w:rPr>
-        <w:t xml:space="preserve"> на повну потужність.</w:t>
+        <w:t>Максимальний показник, отриманий під час тестування пристрою, становить 966.1 MB/sec. Для моделі SK hynix PC711 це лише третина від її реальних технічних можливостей. Нормативне значення для даного типу диска складає від 3000 MB/sec і вище. Занижені результати пояснюються обмеженнями програмного забезпечення HD Tune 2.55, яке є застарілим та не забезпечує коректної роботи з протоколом NVMe на повну потужність.</w:t>
       </w:r>
     </w:p>
     <w:p>
@@ -1854,71 +1615,7 @@
           <w:szCs w:val="28"/>
         </w:rPr>
         <w:lastRenderedPageBreak/>
-        <w:t>Середня швидкість передачі даних (</w:t>
-      </w:r>
-      <w:proofErr w:type="spellStart"/>
-      <w:r>
-        <w:rPr>
-          <w:sz w:val="28"/>
-          <w:szCs w:val="28"/>
-        </w:rPr>
-        <w:t>Average</w:t>
-      </w:r>
-      <w:proofErr w:type="spellEnd"/>
-      <w:r>
-        <w:rPr>
-          <w:sz w:val="28"/>
-          <w:szCs w:val="28"/>
-        </w:rPr>
-        <w:t xml:space="preserve"> </w:t>
-      </w:r>
-      <w:proofErr w:type="spellStart"/>
-      <w:r>
-        <w:rPr>
-          <w:sz w:val="28"/>
-          <w:szCs w:val="28"/>
-        </w:rPr>
-        <w:t>Transfer</w:t>
-      </w:r>
-      <w:proofErr w:type="spellEnd"/>
-      <w:r>
-        <w:rPr>
-          <w:sz w:val="28"/>
-          <w:szCs w:val="28"/>
-        </w:rPr>
-        <w:t xml:space="preserve"> </w:t>
-      </w:r>
-      <w:proofErr w:type="spellStart"/>
-      <w:r>
-        <w:rPr>
-          <w:sz w:val="28"/>
-          <w:szCs w:val="28"/>
-        </w:rPr>
-        <w:t>Rate</w:t>
-      </w:r>
-      <w:proofErr w:type="spellEnd"/>
-      <w:r>
-        <w:rPr>
-          <w:sz w:val="28"/>
-          <w:szCs w:val="28"/>
-        </w:rPr>
-        <w:t>) протестованого пристрою становить 645.6 MB/</w:t>
-      </w:r>
-      <w:proofErr w:type="spellStart"/>
-      <w:r>
-        <w:rPr>
-          <w:sz w:val="28"/>
-          <w:szCs w:val="28"/>
-        </w:rPr>
-        <w:t>sec</w:t>
-      </w:r>
-      <w:proofErr w:type="spellEnd"/>
-      <w:r>
-        <w:rPr>
-          <w:sz w:val="28"/>
-          <w:szCs w:val="28"/>
-        </w:rPr>
-        <w:t>. У нормі цей показник має бути наближеним до максимального значення з допустимою різницею у межах 10–15%. Значна різниця між максимальним та середнім показниками підтверджує нестабільність роботи під час тестування. Причиною цього є використання диска як системного, оскільки на ньому встановлена операційна система Windows, яка постійно зверталася до нього під час проведення замірів.</w:t>
+        <w:t>Середня швидкість передачі даних (Average Transfer Rate) протестованого пристрою становить 645.6 MB/sec. У нормі цей показник має бути наближеним до максимального значення з допустимою різницею у межах 10–15%. Значна різниця між максимальним та середнім показниками підтверджує нестабільність роботи під час тестування. Причиною цього є використання диска як системного, оскільки на ньому встановлена операційна система Windows, яка постійно зверталася до нього під час проведення замірів.</w:t>
       </w:r>
     </w:p>
     <w:p>
@@ -1938,55 +1635,7 @@
           <w:sz w:val="28"/>
           <w:szCs w:val="28"/>
         </w:rPr>
-        <w:t xml:space="preserve">Показник часу відгуку (Access </w:t>
-      </w:r>
-      <w:proofErr w:type="spellStart"/>
-      <w:r>
-        <w:rPr>
-          <w:sz w:val="28"/>
-          <w:szCs w:val="28"/>
-        </w:rPr>
-        <w:t>Time</w:t>
-      </w:r>
-      <w:proofErr w:type="spellEnd"/>
-      <w:r>
-        <w:rPr>
-          <w:sz w:val="28"/>
-          <w:szCs w:val="28"/>
-        </w:rPr>
-        <w:t xml:space="preserve">) дорівнює 0.1 </w:t>
-      </w:r>
-      <w:proofErr w:type="spellStart"/>
-      <w:r>
-        <w:rPr>
-          <w:sz w:val="28"/>
-          <w:szCs w:val="28"/>
-        </w:rPr>
-        <w:t>ms</w:t>
-      </w:r>
-      <w:proofErr w:type="spellEnd"/>
-      <w:r>
-        <w:rPr>
-          <w:sz w:val="28"/>
-          <w:szCs w:val="28"/>
-        </w:rPr>
-        <w:t xml:space="preserve">. У випадку перевищення значення понад 1.0 </w:t>
-      </w:r>
-      <w:proofErr w:type="spellStart"/>
-      <w:r>
-        <w:rPr>
-          <w:sz w:val="28"/>
-          <w:szCs w:val="28"/>
-        </w:rPr>
-        <w:t>ms</w:t>
-      </w:r>
-      <w:proofErr w:type="spellEnd"/>
-      <w:r>
-        <w:rPr>
-          <w:sz w:val="28"/>
-          <w:szCs w:val="28"/>
-        </w:rPr>
-        <w:t xml:space="preserve"> це могло б свідчити про серйозні проблеми з контролером або про знос пам’яті. Таким чином, за цим параметром диск функціонує належним чином.</w:t>
+        <w:t>Показник часу відгуку (Access Time) дорівнює 0.1 ms. У випадку перевищення значення понад 1.0 ms це могло б свідчити про серйозні проблеми з контролером або про знос пам’яті. Таким чином, за цим параметром диск функціонує належним чином.</w:t>
       </w:r>
     </w:p>
     <w:p>
@@ -2006,23 +1655,7 @@
           <w:sz w:val="28"/>
           <w:szCs w:val="28"/>
         </w:rPr>
-        <w:t xml:space="preserve">Графік читання демонструє загальну стабільність роботи диска. Для SSD у нормі лінія має бути рівною або з незначними коливаннями. У протестованого пристрою спостерігаються «зубці» та суттєві провали, особливо в районі 45% об’єму. Це свідчить про нестабільність швидкісних характеристик. Найчастіше така ситуація не є ознакою поломки, а пояснюється </w:t>
-      </w:r>
-      <w:proofErr w:type="spellStart"/>
-      <w:r>
-        <w:rPr>
-          <w:sz w:val="28"/>
-          <w:szCs w:val="28"/>
-        </w:rPr>
-        <w:t>заповненістю</w:t>
-      </w:r>
-      <w:proofErr w:type="spellEnd"/>
-      <w:r>
-        <w:rPr>
-          <w:sz w:val="28"/>
-          <w:szCs w:val="28"/>
-        </w:rPr>
-        <w:t xml:space="preserve"> диска даними або активною роботою фонових служб операційної системи Windows (зокрема антивірусних програм та процесів оновлення), які відбирають частину ресурсу диска у програми тестування.</w:t>
+        <w:t>Графік читання демонструє загальну стабільність роботи диска. Для SSD у нормі лінія має бути рівною або з незначними коливаннями. У протестованого пристрою спостерігаються «зубці» та суттєві провали, особливо в районі 45% об’єму. Це свідчить про нестабільність швидкісних характеристик. Найчастіше така ситуація не є ознакою поломки, а пояснюється заповненістю диска даними або активною роботою фонових служб операційної системи Windows (зокрема антивірусних програм та процесів оновлення), які відбирають частину ресурсу диска у програми тестування.</w:t>
       </w:r>
     </w:p>
     <w:p>
@@ -2042,103 +1675,7 @@
           <w:sz w:val="28"/>
           <w:szCs w:val="28"/>
         </w:rPr>
-        <w:t xml:space="preserve">З метою забезпечення коректності подальших тестувань програмне забезпечення HD </w:t>
-      </w:r>
-      <w:proofErr w:type="spellStart"/>
-      <w:r>
-        <w:rPr>
-          <w:sz w:val="28"/>
-          <w:szCs w:val="28"/>
-        </w:rPr>
-        <w:t>Tune</w:t>
-      </w:r>
-      <w:proofErr w:type="spellEnd"/>
-      <w:r>
-        <w:rPr>
-          <w:sz w:val="28"/>
-          <w:szCs w:val="28"/>
-        </w:rPr>
-        <w:t xml:space="preserve"> було оновлено до актуальної версії HD </w:t>
-      </w:r>
-      <w:proofErr w:type="spellStart"/>
-      <w:r>
-        <w:rPr>
-          <w:sz w:val="28"/>
-          <w:szCs w:val="28"/>
-        </w:rPr>
-        <w:t>Tune</w:t>
-      </w:r>
-      <w:proofErr w:type="spellEnd"/>
-      <w:r>
-        <w:rPr>
-          <w:sz w:val="28"/>
-          <w:szCs w:val="28"/>
-        </w:rPr>
-        <w:t xml:space="preserve"> </w:t>
-      </w:r>
-      <w:proofErr w:type="spellStart"/>
-      <w:r>
-        <w:rPr>
-          <w:sz w:val="28"/>
-          <w:szCs w:val="28"/>
-        </w:rPr>
-        <w:t>Pro</w:t>
-      </w:r>
-      <w:proofErr w:type="spellEnd"/>
-      <w:r>
-        <w:rPr>
-          <w:sz w:val="28"/>
-          <w:szCs w:val="28"/>
-        </w:rPr>
-        <w:t xml:space="preserve"> 6.10. Це дозволяє отримувати більш точні результати при роботі з </w:t>
-      </w:r>
-      <w:proofErr w:type="spellStart"/>
-      <w:r>
-        <w:rPr>
-          <w:sz w:val="28"/>
-          <w:szCs w:val="28"/>
-        </w:rPr>
-        <w:t>NVMe</w:t>
-      </w:r>
-      <w:proofErr w:type="spellEnd"/>
-      <w:r>
-        <w:rPr>
-          <w:sz w:val="28"/>
-          <w:szCs w:val="28"/>
-        </w:rPr>
-        <w:t xml:space="preserve">-накопичувачами, зокрема з моделлю SK </w:t>
-      </w:r>
-      <w:proofErr w:type="spellStart"/>
-      <w:r>
-        <w:rPr>
-          <w:sz w:val="28"/>
-          <w:szCs w:val="28"/>
-        </w:rPr>
-        <w:t>hynix</w:t>
-      </w:r>
-      <w:proofErr w:type="spellEnd"/>
-      <w:r>
-        <w:rPr>
-          <w:sz w:val="28"/>
-          <w:szCs w:val="28"/>
-        </w:rPr>
-        <w:t xml:space="preserve"> PC711, яка відповідає стандарту </w:t>
-      </w:r>
-      <w:proofErr w:type="spellStart"/>
-      <w:r>
-        <w:rPr>
-          <w:sz w:val="28"/>
-          <w:szCs w:val="28"/>
-        </w:rPr>
-        <w:t>NVMe</w:t>
-      </w:r>
-      <w:proofErr w:type="spellEnd"/>
-      <w:r>
-        <w:rPr>
-          <w:sz w:val="28"/>
-          <w:szCs w:val="28"/>
-        </w:rPr>
-        <w:t xml:space="preserve"> 1.3.</w:t>
+        <w:t>З метою забезпечення коректності подальших тестувань програмне забезпечення HD Tune було оновлено до актуальної версії HD Tune Pro 6.10. Це дозволяє отримувати більш точні результати при роботі з NVMe-накопичувачами, зокрема з моделлю SK hynix PC711, яка відповідає стандарту NVMe 1.3.</w:t>
       </w:r>
     </w:p>
     <w:p>
@@ -2155,6 +1692,7 @@
       </w:pPr>
       <w:r>
         <w:rPr>
+          <w:noProof/>
           <w:sz w:val="28"/>
           <w:szCs w:val="28"/>
           <w:lang w:val="ru-RU"/>
@@ -2248,87 +1786,7 @@
           <w:sz w:val="28"/>
           <w:szCs w:val="28"/>
         </w:rPr>
-        <w:t xml:space="preserve">Показник </w:t>
-      </w:r>
-      <w:proofErr w:type="spellStart"/>
-      <w:r>
-        <w:rPr>
-          <w:sz w:val="28"/>
-          <w:szCs w:val="28"/>
-        </w:rPr>
-        <w:t>Critical</w:t>
-      </w:r>
-      <w:proofErr w:type="spellEnd"/>
-      <w:r>
-        <w:rPr>
-          <w:sz w:val="28"/>
-          <w:szCs w:val="28"/>
-        </w:rPr>
-        <w:t xml:space="preserve"> </w:t>
-      </w:r>
-      <w:proofErr w:type="spellStart"/>
-      <w:r>
-        <w:rPr>
-          <w:sz w:val="28"/>
-          <w:szCs w:val="28"/>
-        </w:rPr>
-        <w:t>Warning</w:t>
-      </w:r>
-      <w:proofErr w:type="spellEnd"/>
-      <w:r>
-        <w:rPr>
-          <w:sz w:val="28"/>
-          <w:szCs w:val="28"/>
-        </w:rPr>
-        <w:t xml:space="preserve"> має значення 0, що підтверджує відсутність системних помилок, які могли б вплинути на стабільність роботи накопичувача. Аналогічно, </w:t>
-      </w:r>
-      <w:proofErr w:type="spellStart"/>
-      <w:r>
-        <w:rPr>
-          <w:sz w:val="28"/>
-          <w:szCs w:val="28"/>
-        </w:rPr>
-        <w:t>Endurance</w:t>
-      </w:r>
-      <w:proofErr w:type="spellEnd"/>
-      <w:r>
-        <w:rPr>
-          <w:sz w:val="28"/>
-          <w:szCs w:val="28"/>
-        </w:rPr>
-        <w:t xml:space="preserve"> </w:t>
-      </w:r>
-      <w:proofErr w:type="spellStart"/>
-      <w:r>
-        <w:rPr>
-          <w:sz w:val="28"/>
-          <w:szCs w:val="28"/>
-        </w:rPr>
-        <w:t>Critical</w:t>
-      </w:r>
-      <w:proofErr w:type="spellEnd"/>
-      <w:r>
-        <w:rPr>
-          <w:sz w:val="28"/>
-          <w:szCs w:val="28"/>
-        </w:rPr>
-        <w:t xml:space="preserve"> </w:t>
-      </w:r>
-      <w:proofErr w:type="spellStart"/>
-      <w:r>
-        <w:rPr>
-          <w:sz w:val="28"/>
-          <w:szCs w:val="28"/>
-        </w:rPr>
-        <w:t>Warning</w:t>
-      </w:r>
-      <w:proofErr w:type="spellEnd"/>
-      <w:r>
-        <w:rPr>
-          <w:sz w:val="28"/>
-          <w:szCs w:val="28"/>
-        </w:rPr>
-        <w:t xml:space="preserve"> також дорівнює 0, що свідчить про нормальний рівень зносу пам’яті.</w:t>
+        <w:t>Показник Critical Warning має значення 0, що підтверджує відсутність системних помилок, які могли б вплинути на стабільність роботи накопичувача. Аналогічно, Endurance Critical Warning також дорівнює 0, що свідчить про нормальний рівень зносу пам’яті.</w:t>
       </w:r>
     </w:p>
     <w:p>
@@ -2345,13 +1803,15 @@
       </w:pPr>
       <w:r>
         <w:rPr>
-          <w:sz w:val="28"/>
-          <w:szCs w:val="28"/>
+          <w:noProof/>
+          <w:sz w:val="28"/>
+          <w:szCs w:val="28"/>
+          <w:lang w:val="ru-RU"/>
         </w:rPr>
         <w:drawing>
-          <wp:inline distT="0" distB="0" distL="0" distR="0" wp14:anchorId="67811A8B" wp14:editId="6F982ABB">
-            <wp:extent cx="5423655" cy="2926080"/>
-            <wp:effectExtent l="0" t="0" r="5715" b="7620"/>
+          <wp:inline distT="0" distB="0" distL="0" distR="0" wp14:anchorId="67811A8B" wp14:editId="78A02422">
+            <wp:extent cx="4754880" cy="2114286"/>
+            <wp:effectExtent l="0" t="0" r="7620" b="635"/>
             <wp:docPr id="740563076" name="Рисунок 1" descr="Изображение выглядит как текст, снимок экрана, программное обеспечение, дисплей&#10;&#10;Содержимое, созданное искусственным интеллектом, может быть неверным."/>
             <wp:cNvGraphicFramePr>
               <a:graphicFrameLocks xmlns:a="http://schemas.openxmlformats.org/drawingml/2006/main" noChangeAspect="1"/>
@@ -2365,15 +1825,13 @@
                   </pic:nvPicPr>
                   <pic:blipFill rotWithShape="1">
                     <a:blip r:embed="rId11"/>
-                    <a:srcRect r="46417" b="42720"/>
-                    <a:stretch>
-                      <a:fillRect/>
-                    </a:stretch>
+                    <a:srcRect r="46417" b="52790"/>
+                    <a:stretch/>
                   </pic:blipFill>
                   <pic:spPr bwMode="auto">
                     <a:xfrm>
                       <a:off x="0" y="0"/>
-                      <a:ext cx="5450702" cy="2940672"/>
+                      <a:ext cx="4851851" cy="2157405"/>
                     </a:xfrm>
                     <a:prstGeom prst="rect">
                       <a:avLst/>
@@ -2425,21 +1883,14 @@
           <w:sz w:val="28"/>
           <w:szCs w:val="28"/>
         </w:rPr>
-        <w:t xml:space="preserve"> Стан здоров</w:t>
-      </w:r>
-      <w:r>
-        <w:rPr>
-          <w:sz w:val="28"/>
-          <w:szCs w:val="28"/>
-        </w:rPr>
-        <w:t>’</w:t>
-      </w:r>
-      <w:r>
-        <w:rPr>
-          <w:sz w:val="28"/>
-          <w:szCs w:val="28"/>
-        </w:rPr>
-        <w:t>я диска</w:t>
+        <w:t xml:space="preserve"> Стан</w:t>
+      </w:r>
+      <w:r>
+        <w:rPr>
+          <w:sz w:val="28"/>
+          <w:szCs w:val="28"/>
+        </w:rPr>
+        <w:t xml:space="preserve"> диска</w:t>
       </w:r>
     </w:p>
     <w:p>
@@ -2459,104 +1910,15 @@
           <w:sz w:val="28"/>
           <w:szCs w:val="28"/>
         </w:rPr>
+        <w:t xml:space="preserve">Поточна температура накопичувача становить 27.9°C, що є оптимальним значенням для SSD. Відсутність часу в режимі Warning Temperature Time та Critical </w:t>
+      </w:r>
+      <w:r>
+        <w:rPr>
+          <w:sz w:val="28"/>
+          <w:szCs w:val="28"/>
+        </w:rPr>
         <w:lastRenderedPageBreak/>
-        <w:t xml:space="preserve">Поточна температура накопичувача становить 27.9°C, що є оптимальним значенням для SSD. Відсутність часу в режимі </w:t>
-      </w:r>
-      <w:proofErr w:type="spellStart"/>
-      <w:r>
-        <w:rPr>
-          <w:sz w:val="28"/>
-          <w:szCs w:val="28"/>
-        </w:rPr>
-        <w:t>Warning</w:t>
-      </w:r>
-      <w:proofErr w:type="spellEnd"/>
-      <w:r>
-        <w:rPr>
-          <w:sz w:val="28"/>
-          <w:szCs w:val="28"/>
-        </w:rPr>
-        <w:t xml:space="preserve"> </w:t>
-      </w:r>
-      <w:proofErr w:type="spellStart"/>
-      <w:r>
-        <w:rPr>
-          <w:sz w:val="28"/>
-          <w:szCs w:val="28"/>
-        </w:rPr>
-        <w:t>Temperature</w:t>
-      </w:r>
-      <w:proofErr w:type="spellEnd"/>
-      <w:r>
-        <w:rPr>
-          <w:sz w:val="28"/>
-          <w:szCs w:val="28"/>
-        </w:rPr>
-        <w:t xml:space="preserve"> </w:t>
-      </w:r>
-      <w:proofErr w:type="spellStart"/>
-      <w:r>
-        <w:rPr>
-          <w:sz w:val="28"/>
-          <w:szCs w:val="28"/>
-        </w:rPr>
-        <w:t>Time</w:t>
-      </w:r>
-      <w:proofErr w:type="spellEnd"/>
-      <w:r>
-        <w:rPr>
-          <w:sz w:val="28"/>
-          <w:szCs w:val="28"/>
-        </w:rPr>
-        <w:t xml:space="preserve"> та </w:t>
-      </w:r>
-      <w:proofErr w:type="spellStart"/>
-      <w:r>
-        <w:rPr>
-          <w:sz w:val="28"/>
-          <w:szCs w:val="28"/>
-        </w:rPr>
-        <w:t>Critical</w:t>
-      </w:r>
-      <w:proofErr w:type="spellEnd"/>
-      <w:r>
-        <w:rPr>
-          <w:sz w:val="28"/>
-          <w:szCs w:val="28"/>
-        </w:rPr>
-        <w:t xml:space="preserve"> </w:t>
-      </w:r>
-      <w:proofErr w:type="spellStart"/>
-      <w:r>
-        <w:rPr>
-          <w:sz w:val="28"/>
-          <w:szCs w:val="28"/>
-        </w:rPr>
-        <w:t>Temperature</w:t>
-      </w:r>
-      <w:proofErr w:type="spellEnd"/>
-      <w:r>
-        <w:rPr>
-          <w:sz w:val="28"/>
-          <w:szCs w:val="28"/>
-        </w:rPr>
-        <w:t xml:space="preserve"> </w:t>
-      </w:r>
-      <w:proofErr w:type="spellStart"/>
-      <w:r>
-        <w:rPr>
-          <w:sz w:val="28"/>
-          <w:szCs w:val="28"/>
-        </w:rPr>
-        <w:t>Time</w:t>
-      </w:r>
-      <w:proofErr w:type="spellEnd"/>
-      <w:r>
-        <w:rPr>
-          <w:sz w:val="28"/>
-          <w:szCs w:val="28"/>
-        </w:rPr>
-        <w:t xml:space="preserve"> (0 хвилин) підтверджує, що пристрій не перегрівався протягом експлуатації. Нормальним вважається температурний діапазон до 70°C.</w:t>
+        <w:t>Temperature Time (0 хвилин) підтверджує, що пристрій не перегрівався протягом експлуатації. Нормальним вважається температурний діапазон до 70°C.</w:t>
       </w:r>
     </w:p>
     <w:p>
@@ -2576,87 +1938,7 @@
           <w:sz w:val="28"/>
           <w:szCs w:val="28"/>
         </w:rPr>
-        <w:t xml:space="preserve">Показник </w:t>
-      </w:r>
-      <w:proofErr w:type="spellStart"/>
-      <w:r>
-        <w:rPr>
-          <w:sz w:val="28"/>
-          <w:szCs w:val="28"/>
-        </w:rPr>
-        <w:t>Available</w:t>
-      </w:r>
-      <w:proofErr w:type="spellEnd"/>
-      <w:r>
-        <w:rPr>
-          <w:sz w:val="28"/>
-          <w:szCs w:val="28"/>
-        </w:rPr>
-        <w:t xml:space="preserve"> </w:t>
-      </w:r>
-      <w:proofErr w:type="spellStart"/>
-      <w:r>
-        <w:rPr>
-          <w:sz w:val="28"/>
-          <w:szCs w:val="28"/>
-        </w:rPr>
-        <w:t>Spare</w:t>
-      </w:r>
-      <w:proofErr w:type="spellEnd"/>
-      <w:r>
-        <w:rPr>
-          <w:sz w:val="28"/>
-          <w:szCs w:val="28"/>
-        </w:rPr>
-        <w:t xml:space="preserve"> </w:t>
-      </w:r>
-      <w:proofErr w:type="spellStart"/>
-      <w:r>
-        <w:rPr>
-          <w:sz w:val="28"/>
-          <w:szCs w:val="28"/>
-        </w:rPr>
-        <w:t>Capacity</w:t>
-      </w:r>
-      <w:proofErr w:type="spellEnd"/>
-      <w:r>
-        <w:rPr>
-          <w:sz w:val="28"/>
-          <w:szCs w:val="28"/>
-        </w:rPr>
-        <w:t xml:space="preserve"> становить 100%, що означає повну доступність резервних блоків пам’яті. </w:t>
-      </w:r>
-      <w:proofErr w:type="spellStart"/>
-      <w:r>
-        <w:rPr>
-          <w:sz w:val="28"/>
-          <w:szCs w:val="28"/>
-        </w:rPr>
-        <w:t>Percentage</w:t>
-      </w:r>
-      <w:proofErr w:type="spellEnd"/>
-      <w:r>
-        <w:rPr>
-          <w:sz w:val="28"/>
-          <w:szCs w:val="28"/>
-        </w:rPr>
-        <w:t xml:space="preserve"> </w:t>
-      </w:r>
-      <w:proofErr w:type="spellStart"/>
-      <w:r>
-        <w:rPr>
-          <w:sz w:val="28"/>
-          <w:szCs w:val="28"/>
-        </w:rPr>
-        <w:t>Used</w:t>
-      </w:r>
-      <w:proofErr w:type="spellEnd"/>
-      <w:r>
-        <w:rPr>
-          <w:sz w:val="28"/>
-          <w:szCs w:val="28"/>
-        </w:rPr>
-        <w:t xml:space="preserve"> дорівнює 4%, що свідчить про низький рівень зносу накопичувача. Для SSD нормальним вважається значення до 80%; перевищення цього порогу може свідчити про наближення кінця ресурсу.</w:t>
+        <w:t>Показник Available Spare Capacity становить 100%, що означає повну доступність резервних блоків пам’яті. Percentage Used дорівнює 4%, що свідчить про низький рівень зносу накопичувача. Для SSD нормальним вважається значення до 80%; перевищення цього порогу може свідчити про наближення кінця ресурсу.</w:t>
       </w:r>
     </w:p>
     <w:p>
@@ -2676,55 +1958,21 @@
           <w:sz w:val="28"/>
           <w:szCs w:val="28"/>
         </w:rPr>
-        <w:t xml:space="preserve">Загальний обсяг прочитаних даних становить 163339 </w:t>
-      </w:r>
-      <w:proofErr w:type="spellStart"/>
-      <w:r>
-        <w:rPr>
-          <w:sz w:val="28"/>
-          <w:szCs w:val="28"/>
-        </w:rPr>
-        <w:t>GiB</w:t>
-      </w:r>
-      <w:proofErr w:type="spellEnd"/>
-      <w:r>
-        <w:rPr>
-          <w:sz w:val="28"/>
-          <w:szCs w:val="28"/>
-        </w:rPr>
-        <w:t xml:space="preserve">, а записаних — 56568 </w:t>
-      </w:r>
-      <w:proofErr w:type="spellStart"/>
-      <w:r>
-        <w:rPr>
-          <w:sz w:val="28"/>
-          <w:szCs w:val="28"/>
-        </w:rPr>
-        <w:t>GiB</w:t>
-      </w:r>
-      <w:proofErr w:type="spellEnd"/>
-      <w:r>
-        <w:rPr>
-          <w:sz w:val="28"/>
-          <w:szCs w:val="28"/>
-        </w:rPr>
-        <w:t xml:space="preserve">. Ці значення свідчать про активне використання пристрою, але не перевищують критичних меж для сучасних </w:t>
-      </w:r>
-      <w:proofErr w:type="spellStart"/>
-      <w:r>
-        <w:rPr>
-          <w:sz w:val="28"/>
-          <w:szCs w:val="28"/>
-        </w:rPr>
-        <w:t>NVMe</w:t>
-      </w:r>
-      <w:proofErr w:type="spellEnd"/>
-      <w:r>
-        <w:rPr>
-          <w:sz w:val="28"/>
-          <w:szCs w:val="28"/>
-        </w:rPr>
-        <w:t xml:space="preserve"> SSD.</w:t>
+        <w:t xml:space="preserve">Загальний обсяг прочитаних даних становить 163339 GiB, а записаних </w:t>
+      </w:r>
+      <w:r>
+        <w:rPr>
+          <w:sz w:val="28"/>
+          <w:szCs w:val="28"/>
+        </w:rPr>
+        <w:t>–</w:t>
+      </w:r>
+      <w:r>
+        <w:rPr>
+          <w:sz w:val="28"/>
+          <w:szCs w:val="28"/>
+        </w:rPr>
+        <w:t xml:space="preserve"> 56568 GiB. Ці значення свідчать про активне використання пристрою, але не перевищують критичних меж для сучасних NVMe SSD.</w:t>
       </w:r>
     </w:p>
     <w:p>
@@ -2744,17 +1992,8 @@
           <w:sz w:val="28"/>
           <w:szCs w:val="28"/>
         </w:rPr>
-        <w:t xml:space="preserve">Виконано 6 450 153 163 команд читання та 1 297 020 457 команд запису. Це підтверджує інтенсивну експлуатацію накопичувача, з переважанням операцій читання, що є типовим для </w:t>
-      </w:r>
-      <w:proofErr w:type="spellStart"/>
-      <w:r>
-        <w:rPr>
-          <w:sz w:val="28"/>
-          <w:szCs w:val="28"/>
-        </w:rPr>
-        <w:t>си</w:t>
-      </w:r>
-      <w:proofErr w:type="spellEnd"/>
+        <w:t>Виконано 6 450 153 163 команд читання та 1 297 020 457 команд запису. Це підтверджує інтенсивну експлуатацію накопичувача, з переважанням операцій читання, що є типовим для си</w:t>
+      </w:r>
       <w:r>
         <w:t xml:space="preserve"> </w:t>
       </w:r>
@@ -2763,213 +2002,31 @@
           <w:sz w:val="28"/>
           <w:szCs w:val="28"/>
         </w:rPr>
-        <w:t xml:space="preserve">Показник </w:t>
-      </w:r>
-      <w:proofErr w:type="spellStart"/>
-      <w:r>
-        <w:rPr>
-          <w:sz w:val="28"/>
-          <w:szCs w:val="28"/>
-        </w:rPr>
-        <w:t>Controller</w:t>
-      </w:r>
-      <w:proofErr w:type="spellEnd"/>
-      <w:r>
-        <w:rPr>
-          <w:sz w:val="28"/>
-          <w:szCs w:val="28"/>
-        </w:rPr>
+        <w:t>Показник Controller Busy Time становить 9788 хвилин, що еквівалентно приблизно 6.8 дням активної роботи контролера. Це є нормальним для пристрою,</w:t>
+      </w:r>
+      <w:r>
         <w:t xml:space="preserve"> </w:t>
       </w:r>
-      <w:proofErr w:type="spellStart"/>
-      <w:r>
-        <w:rPr>
-          <w:sz w:val="28"/>
-          <w:szCs w:val="28"/>
-        </w:rPr>
-        <w:t>Busy</w:t>
-      </w:r>
-      <w:proofErr w:type="spellEnd"/>
-      <w:r>
-        <w:rPr>
-          <w:sz w:val="28"/>
-          <w:szCs w:val="28"/>
-        </w:rPr>
-        <w:t xml:space="preserve"> </w:t>
-      </w:r>
-      <w:proofErr w:type="spellStart"/>
-      <w:r>
-        <w:rPr>
-          <w:sz w:val="28"/>
-          <w:szCs w:val="28"/>
-        </w:rPr>
-        <w:t>Time</w:t>
-      </w:r>
-      <w:proofErr w:type="spellEnd"/>
-      <w:r>
-        <w:rPr>
-          <w:sz w:val="28"/>
-          <w:szCs w:val="28"/>
-        </w:rPr>
-        <w:t xml:space="preserve"> становить 9788 хвилин, що еквівалентно приблизно 6.8 дням активної роботи контролера. Це є нормальним для пристрою,</w:t>
-      </w:r>
-      <w:r>
-        <w:t xml:space="preserve"> </w:t>
-      </w:r>
-      <w:r>
-        <w:rPr>
-          <w:sz w:val="28"/>
-          <w:szCs w:val="28"/>
-        </w:rPr>
-        <w:t xml:space="preserve">Зареєстровано 3802 цикли живлення, що є типовим для пристрою, який експлуатується протягом тривалого часу. Кількість </w:t>
-      </w:r>
-      <w:proofErr w:type="spellStart"/>
-      <w:r>
-        <w:rPr>
-          <w:sz w:val="28"/>
-          <w:szCs w:val="28"/>
-        </w:rPr>
-        <w:t>Unsafe</w:t>
-      </w:r>
-      <w:proofErr w:type="spellEnd"/>
-      <w:r>
-        <w:rPr>
-          <w:sz w:val="28"/>
-          <w:szCs w:val="28"/>
-        </w:rPr>
-        <w:t xml:space="preserve"> </w:t>
-      </w:r>
-      <w:proofErr w:type="spellStart"/>
-      <w:r>
-        <w:rPr>
-          <w:sz w:val="28"/>
-          <w:szCs w:val="28"/>
-        </w:rPr>
-        <w:t>Shutdowns</w:t>
-      </w:r>
-      <w:proofErr w:type="spellEnd"/>
-      <w:r>
-        <w:rPr>
-          <w:sz w:val="28"/>
-          <w:szCs w:val="28"/>
-        </w:rPr>
-        <w:t xml:space="preserve"> — 172, що свідчить про періодичні некоректні вимкнення системи. Допустимим вважається значення до 200; перевищення може впливати на стабільність файлової системи. який використовується як </w:t>
-      </w:r>
-      <w:proofErr w:type="spellStart"/>
-      <w:r>
-        <w:rPr>
-          <w:sz w:val="28"/>
-          <w:szCs w:val="28"/>
-        </w:rPr>
-        <w:t>системний.стемного</w:t>
-      </w:r>
-      <w:proofErr w:type="spellEnd"/>
-      <w:r>
-        <w:rPr>
-          <w:sz w:val="28"/>
-          <w:szCs w:val="28"/>
-        </w:rPr>
-        <w:t xml:space="preserve"> диска.</w:t>
-      </w:r>
-    </w:p>
-    <w:p>
-      <w:pPr>
-        <w:spacing w:line="360" w:lineRule="auto"/>
-        <w:ind w:leftChars="0" w:firstLineChars="251" w:firstLine="703"/>
-        <w:contextualSpacing/>
-        <w:jc w:val="both"/>
-        <w:outlineLvl w:val="9"/>
-        <w:rPr>
-          <w:sz w:val="28"/>
-          <w:szCs w:val="28"/>
-        </w:rPr>
-      </w:pPr>
-      <w:r>
-        <w:rPr>
-          <w:sz w:val="28"/>
-          <w:szCs w:val="28"/>
-        </w:rPr>
-        <w:t xml:space="preserve">Показник </w:t>
-      </w:r>
-      <w:proofErr w:type="spellStart"/>
-      <w:r>
-        <w:rPr>
-          <w:sz w:val="28"/>
-          <w:szCs w:val="28"/>
-        </w:rPr>
-        <w:t>Data</w:t>
-      </w:r>
-      <w:proofErr w:type="spellEnd"/>
-      <w:r>
-        <w:rPr>
-          <w:sz w:val="28"/>
-          <w:szCs w:val="28"/>
-        </w:rPr>
-        <w:t xml:space="preserve"> </w:t>
-      </w:r>
-      <w:proofErr w:type="spellStart"/>
-      <w:r>
-        <w:rPr>
-          <w:sz w:val="28"/>
-          <w:szCs w:val="28"/>
-        </w:rPr>
-        <w:t>Errors</w:t>
-      </w:r>
-      <w:proofErr w:type="spellEnd"/>
-      <w:r>
-        <w:rPr>
-          <w:sz w:val="28"/>
-          <w:szCs w:val="28"/>
-        </w:rPr>
-        <w:t xml:space="preserve"> дорівнює 0, що підтверджує відсутність помилок при читанні або запису даних. </w:t>
-      </w:r>
-      <w:proofErr w:type="spellStart"/>
-      <w:r>
-        <w:rPr>
-          <w:sz w:val="28"/>
-          <w:szCs w:val="28"/>
-        </w:rPr>
-        <w:t>Error</w:t>
-      </w:r>
-      <w:proofErr w:type="spellEnd"/>
-      <w:r>
-        <w:rPr>
-          <w:sz w:val="28"/>
-          <w:szCs w:val="28"/>
-        </w:rPr>
-        <w:t xml:space="preserve"> </w:t>
-      </w:r>
-      <w:proofErr w:type="spellStart"/>
-      <w:r>
-        <w:rPr>
-          <w:sz w:val="28"/>
-          <w:szCs w:val="28"/>
-        </w:rPr>
-        <w:t>Information</w:t>
-      </w:r>
-      <w:proofErr w:type="spellEnd"/>
-      <w:r>
-        <w:rPr>
-          <w:sz w:val="28"/>
-          <w:szCs w:val="28"/>
-        </w:rPr>
-        <w:t xml:space="preserve"> </w:t>
-      </w:r>
-      <w:proofErr w:type="spellStart"/>
-      <w:r>
-        <w:rPr>
-          <w:sz w:val="28"/>
-          <w:szCs w:val="28"/>
-        </w:rPr>
-        <w:t>Entries</w:t>
-      </w:r>
-      <w:proofErr w:type="spellEnd"/>
-      <w:r>
-        <w:rPr>
-          <w:sz w:val="28"/>
-          <w:szCs w:val="28"/>
-        </w:rPr>
-        <w:t xml:space="preserve"> — 1, що є одиничним випадком і не свідчить про системну проблему.</w:t>
+      <w:r>
+        <w:rPr>
+          <w:sz w:val="28"/>
+          <w:szCs w:val="28"/>
+        </w:rPr>
+        <w:t xml:space="preserve">Зареєстровано 3802 цикли живлення, що є типовим для пристрою, який експлуатується протягом тривалого часу. Кількість Unsafe Shutdowns </w:t>
+      </w:r>
+      <w:r>
+        <w:rPr>
+          <w:sz w:val="28"/>
+          <w:szCs w:val="28"/>
+        </w:rPr>
+        <w:t>–</w:t>
+      </w:r>
+      <w:r>
+        <w:rPr>
+          <w:sz w:val="28"/>
+          <w:szCs w:val="28"/>
+        </w:rPr>
+        <w:t xml:space="preserve"> 172, що свідчить про періодичні некоректні вимкнення системи. Допустимим вважається значення до 200; перевищення може впливати на стабільність файлової системи. який використовується як системний.стемного диска.</w:t>
       </w:r>
     </w:p>
     <w:p>
@@ -2987,9 +2044,10 @@
       </w:pPr>
       <w:r>
         <w:rPr>
-          <w:sz w:val="28"/>
-          <w:szCs w:val="28"/>
-          <w:lang w:val="en-US"/>
+          <w:noProof/>
+          <w:sz w:val="28"/>
+          <w:szCs w:val="28"/>
+          <w:lang w:val="ru-RU"/>
         </w:rPr>
         <w:drawing>
           <wp:inline distT="0" distB="0" distL="0" distR="0" wp14:anchorId="6CF016DE" wp14:editId="4CF04FA3">
@@ -3074,6 +2132,40 @@
     <w:p>
       <w:pPr>
         <w:spacing w:line="360" w:lineRule="auto"/>
+        <w:ind w:leftChars="0" w:firstLineChars="251" w:firstLine="703"/>
+        <w:contextualSpacing/>
+        <w:jc w:val="both"/>
+        <w:outlineLvl w:val="9"/>
+        <w:rPr>
+          <w:sz w:val="28"/>
+          <w:szCs w:val="28"/>
+        </w:rPr>
+      </w:pPr>
+      <w:r>
+        <w:rPr>
+          <w:sz w:val="28"/>
+          <w:szCs w:val="28"/>
+        </w:rPr>
+        <w:t xml:space="preserve">Показник Data Errors дорівнює 0, що підтверджує відсутність помилок при читанні або запису даних. Error Information Entries </w:t>
+      </w:r>
+      <w:r>
+        <w:rPr>
+          <w:sz w:val="28"/>
+          <w:szCs w:val="28"/>
+        </w:rPr>
+        <w:t>–</w:t>
+      </w:r>
+      <w:r>
+        <w:rPr>
+          <w:sz w:val="28"/>
+          <w:szCs w:val="28"/>
+        </w:rPr>
+        <w:t xml:space="preserve"> 1, що є одиничним випадком і не свідчить про системну проблему.</w:t>
+      </w:r>
+    </w:p>
+    <w:p>
+      <w:pPr>
+        <w:spacing w:line="360" w:lineRule="auto"/>
         <w:ind w:leftChars="0" w:firstLineChars="0" w:firstLine="1"/>
         <w:contextualSpacing/>
         <w:jc w:val="center"/>
@@ -3085,8 +2177,10 @@
       </w:pPr>
       <w:r>
         <w:rPr>
-          <w:sz w:val="28"/>
-          <w:szCs w:val="28"/>
+          <w:noProof/>
+          <w:sz w:val="28"/>
+          <w:szCs w:val="28"/>
+          <w:lang w:val="ru-RU"/>
         </w:rPr>
         <w:lastRenderedPageBreak/>
         <w:drawing>
@@ -3177,87 +2271,21 @@
           <w:sz w:val="28"/>
           <w:szCs w:val="28"/>
         </w:rPr>
-        <w:t xml:space="preserve">У процесі діагностики накопичувача SK </w:t>
-      </w:r>
-      <w:proofErr w:type="spellStart"/>
-      <w:r>
-        <w:rPr>
-          <w:sz w:val="28"/>
-          <w:szCs w:val="28"/>
-        </w:rPr>
-        <w:t>hynix</w:t>
-      </w:r>
-      <w:proofErr w:type="spellEnd"/>
-      <w:r>
-        <w:rPr>
-          <w:sz w:val="28"/>
-          <w:szCs w:val="28"/>
-        </w:rPr>
-        <w:t xml:space="preserve"> PC711 HFS512GDE за допомогою інструменту «</w:t>
-      </w:r>
-      <w:proofErr w:type="spellStart"/>
-      <w:r>
-        <w:rPr>
-          <w:sz w:val="28"/>
-          <w:szCs w:val="28"/>
-        </w:rPr>
-        <w:t>Error</w:t>
-      </w:r>
-      <w:proofErr w:type="spellEnd"/>
-      <w:r>
-        <w:rPr>
-          <w:sz w:val="28"/>
-          <w:szCs w:val="28"/>
-        </w:rPr>
-        <w:t xml:space="preserve"> </w:t>
-      </w:r>
-      <w:proofErr w:type="spellStart"/>
-      <w:r>
-        <w:rPr>
-          <w:sz w:val="28"/>
-          <w:szCs w:val="28"/>
-        </w:rPr>
-        <w:t>Scan</w:t>
-      </w:r>
-      <w:proofErr w:type="spellEnd"/>
-      <w:r>
-        <w:rPr>
-          <w:sz w:val="28"/>
-          <w:szCs w:val="28"/>
-        </w:rPr>
-        <w:t xml:space="preserve">» було проведено перевірку поверхні диска на наявність пошкоджених блоків. За результатами сканування пошкоджених секторів не виявлено — показник </w:t>
-      </w:r>
-      <w:proofErr w:type="spellStart"/>
-      <w:r>
-        <w:rPr>
-          <w:sz w:val="28"/>
-          <w:szCs w:val="28"/>
-        </w:rPr>
-        <w:t>Damaged</w:t>
-      </w:r>
-      <w:proofErr w:type="spellEnd"/>
-      <w:r>
-        <w:rPr>
-          <w:sz w:val="28"/>
-          <w:szCs w:val="28"/>
-        </w:rPr>
-        <w:t xml:space="preserve"> </w:t>
-      </w:r>
-      <w:proofErr w:type="spellStart"/>
-      <w:r>
-        <w:rPr>
-          <w:sz w:val="28"/>
-          <w:szCs w:val="28"/>
-        </w:rPr>
-        <w:t>Blocks</w:t>
-      </w:r>
-      <w:proofErr w:type="spellEnd"/>
-      <w:r>
-        <w:rPr>
-          <w:sz w:val="28"/>
-          <w:szCs w:val="28"/>
-        </w:rPr>
-        <w:t xml:space="preserve"> становить 0.0%, що свідчить про відсутність фізичних дефектів у протестованій області накопичувача.</w:t>
+        <w:t xml:space="preserve">У процесі діагностики накопичувача SK hynix PC711 HFS512GDE за допомогою інструменту «Error Scan» було проведено перевірку поверхні диска на наявність пошкоджених блоків. За результатами сканування пошкоджених секторів не виявлено </w:t>
+      </w:r>
+      <w:r>
+        <w:rPr>
+          <w:sz w:val="28"/>
+          <w:szCs w:val="28"/>
+        </w:rPr>
+        <w:t>–</w:t>
+      </w:r>
+      <w:r>
+        <w:rPr>
+          <w:sz w:val="28"/>
+          <w:szCs w:val="28"/>
+        </w:rPr>
+        <w:t xml:space="preserve"> показник Damaged Blocks становить 0.0%, що свідчить про відсутність фізичних дефектів у протестованій області накопичувача.</w:t>
       </w:r>
     </w:p>
     <w:p>
@@ -3277,71 +2305,7 @@
           <w:sz w:val="28"/>
           <w:szCs w:val="28"/>
         </w:rPr>
-        <w:t xml:space="preserve">Усі протестовані блоки позначені як </w:t>
-      </w:r>
-      <w:proofErr w:type="spellStart"/>
-      <w:r>
-        <w:rPr>
-          <w:sz w:val="28"/>
-          <w:szCs w:val="28"/>
-        </w:rPr>
-        <w:t>Good</w:t>
-      </w:r>
-      <w:proofErr w:type="spellEnd"/>
-      <w:r>
-        <w:rPr>
-          <w:sz w:val="28"/>
-          <w:szCs w:val="28"/>
-        </w:rPr>
-        <w:t xml:space="preserve"> (зеленим кольором), що підтверджує їхню справну роботу. Блоки, які не були охоплені скануванням, позначені сірим кольором (</w:t>
-      </w:r>
-      <w:proofErr w:type="spellStart"/>
-      <w:r>
-        <w:rPr>
-          <w:sz w:val="28"/>
-          <w:szCs w:val="28"/>
-        </w:rPr>
-        <w:t>Not</w:t>
-      </w:r>
-      <w:proofErr w:type="spellEnd"/>
-      <w:r>
-        <w:rPr>
-          <w:sz w:val="28"/>
-          <w:szCs w:val="28"/>
-        </w:rPr>
-        <w:t xml:space="preserve"> </w:t>
-      </w:r>
-      <w:proofErr w:type="spellStart"/>
-      <w:r>
-        <w:rPr>
-          <w:sz w:val="28"/>
-          <w:szCs w:val="28"/>
-        </w:rPr>
-        <w:t>Tested</w:t>
-      </w:r>
-      <w:proofErr w:type="spellEnd"/>
-      <w:r>
-        <w:rPr>
-          <w:sz w:val="28"/>
-          <w:szCs w:val="28"/>
-        </w:rPr>
-        <w:t>). Відсутність червоних секторів (</w:t>
-      </w:r>
-      <w:proofErr w:type="spellStart"/>
-      <w:r>
-        <w:rPr>
-          <w:sz w:val="28"/>
-          <w:szCs w:val="28"/>
-        </w:rPr>
-        <w:t>Damaged</w:t>
-      </w:r>
-      <w:proofErr w:type="spellEnd"/>
-      <w:r>
-        <w:rPr>
-          <w:sz w:val="28"/>
-          <w:szCs w:val="28"/>
-        </w:rPr>
-        <w:t>) є позитивним показником технічного стану пристрою.</w:t>
+        <w:t>Усі протестовані блоки позначені як Good (зеленим кольором), що підтверджує їхню справну роботу. Блоки, які не були охоплені скануванням, позначені сірим кольором (Not Tested). Відсутність червоних секторів (Damaged) є позитивним показником технічного стану пристрою.</w:t>
       </w:r>
     </w:p>
     <w:p>
@@ -3361,23 +2325,21 @@
           <w:sz w:val="28"/>
           <w:szCs w:val="28"/>
         </w:rPr>
-        <w:t xml:space="preserve">Під час тестування було зафіксовано середню швидкість сканування на рівні 886.49 MB/s, що є високим показником для </w:t>
-      </w:r>
-      <w:proofErr w:type="spellStart"/>
-      <w:r>
-        <w:rPr>
-          <w:sz w:val="28"/>
-          <w:szCs w:val="28"/>
-        </w:rPr>
-        <w:t>NVMe</w:t>
-      </w:r>
-      <w:proofErr w:type="spellEnd"/>
-      <w:r>
-        <w:rPr>
-          <w:sz w:val="28"/>
-          <w:szCs w:val="28"/>
-        </w:rPr>
-        <w:t xml:space="preserve"> SSD. Поточна позиція головки на момент знімка — 409.68 GB, що відповідає приблизно 80% загального об’єму накопичувача.</w:t>
+        <w:t xml:space="preserve">Під час тестування було зафіксовано середню швидкість сканування на рівні 886.49 MB/s, що є високим показником для NVMe SSD. Поточна позиція головки на момент знімка </w:t>
+      </w:r>
+      <w:r>
+        <w:rPr>
+          <w:sz w:val="28"/>
+          <w:szCs w:val="28"/>
+        </w:rPr>
+        <w:t>–</w:t>
+      </w:r>
+      <w:r>
+        <w:rPr>
+          <w:sz w:val="28"/>
+          <w:szCs w:val="28"/>
+        </w:rPr>
+        <w:t xml:space="preserve"> 409.68 GB, що відповідає приблизно 80% загального об’єму накопичувача.</w:t>
       </w:r>
     </w:p>
     <w:p>
@@ -3397,71 +2359,7 @@
           <w:sz w:val="28"/>
           <w:szCs w:val="28"/>
         </w:rPr>
-        <w:t>Сканування проводилося у режимі повної перевірки (</w:t>
-      </w:r>
-      <w:proofErr w:type="spellStart"/>
-      <w:r>
-        <w:rPr>
-          <w:sz w:val="28"/>
-          <w:szCs w:val="28"/>
-        </w:rPr>
-        <w:t>Quick</w:t>
-      </w:r>
-      <w:proofErr w:type="spellEnd"/>
-      <w:r>
-        <w:rPr>
-          <w:sz w:val="28"/>
-          <w:szCs w:val="28"/>
-        </w:rPr>
-        <w:t xml:space="preserve"> </w:t>
-      </w:r>
-      <w:proofErr w:type="spellStart"/>
-      <w:r>
-        <w:rPr>
-          <w:sz w:val="28"/>
-          <w:szCs w:val="28"/>
-        </w:rPr>
-        <w:t>Scan</w:t>
-      </w:r>
-      <w:proofErr w:type="spellEnd"/>
-      <w:r>
-        <w:rPr>
-          <w:sz w:val="28"/>
-          <w:szCs w:val="28"/>
-        </w:rPr>
-        <w:t xml:space="preserve"> не активовано), що забезпечує більш точну оцінку стану пристрою. Вибрано тип карти — </w:t>
-      </w:r>
-      <w:proofErr w:type="spellStart"/>
-      <w:r>
-        <w:rPr>
-          <w:sz w:val="28"/>
-          <w:szCs w:val="28"/>
-        </w:rPr>
-        <w:t>Error</w:t>
-      </w:r>
-      <w:proofErr w:type="spellEnd"/>
-      <w:r>
-        <w:rPr>
-          <w:sz w:val="28"/>
-          <w:szCs w:val="28"/>
-        </w:rPr>
-        <w:t xml:space="preserve"> </w:t>
-      </w:r>
-      <w:proofErr w:type="spellStart"/>
-      <w:r>
-        <w:rPr>
-          <w:sz w:val="28"/>
-          <w:szCs w:val="28"/>
-        </w:rPr>
-        <w:t>Map</w:t>
-      </w:r>
-      <w:proofErr w:type="spellEnd"/>
-      <w:r>
-        <w:rPr>
-          <w:sz w:val="28"/>
-          <w:szCs w:val="28"/>
-        </w:rPr>
-        <w:t>, який дозволяє візуалізувати розподіл блоків за станом.</w:t>
+        <w:t>Сканування проводилося у режимі повної перевірки (Quick Scan не активовано), що забезпечує більш точну оцінку стану пристрою. Вибрано тип карти — Error Map, який дозволяє візуалізувати розподіл блоків за станом.</w:t>
       </w:r>
     </w:p>
     <w:p>
@@ -3534,8 +2432,10 @@
       </w:pPr>
       <w:r>
         <w:rPr>
-          <w:sz w:val="28"/>
-          <w:szCs w:val="28"/>
+          <w:noProof/>
+          <w:sz w:val="28"/>
+          <w:szCs w:val="28"/>
+          <w:lang w:val="ru-RU"/>
         </w:rPr>
         <w:drawing>
           <wp:inline distT="0" distB="0" distL="0" distR="0" wp14:anchorId="747A78DD" wp14:editId="23EC29DF">
@@ -3631,8 +2531,10 @@
       </w:pPr>
       <w:r>
         <w:rPr>
-          <w:sz w:val="28"/>
-          <w:szCs w:val="28"/>
+          <w:noProof/>
+          <w:sz w:val="28"/>
+          <w:szCs w:val="28"/>
+          <w:lang w:val="ru-RU"/>
         </w:rPr>
         <w:drawing>
           <wp:inline distT="0" distB="0" distL="0" distR="0" wp14:anchorId="669649FE" wp14:editId="3EBF8313">
@@ -3747,8 +2649,10 @@
       </w:pPr>
       <w:r>
         <w:rPr>
-          <w:sz w:val="28"/>
-          <w:szCs w:val="28"/>
+          <w:noProof/>
+          <w:sz w:val="28"/>
+          <w:szCs w:val="28"/>
+          <w:lang w:val="ru-RU"/>
         </w:rPr>
         <w:lastRenderedPageBreak/>
         <w:drawing>
@@ -3843,8 +2747,10 @@
       </w:pPr>
       <w:r>
         <w:rPr>
-          <w:sz w:val="28"/>
-          <w:szCs w:val="28"/>
+          <w:noProof/>
+          <w:sz w:val="28"/>
+          <w:szCs w:val="28"/>
+          <w:lang w:val="ru-RU"/>
         </w:rPr>
         <w:drawing>
           <wp:inline distT="0" distB="0" distL="0" distR="0" wp14:anchorId="753E14F7" wp14:editId="2DF2D9AA">
@@ -3964,23 +2870,7 @@
           <w:sz w:val="28"/>
           <w:szCs w:val="28"/>
         </w:rPr>
-        <w:t xml:space="preserve">На графіку температур видно, що моніторинг охоплював процесор та накопичувач SK </w:t>
-      </w:r>
-      <w:proofErr w:type="spellStart"/>
-      <w:r>
-        <w:rPr>
-          <w:sz w:val="28"/>
-          <w:szCs w:val="28"/>
-        </w:rPr>
-        <w:t>hynix</w:t>
-      </w:r>
-      <w:proofErr w:type="spellEnd"/>
-      <w:r>
-        <w:rPr>
-          <w:sz w:val="28"/>
-          <w:szCs w:val="28"/>
-        </w:rPr>
-        <w:t xml:space="preserve"> PC711. Шкала температур становить від 0°C до 100°C. Під час тесту не зафіксовано критичних перегрівів</w:t>
+        <w:t>На графіку температур видно, що моніторинг охоплював процесор та накопичувач SK hynix PC711. Шкала температур становить від 0°C до 100°C. Під час тесту не зафіксовано критичних перегрівів</w:t>
       </w:r>
       <w:r>
         <w:rPr>
@@ -4144,23 +3034,7 @@
           <w:sz w:val="28"/>
           <w:szCs w:val="28"/>
         </w:rPr>
-        <w:t>1. Перейти на вкладку «</w:t>
-      </w:r>
-      <w:proofErr w:type="spellStart"/>
-      <w:r>
-        <w:rPr>
-          <w:sz w:val="28"/>
-          <w:szCs w:val="28"/>
-        </w:rPr>
-        <w:t>Statistics</w:t>
-      </w:r>
-      <w:proofErr w:type="spellEnd"/>
-      <w:r>
-        <w:rPr>
-          <w:sz w:val="28"/>
-          <w:szCs w:val="28"/>
-        </w:rPr>
-        <w:t>» для перегляду статистики тестування.</w:t>
+        <w:t>1. Перейти на вкладку «Statistics» для перегляду статистики тестування.</w:t>
       </w:r>
     </w:p>
     <w:p>
@@ -4281,23 +3155,7 @@
           <w:sz w:val="28"/>
           <w:szCs w:val="28"/>
         </w:rPr>
-        <w:t xml:space="preserve">• Наявність </w:t>
-      </w:r>
-      <w:proofErr w:type="spellStart"/>
-      <w:r>
-        <w:rPr>
-          <w:sz w:val="28"/>
-          <w:szCs w:val="28"/>
-        </w:rPr>
-        <w:t>тротлінгу</w:t>
-      </w:r>
-      <w:proofErr w:type="spellEnd"/>
-      <w:r>
-        <w:rPr>
-          <w:sz w:val="28"/>
-          <w:szCs w:val="28"/>
-        </w:rPr>
-        <w:t xml:space="preserve"> — система охолодження не справляється.</w:t>
+        <w:t>• Наявність тротлінгу — система охолодження не справляється.</w:t>
       </w:r>
     </w:p>
     <w:p>
@@ -4406,17 +3264,8 @@
           <w:sz w:val="28"/>
           <w:szCs w:val="28"/>
         </w:rPr>
-        <w:t xml:space="preserve">тест відеокарти за допомогою </w:t>
-      </w:r>
-      <w:proofErr w:type="spellStart"/>
-      <w:r>
-        <w:rPr>
-          <w:sz w:val="28"/>
-          <w:szCs w:val="28"/>
-        </w:rPr>
-        <w:t>FurMark</w:t>
-      </w:r>
-      <w:proofErr w:type="spellEnd"/>
+        <w:t>тест відеокарти за допомогою FurMark</w:t>
+      </w:r>
     </w:p>
     <w:p>
       <w:pPr>
@@ -4430,15 +3279,20 @@
           <w:szCs w:val="28"/>
         </w:rPr>
       </w:pPr>
-      <w:proofErr w:type="spellStart"/>
-      <w:r>
-        <w:rPr>
-          <w:sz w:val="28"/>
-          <w:szCs w:val="28"/>
-        </w:rPr>
-        <w:t>FurMark</w:t>
-      </w:r>
-      <w:proofErr w:type="spellEnd"/>
+      <w:r>
+        <w:rPr>
+          <w:sz w:val="28"/>
+          <w:szCs w:val="28"/>
+        </w:rPr>
+        <w:t xml:space="preserve">FurMark </w:t>
+      </w:r>
+      <w:r>
+        <w:rPr>
+          <w:sz w:val="28"/>
+          <w:szCs w:val="28"/>
+        </w:rPr>
+        <w:t>–</w:t>
+      </w:r>
       <w:r>
         <w:rPr>
           <w:sz w:val="28"/>
@@ -4451,6 +3305,13 @@
           <w:sz w:val="28"/>
           <w:szCs w:val="28"/>
         </w:rPr>
+        <w:t>це інтенсивний стрес</w:t>
+      </w:r>
+      <w:r>
+        <w:rPr>
+          <w:sz w:val="28"/>
+          <w:szCs w:val="28"/>
+        </w:rPr>
         <w:t>–</w:t>
       </w:r>
       <w:r>
@@ -4458,44 +3319,7 @@
           <w:sz w:val="28"/>
           <w:szCs w:val="28"/>
         </w:rPr>
-        <w:t xml:space="preserve"> </w:t>
-      </w:r>
-      <w:r>
-        <w:rPr>
-          <w:sz w:val="28"/>
-          <w:szCs w:val="28"/>
-        </w:rPr>
-        <w:t>це інтенсивний стрес</w:t>
-      </w:r>
-      <w:r>
-        <w:rPr>
-          <w:sz w:val="28"/>
-          <w:szCs w:val="28"/>
-        </w:rPr>
-        <w:t>–</w:t>
-      </w:r>
-      <w:r>
-        <w:rPr>
-          <w:sz w:val="28"/>
-          <w:szCs w:val="28"/>
-        </w:rPr>
-        <w:t xml:space="preserve">тест для відеокарт, який використовує </w:t>
-      </w:r>
-      <w:proofErr w:type="spellStart"/>
-      <w:r>
-        <w:rPr>
-          <w:sz w:val="28"/>
-          <w:szCs w:val="28"/>
-        </w:rPr>
-        <w:t>OpenGL</w:t>
-      </w:r>
-      <w:proofErr w:type="spellEnd"/>
-      <w:r>
-        <w:rPr>
-          <w:sz w:val="28"/>
-          <w:szCs w:val="28"/>
-        </w:rPr>
-        <w:t xml:space="preserve"> для максимального навантаження графічного процесора. Програма дозволяє перевірити стабільність відеокарти та ефективність її системи охолодження під екстремальним навантаженням.</w:t>
+        <w:t>тест для відеокарт, який використовує OpenGL для максимального навантаження графічного процесора. Програма дозволяє перевірити стабільність відеокарти та ефективність її системи охолодження під екстремальним навантаженням.</w:t>
       </w:r>
     </w:p>
     <w:p>
@@ -4515,17 +3339,8 @@
           <w:sz w:val="28"/>
           <w:szCs w:val="28"/>
         </w:rPr>
-        <w:t xml:space="preserve">Крок 3.1. Завантаження та встановлення </w:t>
-      </w:r>
-      <w:proofErr w:type="spellStart"/>
-      <w:r>
-        <w:rPr>
-          <w:sz w:val="28"/>
-          <w:szCs w:val="28"/>
-        </w:rPr>
-        <w:t>FurMark</w:t>
-      </w:r>
-      <w:proofErr w:type="spellEnd"/>
+        <w:t>Крок 3.1. Завантаження та встановлення FurMark</w:t>
+      </w:r>
     </w:p>
     <w:p>
       <w:pPr>
@@ -4544,39 +3359,7 @@
           <w:sz w:val="28"/>
           <w:szCs w:val="28"/>
         </w:rPr>
-        <w:t xml:space="preserve">1. Завантажити програму </w:t>
-      </w:r>
-      <w:proofErr w:type="spellStart"/>
-      <w:r>
-        <w:rPr>
-          <w:sz w:val="28"/>
-          <w:szCs w:val="28"/>
-        </w:rPr>
-        <w:t>FurMark</w:t>
-      </w:r>
-      <w:proofErr w:type="spellEnd"/>
-      <w:r>
-        <w:rPr>
-          <w:sz w:val="28"/>
-          <w:szCs w:val="28"/>
-        </w:rPr>
-        <w:t xml:space="preserve"> з офіційного сайту (https://geeks3d.com/furmark/) або системи </w:t>
-      </w:r>
-      <w:proofErr w:type="spellStart"/>
-      <w:r>
-        <w:rPr>
-          <w:sz w:val="28"/>
-          <w:szCs w:val="28"/>
-        </w:rPr>
-        <w:t>Moodle</w:t>
-      </w:r>
-      <w:proofErr w:type="spellEnd"/>
-      <w:r>
-        <w:rPr>
-          <w:sz w:val="28"/>
-          <w:szCs w:val="28"/>
-        </w:rPr>
-        <w:t>.</w:t>
+        <w:t>1. Завантажити програму FurMark з офіційного сайту (https://geeks3d.com/furmark/) або системи Moodle.</w:t>
       </w:r>
     </w:p>
     <w:p>
@@ -4616,23 +3399,7 @@
           <w:sz w:val="28"/>
           <w:szCs w:val="28"/>
         </w:rPr>
-        <w:t xml:space="preserve">3. Запустити </w:t>
-      </w:r>
-      <w:proofErr w:type="spellStart"/>
-      <w:r>
-        <w:rPr>
-          <w:sz w:val="28"/>
-          <w:szCs w:val="28"/>
-        </w:rPr>
-        <w:t>FurMark</w:t>
-      </w:r>
-      <w:proofErr w:type="spellEnd"/>
-      <w:r>
-        <w:rPr>
-          <w:sz w:val="28"/>
-          <w:szCs w:val="28"/>
-        </w:rPr>
-        <w:t xml:space="preserve"> від імені адміністратора.</w:t>
+        <w:t>3. Запустити FurMark від імені адміністратора.</w:t>
       </w:r>
     </w:p>
     <w:p>
@@ -4652,23 +3419,7 @@
           <w:sz w:val="28"/>
           <w:szCs w:val="28"/>
         </w:rPr>
-        <w:t xml:space="preserve">[Тут вставити скріншот головного вікна </w:t>
-      </w:r>
-      <w:proofErr w:type="spellStart"/>
-      <w:r>
-        <w:rPr>
-          <w:sz w:val="28"/>
-          <w:szCs w:val="28"/>
-        </w:rPr>
-        <w:t>FurMark</w:t>
-      </w:r>
-      <w:proofErr w:type="spellEnd"/>
-      <w:r>
-        <w:rPr>
-          <w:sz w:val="28"/>
-          <w:szCs w:val="28"/>
-        </w:rPr>
-        <w:t>]</w:t>
+        <w:t>[Тут вставити скріншот головного вікна FurMark]</w:t>
       </w:r>
     </w:p>
     <w:p>
@@ -4709,17 +3460,8 @@
           <w:sz w:val="28"/>
           <w:szCs w:val="28"/>
         </w:rPr>
-        <w:t xml:space="preserve">Головне вікно програми </w:t>
-      </w:r>
-      <w:proofErr w:type="spellStart"/>
-      <w:r>
-        <w:rPr>
-          <w:sz w:val="28"/>
-          <w:szCs w:val="28"/>
-        </w:rPr>
-        <w:t>FurMark</w:t>
-      </w:r>
-      <w:proofErr w:type="spellEnd"/>
+        <w:t>Головне вікно програми FurMark</w:t>
+      </w:r>
     </w:p>
     <w:p>
       <w:pPr>
@@ -4758,23 +3500,7 @@
           <w:sz w:val="28"/>
           <w:szCs w:val="28"/>
         </w:rPr>
-        <w:t xml:space="preserve">1. У головному вікні програми відображається інформація про встановлену відеокарту: назва моделі, обсяг </w:t>
-      </w:r>
-      <w:proofErr w:type="spellStart"/>
-      <w:r>
-        <w:rPr>
-          <w:sz w:val="28"/>
-          <w:szCs w:val="28"/>
-        </w:rPr>
-        <w:t>відеопам'яті</w:t>
-      </w:r>
-      <w:proofErr w:type="spellEnd"/>
-      <w:r>
-        <w:rPr>
-          <w:sz w:val="28"/>
-          <w:szCs w:val="28"/>
-        </w:rPr>
-        <w:t>, версія драйвера.</w:t>
+        <w:t>1. У головному вікні програми відображається інформація про встановлену відеокарту: назва моделі, обсяг відеопам'яті, версія драйвера.</w:t>
       </w:r>
     </w:p>
     <w:p>
@@ -4944,23 +3670,7 @@
           <w:szCs w:val="28"/>
         </w:rPr>
         <w:lastRenderedPageBreak/>
-        <w:t>1. У розділі «</w:t>
-      </w:r>
-      <w:proofErr w:type="spellStart"/>
-      <w:r>
-        <w:rPr>
-          <w:sz w:val="28"/>
-          <w:szCs w:val="28"/>
-        </w:rPr>
-        <w:t>Resolution</w:t>
-      </w:r>
-      <w:proofErr w:type="spellEnd"/>
-      <w:r>
-        <w:rPr>
-          <w:sz w:val="28"/>
-          <w:szCs w:val="28"/>
-        </w:rPr>
-        <w:t>» обрати роздільну здатність тестування. Рекомендується використовувати поточну роздільну здатність екрана або 1920×1080.</w:t>
+        <w:t>1. У розділі «Resolution» обрати роздільну здатність тестування. Рекомендується використовувати поточну роздільну здатність екрана або 1920×1080.</w:t>
       </w:r>
     </w:p>
     <w:p>
@@ -4980,23 +3690,7 @@
           <w:sz w:val="28"/>
           <w:szCs w:val="28"/>
         </w:rPr>
-        <w:t>2. Увімкнути опцію «</w:t>
-      </w:r>
-      <w:proofErr w:type="spellStart"/>
-      <w:r>
-        <w:rPr>
-          <w:sz w:val="28"/>
-          <w:szCs w:val="28"/>
-        </w:rPr>
-        <w:t>Fullscreen</w:t>
-      </w:r>
-      <w:proofErr w:type="spellEnd"/>
-      <w:r>
-        <w:rPr>
-          <w:sz w:val="28"/>
-          <w:szCs w:val="28"/>
-        </w:rPr>
-        <w:t>» для тестування у повноекранному режимі (рекомендовано).</w:t>
+        <w:t>2. Увімкнути опцію «Fullscreen» для тестування у повноекранному режимі (рекомендовано).</w:t>
       </w:r>
     </w:p>
     <w:p>
@@ -5016,39 +3710,7 @@
           <w:sz w:val="28"/>
           <w:szCs w:val="28"/>
         </w:rPr>
-        <w:t xml:space="preserve">3. Встановити галочку «GPU </w:t>
-      </w:r>
-      <w:proofErr w:type="spellStart"/>
-      <w:r>
-        <w:rPr>
-          <w:sz w:val="28"/>
-          <w:szCs w:val="28"/>
-        </w:rPr>
-        <w:t>temperature</w:t>
-      </w:r>
-      <w:proofErr w:type="spellEnd"/>
-      <w:r>
-        <w:rPr>
-          <w:sz w:val="28"/>
-          <w:szCs w:val="28"/>
-        </w:rPr>
-        <w:t xml:space="preserve"> </w:t>
-      </w:r>
-      <w:proofErr w:type="spellStart"/>
-      <w:r>
-        <w:rPr>
-          <w:sz w:val="28"/>
-          <w:szCs w:val="28"/>
-        </w:rPr>
-        <w:t>alarm</w:t>
-      </w:r>
-      <w:proofErr w:type="spellEnd"/>
-      <w:r>
-        <w:rPr>
-          <w:sz w:val="28"/>
-          <w:szCs w:val="28"/>
-        </w:rPr>
-        <w:t>» та вказати порогову температуру (наприклад, 90°C) для попередження про критичний перегрів.</w:t>
+        <w:t>3. Встановити галочку «GPU temperature alarm» та вказати порогову температуру (наприклад, 90°C) для попередження про критичний перегрів.</w:t>
       </w:r>
     </w:p>
     <w:p>
@@ -5177,39 +3839,7 @@
           <w:sz w:val="28"/>
           <w:szCs w:val="28"/>
         </w:rPr>
-        <w:t xml:space="preserve">1. Натиснути кнопку «GPU </w:t>
-      </w:r>
-      <w:proofErr w:type="spellStart"/>
-      <w:r>
-        <w:rPr>
-          <w:sz w:val="28"/>
-          <w:szCs w:val="28"/>
-        </w:rPr>
-        <w:t>stress</w:t>
-      </w:r>
-      <w:proofErr w:type="spellEnd"/>
-      <w:r>
-        <w:rPr>
-          <w:sz w:val="28"/>
-          <w:szCs w:val="28"/>
-        </w:rPr>
-        <w:t xml:space="preserve"> </w:t>
-      </w:r>
-      <w:proofErr w:type="spellStart"/>
-      <w:r>
-        <w:rPr>
-          <w:sz w:val="28"/>
-          <w:szCs w:val="28"/>
-        </w:rPr>
-        <w:t>test</w:t>
-      </w:r>
-      <w:proofErr w:type="spellEnd"/>
-      <w:r>
-        <w:rPr>
-          <w:sz w:val="28"/>
-          <w:szCs w:val="28"/>
-        </w:rPr>
-        <w:t>» для запуску тестування.</w:t>
+        <w:t>1. Натиснути кнопку «GPU stress test» для запуску тестування.</w:t>
       </w:r>
     </w:p>
     <w:p>
@@ -5249,39 +3879,7 @@
           <w:sz w:val="28"/>
           <w:szCs w:val="28"/>
         </w:rPr>
-        <w:t>3. Після запуску на екрані з'явиться анімований «пухнастий бублик» (</w:t>
-      </w:r>
-      <w:proofErr w:type="spellStart"/>
-      <w:r>
-        <w:rPr>
-          <w:sz w:val="28"/>
-          <w:szCs w:val="28"/>
-        </w:rPr>
-        <w:t>fur</w:t>
-      </w:r>
-      <w:proofErr w:type="spellEnd"/>
-      <w:r>
-        <w:rPr>
-          <w:sz w:val="28"/>
-          <w:szCs w:val="28"/>
-        </w:rPr>
-        <w:t xml:space="preserve"> </w:t>
-      </w:r>
-      <w:proofErr w:type="spellStart"/>
-      <w:r>
-        <w:rPr>
-          <w:sz w:val="28"/>
-          <w:szCs w:val="28"/>
-        </w:rPr>
-        <w:t>donut</w:t>
-      </w:r>
-      <w:proofErr w:type="spellEnd"/>
-      <w:r>
-        <w:rPr>
-          <w:sz w:val="28"/>
-          <w:szCs w:val="28"/>
-        </w:rPr>
-        <w:t>) — це тестовий об'єкт, який створює максимальне навантаження на GPU.</w:t>
+        <w:t>3. Після запуску на екрані з'явиться анімований «пухнастий бублик» (fur donut) — це тестовий об'єкт, який створює максимальне навантаження на GPU.</w:t>
       </w:r>
     </w:p>
     <w:p>
@@ -5463,23 +4061,7 @@
           <w:sz w:val="28"/>
           <w:szCs w:val="28"/>
         </w:rPr>
-        <w:t xml:space="preserve">• GPU </w:t>
-      </w:r>
-      <w:proofErr w:type="spellStart"/>
-      <w:r>
-        <w:rPr>
-          <w:sz w:val="28"/>
-          <w:szCs w:val="28"/>
-        </w:rPr>
-        <w:t>Temperature</w:t>
-      </w:r>
-      <w:proofErr w:type="spellEnd"/>
-      <w:r>
-        <w:rPr>
-          <w:sz w:val="28"/>
-          <w:szCs w:val="28"/>
-        </w:rPr>
-        <w:t xml:space="preserve"> — температура графічного процесора;</w:t>
+        <w:t>• GPU Temperature — температура графічного процесора;</w:t>
       </w:r>
     </w:p>
     <w:p>
@@ -5519,23 +4101,7 @@
           <w:sz w:val="28"/>
           <w:szCs w:val="28"/>
         </w:rPr>
-        <w:t xml:space="preserve">• Відсутність артефактів зображення (смуги, </w:t>
-      </w:r>
-      <w:proofErr w:type="spellStart"/>
-      <w:r>
-        <w:rPr>
-          <w:sz w:val="28"/>
-          <w:szCs w:val="28"/>
-        </w:rPr>
-        <w:t>пікселізація</w:t>
-      </w:r>
-      <w:proofErr w:type="spellEnd"/>
-      <w:r>
-        <w:rPr>
-          <w:sz w:val="28"/>
-          <w:szCs w:val="28"/>
-        </w:rPr>
-        <w:t>, мерехтіння).</w:t>
+        <w:t>• Відсутність артефактів зображення (смуги, пікселізація, мерехтіння).</w:t>
       </w:r>
     </w:p>
     <w:p>
@@ -5575,23 +4141,7 @@
           <w:sz w:val="28"/>
           <w:szCs w:val="28"/>
         </w:rPr>
-        <w:t xml:space="preserve">4. Натиснути клавішу </w:t>
-      </w:r>
-      <w:proofErr w:type="spellStart"/>
-      <w:r>
-        <w:rPr>
-          <w:sz w:val="28"/>
-          <w:szCs w:val="28"/>
-        </w:rPr>
-        <w:t>Escape</w:t>
-      </w:r>
-      <w:proofErr w:type="spellEnd"/>
-      <w:r>
-        <w:rPr>
-          <w:sz w:val="28"/>
-          <w:szCs w:val="28"/>
-        </w:rPr>
-        <w:t xml:space="preserve"> або закрити вікно тестування для завершення тесту.</w:t>
+        <w:t>4. Натиснути клавішу Escape або закрити вікно тестування для завершення тесту.</w:t>
       </w:r>
     </w:p>
     <w:p>
@@ -5767,23 +4317,7 @@
           <w:sz w:val="28"/>
           <w:szCs w:val="28"/>
         </w:rPr>
-        <w:t xml:space="preserve">• Температура понад 90°C — система охолодження не справляється, необхідне обслуговування або заміна </w:t>
-      </w:r>
-      <w:proofErr w:type="spellStart"/>
-      <w:r>
-        <w:rPr>
-          <w:sz w:val="28"/>
-          <w:szCs w:val="28"/>
-        </w:rPr>
-        <w:t>термопасти</w:t>
-      </w:r>
-      <w:proofErr w:type="spellEnd"/>
-      <w:r>
-        <w:rPr>
-          <w:sz w:val="28"/>
-          <w:szCs w:val="28"/>
-        </w:rPr>
-        <w:t>;</w:t>
+        <w:t>• Температура понад 90°C — система охолодження не справляється, необхідне обслуговування або заміна термопасти;</w:t>
       </w:r>
     </w:p>
     <w:p>
@@ -5916,7 +4450,16 @@
           <w:sz w:val="28"/>
           <w:szCs w:val="28"/>
         </w:rPr>
-        <w:t>Завдяки використанню набутих навичок виконано завдання з лабораторної роботи. Звіт оформлено згідно ДСТУ.</w:t>
+        <w:t>Завдяки використанню набутих навичок виконано завдання з лабораторної робот</w:t>
+      </w:r>
+      <w:bookmarkStart w:id="0" w:name="_GoBack"/>
+      <w:bookmarkEnd w:id="0"/>
+      <w:r>
+        <w:rPr>
+          <w:sz w:val="28"/>
+          <w:szCs w:val="28"/>
+        </w:rPr>
+        <w:t>и. Звіт оформлено згідно ДСТУ.</w:t>
       </w:r>
     </w:p>
     <w:sectPr>
@@ -5931,7 +4474,7 @@
 </file>
 
 <file path=word/endnotes.xml><?xml version="1.0" encoding="utf-8"?>
-<w:endnotes xmlns:wpc="http://schemas.microsoft.com/office/word/2010/wordprocessingCanvas" xmlns:cx="http://schemas.microsoft.com/office/drawing/2014/chartex" xmlns:cx1="http://schemas.microsoft.com/office/drawing/2015/9/8/chartex" xmlns:cx2="http://schemas.microsoft.com/office/drawing/2015/10/21/chartex" xmlns:cx3="http://schemas.microsoft.com/office/drawing/2016/5/9/chartex" xmlns:cx4="http://schemas.microsoft.com/office/drawing/2016/5/10/chartex" xmlns:cx5="http://schemas.microsoft.com/office/drawing/2016/5/11/chartex" xmlns:cx6="http://schemas.microsoft.com/office/drawing/2016/5/12/chartex" xmlns:cx7="http://schemas.microsoft.com/office/drawing/2016/5/13/chartex" xmlns:cx8="http://schemas.microsoft.com/office/drawing/2016/5/14/chartex" xmlns:mc="http://schemas.openxmlformats.org/markup-compatibility/2006" xmlns:aink="http://schemas.microsoft.com/office/drawing/2016/ink" xmlns:am3d="http://schemas.microsoft.com/office/drawing/2017/model3d" xmlns:o="urn:schemas-microsoft-com:office:office" xmlns:oel="http://schemas.microsoft.com/office/2019/extlst" xmlns:r="http://schemas.openxmlformats.org/officeDocument/2006/relationships" xmlns:m="http://schemas.openxmlformats.org/officeDocument/2006/math" xmlns:v="urn:schemas-microsoft-com:vml" xmlns:wp14="http://schemas.microsoft.com/office/word/2010/wordprocessingDrawing" xmlns:wp="http://schemas.openxmlformats.org/drawingml/2006/wordprocessingDrawing" xmlns:w10="urn:schemas-microsoft-com:office:word" xmlns:w="http://schemas.openxmlformats.org/wordprocessingml/2006/main" xmlns:w14="http://schemas.microsoft.com/office/word/2010/wordml" xmlns:w15="http://schemas.microsoft.com/office/word/2012/wordml" xmlns:w16cex="http://schemas.microsoft.com/office/word/2018/wordml/cex" xmlns:w16cid="http://schemas.microsoft.com/office/word/2016/wordml/cid" xmlns:w16="http://schemas.microsoft.com/office/word/2018/wordml" xmlns:w16du="http://schemas.microsoft.com/office/word/2023/wordml/word16du" xmlns:w16sdtdh="http://schemas.microsoft.com/office/word/2020/wordml/sdtdatahash" xmlns:w16sdtfl="http://schemas.microsoft.com/office/word/2024/wordml/sdtformatlock" xmlns:w16se="http://schemas.microsoft.com/office/word/2015/wordml/symex" xmlns:wpg="http://schemas.microsoft.com/office/word/2010/wordprocessingGroup" xmlns:wpi="http://schemas.microsoft.com/office/word/2010/wordprocessingInk" xmlns:wne="http://schemas.microsoft.com/office/word/2006/wordml" xmlns:wps="http://schemas.microsoft.com/office/word/2010/wordprocessingShape" mc:Ignorable="w14 w15 w16se w16cid w16 w16cex w16sdtdh w16sdtfl w16du wp14">
+<w:endnotes xmlns:wpc="http://schemas.microsoft.com/office/word/2010/wordprocessingCanvas" xmlns:mc="http://schemas.openxmlformats.org/markup-compatibility/2006" xmlns:o="urn:schemas-microsoft-com:office:office" xmlns:r="http://schemas.openxmlformats.org/officeDocument/2006/relationships" xmlns:m="http://schemas.openxmlformats.org/officeDocument/2006/math" xmlns:v="urn:schemas-microsoft-com:vml" xmlns:wp14="http://schemas.microsoft.com/office/word/2010/wordprocessingDrawing" xmlns:wp="http://schemas.openxmlformats.org/drawingml/2006/wordprocessingDrawing" xmlns:w10="urn:schemas-microsoft-com:office:word" xmlns:w="http://schemas.openxmlformats.org/wordprocessingml/2006/main" xmlns:w14="http://schemas.microsoft.com/office/word/2010/wordml" xmlns:w15="http://schemas.microsoft.com/office/word/2012/wordml" xmlns:wpg="http://schemas.microsoft.com/office/word/2010/wordprocessingGroup" xmlns:wpi="http://schemas.microsoft.com/office/word/2010/wordprocessingInk" xmlns:wne="http://schemas.microsoft.com/office/word/2006/wordml" xmlns:wps="http://schemas.microsoft.com/office/word/2010/wordprocessingShape" mc:Ignorable="w14 w15 wp14">
   <w:endnote w:type="separator" w:id="-1">
     <w:p>
       <w:pPr>
@@ -5958,7 +4501,7 @@
 </file>
 
 <file path=word/footer1.xml><?xml version="1.0" encoding="utf-8"?>
-<w:ftr xmlns:wpc="http://schemas.microsoft.com/office/word/2010/wordprocessingCanvas" xmlns:cx="http://schemas.microsoft.com/office/drawing/2014/chartex" xmlns:cx1="http://schemas.microsoft.com/office/drawing/2015/9/8/chartex" xmlns:cx2="http://schemas.microsoft.com/office/drawing/2015/10/21/chartex" xmlns:cx3="http://schemas.microsoft.com/office/drawing/2016/5/9/chartex" xmlns:cx4="http://schemas.microsoft.com/office/drawing/2016/5/10/chartex" xmlns:cx5="http://schemas.microsoft.com/office/drawing/2016/5/11/chartex" xmlns:cx6="http://schemas.microsoft.com/office/drawing/2016/5/12/chartex" xmlns:cx7="http://schemas.microsoft.com/office/drawing/2016/5/13/chartex" xmlns:cx8="http://schemas.microsoft.com/office/drawing/2016/5/14/chartex" xmlns:mc="http://schemas.openxmlformats.org/markup-compatibility/2006" xmlns:aink="http://schemas.microsoft.com/office/drawing/2016/ink" xmlns:am3d="http://schemas.microsoft.com/office/drawing/2017/model3d" xmlns:o="urn:schemas-microsoft-com:office:office" xmlns:oel="http://schemas.microsoft.com/office/2019/extlst" xmlns:r="http://schemas.openxmlformats.org/officeDocument/2006/relationships" xmlns:m="http://schemas.openxmlformats.org/officeDocument/2006/math" xmlns:v="urn:schemas-microsoft-com:vml" xmlns:wp14="http://schemas.microsoft.com/office/word/2010/wordprocessingDrawing" xmlns:wp="http://schemas.openxmlformats.org/drawingml/2006/wordprocessingDrawing" xmlns:w10="urn:schemas-microsoft-com:office:word" xmlns:w="http://schemas.openxmlformats.org/wordprocessingml/2006/main" xmlns:w14="http://schemas.microsoft.com/office/word/2010/wordml" xmlns:w15="http://schemas.microsoft.com/office/word/2012/wordml" xmlns:w16cex="http://schemas.microsoft.com/office/word/2018/wordml/cex" xmlns:w16cid="http://schemas.microsoft.com/office/word/2016/wordml/cid" xmlns:w16="http://schemas.microsoft.com/office/word/2018/wordml" xmlns:w16du="http://schemas.microsoft.com/office/word/2023/wordml/word16du" xmlns:w16sdtdh="http://schemas.microsoft.com/office/word/2020/wordml/sdtdatahash" xmlns:w16sdtfl="http://schemas.microsoft.com/office/word/2024/wordml/sdtformatlock" xmlns:w16se="http://schemas.microsoft.com/office/word/2015/wordml/symex" xmlns:wpg="http://schemas.microsoft.com/office/word/2010/wordprocessingGroup" xmlns:wpi="http://schemas.microsoft.com/office/word/2010/wordprocessingInk" xmlns:wne="http://schemas.microsoft.com/office/word/2006/wordml" xmlns:wps="http://schemas.microsoft.com/office/word/2010/wordprocessingShape" mc:Ignorable="w14 w15 w16se w16cid w16 w16cex w16sdtdh w16sdtfl w16du wp14">
+<w:ftr xmlns:wpc="http://schemas.microsoft.com/office/word/2010/wordprocessingCanvas" xmlns:mc="http://schemas.openxmlformats.org/markup-compatibility/2006" xmlns:o="urn:schemas-microsoft-com:office:office" xmlns:r="http://schemas.openxmlformats.org/officeDocument/2006/relationships" xmlns:m="http://schemas.openxmlformats.org/officeDocument/2006/math" xmlns:v="urn:schemas-microsoft-com:vml" xmlns:wp14="http://schemas.microsoft.com/office/word/2010/wordprocessingDrawing" xmlns:wp="http://schemas.openxmlformats.org/drawingml/2006/wordprocessingDrawing" xmlns:w10="urn:schemas-microsoft-com:office:word" xmlns:w="http://schemas.openxmlformats.org/wordprocessingml/2006/main" xmlns:w14="http://schemas.microsoft.com/office/word/2010/wordml" xmlns:w15="http://schemas.microsoft.com/office/word/2012/wordml" xmlns:wpg="http://schemas.microsoft.com/office/word/2010/wordprocessingGroup" xmlns:wpi="http://schemas.microsoft.com/office/word/2010/wordprocessingInk" xmlns:wne="http://schemas.microsoft.com/office/word/2006/wordml" xmlns:wps="http://schemas.microsoft.com/office/word/2010/wordprocessingShape" mc:Ignorable="w14 w15 wp14">
   <w:p>
     <w:pPr>
       <w:pBdr>
@@ -6022,7 +4565,7 @@
 </file>
 
 <file path=word/footnotes.xml><?xml version="1.0" encoding="utf-8"?>
-<w:footnotes xmlns:wpc="http://schemas.microsoft.com/office/word/2010/wordprocessingCanvas" xmlns:cx="http://schemas.microsoft.com/office/drawing/2014/chartex" xmlns:cx1="http://schemas.microsoft.com/office/drawing/2015/9/8/chartex" xmlns:cx2="http://schemas.microsoft.com/office/drawing/2015/10/21/chartex" xmlns:cx3="http://schemas.microsoft.com/office/drawing/2016/5/9/chartex" xmlns:cx4="http://schemas.microsoft.com/office/drawing/2016/5/10/chartex" xmlns:cx5="http://schemas.microsoft.com/office/drawing/2016/5/11/chartex" xmlns:cx6="http://schemas.microsoft.com/office/drawing/2016/5/12/chartex" xmlns:cx7="http://schemas.microsoft.com/office/drawing/2016/5/13/chartex" xmlns:cx8="http://schemas.microsoft.com/office/drawing/2016/5/14/chartex" xmlns:mc="http://schemas.openxmlformats.org/markup-compatibility/2006" xmlns:aink="http://schemas.microsoft.com/office/drawing/2016/ink" xmlns:am3d="http://schemas.microsoft.com/office/drawing/2017/model3d" xmlns:o="urn:schemas-microsoft-com:office:office" xmlns:oel="http://schemas.microsoft.com/office/2019/extlst" xmlns:r="http://schemas.openxmlformats.org/officeDocument/2006/relationships" xmlns:m="http://schemas.openxmlformats.org/officeDocument/2006/math" xmlns:v="urn:schemas-microsoft-com:vml" xmlns:wp14="http://schemas.microsoft.com/office/word/2010/wordprocessingDrawing" xmlns:wp="http://schemas.openxmlformats.org/drawingml/2006/wordprocessingDrawing" xmlns:w10="urn:schemas-microsoft-com:office:word" xmlns:w="http://schemas.openxmlformats.org/wordprocessingml/2006/main" xmlns:w14="http://schemas.microsoft.com/office/word/2010/wordml" xmlns:w15="http://schemas.microsoft.com/office/word/2012/wordml" xmlns:w16cex="http://schemas.microsoft.com/office/word/2018/wordml/cex" xmlns:w16cid="http://schemas.microsoft.com/office/word/2016/wordml/cid" xmlns:w16="http://schemas.microsoft.com/office/word/2018/wordml" xmlns:w16du="http://schemas.microsoft.com/office/word/2023/wordml/word16du" xmlns:w16sdtdh="http://schemas.microsoft.com/office/word/2020/wordml/sdtdatahash" xmlns:w16sdtfl="http://schemas.microsoft.com/office/word/2024/wordml/sdtformatlock" xmlns:w16se="http://schemas.microsoft.com/office/word/2015/wordml/symex" xmlns:wpg="http://schemas.microsoft.com/office/word/2010/wordprocessingGroup" xmlns:wpi="http://schemas.microsoft.com/office/word/2010/wordprocessingInk" xmlns:wne="http://schemas.microsoft.com/office/word/2006/wordml" xmlns:wps="http://schemas.microsoft.com/office/word/2010/wordprocessingShape" mc:Ignorable="w14 w15 w16se w16cid w16 w16cex w16sdtdh w16sdtfl w16du wp14">
+<w:footnotes xmlns:wpc="http://schemas.microsoft.com/office/word/2010/wordprocessingCanvas" xmlns:mc="http://schemas.openxmlformats.org/markup-compatibility/2006" xmlns:o="urn:schemas-microsoft-com:office:office" xmlns:r="http://schemas.openxmlformats.org/officeDocument/2006/relationships" xmlns:m="http://schemas.openxmlformats.org/officeDocument/2006/math" xmlns:v="urn:schemas-microsoft-com:vml" xmlns:wp14="http://schemas.microsoft.com/office/word/2010/wordprocessingDrawing" xmlns:wp="http://schemas.openxmlformats.org/drawingml/2006/wordprocessingDrawing" xmlns:w10="urn:schemas-microsoft-com:office:word" xmlns:w="http://schemas.openxmlformats.org/wordprocessingml/2006/main" xmlns:w14="http://schemas.microsoft.com/office/word/2010/wordml" xmlns:w15="http://schemas.microsoft.com/office/word/2012/wordml" xmlns:wpg="http://schemas.microsoft.com/office/word/2010/wordprocessingGroup" xmlns:wpi="http://schemas.microsoft.com/office/word/2010/wordprocessingInk" xmlns:wne="http://schemas.microsoft.com/office/word/2006/wordml" xmlns:wps="http://schemas.microsoft.com/office/word/2010/wordprocessingShape" mc:Ignorable="w14 w15 wp14">
   <w:footnote w:type="separator" w:id="-1">
     <w:p>
       <w:pPr>
@@ -6049,8 +4592,8 @@
 </file>
 
 <file path=word/numbering.xml><?xml version="1.0" encoding="utf-8"?>
-<w:numbering xmlns:wpc="http://schemas.microsoft.com/office/word/2010/wordprocessingCanvas" xmlns:cx="http://schemas.microsoft.com/office/drawing/2014/chartex" xmlns:cx1="http://schemas.microsoft.com/office/drawing/2015/9/8/chartex" xmlns:cx2="http://schemas.microsoft.com/office/drawing/2015/10/21/chartex" xmlns:cx3="http://schemas.microsoft.com/office/drawing/2016/5/9/chartex" xmlns:cx4="http://schemas.microsoft.com/office/drawing/2016/5/10/chartex" xmlns:cx5="http://schemas.microsoft.com/office/drawing/2016/5/11/chartex" xmlns:cx6="http://schemas.microsoft.com/office/drawing/2016/5/12/chartex" xmlns:cx7="http://schemas.microsoft.com/office/drawing/2016/5/13/chartex" xmlns:cx8="http://schemas.microsoft.com/office/drawing/2016/5/14/chartex" xmlns:mc="http://schemas.openxmlformats.org/markup-compatibility/2006" xmlns:aink="http://schemas.microsoft.com/office/drawing/2016/ink" xmlns:am3d="http://schemas.microsoft.com/office/drawing/2017/model3d" xmlns:o="urn:schemas-microsoft-com:office:office" xmlns:oel="http://schemas.microsoft.com/office/2019/extlst" xmlns:r="http://schemas.openxmlformats.org/officeDocument/2006/relationships" xmlns:m="http://schemas.openxmlformats.org/officeDocument/2006/math" xmlns:v="urn:schemas-microsoft-com:vml" xmlns:wp14="http://schemas.microsoft.com/office/word/2010/wordprocessingDrawing" xmlns:wp="http://schemas.openxmlformats.org/drawingml/2006/wordprocessingDrawing" xmlns:w10="urn:schemas-microsoft-com:office:word" xmlns:w="http://schemas.openxmlformats.org/wordprocessingml/2006/main" xmlns:w14="http://schemas.microsoft.com/office/word/2010/wordml" xmlns:w15="http://schemas.microsoft.com/office/word/2012/wordml" xmlns:w16cex="http://schemas.microsoft.com/office/word/2018/wordml/cex" xmlns:w16cid="http://schemas.microsoft.com/office/word/2016/wordml/cid" xmlns:w16="http://schemas.microsoft.com/office/word/2018/wordml" xmlns:w16du="http://schemas.microsoft.com/office/word/2023/wordml/word16du" xmlns:w16sdtdh="http://schemas.microsoft.com/office/word/2020/wordml/sdtdatahash" xmlns:w16sdtfl="http://schemas.microsoft.com/office/word/2024/wordml/sdtformatlock" xmlns:w16se="http://schemas.microsoft.com/office/word/2015/wordml/symex" xmlns:wpg="http://schemas.microsoft.com/office/word/2010/wordprocessingGroup" xmlns:wpi="http://schemas.microsoft.com/office/word/2010/wordprocessingInk" xmlns:wne="http://schemas.microsoft.com/office/word/2006/wordml" xmlns:wps="http://schemas.microsoft.com/office/word/2010/wordprocessingShape" mc:Ignorable="w14 w15 w16se w16cid w16 w16cex w16sdtdh w16sdtfl w16du wp14">
-  <w:abstractNum w:abstractNumId="0" w15:restartNumberingAfterBreak="0">
+<w:numbering xmlns:wpc="http://schemas.microsoft.com/office/word/2010/wordprocessingCanvas" xmlns:mc="http://schemas.openxmlformats.org/markup-compatibility/2006" xmlns:o="urn:schemas-microsoft-com:office:office" xmlns:r="http://schemas.openxmlformats.org/officeDocument/2006/relationships" xmlns:m="http://schemas.openxmlformats.org/officeDocument/2006/math" xmlns:v="urn:schemas-microsoft-com:vml" xmlns:wp14="http://schemas.microsoft.com/office/word/2010/wordprocessingDrawing" xmlns:wp="http://schemas.openxmlformats.org/drawingml/2006/wordprocessingDrawing" xmlns:w10="urn:schemas-microsoft-com:office:word" xmlns:w="http://schemas.openxmlformats.org/wordprocessingml/2006/main" xmlns:w14="http://schemas.microsoft.com/office/word/2010/wordml" xmlns:w15="http://schemas.microsoft.com/office/word/2012/wordml" xmlns:wpg="http://schemas.microsoft.com/office/word/2010/wordprocessingGroup" xmlns:wpi="http://schemas.microsoft.com/office/word/2010/wordprocessingInk" xmlns:wne="http://schemas.microsoft.com/office/word/2006/wordml" xmlns:wps="http://schemas.microsoft.com/office/word/2010/wordprocessingShape" mc:Ignorable="w14 w15 wp14">
+  <w:abstractNum w:abstractNumId="0">
     <w:nsid w:val="014A2167"/>
     <w:multiLevelType w:val="hybridMultilevel"/>
     <w:tmpl w:val="2612D074"/>
@@ -6136,7 +4679,7 @@
       </w:pPr>
     </w:lvl>
   </w:abstractNum>
-  <w:abstractNum w:abstractNumId="1" w15:restartNumberingAfterBreak="0">
+  <w:abstractNum w:abstractNumId="1">
     <w:nsid w:val="018E4FA0"/>
     <w:multiLevelType w:val="hybridMultilevel"/>
     <w:tmpl w:val="FB3E3C5A"/>
@@ -6222,7 +4765,7 @@
       </w:pPr>
     </w:lvl>
   </w:abstractNum>
-  <w:abstractNum w:abstractNumId="2" w15:restartNumberingAfterBreak="0">
+  <w:abstractNum w:abstractNumId="2">
     <w:nsid w:val="03D51F0B"/>
     <w:multiLevelType w:val="hybridMultilevel"/>
     <w:tmpl w:val="49BAB1B4"/>
@@ -6308,7 +4851,7 @@
       </w:pPr>
     </w:lvl>
   </w:abstractNum>
-  <w:abstractNum w:abstractNumId="3" w15:restartNumberingAfterBreak="0">
+  <w:abstractNum w:abstractNumId="3">
     <w:nsid w:val="05A4197F"/>
     <w:multiLevelType w:val="hybridMultilevel"/>
     <w:tmpl w:val="9904C6F2"/>
@@ -6394,7 +4937,7 @@
       </w:pPr>
     </w:lvl>
   </w:abstractNum>
-  <w:abstractNum w:abstractNumId="4" w15:restartNumberingAfterBreak="0">
+  <w:abstractNum w:abstractNumId="4">
     <w:nsid w:val="063C5AF5"/>
     <w:multiLevelType w:val="hybridMultilevel"/>
     <w:tmpl w:val="1756B9BC"/>
@@ -6483,7 +5026,7 @@
       </w:pPr>
     </w:lvl>
   </w:abstractNum>
-  <w:abstractNum w:abstractNumId="5" w15:restartNumberingAfterBreak="0">
+  <w:abstractNum w:abstractNumId="5">
     <w:nsid w:val="07DE01CC"/>
     <w:multiLevelType w:val="hybridMultilevel"/>
     <w:tmpl w:val="4978D212"/>
@@ -6572,7 +5115,7 @@
       </w:pPr>
     </w:lvl>
   </w:abstractNum>
-  <w:abstractNum w:abstractNumId="6" w15:restartNumberingAfterBreak="0">
+  <w:abstractNum w:abstractNumId="6">
     <w:nsid w:val="0B8A5212"/>
     <w:multiLevelType w:val="hybridMultilevel"/>
     <w:tmpl w:val="74BA775C"/>
@@ -6658,7 +5201,7 @@
       </w:pPr>
     </w:lvl>
   </w:abstractNum>
-  <w:abstractNum w:abstractNumId="7" w15:restartNumberingAfterBreak="0">
+  <w:abstractNum w:abstractNumId="7">
     <w:nsid w:val="0C7B05CF"/>
     <w:multiLevelType w:val="hybridMultilevel"/>
     <w:tmpl w:val="26CA90C2"/>
@@ -6744,7 +5287,7 @@
       </w:pPr>
     </w:lvl>
   </w:abstractNum>
-  <w:abstractNum w:abstractNumId="8" w15:restartNumberingAfterBreak="0">
+  <w:abstractNum w:abstractNumId="8">
     <w:nsid w:val="0DCA3057"/>
     <w:multiLevelType w:val="hybridMultilevel"/>
     <w:tmpl w:val="7A14CC04"/>
@@ -6856,7 +5399,7 @@
       </w:rPr>
     </w:lvl>
   </w:abstractNum>
-  <w:abstractNum w:abstractNumId="9" w15:restartNumberingAfterBreak="0">
+  <w:abstractNum w:abstractNumId="9">
     <w:nsid w:val="0DF77CB4"/>
     <w:multiLevelType w:val="hybridMultilevel"/>
     <w:tmpl w:val="CE563812"/>
@@ -6942,7 +5485,7 @@
       </w:pPr>
     </w:lvl>
   </w:abstractNum>
-  <w:abstractNum w:abstractNumId="10" w15:restartNumberingAfterBreak="0">
+  <w:abstractNum w:abstractNumId="10">
     <w:nsid w:val="0ED4148C"/>
     <w:multiLevelType w:val="hybridMultilevel"/>
     <w:tmpl w:val="CE10F4C8"/>
@@ -7028,7 +5571,7 @@
       </w:pPr>
     </w:lvl>
   </w:abstractNum>
-  <w:abstractNum w:abstractNumId="11" w15:restartNumberingAfterBreak="0">
+  <w:abstractNum w:abstractNumId="11">
     <w:nsid w:val="14357C68"/>
     <w:multiLevelType w:val="hybridMultilevel"/>
     <w:tmpl w:val="F0D486CA"/>
@@ -7114,7 +5657,7 @@
       </w:pPr>
     </w:lvl>
   </w:abstractNum>
-  <w:abstractNum w:abstractNumId="12" w15:restartNumberingAfterBreak="0">
+  <w:abstractNum w:abstractNumId="12">
     <w:nsid w:val="14721073"/>
     <w:multiLevelType w:val="hybridMultilevel"/>
     <w:tmpl w:val="A28E94DE"/>
@@ -7200,7 +5743,7 @@
       </w:pPr>
     </w:lvl>
   </w:abstractNum>
-  <w:abstractNum w:abstractNumId="13" w15:restartNumberingAfterBreak="0">
+  <w:abstractNum w:abstractNumId="13">
     <w:nsid w:val="1DE054DA"/>
     <w:multiLevelType w:val="hybridMultilevel"/>
     <w:tmpl w:val="4978D212"/>
@@ -7289,7 +5832,7 @@
       </w:pPr>
     </w:lvl>
   </w:abstractNum>
-  <w:abstractNum w:abstractNumId="14" w15:restartNumberingAfterBreak="0">
+  <w:abstractNum w:abstractNumId="14">
     <w:nsid w:val="1F1A6579"/>
     <w:multiLevelType w:val="hybridMultilevel"/>
     <w:tmpl w:val="CE58A3BE"/>
@@ -7378,7 +5921,7 @@
       </w:pPr>
     </w:lvl>
   </w:abstractNum>
-  <w:abstractNum w:abstractNumId="15" w15:restartNumberingAfterBreak="0">
+  <w:abstractNum w:abstractNumId="15">
     <w:nsid w:val="1F220B2B"/>
     <w:multiLevelType w:val="hybridMultilevel"/>
     <w:tmpl w:val="673E3C20"/>
@@ -7464,7 +6007,7 @@
       </w:pPr>
     </w:lvl>
   </w:abstractNum>
-  <w:abstractNum w:abstractNumId="16" w15:restartNumberingAfterBreak="0">
+  <w:abstractNum w:abstractNumId="16">
     <w:nsid w:val="228A3BFC"/>
     <w:multiLevelType w:val="hybridMultilevel"/>
     <w:tmpl w:val="C7F8EF30"/>
@@ -7550,7 +6093,7 @@
       </w:pPr>
     </w:lvl>
   </w:abstractNum>
-  <w:abstractNum w:abstractNumId="17" w15:restartNumberingAfterBreak="0">
+  <w:abstractNum w:abstractNumId="17">
     <w:nsid w:val="27D41D67"/>
     <w:multiLevelType w:val="hybridMultilevel"/>
     <w:tmpl w:val="714C0612"/>
@@ -7636,7 +6179,7 @@
       </w:pPr>
     </w:lvl>
   </w:abstractNum>
-  <w:abstractNum w:abstractNumId="18" w15:restartNumberingAfterBreak="0">
+  <w:abstractNum w:abstractNumId="18">
     <w:nsid w:val="28E6471E"/>
     <w:multiLevelType w:val="hybridMultilevel"/>
     <w:tmpl w:val="01B830BA"/>
@@ -7722,7 +6265,7 @@
       </w:pPr>
     </w:lvl>
   </w:abstractNum>
-  <w:abstractNum w:abstractNumId="19" w15:restartNumberingAfterBreak="0">
+  <w:abstractNum w:abstractNumId="19">
     <w:nsid w:val="2FA22586"/>
     <w:multiLevelType w:val="hybridMultilevel"/>
     <w:tmpl w:val="8C98493E"/>
@@ -7808,7 +6351,7 @@
       </w:pPr>
     </w:lvl>
   </w:abstractNum>
-  <w:abstractNum w:abstractNumId="20" w15:restartNumberingAfterBreak="0">
+  <w:abstractNum w:abstractNumId="20">
     <w:nsid w:val="35442532"/>
     <w:multiLevelType w:val="hybridMultilevel"/>
     <w:tmpl w:val="669A850C"/>
@@ -7894,7 +6437,7 @@
       </w:pPr>
     </w:lvl>
   </w:abstractNum>
-  <w:abstractNum w:abstractNumId="21" w15:restartNumberingAfterBreak="0">
+  <w:abstractNum w:abstractNumId="21">
     <w:nsid w:val="36257311"/>
     <w:multiLevelType w:val="hybridMultilevel"/>
     <w:tmpl w:val="C524A064"/>
@@ -7980,7 +6523,7 @@
       </w:pPr>
     </w:lvl>
   </w:abstractNum>
-  <w:abstractNum w:abstractNumId="22" w15:restartNumberingAfterBreak="0">
+  <w:abstractNum w:abstractNumId="22">
     <w:nsid w:val="3BA30D4E"/>
     <w:multiLevelType w:val="hybridMultilevel"/>
     <w:tmpl w:val="362A5AE6"/>
@@ -8066,7 +6609,7 @@
       </w:pPr>
     </w:lvl>
   </w:abstractNum>
-  <w:abstractNum w:abstractNumId="23" w15:restartNumberingAfterBreak="0">
+  <w:abstractNum w:abstractNumId="23">
     <w:nsid w:val="3BBD09AA"/>
     <w:multiLevelType w:val="hybridMultilevel"/>
     <w:tmpl w:val="F5CE9232"/>
@@ -8152,7 +6695,7 @@
       </w:pPr>
     </w:lvl>
   </w:abstractNum>
-  <w:abstractNum w:abstractNumId="24" w15:restartNumberingAfterBreak="0">
+  <w:abstractNum w:abstractNumId="24">
     <w:nsid w:val="3C4853F3"/>
     <w:multiLevelType w:val="hybridMultilevel"/>
     <w:tmpl w:val="B9881D8A"/>
@@ -8238,7 +6781,7 @@
       </w:pPr>
     </w:lvl>
   </w:abstractNum>
-  <w:abstractNum w:abstractNumId="25" w15:restartNumberingAfterBreak="0">
+  <w:abstractNum w:abstractNumId="25">
     <w:nsid w:val="3D0F318A"/>
     <w:multiLevelType w:val="hybridMultilevel"/>
     <w:tmpl w:val="67C2FC24"/>
@@ -8324,7 +6867,7 @@
       </w:pPr>
     </w:lvl>
   </w:abstractNum>
-  <w:abstractNum w:abstractNumId="26" w15:restartNumberingAfterBreak="0">
+  <w:abstractNum w:abstractNumId="26">
     <w:nsid w:val="3FF31D2C"/>
     <w:multiLevelType w:val="hybridMultilevel"/>
     <w:tmpl w:val="4978D212"/>
@@ -8413,7 +6956,7 @@
       </w:pPr>
     </w:lvl>
   </w:abstractNum>
-  <w:abstractNum w:abstractNumId="27" w15:restartNumberingAfterBreak="0">
+  <w:abstractNum w:abstractNumId="27">
     <w:nsid w:val="40F834C2"/>
     <w:multiLevelType w:val="hybridMultilevel"/>
     <w:tmpl w:val="4978D212"/>
@@ -8502,7 +7045,7 @@
       </w:pPr>
     </w:lvl>
   </w:abstractNum>
-  <w:abstractNum w:abstractNumId="28" w15:restartNumberingAfterBreak="0">
+  <w:abstractNum w:abstractNumId="28">
     <w:nsid w:val="42CA006A"/>
     <w:multiLevelType w:val="hybridMultilevel"/>
     <w:tmpl w:val="09AE92BE"/>
@@ -8588,7 +7131,7 @@
       </w:pPr>
     </w:lvl>
   </w:abstractNum>
-  <w:abstractNum w:abstractNumId="29" w15:restartNumberingAfterBreak="0">
+  <w:abstractNum w:abstractNumId="29">
     <w:nsid w:val="437D5317"/>
     <w:multiLevelType w:val="hybridMultilevel"/>
     <w:tmpl w:val="4978D212"/>
@@ -8677,7 +7220,7 @@
       </w:pPr>
     </w:lvl>
   </w:abstractNum>
-  <w:abstractNum w:abstractNumId="30" w15:restartNumberingAfterBreak="0">
+  <w:abstractNum w:abstractNumId="30">
     <w:nsid w:val="457147B9"/>
     <w:multiLevelType w:val="hybridMultilevel"/>
     <w:tmpl w:val="8C306F58"/>
@@ -8763,7 +7306,7 @@
       </w:pPr>
     </w:lvl>
   </w:abstractNum>
-  <w:abstractNum w:abstractNumId="31" w15:restartNumberingAfterBreak="0">
+  <w:abstractNum w:abstractNumId="31">
     <w:nsid w:val="4C407D0F"/>
     <w:multiLevelType w:val="hybridMultilevel"/>
     <w:tmpl w:val="FA289532"/>
@@ -8849,7 +7392,7 @@
       </w:pPr>
     </w:lvl>
   </w:abstractNum>
-  <w:abstractNum w:abstractNumId="32" w15:restartNumberingAfterBreak="0">
+  <w:abstractNum w:abstractNumId="32">
     <w:nsid w:val="59723771"/>
     <w:multiLevelType w:val="hybridMultilevel"/>
     <w:tmpl w:val="78025506"/>
@@ -8935,7 +7478,7 @@
       </w:pPr>
     </w:lvl>
   </w:abstractNum>
-  <w:abstractNum w:abstractNumId="33" w15:restartNumberingAfterBreak="0">
+  <w:abstractNum w:abstractNumId="33">
     <w:nsid w:val="59F83DC2"/>
     <w:multiLevelType w:val="hybridMultilevel"/>
     <w:tmpl w:val="DB62BB62"/>
@@ -9021,7 +7564,7 @@
       </w:pPr>
     </w:lvl>
   </w:abstractNum>
-  <w:abstractNum w:abstractNumId="34" w15:restartNumberingAfterBreak="0">
+  <w:abstractNum w:abstractNumId="34">
     <w:nsid w:val="5A997A33"/>
     <w:multiLevelType w:val="hybridMultilevel"/>
     <w:tmpl w:val="7FD6A412"/>
@@ -9107,7 +7650,7 @@
       </w:pPr>
     </w:lvl>
   </w:abstractNum>
-  <w:abstractNum w:abstractNumId="35" w15:restartNumberingAfterBreak="0">
+  <w:abstractNum w:abstractNumId="35">
     <w:nsid w:val="610A10A0"/>
     <w:multiLevelType w:val="hybridMultilevel"/>
     <w:tmpl w:val="53C293F6"/>
@@ -9195,7 +7738,7 @@
       </w:pPr>
     </w:lvl>
   </w:abstractNum>
-  <w:abstractNum w:abstractNumId="36" w15:restartNumberingAfterBreak="0">
+  <w:abstractNum w:abstractNumId="36">
     <w:nsid w:val="619154A5"/>
     <w:multiLevelType w:val="hybridMultilevel"/>
     <w:tmpl w:val="C524A064"/>
@@ -9281,7 +7824,7 @@
       </w:pPr>
     </w:lvl>
   </w:abstractNum>
-  <w:abstractNum w:abstractNumId="37" w15:restartNumberingAfterBreak="0">
+  <w:abstractNum w:abstractNumId="37">
     <w:nsid w:val="62C85A3F"/>
     <w:multiLevelType w:val="hybridMultilevel"/>
     <w:tmpl w:val="B2D40B00"/>
@@ -9367,7 +7910,7 @@
       </w:pPr>
     </w:lvl>
   </w:abstractNum>
-  <w:abstractNum w:abstractNumId="38" w15:restartNumberingAfterBreak="0">
+  <w:abstractNum w:abstractNumId="38">
     <w:nsid w:val="63132B07"/>
     <w:multiLevelType w:val="hybridMultilevel"/>
     <w:tmpl w:val="4978D212"/>
@@ -9456,7 +7999,7 @@
       </w:pPr>
     </w:lvl>
   </w:abstractNum>
-  <w:abstractNum w:abstractNumId="39" w15:restartNumberingAfterBreak="0">
+  <w:abstractNum w:abstractNumId="39">
     <w:nsid w:val="660941FA"/>
     <w:multiLevelType w:val="hybridMultilevel"/>
     <w:tmpl w:val="C48CE704"/>
@@ -9542,7 +8085,7 @@
       </w:pPr>
     </w:lvl>
   </w:abstractNum>
-  <w:abstractNum w:abstractNumId="40" w15:restartNumberingAfterBreak="0">
+  <w:abstractNum w:abstractNumId="40">
     <w:nsid w:val="6740538D"/>
     <w:multiLevelType w:val="hybridMultilevel"/>
     <w:tmpl w:val="67F21C48"/>
@@ -9628,7 +8171,7 @@
       </w:pPr>
     </w:lvl>
   </w:abstractNum>
-  <w:abstractNum w:abstractNumId="41" w15:restartNumberingAfterBreak="0">
+  <w:abstractNum w:abstractNumId="41">
     <w:nsid w:val="67B60A26"/>
     <w:multiLevelType w:val="hybridMultilevel"/>
     <w:tmpl w:val="1E3AE3B6"/>
@@ -9714,7 +8257,7 @@
       </w:pPr>
     </w:lvl>
   </w:abstractNum>
-  <w:abstractNum w:abstractNumId="42" w15:restartNumberingAfterBreak="0">
+  <w:abstractNum w:abstractNumId="42">
     <w:nsid w:val="717A12A8"/>
     <w:multiLevelType w:val="hybridMultilevel"/>
     <w:tmpl w:val="4978D212"/>
@@ -9803,7 +8346,7 @@
       </w:pPr>
     </w:lvl>
   </w:abstractNum>
-  <w:abstractNum w:abstractNumId="43" w15:restartNumberingAfterBreak="0">
+  <w:abstractNum w:abstractNumId="43">
     <w:nsid w:val="730A14ED"/>
     <w:multiLevelType w:val="hybridMultilevel"/>
     <w:tmpl w:val="EA846EA8"/>
@@ -9889,7 +8432,7 @@
       </w:pPr>
     </w:lvl>
   </w:abstractNum>
-  <w:abstractNum w:abstractNumId="44" w15:restartNumberingAfterBreak="0">
+  <w:abstractNum w:abstractNumId="44">
     <w:nsid w:val="743154D0"/>
     <w:multiLevelType w:val="hybridMultilevel"/>
     <w:tmpl w:val="F4BA0E32"/>
@@ -9975,7 +8518,7 @@
       </w:pPr>
     </w:lvl>
   </w:abstractNum>
-  <w:abstractNum w:abstractNumId="45" w15:restartNumberingAfterBreak="0">
+  <w:abstractNum w:abstractNumId="45">
     <w:nsid w:val="745A7365"/>
     <w:multiLevelType w:val="hybridMultilevel"/>
     <w:tmpl w:val="4978D212"/>
@@ -10064,7 +8607,7 @@
       </w:pPr>
     </w:lvl>
   </w:abstractNum>
-  <w:abstractNum w:abstractNumId="46" w15:restartNumberingAfterBreak="0">
+  <w:abstractNum w:abstractNumId="46">
     <w:nsid w:val="74AD6C8B"/>
     <w:multiLevelType w:val="hybridMultilevel"/>
     <w:tmpl w:val="DDC08EAA"/>
@@ -10150,7 +8693,7 @@
       </w:pPr>
     </w:lvl>
   </w:abstractNum>
-  <w:abstractNum w:abstractNumId="47" w15:restartNumberingAfterBreak="0">
+  <w:abstractNum w:abstractNumId="47">
     <w:nsid w:val="7560364A"/>
     <w:multiLevelType w:val="hybridMultilevel"/>
     <w:tmpl w:val="6074A62C"/>
@@ -10239,7 +8782,7 @@
       </w:pPr>
     </w:lvl>
   </w:abstractNum>
-  <w:abstractNum w:abstractNumId="48" w15:restartNumberingAfterBreak="0">
+  <w:abstractNum w:abstractNumId="48">
     <w:nsid w:val="78E1207A"/>
     <w:multiLevelType w:val="hybridMultilevel"/>
     <w:tmpl w:val="01B830BA"/>
@@ -10325,7 +8868,7 @@
       </w:pPr>
     </w:lvl>
   </w:abstractNum>
-  <w:abstractNum w:abstractNumId="49" w15:restartNumberingAfterBreak="0">
+  <w:abstractNum w:abstractNumId="49">
     <w:nsid w:val="7E2E6D08"/>
     <w:multiLevelType w:val="hybridMultilevel"/>
     <w:tmpl w:val="5A96A70E"/>
@@ -10411,154 +8954,154 @@
       </w:pPr>
     </w:lvl>
   </w:abstractNum>
-  <w:num w:numId="1" w16cid:durableId="1816678043">
+  <w:num w:numId="1">
     <w:abstractNumId w:val="6"/>
   </w:num>
-  <w:num w:numId="2" w16cid:durableId="148986365">
+  <w:num w:numId="2">
     <w:abstractNumId w:val="7"/>
   </w:num>
-  <w:num w:numId="3" w16cid:durableId="159197907">
+  <w:num w:numId="3">
     <w:abstractNumId w:val="9"/>
   </w:num>
-  <w:num w:numId="4" w16cid:durableId="570316551">
+  <w:num w:numId="4">
     <w:abstractNumId w:val="39"/>
   </w:num>
-  <w:num w:numId="5" w16cid:durableId="2031181756">
+  <w:num w:numId="5">
     <w:abstractNumId w:val="30"/>
   </w:num>
-  <w:num w:numId="6" w16cid:durableId="1066874511">
+  <w:num w:numId="6">
     <w:abstractNumId w:val="28"/>
   </w:num>
-  <w:num w:numId="7" w16cid:durableId="1348096124">
+  <w:num w:numId="7">
     <w:abstractNumId w:val="20"/>
   </w:num>
-  <w:num w:numId="8" w16cid:durableId="235170767">
+  <w:num w:numId="8">
     <w:abstractNumId w:val="43"/>
   </w:num>
-  <w:num w:numId="9" w16cid:durableId="838927352">
+  <w:num w:numId="9">
     <w:abstractNumId w:val="19"/>
   </w:num>
-  <w:num w:numId="10" w16cid:durableId="981083482">
+  <w:num w:numId="10">
     <w:abstractNumId w:val="21"/>
   </w:num>
-  <w:num w:numId="11" w16cid:durableId="284120828">
+  <w:num w:numId="11">
     <w:abstractNumId w:val="44"/>
   </w:num>
-  <w:num w:numId="12" w16cid:durableId="1520047273">
+  <w:num w:numId="12">
     <w:abstractNumId w:val="41"/>
   </w:num>
-  <w:num w:numId="13" w16cid:durableId="475071280">
+  <w:num w:numId="13">
     <w:abstractNumId w:val="35"/>
   </w:num>
-  <w:num w:numId="14" w16cid:durableId="201677531">
+  <w:num w:numId="14">
     <w:abstractNumId w:val="40"/>
   </w:num>
-  <w:num w:numId="15" w16cid:durableId="515458811">
+  <w:num w:numId="15">
     <w:abstractNumId w:val="36"/>
   </w:num>
-  <w:num w:numId="16" w16cid:durableId="1484351707">
+  <w:num w:numId="16">
     <w:abstractNumId w:val="14"/>
   </w:num>
-  <w:num w:numId="17" w16cid:durableId="890534025">
+  <w:num w:numId="17">
     <w:abstractNumId w:val="25"/>
   </w:num>
-  <w:num w:numId="18" w16cid:durableId="1741755736">
+  <w:num w:numId="18">
     <w:abstractNumId w:val="33"/>
   </w:num>
-  <w:num w:numId="19" w16cid:durableId="953052908">
+  <w:num w:numId="19">
     <w:abstractNumId w:val="17"/>
   </w:num>
-  <w:num w:numId="20" w16cid:durableId="1413115217">
+  <w:num w:numId="20">
     <w:abstractNumId w:val="22"/>
   </w:num>
-  <w:num w:numId="21" w16cid:durableId="1121463576">
+  <w:num w:numId="21">
     <w:abstractNumId w:val="23"/>
   </w:num>
-  <w:num w:numId="22" w16cid:durableId="80224355">
+  <w:num w:numId="22">
     <w:abstractNumId w:val="37"/>
   </w:num>
-  <w:num w:numId="23" w16cid:durableId="1939025811">
+  <w:num w:numId="23">
     <w:abstractNumId w:val="34"/>
   </w:num>
-  <w:num w:numId="24" w16cid:durableId="1588072495">
+  <w:num w:numId="24">
     <w:abstractNumId w:val="11"/>
   </w:num>
-  <w:num w:numId="25" w16cid:durableId="1657494665">
+  <w:num w:numId="25">
     <w:abstractNumId w:val="4"/>
   </w:num>
-  <w:num w:numId="26" w16cid:durableId="287778273">
+  <w:num w:numId="26">
     <w:abstractNumId w:val="10"/>
   </w:num>
-  <w:num w:numId="27" w16cid:durableId="908227502">
+  <w:num w:numId="27">
     <w:abstractNumId w:val="0"/>
   </w:num>
-  <w:num w:numId="28" w16cid:durableId="1255243442">
+  <w:num w:numId="28">
     <w:abstractNumId w:val="1"/>
   </w:num>
-  <w:num w:numId="29" w16cid:durableId="2108381814">
+  <w:num w:numId="29">
     <w:abstractNumId w:val="32"/>
   </w:num>
-  <w:num w:numId="30" w16cid:durableId="761339178">
+  <w:num w:numId="30">
     <w:abstractNumId w:val="15"/>
   </w:num>
-  <w:num w:numId="31" w16cid:durableId="1708720917">
+  <w:num w:numId="31">
     <w:abstractNumId w:val="5"/>
   </w:num>
-  <w:num w:numId="32" w16cid:durableId="1301567976">
+  <w:num w:numId="32">
     <w:abstractNumId w:val="42"/>
   </w:num>
-  <w:num w:numId="33" w16cid:durableId="1827437235">
+  <w:num w:numId="33">
     <w:abstractNumId w:val="26"/>
   </w:num>
-  <w:num w:numId="34" w16cid:durableId="1091389002">
+  <w:num w:numId="34">
     <w:abstractNumId w:val="27"/>
   </w:num>
-  <w:num w:numId="35" w16cid:durableId="1760642133">
+  <w:num w:numId="35">
     <w:abstractNumId w:val="45"/>
   </w:num>
-  <w:num w:numId="36" w16cid:durableId="1445997657">
+  <w:num w:numId="36">
     <w:abstractNumId w:val="38"/>
   </w:num>
-  <w:num w:numId="37" w16cid:durableId="199366639">
+  <w:num w:numId="37">
     <w:abstractNumId w:val="13"/>
   </w:num>
-  <w:num w:numId="38" w16cid:durableId="409158672">
+  <w:num w:numId="38">
     <w:abstractNumId w:val="29"/>
   </w:num>
-  <w:num w:numId="39" w16cid:durableId="1624655712">
+  <w:num w:numId="39">
     <w:abstractNumId w:val="12"/>
   </w:num>
-  <w:num w:numId="40" w16cid:durableId="2120681173">
+  <w:num w:numId="40">
     <w:abstractNumId w:val="2"/>
   </w:num>
-  <w:num w:numId="41" w16cid:durableId="715159394">
+  <w:num w:numId="41">
     <w:abstractNumId w:val="3"/>
   </w:num>
-  <w:num w:numId="42" w16cid:durableId="986663267">
+  <w:num w:numId="42">
     <w:abstractNumId w:val="16"/>
   </w:num>
-  <w:num w:numId="43" w16cid:durableId="2089884982">
+  <w:num w:numId="43">
     <w:abstractNumId w:val="8"/>
   </w:num>
-  <w:num w:numId="44" w16cid:durableId="1484394737">
+  <w:num w:numId="44">
     <w:abstractNumId w:val="18"/>
   </w:num>
-  <w:num w:numId="45" w16cid:durableId="374473014">
+  <w:num w:numId="45">
     <w:abstractNumId w:val="24"/>
   </w:num>
-  <w:num w:numId="46" w16cid:durableId="453330943">
+  <w:num w:numId="46">
     <w:abstractNumId w:val="46"/>
   </w:num>
-  <w:num w:numId="47" w16cid:durableId="1302690264">
+  <w:num w:numId="47">
     <w:abstractNumId w:val="48"/>
   </w:num>
-  <w:num w:numId="48" w16cid:durableId="779685172">
+  <w:num w:numId="48">
     <w:abstractNumId w:val="49"/>
   </w:num>
-  <w:num w:numId="49" w16cid:durableId="1948082242">
+  <w:num w:numId="49">
     <w:abstractNumId w:val="47"/>
   </w:num>
-  <w:num w:numId="50" w16cid:durableId="847184123">
+  <w:num w:numId="50">
     <w:abstractNumId w:val="31"/>
   </w:num>
   <w:numIdMacAtCleanup w:val="24"/>
@@ -10566,7 +9109,7 @@
 </file>
 
 <file path=word/styles.xml><?xml version="1.0" encoding="utf-8"?>
-<w:styles xmlns:mc="http://schemas.openxmlformats.org/markup-compatibility/2006" xmlns:r="http://schemas.openxmlformats.org/officeDocument/2006/relationships" xmlns:w="http://schemas.openxmlformats.org/wordprocessingml/2006/main" xmlns:w14="http://schemas.microsoft.com/office/word/2010/wordml" xmlns:w15="http://schemas.microsoft.com/office/word/2012/wordml" xmlns:w16cex="http://schemas.microsoft.com/office/word/2018/wordml/cex" xmlns:w16cid="http://schemas.microsoft.com/office/word/2016/wordml/cid" xmlns:w16="http://schemas.microsoft.com/office/word/2018/wordml" xmlns:w16du="http://schemas.microsoft.com/office/word/2023/wordml/word16du" xmlns:w16sdtdh="http://schemas.microsoft.com/office/word/2020/wordml/sdtdatahash" xmlns:w16sdtfl="http://schemas.microsoft.com/office/word/2024/wordml/sdtformatlock" xmlns:w16se="http://schemas.microsoft.com/office/word/2015/wordml/symex" mc:Ignorable="w14 w15 w16se w16cid w16 w16cex w16sdtdh w16sdtfl w16du">
+<w:styles xmlns:mc="http://schemas.openxmlformats.org/markup-compatibility/2006" xmlns:r="http://schemas.openxmlformats.org/officeDocument/2006/relationships" xmlns:w="http://schemas.openxmlformats.org/wordprocessingml/2006/main" xmlns:w14="http://schemas.microsoft.com/office/word/2010/wordml" xmlns:w15="http://schemas.microsoft.com/office/word/2012/wordml" mc:Ignorable="w14 w15">
   <w:docDefaults>
     <w:rPrDefault>
       <w:rPr>
@@ -10576,7 +9119,7 @@
     </w:rPrDefault>
     <w:pPrDefault/>
   </w:docDefaults>
-  <w:latentStyles w:defLockedState="0" w:defUIPriority="99" w:defSemiHidden="0" w:defUnhideWhenUsed="0" w:defQFormat="0" w:count="376">
+  <w:latentStyles w:defLockedState="0" w:defUIPriority="99" w:defSemiHidden="0" w:defUnhideWhenUsed="0" w:defQFormat="0" w:count="371">
     <w:lsdException w:name="Normal" w:uiPriority="0" w:qFormat="1"/>
     <w:lsdException w:name="heading 1" w:uiPriority="9" w:qFormat="1"/>
     <w:lsdException w:name="heading 2" w:semiHidden="1" w:uiPriority="9" w:unhideWhenUsed="1" w:qFormat="1"/>
@@ -10948,11 +9491,6 @@
     <w:lsdException w:name="List Table 5 Dark Accent 6" w:uiPriority="50"/>
     <w:lsdException w:name="List Table 6 Colorful Accent 6" w:uiPriority="51"/>
     <w:lsdException w:name="List Table 7 Colorful Accent 6" w:uiPriority="52"/>
-    <w:lsdException w:name="Mention" w:semiHidden="1" w:unhideWhenUsed="1"/>
-    <w:lsdException w:name="Smart Hyperlink" w:semiHidden="1" w:unhideWhenUsed="1"/>
-    <w:lsdException w:name="Hashtag" w:semiHidden="1" w:unhideWhenUsed="1"/>
-    <w:lsdException w:name="Unresolved Mention" w:semiHidden="1" w:unhideWhenUsed="1"/>
-    <w:lsdException w:name="Smart Link" w:semiHidden="1" w:unhideWhenUsed="1"/>
   </w:latentStyles>
   <w:style w:type="paragraph" w:default="1" w:styleId="a">
     <w:name w:val="Normal"/>
@@ -11235,6 +9773,7 @@
       <w:position w:val="-1"/>
     </w:rPr>
     <w:tblPr>
+      <w:tblInd w:w="0" w:type="dxa"/>
       <w:tblBorders>
         <w:top w:val="single" w:sz="4" w:space="0" w:color="auto"/>
         <w:left w:val="single" w:sz="4" w:space="0" w:color="auto"/>
@@ -11243,6 +9782,12 @@
         <w:insideH w:val="single" w:sz="4" w:space="0" w:color="auto"/>
         <w:insideV w:val="single" w:sz="4" w:space="0" w:color="auto"/>
       </w:tblBorders>
+      <w:tblCellMar>
+        <w:top w:w="0" w:type="dxa"/>
+        <w:left w:w="108" w:type="dxa"/>
+        <w:bottom w:w="0" w:type="dxa"/>
+        <w:right w:w="108" w:type="dxa"/>
+      </w:tblCellMar>
     </w:tblPr>
   </w:style>
   <w:style w:type="character" w:customStyle="1" w:styleId="60">
@@ -11480,7 +10025,7 @@
       <w:u w:val="single"/>
     </w:rPr>
   </w:style>
-  <w:style w:type="character" w:styleId="af0">
+  <w:style w:type="character" w:customStyle="1" w:styleId="UnresolvedMention">
     <w:name w:val="Unresolved Mention"/>
     <w:basedOn w:val="a0"/>
     <w:uiPriority w:val="99"/>
@@ -11858,7 +10403,7 @@
 </file>
 
 <file path=customXml/itemProps2.xml><?xml version="1.0" encoding="utf-8"?>
-<ds:datastoreItem xmlns:ds="http://schemas.openxmlformats.org/officeDocument/2006/customXml" ds:itemID="{A573E35E-8244-41A9-AE55-45BEC281D137}">
+<ds:datastoreItem xmlns:ds="http://schemas.openxmlformats.org/officeDocument/2006/customXml" ds:itemID="{89EA6EF0-BF35-4342-9F35-49C53B7C12CB}">
   <ds:schemaRefs>
     <ds:schemaRef ds:uri="http://schemas.openxmlformats.org/officeDocument/2006/bibliography"/>
   </ds:schemaRefs>

--- a/Адміністрування обчислювальних комплексів Зроблені ЛР/Лабораторна робота 14 - Матакова А.В. - 409а - Адміністрування обчислювальних комплексів.docx
+++ b/Адміністрування обчислювальних комплексів Зроблені ЛР/Лабораторна робота 14 - Матакова А.В. - 409а - Адміністрування обчислювальних комплексів.docx
@@ -2432,16 +2432,14 @@
       </w:pPr>
       <w:r>
         <w:rPr>
-          <w:noProof/>
-          <w:sz w:val="28"/>
-          <w:szCs w:val="28"/>
-          <w:lang w:val="ru-RU"/>
+          <w:sz w:val="28"/>
+          <w:szCs w:val="28"/>
         </w:rPr>
         <w:drawing>
-          <wp:inline distT="0" distB="0" distL="0" distR="0" wp14:anchorId="747A78DD" wp14:editId="23EC29DF">
-            <wp:extent cx="5912555" cy="2659380"/>
-            <wp:effectExtent l="0" t="0" r="0" b="7620"/>
-            <wp:docPr id="816006498" name="Рисунок 1"/>
+          <wp:inline distT="0" distB="0" distL="0" distR="0" wp14:anchorId="19808EDB" wp14:editId="5426DC55">
+            <wp:extent cx="6299835" cy="1911928"/>
+            <wp:effectExtent l="0" t="0" r="5715" b="0"/>
+            <wp:docPr id="1" name="Рисунок 1"/>
             <wp:cNvGraphicFramePr>
               <a:graphicFrameLocks xmlns:a="http://schemas.openxmlformats.org/drawingml/2006/main" noChangeAspect="1"/>
             </wp:cNvGraphicFramePr>
@@ -2449,20 +2447,18 @@
               <a:graphicData uri="http://schemas.openxmlformats.org/drawingml/2006/picture">
                 <pic:pic xmlns:pic="http://schemas.openxmlformats.org/drawingml/2006/picture">
                   <pic:nvPicPr>
-                    <pic:cNvPr id="816006498" name=""/>
+                    <pic:cNvPr id="1" name=""/>
                     <pic:cNvPicPr/>
                   </pic:nvPicPr>
                   <pic:blipFill rotWithShape="1">
                     <a:blip r:embed="rId14"/>
-                    <a:srcRect b="19555"/>
-                    <a:stretch>
-                      <a:fillRect/>
-                    </a:stretch>
+                    <a:srcRect b="54771"/>
+                    <a:stretch/>
                   </pic:blipFill>
                   <pic:spPr bwMode="auto">
                     <a:xfrm>
                       <a:off x="0" y="0"/>
-                      <a:ext cx="5918611" cy="2662104"/>
+                      <a:ext cx="6299835" cy="1911928"/>
                     </a:xfrm>
                     <a:prstGeom prst="rect">
                       <a:avLst/>
@@ -2531,16 +2527,14 @@
       </w:pPr>
       <w:r>
         <w:rPr>
-          <w:noProof/>
-          <w:sz w:val="28"/>
-          <w:szCs w:val="28"/>
-          <w:lang w:val="ru-RU"/>
+          <w:sz w:val="28"/>
+          <w:szCs w:val="28"/>
         </w:rPr>
         <w:drawing>
-          <wp:inline distT="0" distB="0" distL="0" distR="0" wp14:anchorId="669649FE" wp14:editId="3EBF8313">
-            <wp:extent cx="4412167" cy="4998720"/>
-            <wp:effectExtent l="0" t="0" r="7620" b="0"/>
-            <wp:docPr id="579615421" name="Рисунок 1"/>
+          <wp:inline distT="0" distB="0" distL="0" distR="0" wp14:anchorId="2A894E3F" wp14:editId="49210CE0">
+            <wp:extent cx="5295208" cy="5676831"/>
+            <wp:effectExtent l="0" t="0" r="1270" b="635"/>
+            <wp:docPr id="4" name="Рисунок 4"/>
             <wp:cNvGraphicFramePr>
               <a:graphicFrameLocks xmlns:a="http://schemas.openxmlformats.org/drawingml/2006/main" noChangeAspect="1"/>
             </wp:cNvGraphicFramePr>
@@ -2548,7 +2542,7 @@
               <a:graphicData uri="http://schemas.openxmlformats.org/drawingml/2006/picture">
                 <pic:pic xmlns:pic="http://schemas.openxmlformats.org/drawingml/2006/picture">
                   <pic:nvPicPr>
-                    <pic:cNvPr id="579615421" name=""/>
+                    <pic:cNvPr id="1" name=""/>
                     <pic:cNvPicPr/>
                   </pic:nvPicPr>
                   <pic:blipFill>
@@ -2560,7 +2554,7 @@
                   <pic:spPr>
                     <a:xfrm>
                       <a:off x="0" y="0"/>
-                      <a:ext cx="4423137" cy="5011149"/>
+                      <a:ext cx="5313039" cy="5695947"/>
                     </a:xfrm>
                     <a:prstGeom prst="rect">
                       <a:avLst/>
@@ -2649,17 +2643,15 @@
       </w:pPr>
       <w:r>
         <w:rPr>
-          <w:noProof/>
-          <w:sz w:val="28"/>
-          <w:szCs w:val="28"/>
-          <w:lang w:val="ru-RU"/>
+          <w:sz w:val="28"/>
+          <w:szCs w:val="28"/>
         </w:rPr>
         <w:lastRenderedPageBreak/>
         <w:drawing>
-          <wp:inline distT="0" distB="0" distL="0" distR="0" wp14:anchorId="54BBDFA7" wp14:editId="3E0B6DB8">
-            <wp:extent cx="3665220" cy="3179281"/>
-            <wp:effectExtent l="0" t="0" r="0" b="2540"/>
-            <wp:docPr id="840978823" name="Рисунок 1"/>
+          <wp:inline distT="0" distB="0" distL="0" distR="0" wp14:anchorId="3936BF8F" wp14:editId="045F9CC8">
+            <wp:extent cx="6077798" cy="8640381"/>
+            <wp:effectExtent l="0" t="0" r="0" b="8890"/>
+            <wp:docPr id="5" name="Рисунок 5"/>
             <wp:cNvGraphicFramePr>
               <a:graphicFrameLocks xmlns:a="http://schemas.openxmlformats.org/drawingml/2006/main" noChangeAspect="1"/>
             </wp:cNvGraphicFramePr>
@@ -2667,7 +2659,7 @@
               <a:graphicData uri="http://schemas.openxmlformats.org/drawingml/2006/picture">
                 <pic:pic xmlns:pic="http://schemas.openxmlformats.org/drawingml/2006/picture">
                   <pic:nvPicPr>
-                    <pic:cNvPr id="840978823" name=""/>
+                    <pic:cNvPr id="1" name=""/>
                     <pic:cNvPicPr/>
                   </pic:nvPicPr>
                   <pic:blipFill>
@@ -2679,7 +2671,7 @@
                   <pic:spPr>
                     <a:xfrm>
                       <a:off x="0" y="0"/>
-                      <a:ext cx="3674128" cy="3187008"/>
+                      <a:ext cx="6077798" cy="8640381"/>
                     </a:xfrm>
                     <a:prstGeom prst="rect">
                       <a:avLst/>
@@ -2743,20 +2735,58 @@
         <w:rPr>
           <w:sz w:val="28"/>
           <w:szCs w:val="28"/>
-        </w:rPr>
-      </w:pPr>
-      <w:r>
-        <w:rPr>
-          <w:noProof/>
-          <w:sz w:val="28"/>
-          <w:szCs w:val="28"/>
           <w:lang w:val="ru-RU"/>
         </w:rPr>
+      </w:pPr>
+      <w:r>
+        <w:rPr>
+          <w:sz w:val="28"/>
+          <w:szCs w:val="28"/>
+          <w:lang w:val="ru-RU"/>
+        </w:rPr>
+        <w:lastRenderedPageBreak/>
+        <w:t>Якщо натиснути на «Тест системи на стаб</w:t>
+      </w:r>
+      <w:r>
+        <w:rPr>
+          <w:sz w:val="28"/>
+          <w:szCs w:val="28"/>
+        </w:rPr>
+        <w:t>ільність</w:t>
+      </w:r>
+      <w:r>
+        <w:rPr>
+          <w:sz w:val="28"/>
+          <w:szCs w:val="28"/>
+          <w:lang w:val="ru-RU"/>
+        </w:rPr>
+        <w:t>»</w:t>
+      </w:r>
+    </w:p>
+    <w:p>
+      <w:pPr>
+        <w:spacing w:line="360" w:lineRule="auto"/>
+        <w:ind w:leftChars="0" w:firstLineChars="0" w:firstLine="1"/>
+        <w:contextualSpacing/>
+        <w:jc w:val="center"/>
+        <w:outlineLvl w:val="9"/>
+        <w:rPr>
+          <w:sz w:val="28"/>
+          <w:szCs w:val="28"/>
+          <w:lang w:val="ru-RU"/>
+        </w:rPr>
+      </w:pPr>
+      <w:r>
+        <w:rPr>
+          <w:sz w:val="28"/>
+          <w:szCs w:val="28"/>
+          <w:lang w:val="ru-RU"/>
+        </w:rPr>
         <w:drawing>
-          <wp:inline distT="0" distB="0" distL="0" distR="0" wp14:anchorId="753E14F7" wp14:editId="2DF2D9AA">
-            <wp:extent cx="5669280" cy="1592580"/>
-            <wp:effectExtent l="0" t="0" r="7620" b="7620"/>
-            <wp:docPr id="1315890065" name="Рисунок 1"/>
+          <wp:inline distT="0" distB="0" distL="0" distR="0" wp14:anchorId="6B0CFA59" wp14:editId="483FC632">
+            <wp:extent cx="6299835" cy="4776470"/>
+            <wp:effectExtent l="0" t="0" r="5715" b="5080"/>
+            <wp:docPr id="6" name="Рисунок 6"/>
             <wp:cNvGraphicFramePr>
               <a:graphicFrameLocks xmlns:a="http://schemas.openxmlformats.org/drawingml/2006/main" noChangeAspect="1"/>
             </wp:cNvGraphicFramePr>
@@ -2764,32 +2794,23 @@
               <a:graphicData uri="http://schemas.openxmlformats.org/drawingml/2006/picture">
                 <pic:pic xmlns:pic="http://schemas.openxmlformats.org/drawingml/2006/picture">
                   <pic:nvPicPr>
-                    <pic:cNvPr id="1315890065" name=""/>
+                    <pic:cNvPr id="1" name=""/>
                     <pic:cNvPicPr/>
                   </pic:nvPicPr>
-                  <pic:blipFill rotWithShape="1">
+                  <pic:blipFill>
                     <a:blip r:embed="rId17"/>
-                    <a:srcRect t="1582" r="10009" b="65366"/>
                     <a:stretch>
                       <a:fillRect/>
                     </a:stretch>
                   </pic:blipFill>
-                  <pic:spPr bwMode="auto">
+                  <pic:spPr>
                     <a:xfrm>
                       <a:off x="0" y="0"/>
-                      <a:ext cx="5669280" cy="1592580"/>
+                      <a:ext cx="6299835" cy="4776470"/>
                     </a:xfrm>
                     <a:prstGeom prst="rect">
                       <a:avLst/>
                     </a:prstGeom>
-                    <a:ln>
-                      <a:noFill/>
-                    </a:ln>
-                    <a:extLst>
-                      <a:ext uri="{53640926-AAD7-44D8-BBD7-CCE9431645EC}">
-                        <a14:shadowObscured xmlns:a14="http://schemas.microsoft.com/office/drawing/2010/main"/>
-                      </a:ext>
-                    </a:extLst>
                   </pic:spPr>
                 </pic:pic>
               </a:graphicData>
@@ -2842,8 +2863,9 @@
         <w:rPr>
           <w:sz w:val="28"/>
           <w:szCs w:val="28"/>
-        </w:rPr>
-        <w:t>–</w:t>
+          <w:lang w:val="ru-RU"/>
+        </w:rPr>
+        <w:t>-</w:t>
       </w:r>
       <w:r>
         <w:rPr>
@@ -2883,6 +2905,132 @@
     <w:p>
       <w:pPr>
         <w:spacing w:line="360" w:lineRule="auto"/>
+        <w:ind w:leftChars="0" w:firstLineChars="0" w:firstLine="1"/>
+        <w:contextualSpacing/>
+        <w:jc w:val="center"/>
+        <w:outlineLvl w:val="9"/>
+        <w:rPr>
+          <w:sz w:val="28"/>
+          <w:szCs w:val="28"/>
+          <w:lang w:val="ru-RU"/>
+        </w:rPr>
+      </w:pPr>
+      <w:r>
+        <w:rPr>
+          <w:sz w:val="28"/>
+          <w:szCs w:val="28"/>
+          <w:lang w:val="ru-RU"/>
+        </w:rPr>
+        <w:lastRenderedPageBreak/>
+        <w:drawing>
+          <wp:inline distT="0" distB="0" distL="0" distR="0" wp14:anchorId="5EEAF533" wp14:editId="00D125D3">
+            <wp:extent cx="6299835" cy="3269615"/>
+            <wp:effectExtent l="0" t="0" r="5715" b="6985"/>
+            <wp:docPr id="7" name="Рисунок 7"/>
+            <wp:cNvGraphicFramePr>
+              <a:graphicFrameLocks xmlns:a="http://schemas.openxmlformats.org/drawingml/2006/main" noChangeAspect="1"/>
+            </wp:cNvGraphicFramePr>
+            <a:graphic xmlns:a="http://schemas.openxmlformats.org/drawingml/2006/main">
+              <a:graphicData uri="http://schemas.openxmlformats.org/drawingml/2006/picture">
+                <pic:pic xmlns:pic="http://schemas.openxmlformats.org/drawingml/2006/picture">
+                  <pic:nvPicPr>
+                    <pic:cNvPr id="1" name=""/>
+                    <pic:cNvPicPr/>
+                  </pic:nvPicPr>
+                  <pic:blipFill>
+                    <a:blip r:embed="rId18"/>
+                    <a:stretch>
+                      <a:fillRect/>
+                    </a:stretch>
+                  </pic:blipFill>
+                  <pic:spPr>
+                    <a:xfrm>
+                      <a:off x="0" y="0"/>
+                      <a:ext cx="6299835" cy="3269615"/>
+                    </a:xfrm>
+                    <a:prstGeom prst="rect">
+                      <a:avLst/>
+                    </a:prstGeom>
+                  </pic:spPr>
+                </pic:pic>
+              </a:graphicData>
+            </a:graphic>
+          </wp:inline>
+        </w:drawing>
+      </w:r>
+    </w:p>
+    <w:p>
+      <w:pPr>
+        <w:spacing w:line="360" w:lineRule="auto"/>
+        <w:ind w:leftChars="0" w:firstLineChars="0" w:firstLine="1"/>
+        <w:contextualSpacing/>
+        <w:jc w:val="center"/>
+        <w:outlineLvl w:val="9"/>
+        <w:rPr>
+          <w:sz w:val="28"/>
+          <w:szCs w:val="28"/>
+          <w:lang w:val="ru-RU"/>
+        </w:rPr>
+      </w:pPr>
+    </w:p>
+    <w:p>
+      <w:pPr>
+        <w:spacing w:line="360" w:lineRule="auto"/>
+        <w:ind w:leftChars="0" w:firstLineChars="0" w:firstLine="1"/>
+        <w:contextualSpacing/>
+        <w:jc w:val="center"/>
+        <w:outlineLvl w:val="9"/>
+        <w:rPr>
+          <w:sz w:val="28"/>
+          <w:szCs w:val="28"/>
+        </w:rPr>
+      </w:pPr>
+      <w:r>
+        <w:rPr>
+          <w:sz w:val="28"/>
+          <w:szCs w:val="28"/>
+        </w:rPr>
+        <w:t xml:space="preserve">Рисунок 10 </w:t>
+      </w:r>
+      <w:r>
+        <w:rPr>
+          <w:sz w:val="28"/>
+          <w:szCs w:val="28"/>
+        </w:rPr>
+        <w:t>–</w:t>
+      </w:r>
+      <w:r>
+        <w:rPr>
+          <w:sz w:val="28"/>
+          <w:szCs w:val="28"/>
+        </w:rPr>
+        <w:t xml:space="preserve"> </w:t>
+      </w:r>
+      <w:r>
+        <w:rPr>
+          <w:sz w:val="28"/>
+          <w:szCs w:val="28"/>
+        </w:rPr>
+        <w:t>Стрес</w:t>
+      </w:r>
+      <w:r>
+        <w:rPr>
+          <w:sz w:val="28"/>
+          <w:szCs w:val="28"/>
+        </w:rPr>
+        <w:t>–</w:t>
+      </w:r>
+      <w:r>
+        <w:rPr>
+          <w:sz w:val="28"/>
+          <w:szCs w:val="28"/>
+        </w:rPr>
+        <w:t>тест ЦП у процесі виконання</w:t>
+      </w:r>
+    </w:p>
+    <w:p>
+      <w:pPr>
+        <w:spacing w:line="360" w:lineRule="auto"/>
         <w:ind w:leftChars="0" w:firstLineChars="251" w:firstLine="703"/>
         <w:contextualSpacing/>
         <w:jc w:val="both"/>
@@ -2890,9 +3038,29 @@
         <w:rPr>
           <w:sz w:val="28"/>
           <w:szCs w:val="28"/>
-          <w:lang w:val="ru-RU"/>
-        </w:rPr>
-      </w:pPr>
+        </w:rPr>
+      </w:pPr>
+      <w:r>
+        <w:rPr>
+          <w:sz w:val="28"/>
+          <w:szCs w:val="28"/>
+        </w:rPr>
+        <w:t>Крок 2.6. Аналіз результатів стрес</w:t>
+      </w:r>
+      <w:r>
+        <w:rPr>
+          <w:sz w:val="28"/>
+          <w:szCs w:val="28"/>
+        </w:rPr>
+        <w:t>–</w:t>
+      </w:r>
+      <w:r>
+        <w:rPr>
+          <w:sz w:val="28"/>
+          <w:szCs w:val="28"/>
+        </w:rPr>
+        <w:t>тесту процесора</w:t>
+      </w:r>
     </w:p>
     <w:p>
       <w:pPr>
@@ -2911,21 +3079,214 @@
           <w:sz w:val="28"/>
           <w:szCs w:val="28"/>
         </w:rPr>
-        <w:t>[Тут вставити скріншот стрес</w:t>
-      </w:r>
-      <w:r>
-        <w:rPr>
-          <w:sz w:val="28"/>
-          <w:szCs w:val="28"/>
-        </w:rPr>
-        <w:t>–</w:t>
-      </w:r>
-      <w:r>
-        <w:rPr>
-          <w:sz w:val="28"/>
-          <w:szCs w:val="28"/>
-        </w:rPr>
-        <w:t>тесту під час роботи з графіками температури]</w:t>
+        <w:t>1. Перейти на вкладку «Statistics» для перегляду статистики тестування.</w:t>
+      </w:r>
+    </w:p>
+    <w:p>
+      <w:pPr>
+        <w:spacing w:line="360" w:lineRule="auto"/>
+        <w:ind w:leftChars="0" w:firstLineChars="251" w:firstLine="703"/>
+        <w:contextualSpacing/>
+        <w:jc w:val="both"/>
+        <w:outlineLvl w:val="9"/>
+        <w:rPr>
+          <w:sz w:val="28"/>
+          <w:szCs w:val="28"/>
+        </w:rPr>
+      </w:pPr>
+      <w:r>
+        <w:rPr>
+          <w:sz w:val="28"/>
+          <w:szCs w:val="28"/>
+        </w:rPr>
+        <w:t>2. Зафіксувати мінімальну, максимальну та середню температуру під час тесту.</w:t>
+      </w:r>
+    </w:p>
+    <w:p>
+      <w:pPr>
+        <w:spacing w:line="360" w:lineRule="auto"/>
+        <w:ind w:leftChars="0" w:firstLineChars="251" w:firstLine="703"/>
+        <w:contextualSpacing/>
+        <w:jc w:val="both"/>
+        <w:outlineLvl w:val="9"/>
+        <w:rPr>
+          <w:sz w:val="28"/>
+          <w:szCs w:val="28"/>
+        </w:rPr>
+      </w:pPr>
+      <w:r>
+        <w:rPr>
+          <w:sz w:val="28"/>
+          <w:szCs w:val="28"/>
+        </w:rPr>
+        <w:t>3. Зробити висновок про наявність або відсутність проблеми перегріву:</w:t>
+      </w:r>
+    </w:p>
+    <w:p>
+      <w:pPr>
+        <w:spacing w:line="360" w:lineRule="auto"/>
+        <w:ind w:leftChars="0" w:firstLineChars="251" w:firstLine="703"/>
+        <w:contextualSpacing/>
+        <w:jc w:val="both"/>
+        <w:outlineLvl w:val="9"/>
+        <w:rPr>
+          <w:sz w:val="28"/>
+          <w:szCs w:val="28"/>
+        </w:rPr>
+      </w:pPr>
+      <w:r>
+        <w:rPr>
+          <w:sz w:val="28"/>
+          <w:szCs w:val="28"/>
+        </w:rPr>
+        <w:t>• Температура до 80°C — норма для більшості процесорів;</w:t>
+      </w:r>
+    </w:p>
+    <w:p>
+      <w:pPr>
+        <w:spacing w:line="360" w:lineRule="auto"/>
+        <w:ind w:leftChars="0" w:firstLineChars="251" w:firstLine="703"/>
+        <w:contextualSpacing/>
+        <w:jc w:val="both"/>
+        <w:outlineLvl w:val="9"/>
+        <w:rPr>
+          <w:sz w:val="28"/>
+          <w:szCs w:val="28"/>
+        </w:rPr>
+      </w:pPr>
+      <w:r>
+        <w:rPr>
+          <w:sz w:val="28"/>
+          <w:szCs w:val="28"/>
+        </w:rPr>
+        <w:t>• Температура 80–90°C — допустима, але бажано покращити охолодження;</w:t>
+      </w:r>
+    </w:p>
+    <w:p>
+      <w:pPr>
+        <w:spacing w:line="360" w:lineRule="auto"/>
+        <w:ind w:leftChars="0" w:firstLineChars="251" w:firstLine="703"/>
+        <w:contextualSpacing/>
+        <w:jc w:val="both"/>
+        <w:outlineLvl w:val="9"/>
+        <w:rPr>
+          <w:sz w:val="28"/>
+          <w:szCs w:val="28"/>
+        </w:rPr>
+      </w:pPr>
+      <w:r>
+        <w:rPr>
+          <w:sz w:val="28"/>
+          <w:szCs w:val="28"/>
+        </w:rPr>
+        <w:t>• Температура понад 90°C — існує проблема перегріву, потрібне термінове втручання;</w:t>
+      </w:r>
+    </w:p>
+    <w:p>
+      <w:pPr>
+        <w:spacing w:line="360" w:lineRule="auto"/>
+        <w:ind w:leftChars="0" w:firstLineChars="251" w:firstLine="703"/>
+        <w:contextualSpacing/>
+        <w:jc w:val="both"/>
+        <w:outlineLvl w:val="9"/>
+        <w:rPr>
+          <w:sz w:val="28"/>
+          <w:szCs w:val="28"/>
+        </w:rPr>
+      </w:pPr>
+      <w:r>
+        <w:rPr>
+          <w:sz w:val="28"/>
+          <w:szCs w:val="28"/>
+        </w:rPr>
+        <w:t>• Наявність тротлінгу — система охолодження не справляється.</w:t>
+      </w:r>
+    </w:p>
+    <w:p>
+      <w:pPr>
+        <w:spacing w:line="360" w:lineRule="auto"/>
+        <w:ind w:leftChars="0" w:firstLineChars="251" w:firstLine="703"/>
+        <w:contextualSpacing/>
+        <w:jc w:val="both"/>
+        <w:outlineLvl w:val="9"/>
+        <w:rPr>
+          <w:sz w:val="28"/>
+          <w:szCs w:val="28"/>
+          <w:lang w:val="ru-RU"/>
+        </w:rPr>
+      </w:pPr>
+      <w:r>
+        <w:rPr>
+          <w:sz w:val="28"/>
+          <w:szCs w:val="28"/>
+        </w:rPr>
+        <w:t>[Тут вставити скріншот статистики після завершення тесту]</w:t>
+      </w:r>
+      <w:r>
+        <w:rPr>
+          <w:sz w:val="28"/>
+          <w:szCs w:val="28"/>
+          <w:lang w:val="ru-RU"/>
+        </w:rPr>
+        <w:t xml:space="preserve"> </w:t>
+      </w:r>
+    </w:p>
+    <w:p>
+      <w:pPr>
+        <w:spacing w:line="360" w:lineRule="auto"/>
+        <w:ind w:leftChars="0" w:firstLineChars="251" w:firstLine="703"/>
+        <w:contextualSpacing/>
+        <w:jc w:val="both"/>
+        <w:outlineLvl w:val="9"/>
+        <w:rPr>
+          <w:sz w:val="28"/>
+          <w:szCs w:val="28"/>
+        </w:rPr>
+      </w:pPr>
+      <w:bookmarkStart w:id="0" w:name="_GoBack"/>
+      <w:bookmarkEnd w:id="0"/>
+      <w:r>
+        <w:rPr>
+          <w:sz w:val="28"/>
+          <w:szCs w:val="28"/>
+          <w:lang w:val="ru-RU"/>
+        </w:rPr>
+        <w:lastRenderedPageBreak/>
+        <w:drawing>
+          <wp:inline distT="0" distB="0" distL="0" distR="0" wp14:anchorId="07E61611" wp14:editId="20E941DA">
+            <wp:extent cx="5839640" cy="5210902"/>
+            <wp:effectExtent l="0" t="0" r="8890" b="8890"/>
+            <wp:docPr id="8" name="Рисунок 8"/>
+            <wp:cNvGraphicFramePr>
+              <a:graphicFrameLocks xmlns:a="http://schemas.openxmlformats.org/drawingml/2006/main" noChangeAspect="1"/>
+            </wp:cNvGraphicFramePr>
+            <a:graphic xmlns:a="http://schemas.openxmlformats.org/drawingml/2006/main">
+              <a:graphicData uri="http://schemas.openxmlformats.org/drawingml/2006/picture">
+                <pic:pic xmlns:pic="http://schemas.openxmlformats.org/drawingml/2006/picture">
+                  <pic:nvPicPr>
+                    <pic:cNvPr id="1" name=""/>
+                    <pic:cNvPicPr/>
+                  </pic:nvPicPr>
+                  <pic:blipFill>
+                    <a:blip r:embed="rId19"/>
+                    <a:stretch>
+                      <a:fillRect/>
+                    </a:stretch>
+                  </pic:blipFill>
+                  <pic:spPr>
+                    <a:xfrm>
+                      <a:off x="0" y="0"/>
+                      <a:ext cx="5839640" cy="5210902"/>
+                    </a:xfrm>
+                    <a:prstGeom prst="rect">
+                      <a:avLst/>
+                    </a:prstGeom>
+                  </pic:spPr>
+                </pic:pic>
+              </a:graphicData>
+            </a:graphic>
+          </wp:inline>
+        </w:drawing>
       </w:r>
     </w:p>
     <w:p>
@@ -2945,7 +3306,7 @@
           <w:sz w:val="28"/>
           <w:szCs w:val="28"/>
         </w:rPr>
-        <w:t xml:space="preserve">Рисунок 10 </w:t>
+        <w:t xml:space="preserve">Рисунок 11 </w:t>
       </w:r>
       <w:r>
         <w:rPr>
@@ -2966,7 +3327,7 @@
           <w:sz w:val="28"/>
           <w:szCs w:val="28"/>
         </w:rPr>
-        <w:t>Стрес</w:t>
+        <w:t>Статистика стрес</w:t>
       </w:r>
       <w:r>
         <w:rPr>
@@ -2980,7 +3341,7 @@
           <w:sz w:val="28"/>
           <w:szCs w:val="28"/>
         </w:rPr>
-        <w:t>тест ЦП у процесі виконання</w:t>
+        <w:t>тесту процесора</w:t>
       </w:r>
     </w:p>
     <w:p>
@@ -3000,7 +3361,7 @@
           <w:sz w:val="28"/>
           <w:szCs w:val="28"/>
         </w:rPr>
-        <w:t>Крок 2.6. Аналіз результатів стрес</w:t>
+        <w:t>Частина 3. Стрес</w:t>
       </w:r>
       <w:r>
         <w:rPr>
@@ -3014,7 +3375,7 @@
           <w:sz w:val="28"/>
           <w:szCs w:val="28"/>
         </w:rPr>
-        <w:t>тесту процесора</w:t>
+        <w:t>тест відеокарти за допомогою FurMark</w:t>
       </w:r>
     </w:p>
     <w:p>
@@ -3034,7 +3395,42 @@
           <w:sz w:val="28"/>
           <w:szCs w:val="28"/>
         </w:rPr>
-        <w:t>1. Перейти на вкладку «Statistics» для перегляду статистики тестування.</w:t>
+        <w:t xml:space="preserve">FurMark </w:t>
+      </w:r>
+      <w:r>
+        <w:rPr>
+          <w:sz w:val="28"/>
+          <w:szCs w:val="28"/>
+        </w:rPr>
+        <w:t>–</w:t>
+      </w:r>
+      <w:r>
+        <w:rPr>
+          <w:sz w:val="28"/>
+          <w:szCs w:val="28"/>
+        </w:rPr>
+        <w:t xml:space="preserve"> </w:t>
+      </w:r>
+      <w:r>
+        <w:rPr>
+          <w:sz w:val="28"/>
+          <w:szCs w:val="28"/>
+        </w:rPr>
+        <w:t>це інтенсивний стрес</w:t>
+      </w:r>
+      <w:r>
+        <w:rPr>
+          <w:sz w:val="28"/>
+          <w:szCs w:val="28"/>
+        </w:rPr>
+        <w:t>–</w:t>
+      </w:r>
+      <w:r>
+        <w:rPr>
+          <w:sz w:val="28"/>
+          <w:szCs w:val="28"/>
+        </w:rPr>
+        <w:t>тест для відеокарт, який використовує OpenGL для максимального навантаження графічного процесора. Програма дозволяє перевірити стабільність відеокарти та ефективність її системи охолодження під екстремальним навантаженням.</w:t>
       </w:r>
     </w:p>
     <w:p>
@@ -3054,7 +3450,7 @@
           <w:sz w:val="28"/>
           <w:szCs w:val="28"/>
         </w:rPr>
-        <w:t>2. Зафіксувати мінімальну, максимальну та середню температуру під час тесту.</w:t>
+        <w:t>Крок 3.1. Завантаження та встановлення FurMark</w:t>
       </w:r>
     </w:p>
     <w:p>
@@ -3074,7 +3470,7 @@
           <w:sz w:val="28"/>
           <w:szCs w:val="28"/>
         </w:rPr>
-        <w:t>3. Зробити висновок про наявність або відсутність проблеми перегріву:</w:t>
+        <w:t>1. Завантажити програму FurMark з офіційного сайту (https://geeks3d.com/furmark/) або системи Moodle.</w:t>
       </w:r>
     </w:p>
     <w:p>
@@ -3094,7 +3490,7 @@
           <w:sz w:val="28"/>
           <w:szCs w:val="28"/>
         </w:rPr>
-        <w:t>• Температура до 80°C — норма для більшості процесорів;</w:t>
+        <w:t>2. Встановити програму згідно з вказівками інсталятора.</w:t>
       </w:r>
     </w:p>
     <w:p>
@@ -3114,8 +3510,7 @@
           <w:sz w:val="28"/>
           <w:szCs w:val="28"/>
         </w:rPr>
-        <w:lastRenderedPageBreak/>
-        <w:t>• Температура 80–90°C — допустима, але бажано покращити охолодження;</w:t>
+        <w:t>3. Запустити FurMark від імені адміністратора.</w:t>
       </w:r>
     </w:p>
     <w:p>
@@ -3135,7 +3530,48 @@
           <w:sz w:val="28"/>
           <w:szCs w:val="28"/>
         </w:rPr>
-        <w:t>• Температура понад 90°C — існує проблема перегріву, потрібне термінове втручання;</w:t>
+        <w:t>[Тут вставити скріншот головного вікна FurMark]</w:t>
+      </w:r>
+    </w:p>
+    <w:p>
+      <w:pPr>
+        <w:spacing w:line="360" w:lineRule="auto"/>
+        <w:ind w:leftChars="0" w:firstLineChars="0" w:firstLine="1"/>
+        <w:contextualSpacing/>
+        <w:jc w:val="center"/>
+        <w:outlineLvl w:val="9"/>
+        <w:rPr>
+          <w:sz w:val="28"/>
+          <w:szCs w:val="28"/>
+        </w:rPr>
+      </w:pPr>
+      <w:r>
+        <w:rPr>
+          <w:sz w:val="28"/>
+          <w:szCs w:val="28"/>
+        </w:rPr>
+        <w:t xml:space="preserve">Рисунок 12 </w:t>
+      </w:r>
+      <w:r>
+        <w:rPr>
+          <w:sz w:val="28"/>
+          <w:szCs w:val="28"/>
+        </w:rPr>
+        <w:t>–</w:t>
+      </w:r>
+      <w:r>
+        <w:rPr>
+          <w:sz w:val="28"/>
+          <w:szCs w:val="28"/>
+        </w:rPr>
+        <w:t xml:space="preserve"> </w:t>
+      </w:r>
+      <w:r>
+        <w:rPr>
+          <w:sz w:val="28"/>
+          <w:szCs w:val="28"/>
+        </w:rPr>
+        <w:t>Головне вікно програми FurMark</w:t>
       </w:r>
     </w:p>
     <w:p>
@@ -3155,7 +3591,8 @@
           <w:sz w:val="28"/>
           <w:szCs w:val="28"/>
         </w:rPr>
-        <w:t>• Наявність тротлінгу — система охолодження не справляється.</w:t>
+        <w:lastRenderedPageBreak/>
+        <w:t>Крок 3.2. Перегляд інформації про відеокарту</w:t>
       </w:r>
     </w:p>
     <w:p>
@@ -3175,7 +3612,81 @@
           <w:sz w:val="28"/>
           <w:szCs w:val="28"/>
         </w:rPr>
-        <w:t>[Тут вставити скріншот статистики після завершення тесту]</w:t>
+        <w:t>1. У головному вікні програми відображається інформація про встановлену відеокарту: назва моделі, обсяг відеопам'яті, версія драйвера.</w:t>
+      </w:r>
+    </w:p>
+    <w:p>
+      <w:pPr>
+        <w:spacing w:line="360" w:lineRule="auto"/>
+        <w:ind w:leftChars="0" w:firstLineChars="251" w:firstLine="703"/>
+        <w:contextualSpacing/>
+        <w:jc w:val="both"/>
+        <w:outlineLvl w:val="9"/>
+        <w:rPr>
+          <w:sz w:val="28"/>
+          <w:szCs w:val="28"/>
+        </w:rPr>
+      </w:pPr>
+      <w:r>
+        <w:rPr>
+          <w:sz w:val="28"/>
+          <w:szCs w:val="28"/>
+        </w:rPr>
+        <w:t>2. Для детальнішої інформації натиснути кнопку «GPU</w:t>
+      </w:r>
+      <w:r>
+        <w:rPr>
+          <w:sz w:val="28"/>
+          <w:szCs w:val="28"/>
+        </w:rPr>
+        <w:t>–</w:t>
+      </w:r>
+      <w:r>
+        <w:rPr>
+          <w:sz w:val="28"/>
+          <w:szCs w:val="28"/>
+        </w:rPr>
+        <w:t>Z» (якщо встановлено) або записати основні характеристики з головного вікна.</w:t>
+      </w:r>
+    </w:p>
+    <w:p>
+      <w:pPr>
+        <w:spacing w:line="360" w:lineRule="auto"/>
+        <w:ind w:leftChars="0" w:firstLineChars="251" w:firstLine="703"/>
+        <w:contextualSpacing/>
+        <w:jc w:val="both"/>
+        <w:outlineLvl w:val="9"/>
+        <w:rPr>
+          <w:sz w:val="28"/>
+          <w:szCs w:val="28"/>
+        </w:rPr>
+      </w:pPr>
+      <w:r>
+        <w:rPr>
+          <w:sz w:val="28"/>
+          <w:szCs w:val="28"/>
+        </w:rPr>
+        <w:t>3. Зафіксувати початкову температуру відеокарти, яка відображається в головному вікні.</w:t>
+      </w:r>
+    </w:p>
+    <w:p>
+      <w:pPr>
+        <w:spacing w:line="360" w:lineRule="auto"/>
+        <w:ind w:leftChars="0" w:firstLineChars="251" w:firstLine="703"/>
+        <w:contextualSpacing/>
+        <w:jc w:val="both"/>
+        <w:outlineLvl w:val="9"/>
+        <w:rPr>
+          <w:sz w:val="28"/>
+          <w:szCs w:val="28"/>
+        </w:rPr>
+      </w:pPr>
+      <w:r>
+        <w:rPr>
+          <w:sz w:val="28"/>
+          <w:szCs w:val="28"/>
+        </w:rPr>
+        <w:t>[Тут вставити скріншот інформації про відеокарту]</w:t>
       </w:r>
     </w:p>
     <w:p>
@@ -3195,7 +3706,7 @@
           <w:sz w:val="28"/>
           <w:szCs w:val="28"/>
         </w:rPr>
-        <w:t xml:space="preserve">Рисунок 11 </w:t>
+        <w:t xml:space="preserve">Рисунок 13 </w:t>
       </w:r>
       <w:r>
         <w:rPr>
@@ -3216,21 +3727,7 @@
           <w:sz w:val="28"/>
           <w:szCs w:val="28"/>
         </w:rPr>
-        <w:t>Статистика стрес</w:t>
-      </w:r>
-      <w:r>
-        <w:rPr>
-          <w:sz w:val="28"/>
-          <w:szCs w:val="28"/>
-        </w:rPr>
-        <w:t>–</w:t>
-      </w:r>
-      <w:r>
-        <w:rPr>
-          <w:sz w:val="28"/>
-          <w:szCs w:val="28"/>
-        </w:rPr>
-        <w:t>тесту процесора</w:t>
+        <w:t>Характеристики відеокарти</w:t>
       </w:r>
     </w:p>
     <w:p>
@@ -3250,7 +3747,7 @@
           <w:sz w:val="28"/>
           <w:szCs w:val="28"/>
         </w:rPr>
-        <w:t>Частина 3. Стрес</w:t>
+        <w:t>Крок 3.3. Налаштування параметрів стрес</w:t>
       </w:r>
       <w:r>
         <w:rPr>
@@ -3264,7 +3761,7 @@
           <w:sz w:val="28"/>
           <w:szCs w:val="28"/>
         </w:rPr>
-        <w:t>тест відеокарти за допомогою FurMark</w:t>
+        <w:t>тесту</w:t>
       </w:r>
     </w:p>
     <w:p>
@@ -3284,42 +3781,7 @@
           <w:sz w:val="28"/>
           <w:szCs w:val="28"/>
         </w:rPr>
-        <w:t xml:space="preserve">FurMark </w:t>
-      </w:r>
-      <w:r>
-        <w:rPr>
-          <w:sz w:val="28"/>
-          <w:szCs w:val="28"/>
-        </w:rPr>
-        <w:t>–</w:t>
-      </w:r>
-      <w:r>
-        <w:rPr>
-          <w:sz w:val="28"/>
-          <w:szCs w:val="28"/>
-        </w:rPr>
-        <w:t xml:space="preserve"> </w:t>
-      </w:r>
-      <w:r>
-        <w:rPr>
-          <w:sz w:val="28"/>
-          <w:szCs w:val="28"/>
-        </w:rPr>
-        <w:t>це інтенсивний стрес</w:t>
-      </w:r>
-      <w:r>
-        <w:rPr>
-          <w:sz w:val="28"/>
-          <w:szCs w:val="28"/>
-        </w:rPr>
-        <w:t>–</w:t>
-      </w:r>
-      <w:r>
-        <w:rPr>
-          <w:sz w:val="28"/>
-          <w:szCs w:val="28"/>
-        </w:rPr>
-        <w:t>тест для відеокарт, який використовує OpenGL для максимального навантаження графічного процесора. Програма дозволяє перевірити стабільність відеокарти та ефективність її системи охолодження під екстремальним навантаженням.</w:t>
+        <w:t>1. У розділі «Resolution» обрати роздільну здатність тестування. Рекомендується використовувати поточну роздільну здатність екрана або 1920×1080.</w:t>
       </w:r>
     </w:p>
     <w:p>
@@ -3339,7 +3801,7 @@
           <w:sz w:val="28"/>
           <w:szCs w:val="28"/>
         </w:rPr>
-        <w:t>Крок 3.1. Завантаження та встановлення FurMark</w:t>
+        <w:t>2. Увімкнути опцію «Fullscreen» для тестування у повноекранному режимі (рекомендовано).</w:t>
       </w:r>
     </w:p>
     <w:p>
@@ -3359,7 +3821,7 @@
           <w:sz w:val="28"/>
           <w:szCs w:val="28"/>
         </w:rPr>
-        <w:t>1. Завантажити програму FurMark з офіційного сайту (https://geeks3d.com/furmark/) або системи Moodle.</w:t>
+        <w:t>3. Встановити галочку «GPU temperature alarm» та вказати порогову температуру (наприклад, 90°C) для попередження про критичний перегрів.</w:t>
       </w:r>
     </w:p>
     <w:p>
@@ -3379,7 +3841,62 @@
           <w:sz w:val="28"/>
           <w:szCs w:val="28"/>
         </w:rPr>
-        <w:t>2. Встановити програму згідно з вказівками інсталятора.</w:t>
+        <w:t>[Тут вставити скріншот налаштувань тесту]</w:t>
+      </w:r>
+    </w:p>
+    <w:p>
+      <w:pPr>
+        <w:spacing w:line="360" w:lineRule="auto"/>
+        <w:ind w:leftChars="0" w:firstLineChars="0" w:firstLine="1"/>
+        <w:contextualSpacing/>
+        <w:jc w:val="center"/>
+        <w:outlineLvl w:val="9"/>
+        <w:rPr>
+          <w:sz w:val="28"/>
+          <w:szCs w:val="28"/>
+        </w:rPr>
+      </w:pPr>
+      <w:r>
+        <w:rPr>
+          <w:sz w:val="28"/>
+          <w:szCs w:val="28"/>
+        </w:rPr>
+        <w:t xml:space="preserve">Рисунок 14 </w:t>
+      </w:r>
+      <w:r>
+        <w:rPr>
+          <w:sz w:val="28"/>
+          <w:szCs w:val="28"/>
+        </w:rPr>
+        <w:t>–</w:t>
+      </w:r>
+      <w:r>
+        <w:rPr>
+          <w:sz w:val="28"/>
+          <w:szCs w:val="28"/>
+        </w:rPr>
+        <w:t xml:space="preserve"> </w:t>
+      </w:r>
+      <w:r>
+        <w:rPr>
+          <w:sz w:val="28"/>
+          <w:szCs w:val="28"/>
+        </w:rPr>
+        <w:t>Налаштування параметрів стрес</w:t>
+      </w:r>
+      <w:r>
+        <w:rPr>
+          <w:sz w:val="28"/>
+          <w:szCs w:val="28"/>
+        </w:rPr>
+        <w:t>–</w:t>
+      </w:r>
+      <w:r>
+        <w:rPr>
+          <w:sz w:val="28"/>
+          <w:szCs w:val="28"/>
+        </w:rPr>
+        <w:t>тесту відеокарти</w:t>
       </w:r>
     </w:p>
     <w:p>
@@ -3399,7 +3916,21 @@
           <w:sz w:val="28"/>
           <w:szCs w:val="28"/>
         </w:rPr>
-        <w:t>3. Запустити FurMark від імені адміністратора.</w:t>
+        <w:t>Крок 3.4. Запуск стрес</w:t>
+      </w:r>
+      <w:r>
+        <w:rPr>
+          <w:sz w:val="28"/>
+          <w:szCs w:val="28"/>
+        </w:rPr>
+        <w:t>–</w:t>
+      </w:r>
+      <w:r>
+        <w:rPr>
+          <w:sz w:val="28"/>
+          <w:szCs w:val="28"/>
+        </w:rPr>
+        <w:t>тесту відеокарти</w:t>
       </w:r>
     </w:p>
     <w:p>
@@ -3419,7 +3950,101 @@
           <w:sz w:val="28"/>
           <w:szCs w:val="28"/>
         </w:rPr>
-        <w:t>[Тут вставити скріншот головного вікна FurMark]</w:t>
+        <w:t>1. Натиснути кнопку «GPU stress test» для запуску тестування.</w:t>
+      </w:r>
+    </w:p>
+    <w:p>
+      <w:pPr>
+        <w:spacing w:line="360" w:lineRule="auto"/>
+        <w:ind w:leftChars="0" w:firstLineChars="251" w:firstLine="703"/>
+        <w:contextualSpacing/>
+        <w:jc w:val="both"/>
+        <w:outlineLvl w:val="9"/>
+        <w:rPr>
+          <w:sz w:val="28"/>
+          <w:szCs w:val="28"/>
+        </w:rPr>
+      </w:pPr>
+      <w:r>
+        <w:rPr>
+          <w:sz w:val="28"/>
+          <w:szCs w:val="28"/>
+        </w:rPr>
+        <w:t>2. Підтвердити попередження про ризики (програма попереджає, що інтенсивне тестування може пошкодити несправне обладнання).</w:t>
+      </w:r>
+    </w:p>
+    <w:p>
+      <w:pPr>
+        <w:spacing w:line="360" w:lineRule="auto"/>
+        <w:ind w:leftChars="0" w:firstLineChars="251" w:firstLine="703"/>
+        <w:contextualSpacing/>
+        <w:jc w:val="both"/>
+        <w:outlineLvl w:val="9"/>
+        <w:rPr>
+          <w:sz w:val="28"/>
+          <w:szCs w:val="28"/>
+        </w:rPr>
+      </w:pPr>
+      <w:r>
+        <w:rPr>
+          <w:sz w:val="28"/>
+          <w:szCs w:val="28"/>
+        </w:rPr>
+        <w:t>3. Після запуску на екрані з'явиться анімований «пухнастий бублик» (fur donut) — це тестовий об'єкт, який створює максимальне навантаження на GPU.</w:t>
+      </w:r>
+    </w:p>
+    <w:p>
+      <w:pPr>
+        <w:spacing w:line="360" w:lineRule="auto"/>
+        <w:ind w:leftChars="0" w:firstLineChars="251" w:firstLine="703"/>
+        <w:contextualSpacing/>
+        <w:jc w:val="both"/>
+        <w:outlineLvl w:val="9"/>
+        <w:rPr>
+          <w:sz w:val="28"/>
+          <w:szCs w:val="28"/>
+        </w:rPr>
+      </w:pPr>
+      <w:r>
+        <w:rPr>
+          <w:sz w:val="28"/>
+          <w:szCs w:val="28"/>
+        </w:rPr>
+        <w:t>4. У верхньому лівому куті вікна тестування відображається поточна температура GPU та показник FPS.</w:t>
+      </w:r>
+    </w:p>
+    <w:p>
+      <w:pPr>
+        <w:spacing w:line="360" w:lineRule="auto"/>
+        <w:ind w:leftChars="0" w:firstLineChars="251" w:firstLine="703"/>
+        <w:contextualSpacing/>
+        <w:jc w:val="both"/>
+        <w:outlineLvl w:val="9"/>
+        <w:rPr>
+          <w:sz w:val="28"/>
+          <w:szCs w:val="28"/>
+        </w:rPr>
+      </w:pPr>
+      <w:r>
+        <w:rPr>
+          <w:sz w:val="28"/>
+          <w:szCs w:val="28"/>
+        </w:rPr>
+        <w:t>[Тут вставити скріншот стрес</w:t>
+      </w:r>
+      <w:r>
+        <w:rPr>
+          <w:sz w:val="28"/>
+          <w:szCs w:val="28"/>
+        </w:rPr>
+        <w:t>–</w:t>
+      </w:r>
+      <w:r>
+        <w:rPr>
+          <w:sz w:val="28"/>
+          <w:szCs w:val="28"/>
+        </w:rPr>
+        <w:t>тесту під час роботи]</w:t>
       </w:r>
     </w:p>
     <w:p>
@@ -3439,7 +4064,7 @@
           <w:sz w:val="28"/>
           <w:szCs w:val="28"/>
         </w:rPr>
-        <w:t xml:space="preserve">Рисунок 12 </w:t>
+        <w:t xml:space="preserve">Рисунок 15 </w:t>
       </w:r>
       <w:r>
         <w:rPr>
@@ -3453,14 +4078,21 @@
           <w:sz w:val="28"/>
           <w:szCs w:val="28"/>
         </w:rPr>
-        <w:t xml:space="preserve"> </w:t>
-      </w:r>
-      <w:r>
-        <w:rPr>
-          <w:sz w:val="28"/>
-          <w:szCs w:val="28"/>
-        </w:rPr>
-        <w:t>Головне вікно програми FurMark</w:t>
+        <w:t xml:space="preserve"> Стрес</w:t>
+      </w:r>
+      <w:r>
+        <w:rPr>
+          <w:sz w:val="28"/>
+          <w:szCs w:val="28"/>
+        </w:rPr>
+        <w:t>–</w:t>
+      </w:r>
+      <w:r>
+        <w:rPr>
+          <w:sz w:val="28"/>
+          <w:szCs w:val="28"/>
+        </w:rPr>
+        <w:t>тест відеокарти у процесі виконання</w:t>
       </w:r>
     </w:p>
     <w:p>
@@ -3480,7 +4112,7 @@
           <w:sz w:val="28"/>
           <w:szCs w:val="28"/>
         </w:rPr>
-        <w:t>Крок 3.2. Перегляд інформації про відеокарту</w:t>
+        <w:t>Крок 3.5. Моніторинг температури та стабільності</w:t>
       </w:r>
     </w:p>
     <w:p>
@@ -3500,7 +4132,8 @@
           <w:sz w:val="28"/>
           <w:szCs w:val="28"/>
         </w:rPr>
-        <w:t>1. У головному вікні програми відображається інформація про встановлену відеокарту: назва моделі, обсяг відеопам'яті, версія драйвера.</w:t>
+        <w:lastRenderedPageBreak/>
+        <w:t>1. Продовжувати тестування протягом 5–10 хвилин для отримання достовірних результатів.</w:t>
       </w:r>
     </w:p>
     <w:p>
@@ -3520,21 +4153,7 @@
           <w:sz w:val="28"/>
           <w:szCs w:val="28"/>
         </w:rPr>
-        <w:t>2. Для детальнішої інформації натиснути кнопку «GPU</w:t>
-      </w:r>
-      <w:r>
-        <w:rPr>
-          <w:sz w:val="28"/>
-          <w:szCs w:val="28"/>
-        </w:rPr>
-        <w:t>–</w:t>
-      </w:r>
-      <w:r>
-        <w:rPr>
-          <w:sz w:val="28"/>
-          <w:szCs w:val="28"/>
-        </w:rPr>
-        <w:t>Z» (якщо встановлено) або записати основні характеристики з головного вікна.</w:t>
+        <w:t>2. Спостерігати за такими параметрами:</w:t>
       </w:r>
     </w:p>
     <w:p>
@@ -3554,7 +4173,7 @@
           <w:sz w:val="28"/>
           <w:szCs w:val="28"/>
         </w:rPr>
-        <w:t>3. Зафіксувати початкову температуру відеокарти, яка відображається в головному вікні.</w:t>
+        <w:t>• GPU Temperature — температура графічного процесора;</w:t>
       </w:r>
     </w:p>
     <w:p>
@@ -3574,48 +4193,7 @@
           <w:sz w:val="28"/>
           <w:szCs w:val="28"/>
         </w:rPr>
-        <w:t>[Тут вставити скріншот інформації про відеокарту]</w:t>
-      </w:r>
-    </w:p>
-    <w:p>
-      <w:pPr>
-        <w:spacing w:line="360" w:lineRule="auto"/>
-        <w:ind w:leftChars="0" w:firstLineChars="0" w:firstLine="1"/>
-        <w:contextualSpacing/>
-        <w:jc w:val="center"/>
-        <w:outlineLvl w:val="9"/>
-        <w:rPr>
-          <w:sz w:val="28"/>
-          <w:szCs w:val="28"/>
-        </w:rPr>
-      </w:pPr>
-      <w:r>
-        <w:rPr>
-          <w:sz w:val="28"/>
-          <w:szCs w:val="28"/>
-        </w:rPr>
-        <w:t xml:space="preserve">Рисунок 13 </w:t>
-      </w:r>
-      <w:r>
-        <w:rPr>
-          <w:sz w:val="28"/>
-          <w:szCs w:val="28"/>
-        </w:rPr>
-        <w:t>–</w:t>
-      </w:r>
-      <w:r>
-        <w:rPr>
-          <w:sz w:val="28"/>
-          <w:szCs w:val="28"/>
-        </w:rPr>
-        <w:t xml:space="preserve"> </w:t>
-      </w:r>
-      <w:r>
-        <w:rPr>
-          <w:sz w:val="28"/>
-          <w:szCs w:val="28"/>
-        </w:rPr>
-        <w:t>Характеристики відеокарти</w:t>
+        <w:t>• FPS — кількість кадрів за секунду (стабільність показника);</w:t>
       </w:r>
     </w:p>
     <w:p>
@@ -3635,21 +4213,7 @@
           <w:sz w:val="28"/>
           <w:szCs w:val="28"/>
         </w:rPr>
-        <w:t>Крок 3.3. Налаштування параметрів стрес</w:t>
-      </w:r>
-      <w:r>
-        <w:rPr>
-          <w:sz w:val="28"/>
-          <w:szCs w:val="28"/>
-        </w:rPr>
-        <w:t>–</w:t>
-      </w:r>
-      <w:r>
-        <w:rPr>
-          <w:sz w:val="28"/>
-          <w:szCs w:val="28"/>
-        </w:rPr>
-        <w:t>тесту</w:t>
+        <w:t>• Відсутність артефактів зображення (смуги, пікселізація, мерехтіння).</w:t>
       </w:r>
     </w:p>
     <w:p>
@@ -3669,8 +4233,7 @@
           <w:sz w:val="28"/>
           <w:szCs w:val="28"/>
         </w:rPr>
-        <w:lastRenderedPageBreak/>
-        <w:t>1. У розділі «Resolution» обрати роздільну здатність тестування. Рекомендується використовувати поточну роздільну здатність екрана або 1920×1080.</w:t>
+        <w:t>3. Прислухатися до роботи системи охолодження відеокарти — вентилятори мають збільшити оберти для відведення тепла.</w:t>
       </w:r>
     </w:p>
     <w:p>
@@ -3690,7 +4253,7 @@
           <w:sz w:val="28"/>
           <w:szCs w:val="28"/>
         </w:rPr>
-        <w:t>2. Увімкнути опцію «Fullscreen» для тестування у повноекранному режимі (рекомендовано).</w:t>
+        <w:t>4. Натиснути клавішу Escape або закрити вікно тестування для завершення тесту.</w:t>
       </w:r>
     </w:p>
     <w:p>
@@ -3710,458 +4273,6 @@
           <w:sz w:val="28"/>
           <w:szCs w:val="28"/>
         </w:rPr>
-        <w:t>3. Встановити галочку «GPU temperature alarm» та вказати порогову температуру (наприклад, 90°C) для попередження про критичний перегрів.</w:t>
-      </w:r>
-    </w:p>
-    <w:p>
-      <w:pPr>
-        <w:spacing w:line="360" w:lineRule="auto"/>
-        <w:ind w:leftChars="0" w:firstLineChars="251" w:firstLine="703"/>
-        <w:contextualSpacing/>
-        <w:jc w:val="both"/>
-        <w:outlineLvl w:val="9"/>
-        <w:rPr>
-          <w:sz w:val="28"/>
-          <w:szCs w:val="28"/>
-        </w:rPr>
-      </w:pPr>
-      <w:r>
-        <w:rPr>
-          <w:sz w:val="28"/>
-          <w:szCs w:val="28"/>
-        </w:rPr>
-        <w:t>[Тут вставити скріншот налаштувань тесту]</w:t>
-      </w:r>
-    </w:p>
-    <w:p>
-      <w:pPr>
-        <w:spacing w:line="360" w:lineRule="auto"/>
-        <w:ind w:leftChars="0" w:firstLineChars="0" w:firstLine="1"/>
-        <w:contextualSpacing/>
-        <w:jc w:val="center"/>
-        <w:outlineLvl w:val="9"/>
-        <w:rPr>
-          <w:sz w:val="28"/>
-          <w:szCs w:val="28"/>
-        </w:rPr>
-      </w:pPr>
-      <w:r>
-        <w:rPr>
-          <w:sz w:val="28"/>
-          <w:szCs w:val="28"/>
-        </w:rPr>
-        <w:t xml:space="preserve">Рисунок 14 </w:t>
-      </w:r>
-      <w:r>
-        <w:rPr>
-          <w:sz w:val="28"/>
-          <w:szCs w:val="28"/>
-        </w:rPr>
-        <w:t>–</w:t>
-      </w:r>
-      <w:r>
-        <w:rPr>
-          <w:sz w:val="28"/>
-          <w:szCs w:val="28"/>
-        </w:rPr>
-        <w:t xml:space="preserve"> </w:t>
-      </w:r>
-      <w:r>
-        <w:rPr>
-          <w:sz w:val="28"/>
-          <w:szCs w:val="28"/>
-        </w:rPr>
-        <w:t>Налаштування параметрів стрес</w:t>
-      </w:r>
-      <w:r>
-        <w:rPr>
-          <w:sz w:val="28"/>
-          <w:szCs w:val="28"/>
-        </w:rPr>
-        <w:t>–</w:t>
-      </w:r>
-      <w:r>
-        <w:rPr>
-          <w:sz w:val="28"/>
-          <w:szCs w:val="28"/>
-        </w:rPr>
-        <w:t>тесту відеокарти</w:t>
-      </w:r>
-    </w:p>
-    <w:p>
-      <w:pPr>
-        <w:spacing w:line="360" w:lineRule="auto"/>
-        <w:ind w:leftChars="0" w:firstLineChars="251" w:firstLine="703"/>
-        <w:contextualSpacing/>
-        <w:jc w:val="both"/>
-        <w:outlineLvl w:val="9"/>
-        <w:rPr>
-          <w:sz w:val="28"/>
-          <w:szCs w:val="28"/>
-        </w:rPr>
-      </w:pPr>
-      <w:r>
-        <w:rPr>
-          <w:sz w:val="28"/>
-          <w:szCs w:val="28"/>
-        </w:rPr>
-        <w:t>Крок 3.4. Запуск стрес</w:t>
-      </w:r>
-      <w:r>
-        <w:rPr>
-          <w:sz w:val="28"/>
-          <w:szCs w:val="28"/>
-        </w:rPr>
-        <w:t>–</w:t>
-      </w:r>
-      <w:r>
-        <w:rPr>
-          <w:sz w:val="28"/>
-          <w:szCs w:val="28"/>
-        </w:rPr>
-        <w:t>тесту відеокарти</w:t>
-      </w:r>
-    </w:p>
-    <w:p>
-      <w:pPr>
-        <w:spacing w:line="360" w:lineRule="auto"/>
-        <w:ind w:leftChars="0" w:firstLineChars="251" w:firstLine="703"/>
-        <w:contextualSpacing/>
-        <w:jc w:val="both"/>
-        <w:outlineLvl w:val="9"/>
-        <w:rPr>
-          <w:sz w:val="28"/>
-          <w:szCs w:val="28"/>
-        </w:rPr>
-      </w:pPr>
-      <w:r>
-        <w:rPr>
-          <w:sz w:val="28"/>
-          <w:szCs w:val="28"/>
-        </w:rPr>
-        <w:t>1. Натиснути кнопку «GPU stress test» для запуску тестування.</w:t>
-      </w:r>
-    </w:p>
-    <w:p>
-      <w:pPr>
-        <w:spacing w:line="360" w:lineRule="auto"/>
-        <w:ind w:leftChars="0" w:firstLineChars="251" w:firstLine="703"/>
-        <w:contextualSpacing/>
-        <w:jc w:val="both"/>
-        <w:outlineLvl w:val="9"/>
-        <w:rPr>
-          <w:sz w:val="28"/>
-          <w:szCs w:val="28"/>
-        </w:rPr>
-      </w:pPr>
-      <w:r>
-        <w:rPr>
-          <w:sz w:val="28"/>
-          <w:szCs w:val="28"/>
-        </w:rPr>
-        <w:t>2. Підтвердити попередження про ризики (програма попереджає, що інтенсивне тестування може пошкодити несправне обладнання).</w:t>
-      </w:r>
-    </w:p>
-    <w:p>
-      <w:pPr>
-        <w:spacing w:line="360" w:lineRule="auto"/>
-        <w:ind w:leftChars="0" w:firstLineChars="251" w:firstLine="703"/>
-        <w:contextualSpacing/>
-        <w:jc w:val="both"/>
-        <w:outlineLvl w:val="9"/>
-        <w:rPr>
-          <w:sz w:val="28"/>
-          <w:szCs w:val="28"/>
-        </w:rPr>
-      </w:pPr>
-      <w:r>
-        <w:rPr>
-          <w:sz w:val="28"/>
-          <w:szCs w:val="28"/>
-        </w:rPr>
-        <w:t>3. Після запуску на екрані з'явиться анімований «пухнастий бублик» (fur donut) — це тестовий об'єкт, який створює максимальне навантаження на GPU.</w:t>
-      </w:r>
-    </w:p>
-    <w:p>
-      <w:pPr>
-        <w:spacing w:line="360" w:lineRule="auto"/>
-        <w:ind w:leftChars="0" w:firstLineChars="251" w:firstLine="703"/>
-        <w:contextualSpacing/>
-        <w:jc w:val="both"/>
-        <w:outlineLvl w:val="9"/>
-        <w:rPr>
-          <w:sz w:val="28"/>
-          <w:szCs w:val="28"/>
-        </w:rPr>
-      </w:pPr>
-      <w:r>
-        <w:rPr>
-          <w:sz w:val="28"/>
-          <w:szCs w:val="28"/>
-        </w:rPr>
-        <w:t>4. У верхньому лівому куті вікна тестування відображається поточна температура GPU та показник FPS.</w:t>
-      </w:r>
-    </w:p>
-    <w:p>
-      <w:pPr>
-        <w:spacing w:line="360" w:lineRule="auto"/>
-        <w:ind w:leftChars="0" w:firstLineChars="251" w:firstLine="703"/>
-        <w:contextualSpacing/>
-        <w:jc w:val="both"/>
-        <w:outlineLvl w:val="9"/>
-        <w:rPr>
-          <w:sz w:val="28"/>
-          <w:szCs w:val="28"/>
-        </w:rPr>
-      </w:pPr>
-      <w:r>
-        <w:rPr>
-          <w:sz w:val="28"/>
-          <w:szCs w:val="28"/>
-        </w:rPr>
-        <w:t>[Тут вставити скріншот стрес</w:t>
-      </w:r>
-      <w:r>
-        <w:rPr>
-          <w:sz w:val="28"/>
-          <w:szCs w:val="28"/>
-        </w:rPr>
-        <w:t>–</w:t>
-      </w:r>
-      <w:r>
-        <w:rPr>
-          <w:sz w:val="28"/>
-          <w:szCs w:val="28"/>
-        </w:rPr>
-        <w:t>тесту під час роботи]</w:t>
-      </w:r>
-    </w:p>
-    <w:p>
-      <w:pPr>
-        <w:spacing w:line="360" w:lineRule="auto"/>
-        <w:ind w:leftChars="0" w:firstLineChars="0" w:firstLine="1"/>
-        <w:contextualSpacing/>
-        <w:jc w:val="center"/>
-        <w:outlineLvl w:val="9"/>
-        <w:rPr>
-          <w:sz w:val="28"/>
-          <w:szCs w:val="28"/>
-        </w:rPr>
-      </w:pPr>
-      <w:r>
-        <w:rPr>
-          <w:sz w:val="28"/>
-          <w:szCs w:val="28"/>
-        </w:rPr>
-        <w:t xml:space="preserve">Рисунок 15 </w:t>
-      </w:r>
-      <w:r>
-        <w:rPr>
-          <w:sz w:val="28"/>
-          <w:szCs w:val="28"/>
-        </w:rPr>
-        <w:t>–</w:t>
-      </w:r>
-      <w:r>
-        <w:rPr>
-          <w:sz w:val="28"/>
-          <w:szCs w:val="28"/>
-        </w:rPr>
-        <w:t xml:space="preserve"> Стрес</w:t>
-      </w:r>
-      <w:r>
-        <w:rPr>
-          <w:sz w:val="28"/>
-          <w:szCs w:val="28"/>
-        </w:rPr>
-        <w:t>–</w:t>
-      </w:r>
-      <w:r>
-        <w:rPr>
-          <w:sz w:val="28"/>
-          <w:szCs w:val="28"/>
-        </w:rPr>
-        <w:t>тест відеокарти у процесі виконання</w:t>
-      </w:r>
-    </w:p>
-    <w:p>
-      <w:pPr>
-        <w:spacing w:line="360" w:lineRule="auto"/>
-        <w:ind w:leftChars="0" w:firstLineChars="251" w:firstLine="703"/>
-        <w:contextualSpacing/>
-        <w:jc w:val="both"/>
-        <w:outlineLvl w:val="9"/>
-        <w:rPr>
-          <w:sz w:val="28"/>
-          <w:szCs w:val="28"/>
-        </w:rPr>
-      </w:pPr>
-      <w:r>
-        <w:rPr>
-          <w:sz w:val="28"/>
-          <w:szCs w:val="28"/>
-        </w:rPr>
-        <w:t>Крок 3.5. Моніторинг температури та стабільності</w:t>
-      </w:r>
-    </w:p>
-    <w:p>
-      <w:pPr>
-        <w:spacing w:line="360" w:lineRule="auto"/>
-        <w:ind w:leftChars="0" w:firstLineChars="251" w:firstLine="703"/>
-        <w:contextualSpacing/>
-        <w:jc w:val="both"/>
-        <w:outlineLvl w:val="9"/>
-        <w:rPr>
-          <w:sz w:val="28"/>
-          <w:szCs w:val="28"/>
-        </w:rPr>
-      </w:pPr>
-      <w:r>
-        <w:rPr>
-          <w:sz w:val="28"/>
-          <w:szCs w:val="28"/>
-        </w:rPr>
-        <w:t>1. Продовжувати тестування протягом 5–10 хвилин для отримання достовірних результатів.</w:t>
-      </w:r>
-    </w:p>
-    <w:p>
-      <w:pPr>
-        <w:spacing w:line="360" w:lineRule="auto"/>
-        <w:ind w:leftChars="0" w:firstLineChars="251" w:firstLine="703"/>
-        <w:contextualSpacing/>
-        <w:jc w:val="both"/>
-        <w:outlineLvl w:val="9"/>
-        <w:rPr>
-          <w:sz w:val="28"/>
-          <w:szCs w:val="28"/>
-        </w:rPr>
-      </w:pPr>
-      <w:r>
-        <w:rPr>
-          <w:sz w:val="28"/>
-          <w:szCs w:val="28"/>
-        </w:rPr>
-        <w:t>2. Спостерігати за такими параметрами:</w:t>
-      </w:r>
-    </w:p>
-    <w:p>
-      <w:pPr>
-        <w:spacing w:line="360" w:lineRule="auto"/>
-        <w:ind w:leftChars="0" w:firstLineChars="251" w:firstLine="703"/>
-        <w:contextualSpacing/>
-        <w:jc w:val="both"/>
-        <w:outlineLvl w:val="9"/>
-        <w:rPr>
-          <w:sz w:val="28"/>
-          <w:szCs w:val="28"/>
-        </w:rPr>
-      </w:pPr>
-      <w:r>
-        <w:rPr>
-          <w:sz w:val="28"/>
-          <w:szCs w:val="28"/>
-        </w:rPr>
-        <w:t>• GPU Temperature — температура графічного процесора;</w:t>
-      </w:r>
-    </w:p>
-    <w:p>
-      <w:pPr>
-        <w:spacing w:line="360" w:lineRule="auto"/>
-        <w:ind w:leftChars="0" w:firstLineChars="251" w:firstLine="703"/>
-        <w:contextualSpacing/>
-        <w:jc w:val="both"/>
-        <w:outlineLvl w:val="9"/>
-        <w:rPr>
-          <w:sz w:val="28"/>
-          <w:szCs w:val="28"/>
-        </w:rPr>
-      </w:pPr>
-      <w:r>
-        <w:rPr>
-          <w:sz w:val="28"/>
-          <w:szCs w:val="28"/>
-        </w:rPr>
-        <w:t>• FPS — кількість кадрів за секунду (стабільність показника);</w:t>
-      </w:r>
-    </w:p>
-    <w:p>
-      <w:pPr>
-        <w:spacing w:line="360" w:lineRule="auto"/>
-        <w:ind w:leftChars="0" w:firstLineChars="251" w:firstLine="703"/>
-        <w:contextualSpacing/>
-        <w:jc w:val="both"/>
-        <w:outlineLvl w:val="9"/>
-        <w:rPr>
-          <w:sz w:val="28"/>
-          <w:szCs w:val="28"/>
-        </w:rPr>
-      </w:pPr>
-      <w:r>
-        <w:rPr>
-          <w:sz w:val="28"/>
-          <w:szCs w:val="28"/>
-        </w:rPr>
-        <w:t>• Відсутність артефактів зображення (смуги, пікселізація, мерехтіння).</w:t>
-      </w:r>
-    </w:p>
-    <w:p>
-      <w:pPr>
-        <w:spacing w:line="360" w:lineRule="auto"/>
-        <w:ind w:leftChars="0" w:firstLineChars="251" w:firstLine="703"/>
-        <w:contextualSpacing/>
-        <w:jc w:val="both"/>
-        <w:outlineLvl w:val="9"/>
-        <w:rPr>
-          <w:sz w:val="28"/>
-          <w:szCs w:val="28"/>
-        </w:rPr>
-      </w:pPr>
-      <w:r>
-        <w:rPr>
-          <w:sz w:val="28"/>
-          <w:szCs w:val="28"/>
-        </w:rPr>
-        <w:t>3. Прислухатися до роботи системи охолодження відеокарти — вентилятори мають збільшити оберти для відведення тепла.</w:t>
-      </w:r>
-    </w:p>
-    <w:p>
-      <w:pPr>
-        <w:spacing w:line="360" w:lineRule="auto"/>
-        <w:ind w:leftChars="0" w:firstLineChars="251" w:firstLine="703"/>
-        <w:contextualSpacing/>
-        <w:jc w:val="both"/>
-        <w:outlineLvl w:val="9"/>
-        <w:rPr>
-          <w:sz w:val="28"/>
-          <w:szCs w:val="28"/>
-        </w:rPr>
-      </w:pPr>
-      <w:r>
-        <w:rPr>
-          <w:sz w:val="28"/>
-          <w:szCs w:val="28"/>
-        </w:rPr>
-        <w:t>4. Натиснути клавішу Escape або закрити вікно тестування для завершення тесту.</w:t>
-      </w:r>
-    </w:p>
-    <w:p>
-      <w:pPr>
-        <w:spacing w:line="360" w:lineRule="auto"/>
-        <w:ind w:leftChars="0" w:firstLineChars="251" w:firstLine="703"/>
-        <w:contextualSpacing/>
-        <w:jc w:val="both"/>
-        <w:outlineLvl w:val="9"/>
-        <w:rPr>
-          <w:sz w:val="28"/>
-          <w:szCs w:val="28"/>
-        </w:rPr>
-      </w:pPr>
-      <w:r>
-        <w:rPr>
-          <w:sz w:val="28"/>
-          <w:szCs w:val="28"/>
-        </w:rPr>
-        <w:lastRenderedPageBreak/>
         <w:t>[Тут вставити скріншот з максимальними показниками температури під час тесту]</w:t>
       </w:r>
     </w:p>
@@ -4450,20 +4561,11 @@
           <w:sz w:val="28"/>
           <w:szCs w:val="28"/>
         </w:rPr>
-        <w:t>Завдяки використанню набутих навичок виконано завдання з лабораторної робот</w:t>
-      </w:r>
-      <w:bookmarkStart w:id="0" w:name="_GoBack"/>
-      <w:bookmarkEnd w:id="0"/>
-      <w:r>
-        <w:rPr>
-          <w:sz w:val="28"/>
-          <w:szCs w:val="28"/>
-        </w:rPr>
-        <w:t>и. Звіт оформлено згідно ДСТУ.</w:t>
+        <w:t>Завдяки використанню набутих навичок виконано завдання з лабораторної роботи. Звіт оформлено згідно ДСТУ.</w:t>
       </w:r>
     </w:p>
     <w:sectPr>
-      <w:footerReference w:type="even" r:id="rId18"/>
+      <w:footerReference w:type="even" r:id="rId20"/>
       <w:pgSz w:w="11906" w:h="16838"/>
       <w:pgMar w:top="1134" w:right="567" w:bottom="1134" w:left="1418" w:header="709" w:footer="709" w:gutter="0"/>
       <w:pgNumType w:start="1"/>
@@ -10403,7 +10505,7 @@
 </file>
 
 <file path=customXml/itemProps2.xml><?xml version="1.0" encoding="utf-8"?>
-<ds:datastoreItem xmlns:ds="http://schemas.openxmlformats.org/officeDocument/2006/customXml" ds:itemID="{89EA6EF0-BF35-4342-9F35-49C53B7C12CB}">
+<ds:datastoreItem xmlns:ds="http://schemas.openxmlformats.org/officeDocument/2006/customXml" ds:itemID="{AF54E9D1-F797-454A-AE3F-6FB7AF032FC0}">
   <ds:schemaRefs>
     <ds:schemaRef ds:uri="http://schemas.openxmlformats.org/officeDocument/2006/bibliography"/>
   </ds:schemaRefs>

--- a/Адміністрування обчислювальних комплексів Зроблені ЛР/Лабораторна робота 14 - Матакова А.В. - 409а - Адміністрування обчислювальних комплексів.docx
+++ b/Адміністрування обчислювальних комплексів Зроблені ЛР/Лабораторна робота 14 - Матакова А.В. - 409а - Адміністрування обчислювальних комплексів.docx
@@ -3243,8 +3243,6 @@
           <w:szCs w:val="28"/>
         </w:rPr>
       </w:pPr>
-      <w:bookmarkStart w:id="0" w:name="_GoBack"/>
-      <w:bookmarkEnd w:id="0"/>
       <w:r>
         <w:rPr>
           <w:sz w:val="28"/>
@@ -3550,6 +3548,61 @@
           <w:sz w:val="28"/>
           <w:szCs w:val="28"/>
         </w:rPr>
+        <w:lastRenderedPageBreak/>
+        <w:drawing>
+          <wp:inline distT="0" distB="0" distL="0" distR="0" wp14:anchorId="53756FA9" wp14:editId="4CCA3859">
+            <wp:extent cx="6299835" cy="8618855"/>
+            <wp:effectExtent l="0" t="0" r="5715" b="0"/>
+            <wp:docPr id="9" name="Рисунок 9"/>
+            <wp:cNvGraphicFramePr>
+              <a:graphicFrameLocks xmlns:a="http://schemas.openxmlformats.org/drawingml/2006/main" noChangeAspect="1"/>
+            </wp:cNvGraphicFramePr>
+            <a:graphic xmlns:a="http://schemas.openxmlformats.org/drawingml/2006/main">
+              <a:graphicData uri="http://schemas.openxmlformats.org/drawingml/2006/picture">
+                <pic:pic xmlns:pic="http://schemas.openxmlformats.org/drawingml/2006/picture">
+                  <pic:nvPicPr>
+                    <pic:cNvPr id="1" name=""/>
+                    <pic:cNvPicPr/>
+                  </pic:nvPicPr>
+                  <pic:blipFill>
+                    <a:blip r:embed="rId20"/>
+                    <a:stretch>
+                      <a:fillRect/>
+                    </a:stretch>
+                  </pic:blipFill>
+                  <pic:spPr>
+                    <a:xfrm>
+                      <a:off x="0" y="0"/>
+                      <a:ext cx="6299835" cy="8618855"/>
+                    </a:xfrm>
+                    <a:prstGeom prst="rect">
+                      <a:avLst/>
+                    </a:prstGeom>
+                  </pic:spPr>
+                </pic:pic>
+              </a:graphicData>
+            </a:graphic>
+          </wp:inline>
+        </w:drawing>
+      </w:r>
+    </w:p>
+    <w:p>
+      <w:pPr>
+        <w:spacing w:line="360" w:lineRule="auto"/>
+        <w:ind w:leftChars="0" w:firstLineChars="0" w:firstLine="1"/>
+        <w:contextualSpacing/>
+        <w:jc w:val="center"/>
+        <w:outlineLvl w:val="9"/>
+        <w:rPr>
+          <w:sz w:val="28"/>
+          <w:szCs w:val="28"/>
+        </w:rPr>
+      </w:pPr>
+      <w:r>
+        <w:rPr>
+          <w:sz w:val="28"/>
+          <w:szCs w:val="28"/>
+        </w:rPr>
         <w:t xml:space="preserve">Рисунок 12 </w:t>
       </w:r>
       <w:r>
@@ -3591,7 +3644,6 @@
           <w:sz w:val="28"/>
           <w:szCs w:val="28"/>
         </w:rPr>
-        <w:lastRenderedPageBreak/>
         <w:t>Крок 3.2. Перегляд інформації про відеокарту</w:t>
       </w:r>
     </w:p>
@@ -3612,6 +3664,7 @@
           <w:sz w:val="28"/>
           <w:szCs w:val="28"/>
         </w:rPr>
+        <w:lastRenderedPageBreak/>
         <w:t>1. У головному вікні програми відображається інформація про встановлену відеокарту: назва моделі, обсяг відеопам'яті, версія драйвера.</w:t>
       </w:r>
     </w:p>
@@ -3652,6 +3705,101 @@
     <w:p>
       <w:pPr>
         <w:spacing w:line="360" w:lineRule="auto"/>
+        <w:ind w:leftChars="0" w:firstLineChars="0" w:firstLine="1"/>
+        <w:contextualSpacing/>
+        <w:jc w:val="center"/>
+        <w:outlineLvl w:val="9"/>
+        <w:rPr>
+          <w:sz w:val="28"/>
+          <w:szCs w:val="28"/>
+        </w:rPr>
+      </w:pPr>
+      <w:r>
+        <w:rPr>
+          <w:sz w:val="28"/>
+          <w:szCs w:val="28"/>
+        </w:rPr>
+        <w:drawing>
+          <wp:inline distT="0" distB="0" distL="0" distR="0" wp14:anchorId="58FA80EB" wp14:editId="1D3095EF">
+            <wp:extent cx="5591955" cy="7687748"/>
+            <wp:effectExtent l="0" t="0" r="8890" b="8890"/>
+            <wp:docPr id="10" name="Рисунок 10"/>
+            <wp:cNvGraphicFramePr>
+              <a:graphicFrameLocks xmlns:a="http://schemas.openxmlformats.org/drawingml/2006/main" noChangeAspect="1"/>
+            </wp:cNvGraphicFramePr>
+            <a:graphic xmlns:a="http://schemas.openxmlformats.org/drawingml/2006/main">
+              <a:graphicData uri="http://schemas.openxmlformats.org/drawingml/2006/picture">
+                <pic:pic xmlns:pic="http://schemas.openxmlformats.org/drawingml/2006/picture">
+                  <pic:nvPicPr>
+                    <pic:cNvPr id="1" name=""/>
+                    <pic:cNvPicPr/>
+                  </pic:nvPicPr>
+                  <pic:blipFill>
+                    <a:blip r:embed="rId21"/>
+                    <a:stretch>
+                      <a:fillRect/>
+                    </a:stretch>
+                  </pic:blipFill>
+                  <pic:spPr>
+                    <a:xfrm>
+                      <a:off x="0" y="0"/>
+                      <a:ext cx="5591955" cy="7687748"/>
+                    </a:xfrm>
+                    <a:prstGeom prst="rect">
+                      <a:avLst/>
+                    </a:prstGeom>
+                  </pic:spPr>
+                </pic:pic>
+              </a:graphicData>
+            </a:graphic>
+          </wp:inline>
+        </w:drawing>
+      </w:r>
+    </w:p>
+    <w:p>
+      <w:pPr>
+        <w:spacing w:line="360" w:lineRule="auto"/>
+        <w:ind w:leftChars="0" w:firstLineChars="0" w:firstLine="1"/>
+        <w:contextualSpacing/>
+        <w:jc w:val="center"/>
+        <w:outlineLvl w:val="9"/>
+        <w:rPr>
+          <w:sz w:val="28"/>
+          <w:szCs w:val="28"/>
+        </w:rPr>
+      </w:pPr>
+      <w:r>
+        <w:rPr>
+          <w:sz w:val="28"/>
+          <w:szCs w:val="28"/>
+        </w:rPr>
+        <w:t xml:space="preserve">Рисунок 13 </w:t>
+      </w:r>
+      <w:r>
+        <w:rPr>
+          <w:sz w:val="28"/>
+          <w:szCs w:val="28"/>
+        </w:rPr>
+        <w:t>–</w:t>
+      </w:r>
+      <w:r>
+        <w:rPr>
+          <w:sz w:val="28"/>
+          <w:szCs w:val="28"/>
+        </w:rPr>
+        <w:t xml:space="preserve"> </w:t>
+      </w:r>
+      <w:r>
+        <w:rPr>
+          <w:sz w:val="28"/>
+          <w:szCs w:val="28"/>
+        </w:rPr>
+        <w:t>Характеристики відеокарти</w:t>
+      </w:r>
+    </w:p>
+    <w:p>
+      <w:pPr>
+        <w:spacing w:line="360" w:lineRule="auto"/>
         <w:ind w:leftChars="0" w:firstLineChars="251" w:firstLine="703"/>
         <w:contextualSpacing/>
         <w:jc w:val="both"/>
@@ -3666,6 +3814,7 @@
           <w:sz w:val="28"/>
           <w:szCs w:val="28"/>
         </w:rPr>
+        <w:lastRenderedPageBreak/>
         <w:t>3. Зафіксувати початкову температуру відеокарти, яка відображається в головному вікні.</w:t>
       </w:r>
     </w:p>
@@ -3686,7 +3835,101 @@
           <w:sz w:val="28"/>
           <w:szCs w:val="28"/>
         </w:rPr>
-        <w:t>[Тут вставити скріншот інформації про відеокарту]</w:t>
+        <w:t>Крок 3.3. Налаштування параметрів стрес</w:t>
+      </w:r>
+      <w:r>
+        <w:rPr>
+          <w:sz w:val="28"/>
+          <w:szCs w:val="28"/>
+        </w:rPr>
+        <w:t>–</w:t>
+      </w:r>
+      <w:r>
+        <w:rPr>
+          <w:sz w:val="28"/>
+          <w:szCs w:val="28"/>
+        </w:rPr>
+        <w:t>тесту</w:t>
+      </w:r>
+    </w:p>
+    <w:p>
+      <w:pPr>
+        <w:spacing w:line="360" w:lineRule="auto"/>
+        <w:ind w:leftChars="0" w:firstLineChars="251" w:firstLine="703"/>
+        <w:contextualSpacing/>
+        <w:jc w:val="both"/>
+        <w:outlineLvl w:val="9"/>
+        <w:rPr>
+          <w:sz w:val="28"/>
+          <w:szCs w:val="28"/>
+        </w:rPr>
+      </w:pPr>
+      <w:r>
+        <w:rPr>
+          <w:sz w:val="28"/>
+          <w:szCs w:val="28"/>
+        </w:rPr>
+        <w:t>1. У розділі «Resolution» обрати роздільну здатність тестування. Рекомендується використовувати поточну роздільну здатність екрана або 1920×1080.</w:t>
+      </w:r>
+    </w:p>
+    <w:p>
+      <w:pPr>
+        <w:spacing w:line="360" w:lineRule="auto"/>
+        <w:ind w:leftChars="0" w:firstLineChars="251" w:firstLine="703"/>
+        <w:contextualSpacing/>
+        <w:jc w:val="both"/>
+        <w:outlineLvl w:val="9"/>
+        <w:rPr>
+          <w:sz w:val="28"/>
+          <w:szCs w:val="28"/>
+        </w:rPr>
+      </w:pPr>
+      <w:r>
+        <w:rPr>
+          <w:sz w:val="28"/>
+          <w:szCs w:val="28"/>
+        </w:rPr>
+        <w:t>2. Увімкнути опцію «Fullscreen» для тестування у повноекранному режимі (рекомендовано).</w:t>
+      </w:r>
+    </w:p>
+    <w:p>
+      <w:pPr>
+        <w:spacing w:line="360" w:lineRule="auto"/>
+        <w:ind w:leftChars="0" w:firstLineChars="251" w:firstLine="703"/>
+        <w:contextualSpacing/>
+        <w:jc w:val="both"/>
+        <w:outlineLvl w:val="9"/>
+        <w:rPr>
+          <w:sz w:val="28"/>
+          <w:szCs w:val="28"/>
+        </w:rPr>
+      </w:pPr>
+      <w:r>
+        <w:rPr>
+          <w:sz w:val="28"/>
+          <w:szCs w:val="28"/>
+        </w:rPr>
+        <w:t>3. Встановити галочку «GPU temperature alarm» та вказати порогову температуру (наприклад, 90°C) для попередження про критичний перегрів.</w:t>
+      </w:r>
+    </w:p>
+    <w:p>
+      <w:pPr>
+        <w:spacing w:line="360" w:lineRule="auto"/>
+        <w:ind w:leftChars="0" w:firstLineChars="251" w:firstLine="703"/>
+        <w:contextualSpacing/>
+        <w:jc w:val="both"/>
+        <w:outlineLvl w:val="9"/>
+        <w:rPr>
+          <w:sz w:val="28"/>
+          <w:szCs w:val="28"/>
+        </w:rPr>
+      </w:pPr>
+      <w:r>
+        <w:rPr>
+          <w:sz w:val="28"/>
+          <w:szCs w:val="28"/>
+        </w:rPr>
+        <w:t>[Тут вставити скріншот налаштувань тесту]</w:t>
       </w:r>
     </w:p>
     <w:p>
@@ -3706,7 +3949,61 @@
           <w:sz w:val="28"/>
           <w:szCs w:val="28"/>
         </w:rPr>
-        <w:t xml:space="preserve">Рисунок 13 </w:t>
+        <w:drawing>
+          <wp:inline distT="0" distB="0" distL="0" distR="0" wp14:anchorId="35FB97AE" wp14:editId="0FF6B0D3">
+            <wp:extent cx="5715798" cy="5477639"/>
+            <wp:effectExtent l="0" t="0" r="0" b="8890"/>
+            <wp:docPr id="11" name="Рисунок 11"/>
+            <wp:cNvGraphicFramePr>
+              <a:graphicFrameLocks xmlns:a="http://schemas.openxmlformats.org/drawingml/2006/main" noChangeAspect="1"/>
+            </wp:cNvGraphicFramePr>
+            <a:graphic xmlns:a="http://schemas.openxmlformats.org/drawingml/2006/main">
+              <a:graphicData uri="http://schemas.openxmlformats.org/drawingml/2006/picture">
+                <pic:pic xmlns:pic="http://schemas.openxmlformats.org/drawingml/2006/picture">
+                  <pic:nvPicPr>
+                    <pic:cNvPr id="1" name=""/>
+                    <pic:cNvPicPr/>
+                  </pic:nvPicPr>
+                  <pic:blipFill>
+                    <a:blip r:embed="rId22"/>
+                    <a:stretch>
+                      <a:fillRect/>
+                    </a:stretch>
+                  </pic:blipFill>
+                  <pic:spPr>
+                    <a:xfrm>
+                      <a:off x="0" y="0"/>
+                      <a:ext cx="5715798" cy="5477639"/>
+                    </a:xfrm>
+                    <a:prstGeom prst="rect">
+                      <a:avLst/>
+                    </a:prstGeom>
+                  </pic:spPr>
+                </pic:pic>
+              </a:graphicData>
+            </a:graphic>
+          </wp:inline>
+        </w:drawing>
+      </w:r>
+    </w:p>
+    <w:p>
+      <w:pPr>
+        <w:spacing w:line="360" w:lineRule="auto"/>
+        <w:ind w:leftChars="0" w:firstLineChars="0" w:firstLine="1"/>
+        <w:contextualSpacing/>
+        <w:jc w:val="center"/>
+        <w:outlineLvl w:val="9"/>
+        <w:rPr>
+          <w:sz w:val="28"/>
+          <w:szCs w:val="28"/>
+        </w:rPr>
+      </w:pPr>
+      <w:r>
+        <w:rPr>
+          <w:sz w:val="28"/>
+          <w:szCs w:val="28"/>
+        </w:rPr>
+        <w:t xml:space="preserve">Рисунок 14 </w:t>
       </w:r>
       <w:r>
         <w:rPr>
@@ -3727,7 +4024,21 @@
           <w:sz w:val="28"/>
           <w:szCs w:val="28"/>
         </w:rPr>
-        <w:t>Характеристики відеокарти</w:t>
+        <w:t>Налаштування параметрів стрес</w:t>
+      </w:r>
+      <w:r>
+        <w:rPr>
+          <w:sz w:val="28"/>
+          <w:szCs w:val="28"/>
+        </w:rPr>
+        <w:t>–</w:t>
+      </w:r>
+      <w:r>
+        <w:rPr>
+          <w:sz w:val="28"/>
+          <w:szCs w:val="28"/>
+        </w:rPr>
+        <w:t>тесту відеокарти</w:t>
       </w:r>
     </w:p>
     <w:p>
@@ -3747,7 +4058,8 @@
           <w:sz w:val="28"/>
           <w:szCs w:val="28"/>
         </w:rPr>
-        <w:t>Крок 3.3. Налаштування параметрів стрес</w:t>
+        <w:lastRenderedPageBreak/>
+        <w:t>Крок 3.4. Запуск стрес</w:t>
       </w:r>
       <w:r>
         <w:rPr>
@@ -3761,7 +4073,7 @@
           <w:sz w:val="28"/>
           <w:szCs w:val="28"/>
         </w:rPr>
-        <w:t>тесту</w:t>
+        <w:t>тесту відеокарти</w:t>
       </w:r>
     </w:p>
     <w:p>
@@ -3781,7 +4093,7 @@
           <w:sz w:val="28"/>
           <w:szCs w:val="28"/>
         </w:rPr>
-        <w:t>1. У розділі «Resolution» обрати роздільну здатність тестування. Рекомендується використовувати поточну роздільну здатність екрана або 1920×1080.</w:t>
+        <w:t>1. Натиснути кнопку «GPU stress test» для запуску тестування.</w:t>
       </w:r>
     </w:p>
     <w:p>
@@ -3801,7 +4113,7 @@
           <w:sz w:val="28"/>
           <w:szCs w:val="28"/>
         </w:rPr>
-        <w:t>2. Увімкнути опцію «Fullscreen» для тестування у повноекранному режимі (рекомендовано).</w:t>
+        <w:t>2. Підтвердити попередження про ризики (програма попереджає, що інтенсивне тестування може пошкодити несправне обладнання).</w:t>
       </w:r>
     </w:p>
     <w:p>
@@ -3821,7 +4133,7 @@
           <w:sz w:val="28"/>
           <w:szCs w:val="28"/>
         </w:rPr>
-        <w:t>3. Встановити галочку «GPU temperature alarm» та вказати порогову температуру (наприклад, 90°C) для попередження про критичний перегрів.</w:t>
+        <w:t>3. Після запуску на екрані з'явиться анімований «пухнастий бублик» (fur donut) — це тестовий об'єкт, який створює максимальне навантаження на GPU.</w:t>
       </w:r>
     </w:p>
     <w:p>
@@ -3841,7 +4153,41 @@
           <w:sz w:val="28"/>
           <w:szCs w:val="28"/>
         </w:rPr>
-        <w:t>[Тут вставити скріншот налаштувань тесту]</w:t>
+        <w:t>4. У верхньому лівому куті вікна тестування відображається поточна температура GPU та показник FPS.</w:t>
+      </w:r>
+    </w:p>
+    <w:p>
+      <w:pPr>
+        <w:spacing w:line="360" w:lineRule="auto"/>
+        <w:ind w:leftChars="0" w:firstLineChars="251" w:firstLine="703"/>
+        <w:contextualSpacing/>
+        <w:jc w:val="both"/>
+        <w:outlineLvl w:val="9"/>
+        <w:rPr>
+          <w:sz w:val="28"/>
+          <w:szCs w:val="28"/>
+        </w:rPr>
+      </w:pPr>
+      <w:r>
+        <w:rPr>
+          <w:sz w:val="28"/>
+          <w:szCs w:val="28"/>
+        </w:rPr>
+        <w:t>[Тут вставити скріншот стрес</w:t>
+      </w:r>
+      <w:r>
+        <w:rPr>
+          <w:sz w:val="28"/>
+          <w:szCs w:val="28"/>
+        </w:rPr>
+        <w:t>–</w:t>
+      </w:r>
+      <w:r>
+        <w:rPr>
+          <w:sz w:val="28"/>
+          <w:szCs w:val="28"/>
+        </w:rPr>
+        <w:t>тесту під час роботи]</w:t>
       </w:r>
     </w:p>
     <w:p>
@@ -3861,7 +4207,61 @@
           <w:sz w:val="28"/>
           <w:szCs w:val="28"/>
         </w:rPr>
-        <w:t xml:space="preserve">Рисунок 14 </w:t>
+        <w:drawing>
+          <wp:inline distT="0" distB="0" distL="0" distR="0" wp14:anchorId="39853428" wp14:editId="0D339C85">
+            <wp:extent cx="6299835" cy="3542030"/>
+            <wp:effectExtent l="0" t="0" r="5715" b="1270"/>
+            <wp:docPr id="12" name="Рисунок 12"/>
+            <wp:cNvGraphicFramePr>
+              <a:graphicFrameLocks xmlns:a="http://schemas.openxmlformats.org/drawingml/2006/main" noChangeAspect="1"/>
+            </wp:cNvGraphicFramePr>
+            <a:graphic xmlns:a="http://schemas.openxmlformats.org/drawingml/2006/main">
+              <a:graphicData uri="http://schemas.openxmlformats.org/drawingml/2006/picture">
+                <pic:pic xmlns:pic="http://schemas.openxmlformats.org/drawingml/2006/picture">
+                  <pic:nvPicPr>
+                    <pic:cNvPr id="1" name=""/>
+                    <pic:cNvPicPr/>
+                  </pic:nvPicPr>
+                  <pic:blipFill>
+                    <a:blip r:embed="rId23"/>
+                    <a:stretch>
+                      <a:fillRect/>
+                    </a:stretch>
+                  </pic:blipFill>
+                  <pic:spPr>
+                    <a:xfrm>
+                      <a:off x="0" y="0"/>
+                      <a:ext cx="6299835" cy="3542030"/>
+                    </a:xfrm>
+                    <a:prstGeom prst="rect">
+                      <a:avLst/>
+                    </a:prstGeom>
+                  </pic:spPr>
+                </pic:pic>
+              </a:graphicData>
+            </a:graphic>
+          </wp:inline>
+        </w:drawing>
+      </w:r>
+    </w:p>
+    <w:p>
+      <w:pPr>
+        <w:spacing w:line="360" w:lineRule="auto"/>
+        <w:ind w:leftChars="0" w:firstLineChars="0" w:firstLine="1"/>
+        <w:contextualSpacing/>
+        <w:jc w:val="center"/>
+        <w:outlineLvl w:val="9"/>
+        <w:rPr>
+          <w:sz w:val="28"/>
+          <w:szCs w:val="28"/>
+        </w:rPr>
+      </w:pPr>
+      <w:r>
+        <w:rPr>
+          <w:sz w:val="28"/>
+          <w:szCs w:val="28"/>
+        </w:rPr>
+        <w:t xml:space="preserve">Рисунок 15 </w:t>
       </w:r>
       <w:r>
         <w:rPr>
@@ -3875,14 +4275,7 @@
           <w:sz w:val="28"/>
           <w:szCs w:val="28"/>
         </w:rPr>
-        <w:t xml:space="preserve"> </w:t>
-      </w:r>
-      <w:r>
-        <w:rPr>
-          <w:sz w:val="28"/>
-          <w:szCs w:val="28"/>
-        </w:rPr>
-        <w:t>Налаштування параметрів стрес</w:t>
+        <w:t xml:space="preserve"> Стрес</w:t>
       </w:r>
       <w:r>
         <w:rPr>
@@ -3896,7 +4289,7 @@
           <w:sz w:val="28"/>
           <w:szCs w:val="28"/>
         </w:rPr>
-        <w:t>тесту відеокарти</w:t>
+        <w:t>тест відеокарти у процесі виконання</w:t>
       </w:r>
     </w:p>
     <w:p>
@@ -3916,21 +4309,7 @@
           <w:sz w:val="28"/>
           <w:szCs w:val="28"/>
         </w:rPr>
-        <w:t>Крок 3.4. Запуск стрес</w:t>
-      </w:r>
-      <w:r>
-        <w:rPr>
-          <w:sz w:val="28"/>
-          <w:szCs w:val="28"/>
-        </w:rPr>
-        <w:t>–</w:t>
-      </w:r>
-      <w:r>
-        <w:rPr>
-          <w:sz w:val="28"/>
-          <w:szCs w:val="28"/>
-        </w:rPr>
-        <w:t>тесту відеокарти</w:t>
+        <w:t>Крок 3.5. Моніторинг температури та стабільності</w:t>
       </w:r>
     </w:p>
     <w:p>
@@ -3950,7 +4329,7 @@
           <w:sz w:val="28"/>
           <w:szCs w:val="28"/>
         </w:rPr>
-        <w:t>1. Натиснути кнопку «GPU stress test» для запуску тестування.</w:t>
+        <w:t>1. Продовжувати тестування протягом 5–10 хвилин для отримання достовірних результатів.</w:t>
       </w:r>
     </w:p>
     <w:p>
@@ -3970,7 +4349,7 @@
           <w:sz w:val="28"/>
           <w:szCs w:val="28"/>
         </w:rPr>
-        <w:t>2. Підтвердити попередження про ризики (програма попереджає, що інтенсивне тестування може пошкодити несправне обладнання).</w:t>
+        <w:t>2. Спостерігати за такими параметрами:</w:t>
       </w:r>
     </w:p>
     <w:p>
@@ -3990,7 +4369,7 @@
           <w:sz w:val="28"/>
           <w:szCs w:val="28"/>
         </w:rPr>
-        <w:t>3. Після запуску на екрані з'явиться анімований «пухнастий бублик» (fur donut) — це тестовий об'єкт, який створює максимальне навантаження на GPU.</w:t>
+        <w:t>• GPU Temperature — температура графічного процесора;</w:t>
       </w:r>
     </w:p>
     <w:p>
@@ -4010,7 +4389,7 @@
           <w:sz w:val="28"/>
           <w:szCs w:val="28"/>
         </w:rPr>
-        <w:t>4. У верхньому лівому куті вікна тестування відображається поточна температура GPU та показник FPS.</w:t>
+        <w:t>• FPS — кількість кадрів за секунду (стабільність показника);</w:t>
       </w:r>
     </w:p>
     <w:p>
@@ -4030,21 +4409,68 @@
           <w:sz w:val="28"/>
           <w:szCs w:val="28"/>
         </w:rPr>
-        <w:t>[Тут вставити скріншот стрес</w:t>
-      </w:r>
-      <w:r>
-        <w:rPr>
-          <w:sz w:val="28"/>
-          <w:szCs w:val="28"/>
-        </w:rPr>
-        <w:t>–</w:t>
-      </w:r>
-      <w:r>
-        <w:rPr>
-          <w:sz w:val="28"/>
-          <w:szCs w:val="28"/>
-        </w:rPr>
-        <w:t>тесту під час роботи]</w:t>
+        <w:t>• Відсутність артефактів зображення (смуги, пікселізація, мерехтіння).</w:t>
+      </w:r>
+    </w:p>
+    <w:p>
+      <w:pPr>
+        <w:spacing w:line="360" w:lineRule="auto"/>
+        <w:ind w:leftChars="0" w:firstLineChars="251" w:firstLine="703"/>
+        <w:contextualSpacing/>
+        <w:jc w:val="both"/>
+        <w:outlineLvl w:val="9"/>
+        <w:rPr>
+          <w:sz w:val="28"/>
+          <w:szCs w:val="28"/>
+        </w:rPr>
+      </w:pPr>
+      <w:r>
+        <w:rPr>
+          <w:sz w:val="28"/>
+          <w:szCs w:val="28"/>
+        </w:rPr>
+        <w:lastRenderedPageBreak/>
+        <w:t>3. Прислухатися до роботи системи охолодження відеокарти — вентилятори мають збільшити оберти для відведення тепла.</w:t>
+      </w:r>
+    </w:p>
+    <w:p>
+      <w:pPr>
+        <w:spacing w:line="360" w:lineRule="auto"/>
+        <w:ind w:leftChars="0" w:firstLineChars="251" w:firstLine="703"/>
+        <w:contextualSpacing/>
+        <w:jc w:val="both"/>
+        <w:outlineLvl w:val="9"/>
+        <w:rPr>
+          <w:sz w:val="28"/>
+          <w:szCs w:val="28"/>
+        </w:rPr>
+      </w:pPr>
+      <w:r>
+        <w:rPr>
+          <w:sz w:val="28"/>
+          <w:szCs w:val="28"/>
+        </w:rPr>
+        <w:t>4. Натиснути клавішу Escape або закрити вікно тестування для завершення тесту.</w:t>
+      </w:r>
+    </w:p>
+    <w:p>
+      <w:pPr>
+        <w:spacing w:line="360" w:lineRule="auto"/>
+        <w:ind w:leftChars="0" w:firstLineChars="251" w:firstLine="703"/>
+        <w:contextualSpacing/>
+        <w:jc w:val="both"/>
+        <w:outlineLvl w:val="9"/>
+        <w:rPr>
+          <w:sz w:val="28"/>
+          <w:szCs w:val="28"/>
+        </w:rPr>
+      </w:pPr>
+      <w:r>
+        <w:rPr>
+          <w:sz w:val="28"/>
+          <w:szCs w:val="28"/>
+        </w:rPr>
+        <w:t>[Тут вставити скріншот з максимальними показниками температури під час тесту]</w:t>
       </w:r>
     </w:p>
     <w:p>
@@ -4064,7 +4490,7 @@
           <w:sz w:val="28"/>
           <w:szCs w:val="28"/>
         </w:rPr>
-        <w:t xml:space="preserve">Рисунок 15 </w:t>
+        <w:t xml:space="preserve">Рисунок 16 </w:t>
       </w:r>
       <w:r>
         <w:rPr>
@@ -4078,21 +4504,14 @@
           <w:sz w:val="28"/>
           <w:szCs w:val="28"/>
         </w:rPr>
-        <w:t xml:space="preserve"> Стрес</w:t>
-      </w:r>
-      <w:r>
-        <w:rPr>
-          <w:sz w:val="28"/>
-          <w:szCs w:val="28"/>
-        </w:rPr>
-        <w:t>–</w:t>
-      </w:r>
-      <w:r>
-        <w:rPr>
-          <w:sz w:val="28"/>
-          <w:szCs w:val="28"/>
-        </w:rPr>
-        <w:t>тест відеокарти у процесі виконання</w:t>
+        <w:t xml:space="preserve"> </w:t>
+      </w:r>
+      <w:r>
+        <w:rPr>
+          <w:sz w:val="28"/>
+          <w:szCs w:val="28"/>
+        </w:rPr>
+        <w:t>Максимальна температура відеокарти під час тестування</w:t>
       </w:r>
     </w:p>
     <w:p>
@@ -4112,7 +4531,21 @@
           <w:sz w:val="28"/>
           <w:szCs w:val="28"/>
         </w:rPr>
-        <w:t>Крок 3.5. Моніторинг температури та стабільності</w:t>
+        <w:t>Крок 3.6. Аналіз результатів стрес</w:t>
+      </w:r>
+      <w:r>
+        <w:rPr>
+          <w:sz w:val="28"/>
+          <w:szCs w:val="28"/>
+        </w:rPr>
+        <w:t>–</w:t>
+      </w:r>
+      <w:r>
+        <w:rPr>
+          <w:sz w:val="28"/>
+          <w:szCs w:val="28"/>
+        </w:rPr>
+        <w:t>тесту відеокарти</w:t>
       </w:r>
     </w:p>
     <w:p>
@@ -4132,8 +4565,7 @@
           <w:sz w:val="28"/>
           <w:szCs w:val="28"/>
         </w:rPr>
-        <w:lastRenderedPageBreak/>
-        <w:t>1. Продовжувати тестування протягом 5–10 хвилин для отримання достовірних результатів.</w:t>
+        <w:t>1. Проаналізувати отримані результати та зробити висновок про ефективність системи охолодження:</w:t>
       </w:r>
     </w:p>
     <w:p>
@@ -4153,7 +4585,7 @@
           <w:sz w:val="28"/>
           <w:szCs w:val="28"/>
         </w:rPr>
-        <w:t>2. Спостерігати за такими параметрами:</w:t>
+        <w:t>• Температура до 80°C — система охолодження працює добре;</w:t>
       </w:r>
     </w:p>
     <w:p>
@@ -4173,7 +4605,7 @@
           <w:sz w:val="28"/>
           <w:szCs w:val="28"/>
         </w:rPr>
-        <w:t>• GPU Temperature — температура графічного процесора;</w:t>
+        <w:t>• Температура 80–90°C — охолодження працює на межі, рекомендується очищення від пилу або покращення вентиляції корпусу;</w:t>
       </w:r>
     </w:p>
     <w:p>
@@ -4193,7 +4625,7 @@
           <w:sz w:val="28"/>
           <w:szCs w:val="28"/>
         </w:rPr>
-        <w:t>• FPS — кількість кадрів за секунду (стабільність показника);</w:t>
+        <w:t>• Температура понад 90°C — система охолодження не справляється, необхідне обслуговування або заміна термопасти;</w:t>
       </w:r>
     </w:p>
     <w:p>
@@ -4213,310 +4645,7 @@
           <w:sz w:val="28"/>
           <w:szCs w:val="28"/>
         </w:rPr>
-        <w:t>• Відсутність артефактів зображення (смуги, пікселізація, мерехтіння).</w:t>
-      </w:r>
-    </w:p>
-    <w:p>
-      <w:pPr>
-        <w:spacing w:line="360" w:lineRule="auto"/>
-        <w:ind w:leftChars="0" w:firstLineChars="251" w:firstLine="703"/>
-        <w:contextualSpacing/>
-        <w:jc w:val="both"/>
-        <w:outlineLvl w:val="9"/>
-        <w:rPr>
-          <w:sz w:val="28"/>
-          <w:szCs w:val="28"/>
-        </w:rPr>
-      </w:pPr>
-      <w:r>
-        <w:rPr>
-          <w:sz w:val="28"/>
-          <w:szCs w:val="28"/>
-        </w:rPr>
-        <w:t>3. Прислухатися до роботи системи охолодження відеокарти — вентилятори мають збільшити оберти для відведення тепла.</w:t>
-      </w:r>
-    </w:p>
-    <w:p>
-      <w:pPr>
-        <w:spacing w:line="360" w:lineRule="auto"/>
-        <w:ind w:leftChars="0" w:firstLineChars="251" w:firstLine="703"/>
-        <w:contextualSpacing/>
-        <w:jc w:val="both"/>
-        <w:outlineLvl w:val="9"/>
-        <w:rPr>
-          <w:sz w:val="28"/>
-          <w:szCs w:val="28"/>
-        </w:rPr>
-      </w:pPr>
-      <w:r>
-        <w:rPr>
-          <w:sz w:val="28"/>
-          <w:szCs w:val="28"/>
-        </w:rPr>
-        <w:t>4. Натиснути клавішу Escape або закрити вікно тестування для завершення тесту.</w:t>
-      </w:r>
-    </w:p>
-    <w:p>
-      <w:pPr>
-        <w:spacing w:line="360" w:lineRule="auto"/>
-        <w:ind w:leftChars="0" w:firstLineChars="251" w:firstLine="703"/>
-        <w:contextualSpacing/>
-        <w:jc w:val="both"/>
-        <w:outlineLvl w:val="9"/>
-        <w:rPr>
-          <w:sz w:val="28"/>
-          <w:szCs w:val="28"/>
-        </w:rPr>
-      </w:pPr>
-      <w:r>
-        <w:rPr>
-          <w:sz w:val="28"/>
-          <w:szCs w:val="28"/>
-        </w:rPr>
-        <w:t>[Тут вставити скріншот з максимальними показниками температури під час тесту]</w:t>
-      </w:r>
-    </w:p>
-    <w:p>
-      <w:pPr>
-        <w:spacing w:line="360" w:lineRule="auto"/>
-        <w:ind w:leftChars="0" w:firstLineChars="0" w:firstLine="1"/>
-        <w:contextualSpacing/>
-        <w:jc w:val="center"/>
-        <w:outlineLvl w:val="9"/>
-        <w:rPr>
-          <w:sz w:val="28"/>
-          <w:szCs w:val="28"/>
-        </w:rPr>
-      </w:pPr>
-      <w:r>
-        <w:rPr>
-          <w:sz w:val="28"/>
-          <w:szCs w:val="28"/>
-        </w:rPr>
-        <w:t xml:space="preserve">Рисунок 16 </w:t>
-      </w:r>
-      <w:r>
-        <w:rPr>
-          <w:sz w:val="28"/>
-          <w:szCs w:val="28"/>
-        </w:rPr>
-        <w:t>–</w:t>
-      </w:r>
-      <w:r>
-        <w:rPr>
-          <w:sz w:val="28"/>
-          <w:szCs w:val="28"/>
-        </w:rPr>
-        <w:t xml:space="preserve"> </w:t>
-      </w:r>
-      <w:r>
-        <w:rPr>
-          <w:sz w:val="28"/>
-          <w:szCs w:val="28"/>
-        </w:rPr>
-        <w:t>Максимальна температура відеокарти під час тестування</w:t>
-      </w:r>
-    </w:p>
-    <w:p>
-      <w:pPr>
-        <w:spacing w:line="360" w:lineRule="auto"/>
-        <w:ind w:leftChars="0" w:firstLineChars="251" w:firstLine="703"/>
-        <w:contextualSpacing/>
-        <w:jc w:val="both"/>
-        <w:outlineLvl w:val="9"/>
-        <w:rPr>
-          <w:sz w:val="28"/>
-          <w:szCs w:val="28"/>
-        </w:rPr>
-      </w:pPr>
-      <w:r>
-        <w:rPr>
-          <w:sz w:val="28"/>
-          <w:szCs w:val="28"/>
-        </w:rPr>
-        <w:t>Крок 3.6. Аналіз результатів стрес</w:t>
-      </w:r>
-      <w:r>
-        <w:rPr>
-          <w:sz w:val="28"/>
-          <w:szCs w:val="28"/>
-        </w:rPr>
-        <w:t>–</w:t>
-      </w:r>
-      <w:r>
-        <w:rPr>
-          <w:sz w:val="28"/>
-          <w:szCs w:val="28"/>
-        </w:rPr>
-        <w:t>тесту відеокарти</w:t>
-      </w:r>
-    </w:p>
-    <w:p>
-      <w:pPr>
-        <w:spacing w:line="360" w:lineRule="auto"/>
-        <w:ind w:leftChars="0" w:firstLineChars="251" w:firstLine="703"/>
-        <w:contextualSpacing/>
-        <w:jc w:val="both"/>
-        <w:outlineLvl w:val="9"/>
-        <w:rPr>
-          <w:sz w:val="28"/>
-          <w:szCs w:val="28"/>
-        </w:rPr>
-      </w:pPr>
-      <w:r>
-        <w:rPr>
-          <w:sz w:val="28"/>
-          <w:szCs w:val="28"/>
-        </w:rPr>
-        <w:t>1. Проаналізувати отримані результати та зробити висновок про ефективність системи охолодження:</w:t>
-      </w:r>
-    </w:p>
-    <w:p>
-      <w:pPr>
-        <w:spacing w:line="360" w:lineRule="auto"/>
-        <w:ind w:leftChars="0" w:firstLineChars="251" w:firstLine="703"/>
-        <w:contextualSpacing/>
-        <w:jc w:val="both"/>
-        <w:outlineLvl w:val="9"/>
-        <w:rPr>
-          <w:sz w:val="28"/>
-          <w:szCs w:val="28"/>
-        </w:rPr>
-      </w:pPr>
-      <w:r>
-        <w:rPr>
-          <w:sz w:val="28"/>
-          <w:szCs w:val="28"/>
-        </w:rPr>
-        <w:t>• Температура до 80°C — система охолодження працює добре;</w:t>
-      </w:r>
-    </w:p>
-    <w:p>
-      <w:pPr>
-        <w:spacing w:line="360" w:lineRule="auto"/>
-        <w:ind w:leftChars="0" w:firstLineChars="251" w:firstLine="703"/>
-        <w:contextualSpacing/>
-        <w:jc w:val="both"/>
-        <w:outlineLvl w:val="9"/>
-        <w:rPr>
-          <w:sz w:val="28"/>
-          <w:szCs w:val="28"/>
-        </w:rPr>
-      </w:pPr>
-      <w:r>
-        <w:rPr>
-          <w:sz w:val="28"/>
-          <w:szCs w:val="28"/>
-        </w:rPr>
-        <w:t>• Температура 80–90°C — охолодження працює на межі, рекомендується очищення від пилу або покращення вентиляції корпусу;</w:t>
-      </w:r>
-    </w:p>
-    <w:p>
-      <w:pPr>
-        <w:spacing w:line="360" w:lineRule="auto"/>
-        <w:ind w:leftChars="0" w:firstLineChars="251" w:firstLine="703"/>
-        <w:contextualSpacing/>
-        <w:jc w:val="both"/>
-        <w:outlineLvl w:val="9"/>
-        <w:rPr>
-          <w:sz w:val="28"/>
-          <w:szCs w:val="28"/>
-        </w:rPr>
-      </w:pPr>
-      <w:r>
-        <w:rPr>
-          <w:sz w:val="28"/>
-          <w:szCs w:val="28"/>
-        </w:rPr>
-        <w:t>• Температура понад 90°C — система охолодження не справляється, необхідне обслуговування або заміна термопасти;</w:t>
-      </w:r>
-    </w:p>
-    <w:p>
-      <w:pPr>
-        <w:spacing w:line="360" w:lineRule="auto"/>
-        <w:ind w:leftChars="0" w:firstLineChars="251" w:firstLine="703"/>
-        <w:contextualSpacing/>
-        <w:jc w:val="both"/>
-        <w:outlineLvl w:val="9"/>
-        <w:rPr>
-          <w:sz w:val="28"/>
-          <w:szCs w:val="28"/>
-        </w:rPr>
-      </w:pPr>
-      <w:r>
-        <w:rPr>
-          <w:sz w:val="28"/>
-          <w:szCs w:val="28"/>
-        </w:rPr>
         <w:t>• Артефакти або вимкнення — можливі апаратні проблеми з відеокартою.</w:t>
-      </w:r>
-    </w:p>
-    <w:p>
-      <w:pPr>
-        <w:spacing w:line="360" w:lineRule="auto"/>
-        <w:ind w:leftChars="0" w:firstLineChars="251" w:firstLine="703"/>
-        <w:contextualSpacing/>
-        <w:jc w:val="both"/>
-        <w:outlineLvl w:val="9"/>
-        <w:rPr>
-          <w:sz w:val="28"/>
-          <w:szCs w:val="28"/>
-        </w:rPr>
-      </w:pPr>
-      <w:r>
-        <w:rPr>
-          <w:sz w:val="28"/>
-          <w:szCs w:val="28"/>
-        </w:rPr>
-        <w:t>[Тут вставити скріншот графіка температури або підсумкового вікна]</w:t>
-      </w:r>
-    </w:p>
-    <w:p>
-      <w:pPr>
-        <w:spacing w:line="360" w:lineRule="auto"/>
-        <w:ind w:leftChars="0" w:left="0" w:firstLineChars="0" w:firstLine="0"/>
-        <w:contextualSpacing/>
-        <w:jc w:val="center"/>
-        <w:outlineLvl w:val="9"/>
-        <w:rPr>
-          <w:sz w:val="28"/>
-          <w:szCs w:val="28"/>
-        </w:rPr>
-      </w:pPr>
-      <w:r>
-        <w:rPr>
-          <w:sz w:val="28"/>
-          <w:szCs w:val="28"/>
-        </w:rPr>
-        <w:t xml:space="preserve">Рисунок 17 </w:t>
-      </w:r>
-      <w:r>
-        <w:rPr>
-          <w:sz w:val="28"/>
-          <w:szCs w:val="28"/>
-        </w:rPr>
-        <w:t>–</w:t>
-      </w:r>
-      <w:r>
-        <w:rPr>
-          <w:sz w:val="28"/>
-          <w:szCs w:val="28"/>
-        </w:rPr>
-        <w:t xml:space="preserve"> Результати стрес</w:t>
-      </w:r>
-      <w:r>
-        <w:rPr>
-          <w:sz w:val="28"/>
-          <w:szCs w:val="28"/>
-        </w:rPr>
-        <w:t>–</w:t>
-      </w:r>
-      <w:r>
-        <w:rPr>
-          <w:sz w:val="28"/>
-          <w:szCs w:val="28"/>
-        </w:rPr>
-        <w:t>тесту відеокарти</w:t>
       </w:r>
     </w:p>
     <w:p>
@@ -4531,6 +4660,8 @@
           <w:szCs w:val="28"/>
         </w:rPr>
       </w:pPr>
+      <w:bookmarkStart w:id="0" w:name="_GoBack"/>
+      <w:bookmarkEnd w:id="0"/>
       <w:r>
         <w:rPr>
           <w:b/>
@@ -4565,7 +4696,7 @@
       </w:r>
     </w:p>
     <w:sectPr>
-      <w:footerReference w:type="even" r:id="rId20"/>
+      <w:footerReference w:type="even" r:id="rId24"/>
       <w:pgSz w:w="11906" w:h="16838"/>
       <w:pgMar w:top="1134" w:right="567" w:bottom="1134" w:left="1418" w:header="709" w:footer="709" w:gutter="0"/>
       <w:pgNumType w:start="1"/>
@@ -10505,7 +10636,7 @@
 </file>
 
 <file path=customXml/itemProps2.xml><?xml version="1.0" encoding="utf-8"?>
-<ds:datastoreItem xmlns:ds="http://schemas.openxmlformats.org/officeDocument/2006/customXml" ds:itemID="{AF54E9D1-F797-454A-AE3F-6FB7AF032FC0}">
+<ds:datastoreItem xmlns:ds="http://schemas.openxmlformats.org/officeDocument/2006/customXml" ds:itemID="{FF456BD5-BEB9-4CC1-9996-127B7AEA1873}">
   <ds:schemaRefs>
     <ds:schemaRef ds:uri="http://schemas.openxmlformats.org/officeDocument/2006/bibliography"/>
   </ds:schemaRefs>

--- a/Адміністрування обчислювальних комплексів Зроблені ЛР/Лабораторна робота 14 - Матакова А.В. - 409а - Адміністрування обчислювальних комплексів.docx
+++ b/Адміністрування обчислювальних комплексів Зроблені ЛР/Лабораторна робота 14 - Матакова А.В. - 409а - Адміністрування обчислювальних комплексів.docx
@@ -1422,49 +1422,27 @@
           <w:sz w:val="28"/>
           <w:szCs w:val="28"/>
         </w:rPr>
-        <w:t xml:space="preserve">HD Tune </w:t>
-      </w:r>
-      <w:r>
-        <w:rPr>
-          <w:sz w:val="28"/>
-          <w:szCs w:val="28"/>
-        </w:rPr>
-        <w:t>–</w:t>
-      </w:r>
-      <w:r>
-        <w:rPr>
-          <w:sz w:val="28"/>
-          <w:szCs w:val="28"/>
-        </w:rPr>
-        <w:t xml:space="preserve"> це спеціалізована утиліта для діагностики жорстких дисків та SSD</w:t>
-      </w:r>
-      <w:r>
-        <w:rPr>
-          <w:sz w:val="28"/>
-          <w:szCs w:val="28"/>
-        </w:rPr>
-        <w:t>-</w:t>
-      </w:r>
-      <w:r>
-        <w:rPr>
-          <w:sz w:val="28"/>
-          <w:szCs w:val="28"/>
-        </w:rPr>
-        <w:t>накопичувачів.</w:t>
-      </w:r>
-      <w:r>
-        <w:rPr>
-          <w:sz w:val="28"/>
-          <w:szCs w:val="28"/>
-        </w:rPr>
-        <w:t xml:space="preserve"> </w:t>
-      </w:r>
-      <w:r>
-        <w:rPr>
-          <w:sz w:val="28"/>
-          <w:szCs w:val="28"/>
-        </w:rPr>
-        <w:t>Програма дозволяє перевірити швидкість читання та запису, проаналізувати стан диска за допомогою технології S.M.A.R.T., а також виявити пошкоджені сектори на поверхні накопичувача.</w:t>
+        <w:t>Лабораторну роботу виконано на фізичному комп’ютері – ноутбуці HP Victus by HP Laptop 16-e0xxx. Між першим етапом роботи (перевіркою накопичувача у програмі HD Tune) та наступними етапами (стрес-тестуванням процесора й відеокарти) конфігурацію ноутбука змінено: обсяг оперативної пам’яті збільшено до 32 ГБ та встановлено додатковий накопичувач INTEL SSDPEKNW010T8H обсягом 1 ТБ. Тому в програмі HD Tune досліджено системний накопичувач SK hynix PC711, а в програмі AIDA64 відображено вже оновлену конфігурацію комп’ютера.</w:t>
+      </w:r>
+    </w:p>
+    <w:p>
+      <w:pPr>
+        <w:spacing w:line="360" w:lineRule="auto"/>
+        <w:ind w:leftChars="0" w:firstLineChars="251" w:firstLine="703"/>
+        <w:contextualSpacing/>
+        <w:jc w:val="both"/>
+        <w:outlineLvl w:val="9"/>
+        <w:rPr>
+          <w:sz w:val="28"/>
+          <w:szCs w:val="28"/>
+        </w:rPr>
+      </w:pPr>
+      <w:r>
+        <w:rPr>
+          <w:sz w:val="28"/>
+          <w:szCs w:val="28"/>
+        </w:rPr>
+        <w:t>HD Tune – це спеціалізована утиліта для діагностики жорстких дисків та SSD-накопичувачів. Програма дозволяє виміряти швидкість читання та запису, проаналізувати стан накопичувача за допомогою технології S.M.A.R.T. (Self-Monitoring, Analysis and Reporting Technology) та виявити пошкоджені блоки. Для перевірки обрано системний накопичувач SK hynix PC711 обсягом 512 ГБ з інтерфейсом NVMe, на якому встановлено операційну систему Windows. Спочатку на вкладці «Benchmark» безкоштовної версії HD Tune 2.55 виконано тест швидкості читання.</w:t>
       </w:r>
     </w:p>
     <w:p>
@@ -1487,9 +1465,9 @@
           <w:lang w:val="ru-RU"/>
         </w:rPr>
         <w:drawing>
-          <wp:inline distT="0" distB="0" distL="0" distR="0" wp14:anchorId="3A4BBF8A" wp14:editId="06FFE5E1">
-            <wp:extent cx="5563082" cy="4511431"/>
-            <wp:effectExtent l="0" t="0" r="0" b="3810"/>
+          <wp:inline distT="0" distB="0" distL="0" distR="0" wp14:anchorId="3A4BBF8A" wp14:editId="15945BE7">
+            <wp:extent cx="3406140" cy="2762240"/>
+            <wp:effectExtent l="0" t="0" r="3810" b="635"/>
             <wp:docPr id="1204911828" name="Рисунок 1"/>
             <wp:cNvGraphicFramePr>
               <a:graphicFrameLocks xmlns:a="http://schemas.openxmlformats.org/drawingml/2006/main" noChangeAspect="1"/>
@@ -1510,7 +1488,7 @@
                   <pic:spPr>
                     <a:xfrm>
                       <a:off x="0" y="0"/>
-                      <a:ext cx="5563082" cy="4511431"/>
+                      <a:ext cx="3456883" cy="2803390"/>
                     </a:xfrm>
                     <a:prstGeom prst="rect">
                       <a:avLst/>
@@ -1574,7 +1552,15 @@
           <w:sz w:val="28"/>
           <w:szCs w:val="28"/>
         </w:rPr>
-        <w:t>Мінімальна швидкість передачі даних (Minimum Transfer Rate) відображає найнижчий показник швидкості під час тестування, тоді як максимальна швидкість (Maximum Transfer Rate) демонструє найвищий зафіксований результат.</w:t>
+        <w:t xml:space="preserve">На графіку синя лінія показує швидкість читання в MB/sec (ліва шкала) залежно від позиції на накопичувачі у відсотках від його обсягу (нижня шкала), а жовті точки – час доступу в мілісекундах (права шкала). Праворуч наведено </w:t>
+      </w:r>
+      <w:r>
+        <w:rPr>
+          <w:sz w:val="28"/>
+          <w:szCs w:val="28"/>
+        </w:rPr>
+        <w:lastRenderedPageBreak/>
+        <w:t>підсумкові показники: мінімальну, максимальну та середню швидкість передачі даних (Transfer Rate), час доступу (Access Time), швидкість пакетної передачі (Burst Rate) та завантаження процесора під час тесту (CPU Usage). Індикатор температури у верхній частині вікна показує «–», оскільки версія 2.55 не вміє зчитувати температуру NVMe-накопичувачів.</w:t>
       </w:r>
     </w:p>
     <w:p>
@@ -1594,7 +1580,7 @@
           <w:sz w:val="28"/>
           <w:szCs w:val="28"/>
         </w:rPr>
-        <w:t>Максимальний показник, отриманий під час тестування пристрою, становить 966.1 MB/sec. Для моделі SK hynix PC711 це лише третина від її реальних технічних можливостей. Нормативне значення для даного типу диска складає від 3000 MB/sec і вище. Занижені результати пояснюються обмеженнями програмного забезпечення HD Tune 2.55, яке є застарілим та не забезпечує коректної роботи з протоколом NVMe на повну потужність.</w:t>
+        <w:t>Мінімальна швидкість передачі даних (Minimum Transfer Rate) становить 59,0 MB/sec, а максимальна (Maximum Transfer Rate) – 966,1 MB/sec. Для моделі SK hynix PC711 це лише близько третини її технічних можливостей, оскільки нормативна швидкість послідовного читання для такого типу накопичувача становить понад 3000 MB/sec. Занижені результати пояснюються обмеженнями програми HD Tune 2.55: вона є застарілою, розрахована переважно на накопичувачі з інтерфейсом SATA і не використовує можливості протоколу NVMe повною мірою.</w:t>
       </w:r>
     </w:p>
     <w:p>
@@ -1614,8 +1600,7 @@
           <w:sz w:val="28"/>
           <w:szCs w:val="28"/>
         </w:rPr>
-        <w:lastRenderedPageBreak/>
-        <w:t>Середня швидкість передачі даних (Average Transfer Rate) протестованого пристрою становить 645.6 MB/sec. У нормі цей показник має бути наближеним до максимального значення з допустимою різницею у межах 10–15%. Значна різниця між максимальним та середнім показниками підтверджує нестабільність роботи під час тестування. Причиною цього є використання диска як системного, оскільки на ньому встановлена операційна система Windows, яка постійно зверталася до нього під час проведення замірів.</w:t>
+        <w:t>Середня швидкість передачі даних (Average Transfer Rate) становить 645,6 MB/sec. У нормі цей показник має бути близьким до максимального, з різницею в межах 10–15 %. Значна різниця між максимальним і середнім значенням свідчить про нестабільність швидкості під час тестування. Основна причина полягає в тому, що накопичувач є системним: операційна система Windows постійно зверталася до нього під час замірів.</w:t>
       </w:r>
     </w:p>
     <w:p>
@@ -1635,7 +1620,7 @@
           <w:sz w:val="28"/>
           <w:szCs w:val="28"/>
         </w:rPr>
-        <w:t>Показник часу відгуку (Access Time) дорівнює 0.1 ms. У випадку перевищення значення понад 1.0 ms це могло б свідчити про серйозні проблеми з контролером або про знос пам’яті. Таким чином, за цим параметром диск функціонує належним чином.</w:t>
+        <w:t>Час доступу (Access Time) становить 0,1 ms, що є нормою для твердотільних накопичувачів, адже вони не мають рухомих механічних частин. Значення понад 1,0 ms могло б свідчити про проблеми з контролером або знос пам’яті, тож за цим параметром накопичувач працює належним чином. Швидкість пакетної передачі (Burst Rate) становить 134,7 MB/sec, що також значно нижче за реальні можливості накопичувача й пояснюється несумісністю старої версії програми з NVMe. Завантаження процесора (CPU Usage) під час тесту склало лише 4,0 %, тобто тест не створював суттєвого навантаження на систему.</w:t>
       </w:r>
     </w:p>
     <w:p>
@@ -1655,7 +1640,15 @@
           <w:sz w:val="28"/>
           <w:szCs w:val="28"/>
         </w:rPr>
-        <w:t>Графік читання демонструє загальну стабільність роботи диска. Для SSD у нормі лінія має бути рівною або з незначними коливаннями. У протестованого пристрою спостерігаються «зубці» та суттєві провали, особливо в районі 45% об’єму. Це свідчить про нестабільність швидкісних характеристик. Найчастіше така ситуація не є ознакою поломки, а пояснюється заповненістю диска даними або активною роботою фонових служб операційної системи Windows (зокрема антивірусних програм та процесів оновлення), які відбирають частину ресурсу диска у програми тестування.</w:t>
+        <w:t xml:space="preserve">Графік читання має дві характерні ділянки. На проміжку від 0 % до приблизно 60 % обсягу швидкість різко коливається в діапазоні від 300 до 950 MB/sec, а в районі 45–46 % обсягу спостерігається глибокий провал майже до 50 </w:t>
+      </w:r>
+      <w:r>
+        <w:rPr>
+          <w:sz w:val="28"/>
+          <w:szCs w:val="28"/>
+        </w:rPr>
+        <w:lastRenderedPageBreak/>
+        <w:t>MB/sec. На проміжку від 60 % до 100 % графік значно рівніший, швидкість тримається в межах 750–900 MB/sec. Для SSD у нормі лінія має бути рівною або з незначними коливаннями. Нестабільна перша ділянка не є ознакою несправності: накопичувач заповнений даними приблизно наполовину (51 %, рис. 2), і читання заповнених областей одночасно з фоновими зверненнями Windows (антивірусу, служб оновлення, індексування) відбувається повільніше, ніж читання вільних областей.</w:t>
       </w:r>
     </w:p>
     <w:p>
@@ -1675,7 +1668,7 @@
           <w:sz w:val="28"/>
           <w:szCs w:val="28"/>
         </w:rPr>
-        <w:t>З метою забезпечення коректності подальших тестувань програмне забезпечення HD Tune було оновлено до актуальної версії HD Tune Pro 6.10. Це дозволяє отримувати більш точні результати при роботі з NVMe-накопичувачами, зокрема з моделлю SK hynix PC711, яка відповідає стандарту NVMe 1.3.</w:t>
+        <w:t>Щоб отримати точніші результати для NVMe-накопичувача, програму HD Tune оновлено до версії HD Tune Pro 6.10. Вона підтримує стандарт NVMe, зчитує температуру й розширені S.M.A.R.T.-показники накопичувача.</w:t>
       </w:r>
     </w:p>
     <w:p>
@@ -1697,7 +1690,6 @@
           <w:szCs w:val="28"/>
           <w:lang w:val="ru-RU"/>
         </w:rPr>
-        <w:lastRenderedPageBreak/>
         <w:drawing>
           <wp:inline distT="0" distB="0" distL="0" distR="0" wp14:anchorId="108985A2" wp14:editId="637B59F9">
             <wp:extent cx="6299835" cy="4354195"/>
@@ -1768,6 +1760,8 @@
         </w:rPr>
         <w:t xml:space="preserve"> Інформація про жорсткий диск</w:t>
       </w:r>
+      <w:bookmarkStart w:id="0" w:name="_GoBack"/>
+      <w:bookmarkEnd w:id="0"/>
     </w:p>
     <w:p>
       <w:pPr>
@@ -1808,6 +1802,7 @@
           <w:szCs w:val="28"/>
           <w:lang w:val="ru-RU"/>
         </w:rPr>
+        <w:lastRenderedPageBreak/>
         <w:drawing>
           <wp:inline distT="0" distB="0" distL="0" distR="0" wp14:anchorId="67811A8B" wp14:editId="78A02422">
             <wp:extent cx="4754880" cy="2114286"/>
@@ -1910,15 +1905,7 @@
           <w:sz w:val="28"/>
           <w:szCs w:val="28"/>
         </w:rPr>
-        <w:t xml:space="preserve">Поточна температура накопичувача становить 27.9°C, що є оптимальним значенням для SSD. Відсутність часу в режимі Warning Temperature Time та Critical </w:t>
-      </w:r>
-      <w:r>
-        <w:rPr>
-          <w:sz w:val="28"/>
-          <w:szCs w:val="28"/>
-        </w:rPr>
-        <w:lastRenderedPageBreak/>
-        <w:t>Temperature Time (0 хвилин) підтверджує, що пристрій не перегрівався протягом експлуатації. Нормальним вважається температурний діапазон до 70°C.</w:t>
+        <w:t>Поточна температура накопичувача становить 27.9°C, що є оптимальним значенням для SSD. Відсутність часу в режимі Warning Temperature Time та Critical Temperature Time (0 хвилин) підтверджує, що пристрій не перегрівався протягом експлуатації. Нормальним вважається температурний діапазон до 70°C.</w:t>
       </w:r>
     </w:p>
     <w:p>
@@ -2049,6 +2036,7 @@
           <w:szCs w:val="28"/>
           <w:lang w:val="ru-RU"/>
         </w:rPr>
+        <w:lastRenderedPageBreak/>
         <w:drawing>
           <wp:inline distT="0" distB="0" distL="0" distR="0" wp14:anchorId="6CF016DE" wp14:editId="4CF04FA3">
             <wp:extent cx="3999230" cy="1548131"/>
@@ -2182,7 +2170,6 @@
           <w:szCs w:val="28"/>
           <w:lang w:val="ru-RU"/>
         </w:rPr>
-        <w:lastRenderedPageBreak/>
         <w:drawing>
           <wp:inline distT="0" distB="0" distL="0" distR="0" wp14:anchorId="67C03D03" wp14:editId="7A8DB7B7">
             <wp:extent cx="6299835" cy="2907030"/>
@@ -2325,6 +2312,7 @@
           <w:sz w:val="28"/>
           <w:szCs w:val="28"/>
         </w:rPr>
+        <w:lastRenderedPageBreak/>
         <w:t xml:space="preserve">Під час тестування було зафіксовано середню швидкість сканування на рівні 886.49 MB/s, що є високим показником для NVMe SSD. Поточна позиція головки на момент знімка </w:t>
       </w:r>
       <w:r>
@@ -2393,15 +2381,7 @@
           <w:sz w:val="28"/>
           <w:szCs w:val="28"/>
         </w:rPr>
-        <w:t xml:space="preserve"> це комплексне програмне забезпечення для діагностики та тестування комп'ютерного обладнання. Програма дозволяє отримати детальну </w:t>
-      </w:r>
-      <w:r>
-        <w:rPr>
-          <w:sz w:val="28"/>
-          <w:szCs w:val="28"/>
-        </w:rPr>
-        <w:lastRenderedPageBreak/>
-        <w:t>інформацію про всі компоненти системи, а також провести стрес</w:t>
+        <w:t xml:space="preserve"> це комплексне програмне забезпечення для діагностики та тестування комп'ютерного обладнання. Програма дозволяє отримати детальну інформацію про всі компоненти системи, а також провести стрес</w:t>
       </w:r>
       <w:r>
         <w:rPr>
@@ -2432,8 +2412,10 @@
       </w:pPr>
       <w:r>
         <w:rPr>
-          <w:sz w:val="28"/>
-          <w:szCs w:val="28"/>
+          <w:noProof/>
+          <w:sz w:val="28"/>
+          <w:szCs w:val="28"/>
+          <w:lang w:val="ru-RU"/>
         </w:rPr>
         <w:drawing>
           <wp:inline distT="0" distB="0" distL="0" distR="0" wp14:anchorId="19808EDB" wp14:editId="5426DC55">
@@ -2527,9 +2509,12 @@
       </w:pPr>
       <w:r>
         <w:rPr>
-          <w:sz w:val="28"/>
-          <w:szCs w:val="28"/>
-        </w:rPr>
+          <w:noProof/>
+          <w:sz w:val="28"/>
+          <w:szCs w:val="28"/>
+          <w:lang w:val="ru-RU"/>
+        </w:rPr>
+        <w:lastRenderedPageBreak/>
         <w:drawing>
           <wp:inline distT="0" distB="0" distL="0" distR="0" wp14:anchorId="2A894E3F" wp14:editId="49210CE0">
             <wp:extent cx="5295208" cy="5676831"/>
@@ -2643,8 +2628,10 @@
       </w:pPr>
       <w:r>
         <w:rPr>
-          <w:sz w:val="28"/>
-          <w:szCs w:val="28"/>
+          <w:noProof/>
+          <w:sz w:val="28"/>
+          <w:szCs w:val="28"/>
+          <w:lang w:val="ru-RU"/>
         </w:rPr>
         <w:lastRenderedPageBreak/>
         <w:drawing>
@@ -2778,6 +2765,7 @@
       </w:pPr>
       <w:r>
         <w:rPr>
+          <w:noProof/>
           <w:sz w:val="28"/>
           <w:szCs w:val="28"/>
           <w:lang w:val="ru-RU"/>
@@ -2917,6 +2905,7 @@
       </w:pPr>
       <w:r>
         <w:rPr>
+          <w:noProof/>
           <w:sz w:val="28"/>
           <w:szCs w:val="28"/>
           <w:lang w:val="ru-RU"/>
@@ -3245,6 +3234,7 @@
       </w:pPr>
       <w:r>
         <w:rPr>
+          <w:noProof/>
           <w:sz w:val="28"/>
           <w:szCs w:val="28"/>
           <w:lang w:val="ru-RU"/>
@@ -3545,8 +3535,10 @@
       </w:pPr>
       <w:r>
         <w:rPr>
-          <w:sz w:val="28"/>
-          <w:szCs w:val="28"/>
+          <w:noProof/>
+          <w:sz w:val="28"/>
+          <w:szCs w:val="28"/>
+          <w:lang w:val="ru-RU"/>
         </w:rPr>
         <w:lastRenderedPageBreak/>
         <w:drawing>
@@ -3716,8 +3708,10 @@
       </w:pPr>
       <w:r>
         <w:rPr>
-          <w:sz w:val="28"/>
-          <w:szCs w:val="28"/>
+          <w:noProof/>
+          <w:sz w:val="28"/>
+          <w:szCs w:val="28"/>
+          <w:lang w:val="ru-RU"/>
         </w:rPr>
         <w:drawing>
           <wp:inline distT="0" distB="0" distL="0" distR="0" wp14:anchorId="58FA80EB" wp14:editId="1D3095EF">
@@ -3946,8 +3940,10 @@
       </w:pPr>
       <w:r>
         <w:rPr>
-          <w:sz w:val="28"/>
-          <w:szCs w:val="28"/>
+          <w:noProof/>
+          <w:sz w:val="28"/>
+          <w:szCs w:val="28"/>
+          <w:lang w:val="ru-RU"/>
         </w:rPr>
         <w:drawing>
           <wp:inline distT="0" distB="0" distL="0" distR="0" wp14:anchorId="35FB97AE" wp14:editId="0FF6B0D3">
@@ -4204,8 +4200,10 @@
       </w:pPr>
       <w:r>
         <w:rPr>
-          <w:sz w:val="28"/>
-          <w:szCs w:val="28"/>
+          <w:noProof/>
+          <w:sz w:val="28"/>
+          <w:szCs w:val="28"/>
+          <w:lang w:val="ru-RU"/>
         </w:rPr>
         <w:drawing>
           <wp:inline distT="0" distB="0" distL="0" distR="0" wp14:anchorId="39853428" wp14:editId="0D339C85">
@@ -4660,8 +4658,6 @@
           <w:szCs w:val="28"/>
         </w:rPr>
       </w:pPr>
-      <w:bookmarkStart w:id="0" w:name="_GoBack"/>
-      <w:bookmarkEnd w:id="0"/>
       <w:r>
         <w:rPr>
           <w:b/>
@@ -10636,7 +10632,7 @@
 </file>
 
 <file path=customXml/itemProps2.xml><?xml version="1.0" encoding="utf-8"?>
-<ds:datastoreItem xmlns:ds="http://schemas.openxmlformats.org/officeDocument/2006/customXml" ds:itemID="{FF456BD5-BEB9-4CC1-9996-127B7AEA1873}">
+<ds:datastoreItem xmlns:ds="http://schemas.openxmlformats.org/officeDocument/2006/customXml" ds:itemID="{E7F8F2C0-52E2-4564-9C79-FFB5D044DAD0}">
   <ds:schemaRefs>
     <ds:schemaRef ds:uri="http://schemas.openxmlformats.org/officeDocument/2006/bibliography"/>
   </ds:schemaRefs>

--- a/Адміністрування обчислювальних комплексів Зроблені ЛР/Лабораторна робота 14 - Матакова А.В. - 409а - Адміністрування обчислювальних комплексів.docx
+++ b/Адміністрування обчислювальних комплексів Зроблені ЛР/Лабораторна робота 14 - Матакова А.В. - 409а - Адміністрування обчислювальних комплексів.docx
@@ -1465,9 +1465,9 @@
           <w:lang w:val="ru-RU"/>
         </w:rPr>
         <w:drawing>
-          <wp:inline distT="0" distB="0" distL="0" distR="0" wp14:anchorId="3A4BBF8A" wp14:editId="15945BE7">
-            <wp:extent cx="3406140" cy="2762240"/>
-            <wp:effectExtent l="0" t="0" r="3810" b="635"/>
+          <wp:inline distT="0" distB="0" distL="0" distR="0" wp14:anchorId="3A4BBF8A" wp14:editId="4D5998CF">
+            <wp:extent cx="3711532" cy="3009900"/>
+            <wp:effectExtent l="0" t="0" r="3810" b="0"/>
             <wp:docPr id="1204911828" name="Рисунок 1"/>
             <wp:cNvGraphicFramePr>
               <a:graphicFrameLocks xmlns:a="http://schemas.openxmlformats.org/drawingml/2006/main" noChangeAspect="1"/>
@@ -1488,7 +1488,7 @@
                   <pic:spPr>
                     <a:xfrm>
                       <a:off x="0" y="0"/>
-                      <a:ext cx="3456883" cy="2803390"/>
+                      <a:ext cx="3783475" cy="3068243"/>
                     </a:xfrm>
                     <a:prstGeom prst="rect">
                       <a:avLst/>
@@ -1552,7 +1552,7 @@
           <w:sz w:val="28"/>
           <w:szCs w:val="28"/>
         </w:rPr>
-        <w:t xml:space="preserve">На графіку синя лінія показує швидкість читання в MB/sec (ліва шкала) залежно від позиції на накопичувачі у відсотках від його обсягу (нижня шкала), а жовті точки – час доступу в мілісекундах (права шкала). Праворуч наведено </w:t>
+        <w:t xml:space="preserve">На графіку синя лінія показує швидкість читання в MB/sec (ліва шкала) залежно від позиції на накопичувачі у відсотках від його обсягу (нижня шкала), а </w:t>
       </w:r>
       <w:r>
         <w:rPr>
@@ -1560,7 +1560,7 @@
           <w:szCs w:val="28"/>
         </w:rPr>
         <w:lastRenderedPageBreak/>
-        <w:t>підсумкові показники: мінімальну, максимальну та середню швидкість передачі даних (Transfer Rate), час доступу (Access Time), швидкість пакетної передачі (Burst Rate) та завантаження процесора під час тесту (CPU Usage). Індикатор температури у верхній частині вікна показує «–», оскільки версія 2.55 не вміє зчитувати температуру NVMe-накопичувачів.</w:t>
+        <w:t>жовті точки – час доступу в мілісекундах (права шкала). Праворуч наведено підсумкові показники: мінімальну, максимальну та середню швидкість передачі даних (Transfer Rate), час доступу (Access Time), швидкість пакетної передачі (Burst Rate) та завантаження процесора під час тесту (CPU Usage). Індикатор температури у верхній частині вікна показує «–», оскільки версія 2.55 не вміє зчитувати температуру NVMe-накопичувачів.</w:t>
       </w:r>
     </w:p>
     <w:p>
@@ -1640,7 +1640,7 @@
           <w:sz w:val="28"/>
           <w:szCs w:val="28"/>
         </w:rPr>
-        <w:t xml:space="preserve">Графік читання має дві характерні ділянки. На проміжку від 0 % до приблизно 60 % обсягу швидкість різко коливається в діапазоні від 300 до 950 MB/sec, а в районі 45–46 % обсягу спостерігається глибокий провал майже до 50 </w:t>
+        <w:t xml:space="preserve">Графік читання має дві характерні ділянки. На проміжку від 0 % до приблизно 60 % обсягу швидкість різко коливається в діапазоні від 300 до 950 </w:t>
       </w:r>
       <w:r>
         <w:rPr>
@@ -1648,7 +1648,7 @@
           <w:szCs w:val="28"/>
         </w:rPr>
         <w:lastRenderedPageBreak/>
-        <w:t>MB/sec. На проміжку від 60 % до 100 % графік значно рівніший, швидкість тримається в межах 750–900 MB/sec. Для SSD у нормі лінія має бути рівною або з незначними коливаннями. Нестабільна перша ділянка не є ознакою несправності: накопичувач заповнений даними приблизно наполовину (51 %, рис. 2), і читання заповнених областей одночасно з фоновими зверненнями Windows (антивірусу, служб оновлення, індексування) відбувається повільніше, ніж читання вільних областей.</w:t>
+        <w:t>MB/sec, а в районі 45–46 % обсягу спостерігається глибокий провал майже до 50 MB/sec. На проміжку від 60 % до 100 % графік значно рівніший, швидкість тримається в межах 750–900 MB/sec. Для SSD у нормі лінія має бути рівною або з незначними коливаннями. Нестабільна перша ділянка не є ознакою несправності: накопичувач заповнений даними приблизно наполовину (51 %), і читання заповнених областей одночасно з фоновими зверненнями Windows (антивірусу, служб оновлення, індексування) відбувається повільніше, ніж читання вільних областей.</w:t>
       </w:r>
     </w:p>
     <w:p>
@@ -1758,10 +1758,15 @@
           <w:sz w:val="28"/>
           <w:szCs w:val="28"/>
         </w:rPr>
-        <w:t xml:space="preserve"> Інформація про жорсткий диск</w:t>
-      </w:r>
-      <w:bookmarkStart w:id="0" w:name="_GoBack"/>
-      <w:bookmarkEnd w:id="0"/>
+        <w:t xml:space="preserve"> </w:t>
+      </w:r>
+      <w:r>
+        <w:rPr>
+          <w:sz w:val="28"/>
+          <w:szCs w:val="28"/>
+        </w:rPr>
+        <w:t>Відомості про накопичувач, отримані на вкладці «Info»</w:t>
+      </w:r>
     </w:p>
     <w:p>
       <w:pPr>
@@ -1780,7 +1785,68 @@
           <w:sz w:val="28"/>
           <w:szCs w:val="28"/>
         </w:rPr>
-        <w:t>Показник Critical Warning має значення 0, що підтверджує відсутність системних помилок, які могли б вплинути на стабільність роботи накопичувача. Аналогічно, Endurance Critical Warning також дорівнює 0, що свідчить про нормальний рівень зносу пам’яті.</w:t>
+        <w:t>Модель накопичувача – SK hynix PC711, версія мікропрограми (Firmware) – HPS0, серійний номер – FJAAT00061110AM4E. Обсяг накопичувача становить 512 ГБ (512105932800 байт), стандарт інтерфейсу – NVMe 1.3.</w:t>
+      </w:r>
+    </w:p>
+    <w:p>
+      <w:pPr>
+        <w:spacing w:line="360" w:lineRule="auto"/>
+        <w:ind w:leftChars="0" w:firstLineChars="251" w:firstLine="703"/>
+        <w:contextualSpacing/>
+        <w:jc w:val="both"/>
+        <w:outlineLvl w:val="9"/>
+        <w:rPr>
+          <w:sz w:val="28"/>
+          <w:szCs w:val="28"/>
+        </w:rPr>
+      </w:pPr>
+      <w:r>
+        <w:rPr>
+          <w:sz w:val="28"/>
+          <w:szCs w:val="28"/>
+        </w:rPr>
+        <w:lastRenderedPageBreak/>
+        <w:t>У розділі «Supported Features» зеленими позначками відмічено підтримувані функції: S.M.A.R.T., оновлення мікропрограми (Firmware Upgradable) та її активація без перезавантаження (Firmware Activation Without Reset), керування живленням (Power Management), термоконтроль (Thermal Management), самотестування (Device Self Test), команди безпеки (Security Commands), форматування (Format NVM) та блокове очищення (Sanitize Block Erase). Функції Management Interface, Sanitize Overwrite та Sanitize Crypto Erase не підтримуються. Наявність підтримки S.M.A.R.T. та самотестування дозволяє оцінити технічний стан накопичувача програмними засобами.</w:t>
+      </w:r>
+    </w:p>
+    <w:p>
+      <w:pPr>
+        <w:spacing w:line="360" w:lineRule="auto"/>
+        <w:ind w:leftChars="0" w:firstLineChars="251" w:firstLine="703"/>
+        <w:contextualSpacing/>
+        <w:jc w:val="both"/>
+        <w:outlineLvl w:val="9"/>
+        <w:rPr>
+          <w:sz w:val="28"/>
+          <w:szCs w:val="28"/>
+        </w:rPr>
+      </w:pPr>
+      <w:r>
+        <w:rPr>
+          <w:sz w:val="28"/>
+          <w:szCs w:val="28"/>
+        </w:rPr>
+        <w:t>У нижній частині вікна наведено розділи накопичувача. Системний розділ System (C:) має обсяг 488268 MB, з яких вільно 237803 MB, тобто він заповнений на 51 %, використовує файлову систему NTFS і вирівняний на межу 1 MiB. Таке вирівнювання є правильним для SSD і забезпечує їх оптимальну швидкодію. Другий розділ обсягом 96 MB з файловою системою FAT32 є службовим завантажувальним розділом EFI.</w:t>
+      </w:r>
+    </w:p>
+    <w:p>
+      <w:pPr>
+        <w:spacing w:line="360" w:lineRule="auto"/>
+        <w:ind w:leftChars="0" w:firstLineChars="251" w:firstLine="703"/>
+        <w:contextualSpacing/>
+        <w:jc w:val="both"/>
+        <w:outlineLvl w:val="9"/>
+        <w:rPr>
+          <w:sz w:val="28"/>
+          <w:szCs w:val="28"/>
+        </w:rPr>
+      </w:pPr>
+      <w:r>
+        <w:rPr>
+          <w:sz w:val="28"/>
+          <w:szCs w:val="28"/>
+        </w:rPr>
+        <w:t>Показники технічного стану накопичувача, отримані на вкладці «Health», наведено на рисунку 3. Усі шістнадцять параметрів мають статус «Ok», а загальний стан накопичувача (Health Status) програма оцінює як «Ok».</w:t>
       </w:r>
     </w:p>
     <w:p>
@@ -1802,7 +1868,6 @@
           <w:szCs w:val="28"/>
           <w:lang w:val="ru-RU"/>
         </w:rPr>
-        <w:lastRenderedPageBreak/>
         <w:drawing>
           <wp:inline distT="0" distB="0" distL="0" distR="0" wp14:anchorId="67811A8B" wp14:editId="78A02422">
             <wp:extent cx="4754880" cy="2114286"/>
@@ -1878,15 +1943,24 @@
           <w:sz w:val="28"/>
           <w:szCs w:val="28"/>
         </w:rPr>
-        <w:t xml:space="preserve"> Стан</w:t>
-      </w:r>
-      <w:r>
-        <w:rPr>
-          <w:sz w:val="28"/>
-          <w:szCs w:val="28"/>
-        </w:rPr>
-        <w:t xml:space="preserve"> диска</w:t>
-      </w:r>
+        <w:t xml:space="preserve"> </w:t>
+      </w:r>
+      <w:r>
+        <w:rPr>
+          <w:sz w:val="28"/>
+          <w:szCs w:val="28"/>
+        </w:rPr>
+        <w:t>Показники</w:t>
+      </w:r>
+      <w:r>
+        <w:rPr>
+          <w:sz w:val="28"/>
+          <w:szCs w:val="28"/>
+        </w:rPr>
+        <w:t xml:space="preserve"> технічного стану накопичувача</w:t>
+      </w:r>
+      <w:bookmarkStart w:id="0" w:name="_GoBack"/>
+      <w:bookmarkEnd w:id="0"/>
     </w:p>
     <w:p>
       <w:pPr>
@@ -1925,6 +1999,7 @@
           <w:sz w:val="28"/>
           <w:szCs w:val="28"/>
         </w:rPr>
+        <w:lastRenderedPageBreak/>
         <w:t>Показник Available Spare Capacity становить 100%, що означає повну доступність резервних блоків пам’яті. Percentage Used дорівнює 4%, що свідчить про низький рівень зносу накопичувача. Для SSD нормальним вважається значення до 80%; перевищення цього порогу може свідчити про наближення кінця ресурсу.</w:t>
       </w:r>
     </w:p>
@@ -2036,7 +2111,6 @@
           <w:szCs w:val="28"/>
           <w:lang w:val="ru-RU"/>
         </w:rPr>
-        <w:lastRenderedPageBreak/>
         <w:drawing>
           <wp:inline distT="0" distB="0" distL="0" distR="0" wp14:anchorId="6CF016DE" wp14:editId="4CF04FA3">
             <wp:extent cx="3999230" cy="1548131"/>
@@ -2170,6 +2244,7 @@
           <w:szCs w:val="28"/>
           <w:lang w:val="ru-RU"/>
         </w:rPr>
+        <w:lastRenderedPageBreak/>
         <w:drawing>
           <wp:inline distT="0" distB="0" distL="0" distR="0" wp14:anchorId="67C03D03" wp14:editId="7A8DB7B7">
             <wp:extent cx="6299835" cy="2907030"/>
@@ -2312,7 +2387,6 @@
           <w:sz w:val="28"/>
           <w:szCs w:val="28"/>
         </w:rPr>
-        <w:lastRenderedPageBreak/>
         <w:t xml:space="preserve">Під час тестування було зафіксовано середню швидкість сканування на рівні 886.49 MB/s, що є високим показником для NVMe SSD. Поточна позиція головки на момент знімка </w:t>
       </w:r>
       <w:r>
@@ -2381,7 +2455,15 @@
           <w:sz w:val="28"/>
           <w:szCs w:val="28"/>
         </w:rPr>
-        <w:t xml:space="preserve"> це комплексне програмне забезпечення для діагностики та тестування комп'ютерного обладнання. Програма дозволяє отримати детальну інформацію про всі компоненти системи, а також провести стрес</w:t>
+        <w:t xml:space="preserve"> це комплексне програмне забезпечення для діагностики та тестування комп'ютерного обладнання. Програма дозволяє отримати детальну </w:t>
+      </w:r>
+      <w:r>
+        <w:rPr>
+          <w:sz w:val="28"/>
+          <w:szCs w:val="28"/>
+        </w:rPr>
+        <w:lastRenderedPageBreak/>
+        <w:t>інформацію про всі компоненти системи, а також провести стрес</w:t>
       </w:r>
       <w:r>
         <w:rPr>
@@ -2514,7 +2596,6 @@
           <w:szCs w:val="28"/>
           <w:lang w:val="ru-RU"/>
         </w:rPr>
-        <w:lastRenderedPageBreak/>
         <w:drawing>
           <wp:inline distT="0" distB="0" distL="0" distR="0" wp14:anchorId="2A894E3F" wp14:editId="49210CE0">
             <wp:extent cx="5295208" cy="5676831"/>
@@ -10632,7 +10713,7 @@
 </file>
 
 <file path=customXml/itemProps2.xml><?xml version="1.0" encoding="utf-8"?>
-<ds:datastoreItem xmlns:ds="http://schemas.openxmlformats.org/officeDocument/2006/customXml" ds:itemID="{E7F8F2C0-52E2-4564-9C79-FFB5D044DAD0}">
+<ds:datastoreItem xmlns:ds="http://schemas.openxmlformats.org/officeDocument/2006/customXml" ds:itemID="{231EFDFA-EE2C-4CCF-8CFF-8DF8175C7545}">
   <ds:schemaRefs>
     <ds:schemaRef ds:uri="http://schemas.openxmlformats.org/officeDocument/2006/bibliography"/>
   </ds:schemaRefs>

--- a/Адміністрування обчислювальних комплексів Зроблені ЛР/Лабораторна робота 14 - Матакова А.В. - 409а - Адміністрування обчислювальних комплексів.docx
+++ b/Адміністрування обчислювальних комплексів Зроблені ЛР/Лабораторна робота 14 - Матакова А.В. - 409а - Адміністрування обчислювальних комплексів.docx
@@ -1846,7 +1846,16 @@
           <w:sz w:val="28"/>
           <w:szCs w:val="28"/>
         </w:rPr>
-        <w:t>Показники технічного стану накопичувача, отримані на вкладці «Health», наведено на рисунку 3. Усі шістнадцять параметрів мають статус «Ok», а загальний стан накопичувача (Health Status) програма оцінює як «Ok».</w:t>
+        <w:t xml:space="preserve">Показники технічного стану накопичувача, отримані на вкладці «Health», </w:t>
+      </w:r>
+      <w:bookmarkStart w:id="0" w:name="_GoBack"/>
+      <w:bookmarkEnd w:id="0"/>
+      <w:r>
+        <w:rPr>
+          <w:sz w:val="28"/>
+          <w:szCs w:val="28"/>
+        </w:rPr>
+        <w:t>мають статус «Ok», а загальний стан накопичувача (Health Status) програма оцінює як «Ok».</w:t>
       </w:r>
     </w:p>
     <w:p>
@@ -1959,8 +1968,6 @@
         </w:rPr>
         <w:t xml:space="preserve"> технічного стану накопичувача</w:t>
       </w:r>
-      <w:bookmarkStart w:id="0" w:name="_GoBack"/>
-      <w:bookmarkEnd w:id="0"/>
     </w:p>
     <w:p>
       <w:pPr>
@@ -10713,7 +10720,7 @@
 </file>
 
 <file path=customXml/itemProps2.xml><?xml version="1.0" encoding="utf-8"?>
-<ds:datastoreItem xmlns:ds="http://schemas.openxmlformats.org/officeDocument/2006/customXml" ds:itemID="{231EFDFA-EE2C-4CCF-8CFF-8DF8175C7545}">
+<ds:datastoreItem xmlns:ds="http://schemas.openxmlformats.org/officeDocument/2006/customXml" ds:itemID="{3AB67652-CEEF-46A3-9879-0625BBCECF86}">
   <ds:schemaRefs>
     <ds:schemaRef ds:uri="http://schemas.openxmlformats.org/officeDocument/2006/bibliography"/>
   </ds:schemaRefs>

--- a/Адміністрування обчислювальних комплексів Зроблені ЛР/Лабораторна робота 14 - Матакова А.В. - 409а - Адміністрування обчислювальних комплексів.docx
+++ b/Адміністрування обчислювальних комплексів Зроблені ЛР/Лабораторна робота 14 - Матакова А.В. - 409а - Адміністрування обчислювальних комплексів.docx
@@ -1846,16 +1846,7 @@
           <w:sz w:val="28"/>
           <w:szCs w:val="28"/>
         </w:rPr>
-        <w:t xml:space="preserve">Показники технічного стану накопичувача, отримані на вкладці «Health», </w:t>
-      </w:r>
-      <w:bookmarkStart w:id="0" w:name="_GoBack"/>
-      <w:bookmarkEnd w:id="0"/>
-      <w:r>
-        <w:rPr>
-          <w:sz w:val="28"/>
-          <w:szCs w:val="28"/>
-        </w:rPr>
-        <w:t>мають статус «Ok», а загальний стан накопичувача (Health Status) програма оцінює як «Ok».</w:t>
+        <w:t>Показники технічного стану накопичувача, отримані на вкладці «Health», мають статус «Ok», а загальний стан накопичувача (Health Status) програма оцінює як «Ok».</w:t>
       </w:r>
     </w:p>
     <w:p>
@@ -1986,7 +1977,7 @@
           <w:sz w:val="28"/>
           <w:szCs w:val="28"/>
         </w:rPr>
-        <w:t>Поточна температура накопичувача становить 27.9°C, що є оптимальним значенням для SSD. Відсутність часу в режимі Warning Temperature Time та Critical Temperature Time (0 хвилин) підтверджує, що пристрій не перегрівався протягом експлуатації. Нормальним вважається температурний діапазон до 70°C.</w:t>
+        <w:t>Показник Critical Warning має значення 0, що підтверджує відсутність критичних попереджень, які могли б вплинути на стабільність роботи накопичувача. Показник Endurance Critical Warning також дорівнює 0, тобто ресурс пам’яті не вичерпано.</w:t>
       </w:r>
     </w:p>
     <w:p>
@@ -2007,7 +1998,7 @@
           <w:szCs w:val="28"/>
         </w:rPr>
         <w:lastRenderedPageBreak/>
-        <w:t>Показник Available Spare Capacity становить 100%, що означає повну доступність резервних блоків пам’яті. Percentage Used дорівнює 4%, що свідчить про низький рівень зносу накопичувача. Для SSD нормальним вважається значення до 80%; перевищення цього порогу може свідчити про наближення кінця ресурсу.</w:t>
+        <w:t>Температура накопичувача на момент зчитування становила 27,9 °C (індикатор у верхній частині вікна показує поточні 32 °C), що є оптимальним значенням для SSD; нормальним вважається діапазон до 70 °C. Час роботи в режимах підвищеної та критичної температури (Warning Temperature Time та Critical Temperature Time) дорівнює 0 хвилин, отже, накопичувач жодного разу не перегрівався протягом експлуатації.</w:t>
       </w:r>
     </w:p>
     <w:p>
@@ -2027,21 +2018,7 @@
           <w:sz w:val="28"/>
           <w:szCs w:val="28"/>
         </w:rPr>
-        <w:t xml:space="preserve">Загальний обсяг прочитаних даних становить 163339 GiB, а записаних </w:t>
-      </w:r>
-      <w:r>
-        <w:rPr>
-          <w:sz w:val="28"/>
-          <w:szCs w:val="28"/>
-        </w:rPr>
-        <w:t>–</w:t>
-      </w:r>
-      <w:r>
-        <w:rPr>
-          <w:sz w:val="28"/>
-          <w:szCs w:val="28"/>
-        </w:rPr>
-        <w:t xml:space="preserve"> 56568 GiB. Ці значення свідчать про активне використання пристрою, але не перевищують критичних меж для сучасних NVMe SSD.</w:t>
+        <w:t>Показник Available Spare Capacity становить 100 % при пороговому значенні 5 %. Це означає, що резервні блоки пам’яті, якими контролер замінює зношені комірки, повністю доступні. Показник Percentage Used дорівнює 4 %, тобто використано лише 4 % розрахункового ресурсу запису, що свідчить про низький рівень зносу. Для SSD нормальним вважається значення до 80 %, а його перевищення може свідчити про наближення кінця ресурсу.</w:t>
       </w:r>
     </w:p>
     <w:p>
@@ -2061,41 +2038,83 @@
           <w:sz w:val="28"/>
           <w:szCs w:val="28"/>
         </w:rPr>
-        <w:t>Виконано 6 450 153 163 команд читання та 1 297 020 457 команд запису. Це підтверджує інтенсивну експлуатацію накопичувача, з переважанням операцій читання, що є типовим для си</w:t>
-      </w:r>
-      <w:r>
-        <w:t xml:space="preserve"> </w:t>
-      </w:r>
-      <w:r>
-        <w:rPr>
-          <w:sz w:val="28"/>
-          <w:szCs w:val="28"/>
-        </w:rPr>
-        <w:t>Показник Controller Busy Time становить 9788 хвилин, що еквівалентно приблизно 6.8 дням активної роботи контролера. Це є нормальним для пристрою,</w:t>
-      </w:r>
-      <w:r>
-        <w:t xml:space="preserve"> </w:t>
-      </w:r>
-      <w:r>
-        <w:rPr>
-          <w:sz w:val="28"/>
-          <w:szCs w:val="28"/>
-        </w:rPr>
-        <w:t xml:space="preserve">Зареєстровано 3802 цикли живлення, що є типовим для пристрою, який експлуатується протягом тривалого часу. Кількість Unsafe Shutdowns </w:t>
-      </w:r>
-      <w:r>
-        <w:rPr>
-          <w:sz w:val="28"/>
-          <w:szCs w:val="28"/>
-        </w:rPr>
-        <w:t>–</w:t>
-      </w:r>
-      <w:r>
-        <w:rPr>
-          <w:sz w:val="28"/>
-          <w:szCs w:val="28"/>
-        </w:rPr>
-        <w:t xml:space="preserve"> 172, що свідчить про періодичні некоректні вимкнення системи. Допустимим вважається значення до 200; перевищення може впливати на стабільність файлової системи. який використовується як системний.стемного диска.</w:t>
+        <w:t xml:space="preserve">Загальний обсяг прочитаних даних (Data Read) становить 163339 GiB, записаних (Data Written) – 56568 </w:t>
+      </w:r>
+      <w:r>
+        <w:rPr>
+          <w:sz w:val="28"/>
+          <w:szCs w:val="28"/>
+          <w:highlight w:val="yellow"/>
+        </w:rPr>
+        <w:t>GiB</w:t>
+      </w:r>
+      <w:r>
+        <w:rPr>
+          <w:sz w:val="28"/>
+          <w:szCs w:val="28"/>
+        </w:rPr>
+        <w:t>. Виконано 6 450 153 163 команди читання (Read Commands) та 1 297 020 457 команд запису (Write Commands). Ці значення свідчать про інтенсивне використання накопичувача з переважанням операцій читання, що типово для системного диска, але не перевищують критичних меж для сучасних NVMe SSD.</w:t>
+      </w:r>
+    </w:p>
+    <w:p>
+      <w:pPr>
+        <w:spacing w:line="360" w:lineRule="auto"/>
+        <w:ind w:leftChars="0" w:firstLineChars="251" w:firstLine="703"/>
+        <w:contextualSpacing/>
+        <w:jc w:val="both"/>
+        <w:outlineLvl w:val="9"/>
+        <w:rPr>
+          <w:sz w:val="28"/>
+          <w:szCs w:val="28"/>
+        </w:rPr>
+      </w:pPr>
+      <w:r>
+        <w:rPr>
+          <w:sz w:val="28"/>
+          <w:szCs w:val="28"/>
+        </w:rPr>
+        <w:t>Показник Controller Busy Time становить 9788 хвилин, тобто приблизно 6,8 доби активної роботи контролера, що є нормальним для системного диска. Зареєстровано 3802 цикли увімкнення живлення (Power Cycles), що типово для ноутбука, який експлуатується тривалий час. Кількість некоректних вимкнень (Unsafe Shutdowns) становить 172; це випадки, коли живлення зникало без коректного завершення роботи системи. Допустимим вважається значення до 200, а його перевищення може впливати на цілісність даних і стабільність файлової системи, тому ноутбук бажано вимикати лише через меню операційної системи.</w:t>
+      </w:r>
+    </w:p>
+    <w:p>
+      <w:pPr>
+        <w:spacing w:line="360" w:lineRule="auto"/>
+        <w:ind w:leftChars="0" w:firstLineChars="251" w:firstLine="703"/>
+        <w:contextualSpacing/>
+        <w:jc w:val="both"/>
+        <w:outlineLvl w:val="9"/>
+        <w:rPr>
+          <w:sz w:val="28"/>
+          <w:szCs w:val="28"/>
+        </w:rPr>
+      </w:pPr>
+      <w:r>
+        <w:rPr>
+          <w:sz w:val="28"/>
+          <w:szCs w:val="28"/>
+        </w:rPr>
+        <w:t>Показник Data Errors дорівнює 0, отже, неусувних помилок під час читання або запису даних не виявлено. Показник Error Information Entries дорівнює 1. Це одиничний запис у журналі помилок контролера, який не супроводжується помилками даних і не свідчить про системну проблему.</w:t>
+      </w:r>
+    </w:p>
+    <w:p>
+      <w:pPr>
+        <w:spacing w:line="360" w:lineRule="auto"/>
+        <w:ind w:leftChars="0" w:firstLineChars="251" w:firstLine="703"/>
+        <w:contextualSpacing/>
+        <w:jc w:val="both"/>
+        <w:outlineLvl w:val="9"/>
+        <w:rPr>
+          <w:sz w:val="28"/>
+          <w:szCs w:val="28"/>
+        </w:rPr>
+      </w:pPr>
+      <w:r>
+        <w:rPr>
+          <w:sz w:val="28"/>
+          <w:szCs w:val="28"/>
+        </w:rPr>
+        <w:lastRenderedPageBreak/>
+        <w:t>Перевірку накопичувача на наявність пошкоджених блоків виконано на вкладці «Error Scan». Спочатку запущено швидке сканування з увімкненою опцією «Quick Scan». У цьому режимі перевіряється лише частина секторів у кожному блоці, що дозволяє швидко отримати загальне уявлення про стан накопичувача.</w:t>
       </w:r>
     </w:p>
     <w:p>
@@ -2119,9 +2138,9 @@
           <w:lang w:val="ru-RU"/>
         </w:rPr>
         <w:drawing>
-          <wp:inline distT="0" distB="0" distL="0" distR="0" wp14:anchorId="6CF016DE" wp14:editId="4CF04FA3">
-            <wp:extent cx="3999230" cy="1548131"/>
-            <wp:effectExtent l="0" t="0" r="1270" b="0"/>
+          <wp:inline distT="0" distB="0" distL="0" distR="0" wp14:anchorId="6CF016DE" wp14:editId="32B898A6">
+            <wp:extent cx="5844540" cy="2262464"/>
+            <wp:effectExtent l="0" t="0" r="3810" b="5080"/>
             <wp:docPr id="415417193" name="Рисунок 1" descr="Изображение выглядит как снимок экрана, программное обеспечение, текст, Мультимедийное программное обеспечение&#10;&#10;Содержимое, созданное искусственным интеллектом, может быть неверным."/>
             <wp:cNvGraphicFramePr>
               <a:graphicFrameLocks xmlns:a="http://schemas.openxmlformats.org/drawingml/2006/main" noChangeAspect="1"/>
@@ -2143,7 +2162,7 @@
                   <pic:spPr bwMode="auto">
                     <a:xfrm>
                       <a:off x="0" y="0"/>
-                      <a:ext cx="4020149" cy="1556229"/>
+                      <a:ext cx="5899699" cy="2283817"/>
                     </a:xfrm>
                     <a:prstGeom prst="rect">
                       <a:avLst/>
@@ -2215,21 +2234,50 @@
           <w:sz w:val="28"/>
           <w:szCs w:val="28"/>
         </w:rPr>
-        <w:t xml:space="preserve">Показник Data Errors дорівнює 0, що підтверджує відсутність помилок при читанні або запису даних. Error Information Entries </w:t>
-      </w:r>
-      <w:r>
-        <w:rPr>
-          <w:sz w:val="28"/>
-          <w:szCs w:val="28"/>
-        </w:rPr>
-        <w:t>–</w:t>
-      </w:r>
-      <w:r>
-        <w:rPr>
-          <w:sz w:val="28"/>
-          <w:szCs w:val="28"/>
-        </w:rPr>
-        <w:t xml:space="preserve"> 1, що є одиничним випадком і не свідчить про системну проблему.</w:t>
+        <w:t>На карті сканування кожна клітинка відповідає ділянці накопичувача: зелений колір (Good) позначає справні блоки, червоний (Damaged) – пошкоджені, сірий (Not Tested) – ще не перевірені. На момент знімка сканування досягло позиції 252,50 GB при швидкості 485,63 MB/s, тобто перевірено приблизно половину обсягу. Пошкоджених блоків не виявлено: показн</w:t>
+      </w:r>
+      <w:r>
+        <w:rPr>
+          <w:sz w:val="28"/>
+          <w:szCs w:val="28"/>
+        </w:rPr>
+        <w:t>ик Damaged Blocks становить 0,0</w:t>
+      </w:r>
+      <w:bookmarkStart w:id="0" w:name="_GoBack"/>
+      <w:bookmarkEnd w:id="0"/>
+      <w:r>
+        <w:rPr>
+          <w:sz w:val="28"/>
+          <w:szCs w:val="28"/>
+        </w:rPr>
+        <w:t>%. Температура накопичувача під час сканування становила 35 °C.</w:t>
+      </w:r>
+    </w:p>
+    <w:p>
+      <w:pPr>
+        <w:spacing w:line="360" w:lineRule="auto"/>
+        <w:ind w:leftChars="0" w:firstLineChars="251" w:firstLine="703"/>
+        <w:contextualSpacing/>
+        <w:jc w:val="both"/>
+        <w:outlineLvl w:val="9"/>
+        <w:rPr>
+          <w:sz w:val="28"/>
+          <w:szCs w:val="28"/>
+        </w:rPr>
+      </w:pPr>
+      <w:r>
+        <w:rPr>
+          <w:sz w:val="28"/>
+          <w:szCs w:val="28"/>
+        </w:rPr>
+        <w:t>Для точнішої оцінки стану накопичувача сканування повторено в режимі повної перевірки: опцію «Quick Scan» вимкнено, обрано тип карти «Error Map», що візуалізує розподіл блоків за станом</w:t>
+      </w:r>
+      <w:r>
+        <w:rPr>
+          <w:sz w:val="28"/>
+          <w:szCs w:val="28"/>
+        </w:rPr>
+        <w:t>.</w:t>
       </w:r>
     </w:p>
     <w:p>
@@ -10720,7 +10768,7 @@
 </file>
 
 <file path=customXml/itemProps2.xml><?xml version="1.0" encoding="utf-8"?>
-<ds:datastoreItem xmlns:ds="http://schemas.openxmlformats.org/officeDocument/2006/customXml" ds:itemID="{3AB67652-CEEF-46A3-9879-0625BBCECF86}">
+<ds:datastoreItem xmlns:ds="http://schemas.openxmlformats.org/officeDocument/2006/customXml" ds:itemID="{3A5860EC-2B56-4DBB-A500-C713C05E71E6}">
   <ds:schemaRefs>
     <ds:schemaRef ds:uri="http://schemas.openxmlformats.org/officeDocument/2006/bibliography"/>
   </ds:schemaRefs>

--- a/Адміністрування обчислювальних комплексів Зроблені ЛР/Лабораторна робота 14 - Матакова А.В. - 409а - Адміністрування обчислювальних комплексів.docx
+++ b/Адміністрування обчислювальних комплексів Зроблені ЛР/Лабораторна робота 14 - Матакова А.В. - 409а - Адміністрування обчислювальних комплексів.docx
@@ -2138,9 +2138,9 @@
           <w:lang w:val="ru-RU"/>
         </w:rPr>
         <w:drawing>
-          <wp:inline distT="0" distB="0" distL="0" distR="0" wp14:anchorId="6CF016DE" wp14:editId="32B898A6">
-            <wp:extent cx="5844540" cy="2262464"/>
-            <wp:effectExtent l="0" t="0" r="3810" b="5080"/>
+          <wp:inline distT="0" distB="0" distL="0" distR="0" wp14:anchorId="6CF016DE" wp14:editId="5958A7F4">
+            <wp:extent cx="4396740" cy="1702011"/>
+            <wp:effectExtent l="0" t="0" r="3810" b="0"/>
             <wp:docPr id="415417193" name="Рисунок 1" descr="Изображение выглядит как снимок экрана, программное обеспечение, текст, Мультимедийное программное обеспечение&#10;&#10;Содержимое, созданное искусственным интеллектом, может быть неверным."/>
             <wp:cNvGraphicFramePr>
               <a:graphicFrameLocks xmlns:a="http://schemas.openxmlformats.org/drawingml/2006/main" noChangeAspect="1"/>
@@ -2162,7 +2162,7 @@
                   <pic:spPr bwMode="auto">
                     <a:xfrm>
                       <a:off x="0" y="0"/>
-                      <a:ext cx="5899699" cy="2283817"/>
+                      <a:ext cx="4525756" cy="1751954"/>
                     </a:xfrm>
                     <a:prstGeom prst="rect">
                       <a:avLst/>
@@ -2243,8 +2243,6 @@
         </w:rPr>
         <w:t>ик Damaged Blocks становить 0,0</w:t>
       </w:r>
-      <w:bookmarkStart w:id="0" w:name="_GoBack"/>
-      <w:bookmarkEnd w:id="0"/>
       <w:r>
         <w:rPr>
           <w:sz w:val="28"/>
@@ -2299,11 +2297,10 @@
           <w:szCs w:val="28"/>
           <w:lang w:val="ru-RU"/>
         </w:rPr>
-        <w:lastRenderedPageBreak/>
         <w:drawing>
-          <wp:inline distT="0" distB="0" distL="0" distR="0" wp14:anchorId="67C03D03" wp14:editId="7A8DB7B7">
-            <wp:extent cx="6299835" cy="2907030"/>
-            <wp:effectExtent l="0" t="0" r="5715" b="7620"/>
+          <wp:inline distT="0" distB="0" distL="0" distR="0" wp14:anchorId="67C03D03" wp14:editId="5ABE0F3C">
+            <wp:extent cx="4640580" cy="2141375"/>
+            <wp:effectExtent l="0" t="0" r="7620" b="0"/>
             <wp:docPr id="1549329573" name="Рисунок 1"/>
             <wp:cNvGraphicFramePr>
               <a:graphicFrameLocks xmlns:a="http://schemas.openxmlformats.org/drawingml/2006/main" noChangeAspect="1"/>
@@ -2324,7 +2321,7 @@
                   <pic:spPr>
                     <a:xfrm>
                       <a:off x="0" y="0"/>
-                      <a:ext cx="6299835" cy="2907030"/>
+                      <a:ext cx="4685605" cy="2162152"/>
                     </a:xfrm>
                     <a:prstGeom prst="rect">
                       <a:avLst/>
@@ -2388,21 +2385,15 @@
           <w:sz w:val="28"/>
           <w:szCs w:val="28"/>
         </w:rPr>
-        <w:t xml:space="preserve">У процесі діагностики накопичувача SK hynix PC711 HFS512GDE за допомогою інструменту «Error Scan» було проведено перевірку поверхні диска на наявність пошкоджених блоків. За результатами сканування пошкоджених секторів не виявлено </w:t>
-      </w:r>
-      <w:r>
-        <w:rPr>
-          <w:sz w:val="28"/>
-          <w:szCs w:val="28"/>
-        </w:rPr>
-        <w:t>–</w:t>
-      </w:r>
-      <w:r>
-        <w:rPr>
-          <w:sz w:val="28"/>
-          <w:szCs w:val="28"/>
-        </w:rPr>
-        <w:t xml:space="preserve"> показник Damaged Blocks становить 0.0%, що свідчить про відсутність фізичних дефектів у протестованій області накопичувача.</w:t>
+        <w:t xml:space="preserve">Під час повного сканування пошкоджених блоків також не виявлено: показник Damaged Blocks становить 0,0 %, усі перевірені блоки позначені зеленим </w:t>
+      </w:r>
+      <w:r>
+        <w:rPr>
+          <w:sz w:val="28"/>
+          <w:szCs w:val="28"/>
+        </w:rPr>
+        <w:lastRenderedPageBreak/>
+        <w:t>кольором (Good), червоних блоків (Damaged) немає. Середня швидкість сканування становить 886,49 MB/s, що майже вдвічі вище, ніж у швидкому режимі, і є високим показником для NVMe SSD. На момент знімка позиція сканування досягла 409,68 GB, тобто приблизно 80 % обсягу накопичувача; неперевірені блоки позначені сірим кольором у нижній частині карти. Температура накопичувача залишалася на рівні 35 °C. Отже, у перевіреній області накопичувача помилок читання та фізичних дефектів немає.</w:t>
       </w:r>
     </w:p>
     <w:p>
@@ -2422,117 +2413,7 @@
           <w:sz w:val="28"/>
           <w:szCs w:val="28"/>
         </w:rPr>
-        <w:t>Усі протестовані блоки позначені як Good (зеленим кольором), що підтверджує їхню справну роботу. Блоки, які не були охоплені скануванням, позначені сірим кольором (Not Tested). Відсутність червоних секторів (Damaged) є позитивним показником технічного стану пристрою.</w:t>
-      </w:r>
-    </w:p>
-    <w:p>
-      <w:pPr>
-        <w:spacing w:line="360" w:lineRule="auto"/>
-        <w:ind w:leftChars="0" w:firstLineChars="251" w:firstLine="703"/>
-        <w:contextualSpacing/>
-        <w:jc w:val="both"/>
-        <w:outlineLvl w:val="9"/>
-        <w:rPr>
-          <w:sz w:val="28"/>
-          <w:szCs w:val="28"/>
-        </w:rPr>
-      </w:pPr>
-      <w:r>
-        <w:rPr>
-          <w:sz w:val="28"/>
-          <w:szCs w:val="28"/>
-        </w:rPr>
-        <w:t xml:space="preserve">Під час тестування було зафіксовано середню швидкість сканування на рівні 886.49 MB/s, що є високим показником для NVMe SSD. Поточна позиція головки на момент знімка </w:t>
-      </w:r>
-      <w:r>
-        <w:rPr>
-          <w:sz w:val="28"/>
-          <w:szCs w:val="28"/>
-        </w:rPr>
-        <w:t>–</w:t>
-      </w:r>
-      <w:r>
-        <w:rPr>
-          <w:sz w:val="28"/>
-          <w:szCs w:val="28"/>
-        </w:rPr>
-        <w:t xml:space="preserve"> 409.68 GB, що відповідає приблизно 80% загального об’єму накопичувача.</w:t>
-      </w:r>
-    </w:p>
-    <w:p>
-      <w:pPr>
-        <w:spacing w:line="360" w:lineRule="auto"/>
-        <w:ind w:leftChars="0" w:firstLineChars="251" w:firstLine="703"/>
-        <w:contextualSpacing/>
-        <w:jc w:val="both"/>
-        <w:outlineLvl w:val="9"/>
-        <w:rPr>
-          <w:sz w:val="28"/>
-          <w:szCs w:val="28"/>
-        </w:rPr>
-      </w:pPr>
-      <w:r>
-        <w:rPr>
-          <w:sz w:val="28"/>
-          <w:szCs w:val="28"/>
-        </w:rPr>
-        <w:t>Сканування проводилося у режимі повної перевірки (Quick Scan не активовано), що забезпечує більш точну оцінку стану пристрою. Вибрано тип карти — Error Map, який дозволяє візуалізувати розподіл блоків за станом.</w:t>
-      </w:r>
-    </w:p>
-    <w:p>
-      <w:pPr>
-        <w:spacing w:line="360" w:lineRule="auto"/>
-        <w:ind w:leftChars="0" w:firstLineChars="251" w:firstLine="703"/>
-        <w:contextualSpacing/>
-        <w:jc w:val="both"/>
-        <w:outlineLvl w:val="9"/>
-        <w:rPr>
-          <w:sz w:val="28"/>
-          <w:szCs w:val="28"/>
-        </w:rPr>
-      </w:pPr>
-      <w:r>
-        <w:rPr>
-          <w:sz w:val="28"/>
-          <w:szCs w:val="28"/>
-        </w:rPr>
-        <w:t xml:space="preserve">AIDA64 </w:t>
-      </w:r>
-      <w:r>
-        <w:rPr>
-          <w:sz w:val="28"/>
-          <w:szCs w:val="28"/>
-        </w:rPr>
-        <w:t>–</w:t>
-      </w:r>
-      <w:r>
-        <w:rPr>
-          <w:sz w:val="28"/>
-          <w:szCs w:val="28"/>
-        </w:rPr>
-        <w:t xml:space="preserve"> це комплексне програмне забезпечення для діагностики та тестування комп'ютерного обладнання. Програма дозволяє отримати детальну </w:t>
-      </w:r>
-      <w:r>
-        <w:rPr>
-          <w:sz w:val="28"/>
-          <w:szCs w:val="28"/>
-        </w:rPr>
-        <w:lastRenderedPageBreak/>
-        <w:t>інформацію про всі компоненти системи, а також провести стрес</w:t>
-      </w:r>
-      <w:r>
-        <w:rPr>
-          <w:sz w:val="28"/>
-          <w:szCs w:val="28"/>
-        </w:rPr>
-        <w:t>–</w:t>
-      </w:r>
-      <w:r>
-        <w:rPr>
-          <w:sz w:val="28"/>
-          <w:szCs w:val="28"/>
-        </w:rPr>
-        <w:t>тестування для перевірки стабільності роботи під навантаженням.</w:t>
+        <w:t>AIDA64 – це комплексне програмне забезпечення для діагностики та тестування комп’ютерного обладнання. Програма дозволяє отримати детальну інформацію про всі компоненти системи, зчитувати показники вбудованих датчиків (температуру, напругу, струм, потужність) та проводити стрес-тестування для перевірки стабільності роботи під навантаженням. Головне вікно програми AIDA64 Extreme версії 8.40.8500 наведено на рисунку 6.</w:t>
       </w:r>
     </w:p>
     <w:p>
@@ -2631,6 +2512,56 @@
         </w:rPr>
         <w:t xml:space="preserve"> Головне вікно програми AIDA64</w:t>
       </w:r>
+    </w:p>
+    <w:p>
+      <w:pPr>
+        <w:spacing w:line="360" w:lineRule="auto"/>
+        <w:ind w:leftChars="0" w:firstLineChars="0" w:firstLine="710"/>
+        <w:contextualSpacing/>
+        <w:jc w:val="both"/>
+        <w:outlineLvl w:val="9"/>
+        <w:rPr>
+          <w:sz w:val="28"/>
+          <w:szCs w:val="28"/>
+        </w:rPr>
+      </w:pPr>
+      <w:r>
+        <w:rPr>
+          <w:sz w:val="28"/>
+          <w:szCs w:val="28"/>
+        </w:rPr>
+        <w:t>Ліворуч розташовано дерево розділів: «Комп’ютер», «Системна плата», «Операційна система», «Сервер», «Дисплей», «Мультимедіа», «Збереження даних», «Мережа», «DirectX», «Пристрої», «Програми», «Безпека», «Конфігурація», «База даних» і «Тест». Праворуч відображається вміст обраного розділу; на рисунку відкрито розділ «Комп’ютер» з підрозділами «Сумарна інформація», «Ім’я комп’ютера», «DMI», «IPMI», «Розгін», «Електроживлення», «Портативний комп’ютер» і «Датчик». На панелі інструментів розташовані кнопки оновлення, створення звіту, запуску тестів, тесту стабільності системи, моніторингу датчиків (OSD) тощо.</w:t>
+      </w:r>
+    </w:p>
+    <w:p>
+      <w:pPr>
+        <w:spacing w:line="360" w:lineRule="auto"/>
+        <w:ind w:leftChars="0" w:firstLineChars="0" w:firstLine="710"/>
+        <w:contextualSpacing/>
+        <w:jc w:val="both"/>
+        <w:outlineLvl w:val="9"/>
+        <w:rPr>
+          <w:sz w:val="28"/>
+          <w:szCs w:val="28"/>
+        </w:rPr>
+      </w:pPr>
+      <w:r>
+        <w:rPr>
+          <w:sz w:val="28"/>
+          <w:szCs w:val="28"/>
+        </w:rPr>
+        <w:lastRenderedPageBreak/>
+        <w:t>Для визначення конфігурації комп’ютера відкрито підрозділ «Сумарна інформація»</w:t>
+      </w:r>
+      <w:r>
+        <w:rPr>
+          <w:sz w:val="28"/>
+          <w:szCs w:val="28"/>
+        </w:rPr>
+        <w:t>.</w:t>
+      </w:r>
+      <w:bookmarkStart w:id="0" w:name="_GoBack"/>
+      <w:bookmarkEnd w:id="0"/>
     </w:p>
     <w:p>
       <w:pPr>
@@ -10768,7 +10699,7 @@
 </file>
 
 <file path=customXml/itemProps2.xml><?xml version="1.0" encoding="utf-8"?>
-<ds:datastoreItem xmlns:ds="http://schemas.openxmlformats.org/officeDocument/2006/customXml" ds:itemID="{3A5860EC-2B56-4DBB-A500-C713C05E71E6}">
+<ds:datastoreItem xmlns:ds="http://schemas.openxmlformats.org/officeDocument/2006/customXml" ds:itemID="{B022C9AC-67E8-4236-9F37-B4687E8E41A1}">
   <ds:schemaRefs>
     <ds:schemaRef ds:uri="http://schemas.openxmlformats.org/officeDocument/2006/bibliography"/>
   </ds:schemaRefs>

--- a/Адміністрування обчислювальних комплексів Зроблені ЛР/Лабораторна робота 14 - Матакова А.В. - 409а - Адміністрування обчислювальних комплексів.docx
+++ b/Адміністрування обчислювальних комплексів Зроблені ЛР/Лабораторна робота 14 - Матакова А.В. - 409а - Адміністрування обчислювальних комплексів.docx
@@ -2560,8 +2560,6 @@
         </w:rPr>
         <w:t>.</w:t>
       </w:r>
-      <w:bookmarkStart w:id="0" w:name="_GoBack"/>
-      <w:bookmarkEnd w:id="0"/>
     </w:p>
     <w:p>
       <w:pPr>
@@ -2684,6 +2682,94 @@
     <w:p>
       <w:pPr>
         <w:spacing w:line="360" w:lineRule="auto"/>
+        <w:ind w:leftChars="0" w:firstLineChars="0" w:firstLine="710"/>
+        <w:contextualSpacing/>
+        <w:jc w:val="both"/>
+        <w:outlineLvl w:val="9"/>
+        <w:rPr>
+          <w:sz w:val="28"/>
+          <w:szCs w:val="28"/>
+        </w:rPr>
+      </w:pPr>
+      <w:r>
+        <w:rPr>
+          <w:sz w:val="28"/>
+          <w:szCs w:val="28"/>
+        </w:rPr>
+        <w:t>Тестування проводилося на ноутбуці HP Victus by HP Laptop 16-e0xxx з операційною системою Microsoft Windows 11 Pro та DirectX 12.0. Ім’я комп’ютера – HOME-PC, ім’я користувача – Nasya, дата і час формування відомостей – 30.09.2026, 13:44.</w:t>
+      </w:r>
+    </w:p>
+    <w:p>
+      <w:pPr>
+        <w:spacing w:line="360" w:lineRule="auto"/>
+        <w:ind w:leftChars="0" w:firstLineChars="0" w:firstLine="710"/>
+        <w:contextualSpacing/>
+        <w:jc w:val="both"/>
+        <w:outlineLvl w:val="9"/>
+        <w:rPr>
+          <w:sz w:val="28"/>
+          <w:szCs w:val="28"/>
+        </w:rPr>
+      </w:pPr>
+      <w:r>
+        <w:rPr>
+          <w:sz w:val="28"/>
+          <w:szCs w:val="28"/>
+        </w:rPr>
+        <w:t>Ноутбук оснащений шестиядерним процесором AMD Ryzen 5 5600H з частотою 4200 MHz (множник 42,5 при базовій частоті 99 MHz) і чипсетом AMD K19.5 FCH. Обсяг оперативної пам’яті після оновлення становить 32096 МБ, тобто 32 ГБ. Пам’ять складається з двох модулів Kingston Fury по 16 ГБ стандарту DDR4-</w:t>
+      </w:r>
+      <w:r>
+        <w:rPr>
+          <w:sz w:val="28"/>
+          <w:szCs w:val="28"/>
+        </w:rPr>
+        <w:lastRenderedPageBreak/>
+        <w:t>3200, що працюють у двоканальному режимі з таймінгами 20-22-22-42 на частоті 1600 MHz. BIOS системної плати – AMI від 29.04.2025.</w:t>
+      </w:r>
+    </w:p>
+    <w:p>
+      <w:pPr>
+        <w:spacing w:line="360" w:lineRule="auto"/>
+        <w:ind w:leftChars="0" w:firstLineChars="0" w:firstLine="710"/>
+        <w:contextualSpacing/>
+        <w:jc w:val="both"/>
+        <w:outlineLvl w:val="9"/>
+        <w:rPr>
+          <w:sz w:val="28"/>
+          <w:szCs w:val="28"/>
+        </w:rPr>
+      </w:pPr>
+      <w:r>
+        <w:rPr>
+          <w:sz w:val="28"/>
+          <w:szCs w:val="28"/>
+        </w:rPr>
+        <w:t>Ноутбук має два відеоадаптери: вбудований у процесор AMD Radeon Graphics з 512 МБ пам’яті (3D-акселератор AMD Cezanne) та дискретний NVIDIA GeForce GTX 1650 з 4 ГБ відеопам’яті. Звуком керують процесор AMD K19.5 Audio Processor, контролер ATI Radeon HDMI та кодек Realtek ALC245. Серед пристроїв збереження даних визначено картридер Genesys Logic, стандартний контролер NVM Express та встановлений накопичувач INTEL SSDPEKNW010T8H обсягом 1024 ГБ з інтерфейсом PCI-E 3.0 x4.</w:t>
+      </w:r>
+    </w:p>
+    <w:p>
+      <w:pPr>
+        <w:spacing w:line="360" w:lineRule="auto"/>
+        <w:ind w:leftChars="0" w:firstLineChars="0" w:firstLine="710"/>
+        <w:contextualSpacing/>
+        <w:jc w:val="both"/>
+        <w:outlineLvl w:val="9"/>
+        <w:rPr>
+          <w:sz w:val="28"/>
+          <w:szCs w:val="28"/>
+        </w:rPr>
+      </w:pPr>
+      <w:r>
+        <w:rPr>
+          <w:sz w:val="28"/>
+          <w:szCs w:val="28"/>
+        </w:rPr>
+        <w:t>Перед стрес-тестом у підрозділі «Датчик» зафіксовано показники датчиків у режимі простою. Це потрібно, щоб мати базові значення для порівняння з показниками під навантаженням.</w:t>
+      </w:r>
+    </w:p>
+    <w:p>
+      <w:pPr>
+        <w:spacing w:line="360" w:lineRule="auto"/>
         <w:ind w:leftChars="0" w:firstLineChars="0" w:firstLine="1"/>
         <w:contextualSpacing/>
         <w:jc w:val="center"/>
@@ -2693,6 +2779,7 @@
           <w:szCs w:val="28"/>
         </w:rPr>
       </w:pPr>
+      <w:bookmarkStart w:id="0" w:name="_GoBack"/>
       <w:r>
         <w:rPr>
           <w:noProof/>
@@ -2700,11 +2787,10 @@
           <w:szCs w:val="28"/>
           <w:lang w:val="ru-RU"/>
         </w:rPr>
-        <w:lastRenderedPageBreak/>
         <w:drawing>
-          <wp:inline distT="0" distB="0" distL="0" distR="0" wp14:anchorId="3936BF8F" wp14:editId="045F9CC8">
-            <wp:extent cx="6077798" cy="8640381"/>
-            <wp:effectExtent l="0" t="0" r="0" b="8890"/>
+          <wp:inline distT="0" distB="0" distL="0" distR="0" wp14:anchorId="3936BF8F" wp14:editId="1C0E9D01">
+            <wp:extent cx="3177540" cy="4517288"/>
+            <wp:effectExtent l="0" t="0" r="3810" b="0"/>
             <wp:docPr id="5" name="Рисунок 5"/>
             <wp:cNvGraphicFramePr>
               <a:graphicFrameLocks xmlns:a="http://schemas.openxmlformats.org/drawingml/2006/main" noChangeAspect="1"/>
@@ -2725,7 +2811,7 @@
                   <pic:spPr>
                     <a:xfrm>
                       <a:off x="0" y="0"/>
-                      <a:ext cx="6077798" cy="8640381"/>
+                      <a:ext cx="3231358" cy="4593797"/>
                     </a:xfrm>
                     <a:prstGeom prst="rect">
                       <a:avLst/>
@@ -2737,6 +2823,7 @@
           </wp:inline>
         </w:drawing>
       </w:r>
+      <w:bookmarkEnd w:id="0"/>
     </w:p>
     <w:p>
       <w:pPr>
@@ -2782,6 +2869,170 @@
     <w:p>
       <w:pPr>
         <w:spacing w:line="360" w:lineRule="auto"/>
+        <w:ind w:leftChars="0" w:firstLineChars="0" w:firstLine="710"/>
+        <w:contextualSpacing/>
+        <w:jc w:val="both"/>
+        <w:outlineLvl w:val="9"/>
+        <w:rPr>
+          <w:sz w:val="28"/>
+          <w:szCs w:val="28"/>
+          <w:lang w:val="ru-RU"/>
+        </w:rPr>
+      </w:pPr>
+      <w:r>
+        <w:rPr>
+          <w:sz w:val="28"/>
+          <w:szCs w:val="28"/>
+        </w:rPr>
+        <w:t xml:space="preserve">Програма отримує дані з датчиків процесора, накопичувачів, </w:t>
+      </w:r>
+      <w:r>
+        <w:rPr>
+          <w:sz w:val="28"/>
+          <w:szCs w:val="28"/>
+          <w:lang w:val="ru-RU"/>
+        </w:rPr>
+        <w:t>ACPI</w:t>
+      </w:r>
+      <w:r>
+        <w:rPr>
+          <w:sz w:val="28"/>
+          <w:szCs w:val="28"/>
+        </w:rPr>
+        <w:t xml:space="preserve"> та </w:t>
+      </w:r>
+      <w:r>
+        <w:rPr>
+          <w:sz w:val="28"/>
+          <w:szCs w:val="28"/>
+          <w:lang w:val="ru-RU"/>
+        </w:rPr>
+        <w:t>Zen</w:t>
+      </w:r>
+      <w:r>
+        <w:rPr>
+          <w:sz w:val="28"/>
+          <w:szCs w:val="28"/>
+        </w:rPr>
+        <w:t xml:space="preserve">, а дані графічного процесора – через інтерфейс </w:t>
+      </w:r>
+      <w:r>
+        <w:rPr>
+          <w:sz w:val="28"/>
+          <w:szCs w:val="28"/>
+          <w:lang w:val="ru-RU"/>
+        </w:rPr>
+        <w:t>PMLog</w:t>
+      </w:r>
+      <w:r>
+        <w:rPr>
+          <w:sz w:val="28"/>
+          <w:szCs w:val="28"/>
+        </w:rPr>
+        <w:t xml:space="preserve"> (</w:t>
+      </w:r>
+      <w:r>
+        <w:rPr>
+          <w:sz w:val="28"/>
+          <w:szCs w:val="28"/>
+          <w:lang w:val="ru-RU"/>
+        </w:rPr>
+        <w:t>ADL</w:t>
+      </w:r>
+      <w:r>
+        <w:rPr>
+          <w:sz w:val="28"/>
+          <w:szCs w:val="28"/>
+        </w:rPr>
+        <w:t xml:space="preserve">2). </w:t>
+      </w:r>
+      <w:r>
+        <w:rPr>
+          <w:sz w:val="28"/>
+          <w:szCs w:val="28"/>
+          <w:lang w:val="ru-RU"/>
+        </w:rPr>
+        <w:t xml:space="preserve">У режимі простою </w:t>
+      </w:r>
+      <w:r>
+        <w:rPr>
+          <w:sz w:val="28"/>
+          <w:szCs w:val="28"/>
+          <w:lang w:val="ru-RU"/>
+        </w:rPr>
+        <w:lastRenderedPageBreak/>
+        <w:t>температура процесора (ЦП) становить 60 °C, а за даними термодіода процесора (Діод ЦП) – 64 °C. Температура графічного процесора становить 49 °C, GPU SoC – 50 °C, найгарячішої точки графічного процесора (GPU Hotspot) – 59 °C, а накопичувача INTEL SSDPEKNW010T8H – 31 °C.</w:t>
+      </w:r>
+    </w:p>
+    <w:p>
+      <w:pPr>
+        <w:spacing w:line="360" w:lineRule="auto"/>
+        <w:ind w:leftChars="0" w:firstLineChars="0" w:firstLine="710"/>
+        <w:contextualSpacing/>
+        <w:jc w:val="both"/>
+        <w:outlineLvl w:val="9"/>
+        <w:rPr>
+          <w:sz w:val="28"/>
+          <w:szCs w:val="28"/>
+          <w:lang w:val="ru-RU"/>
+        </w:rPr>
+      </w:pPr>
+      <w:r>
+        <w:rPr>
+          <w:sz w:val="28"/>
+          <w:szCs w:val="28"/>
+          <w:lang w:val="ru-RU"/>
+        </w:rPr>
+        <w:t>Напруга ядра процесора та CPU VID становлять 0,950 V, CPU VDD – 1,331 V, CPU VDDNB – 0,919 V, напруга акумулятора – 13,913 V, ядра графічного процесора – 1,087 V, GPU SoC – 0,674 V. Струм CPU VDD становить 11,43 A, CPU VDDNB – 3,25 A. Споживана потужність процесора (CPU Package) у простої становить 7,91 W, графічного процесора – 8,09 W.</w:t>
+      </w:r>
+    </w:p>
+    <w:p>
+      <w:pPr>
+        <w:spacing w:line="360" w:lineRule="auto"/>
+        <w:ind w:leftChars="0" w:firstLineChars="0" w:firstLine="710"/>
+        <w:contextualSpacing/>
+        <w:jc w:val="both"/>
+        <w:outlineLvl w:val="9"/>
+        <w:rPr>
+          <w:sz w:val="28"/>
+          <w:szCs w:val="28"/>
+          <w:lang w:val="ru-RU"/>
+        </w:rPr>
+      </w:pPr>
+      <w:r>
+        <w:rPr>
+          <w:sz w:val="28"/>
+          <w:szCs w:val="28"/>
+          <w:lang w:val="ru-RU"/>
+        </w:rPr>
+        <w:t>Температура процесора 60–64 °C для режиму простою є досить високою: для настільних комп’ютерів типовими є значення 35–50 °C. Для ноутбука з компактною системою охолодження такі значення допустимі, але вже вказують на обмежений запас охолодження.</w:t>
+      </w:r>
+    </w:p>
+    <w:p>
+      <w:pPr>
+        <w:spacing w:line="360" w:lineRule="auto"/>
+        <w:ind w:leftChars="0" w:firstLineChars="0" w:firstLine="710"/>
+        <w:contextualSpacing/>
+        <w:jc w:val="both"/>
+        <w:outlineLvl w:val="9"/>
+        <w:rPr>
+          <w:sz w:val="28"/>
+          <w:szCs w:val="28"/>
+          <w:lang w:val="ru-RU"/>
+        </w:rPr>
+      </w:pPr>
+      <w:r>
+        <w:rPr>
+          <w:sz w:val="28"/>
+          <w:szCs w:val="28"/>
+          <w:lang w:val="ru-RU"/>
+        </w:rPr>
+        <w:t>Стрес-тест запускається через пункт меню «Тест системи на стабільність» (System Stability Test) на панелі інструментів.</w:t>
+      </w:r>
+    </w:p>
+    <w:p>
+      <w:pPr>
+        <w:spacing w:line="360" w:lineRule="auto"/>
         <w:ind w:leftChars="0" w:firstLineChars="0" w:firstLine="1"/>
         <w:contextualSpacing/>
         <w:jc w:val="center"/>
@@ -2794,49 +3045,12 @@
       </w:pPr>
       <w:r>
         <w:rPr>
+          <w:noProof/>
           <w:sz w:val="28"/>
           <w:szCs w:val="28"/>
           <w:lang w:val="ru-RU"/>
         </w:rPr>
         <w:lastRenderedPageBreak/>
-        <w:t>Якщо натиснути на «Тест системи на стаб</w:t>
-      </w:r>
-      <w:r>
-        <w:rPr>
-          <w:sz w:val="28"/>
-          <w:szCs w:val="28"/>
-        </w:rPr>
-        <w:t>ільність</w:t>
-      </w:r>
-      <w:r>
-        <w:rPr>
-          <w:sz w:val="28"/>
-          <w:szCs w:val="28"/>
-          <w:lang w:val="ru-RU"/>
-        </w:rPr>
-        <w:t>»</w:t>
-      </w:r>
-    </w:p>
-    <w:p>
-      <w:pPr>
-        <w:spacing w:line="360" w:lineRule="auto"/>
-        <w:ind w:leftChars="0" w:firstLineChars="0" w:firstLine="1"/>
-        <w:contextualSpacing/>
-        <w:jc w:val="center"/>
-        <w:outlineLvl w:val="9"/>
-        <w:rPr>
-          <w:sz w:val="28"/>
-          <w:szCs w:val="28"/>
-          <w:lang w:val="ru-RU"/>
-        </w:rPr>
-      </w:pPr>
-      <w:r>
-        <w:rPr>
-          <w:noProof/>
-          <w:sz w:val="28"/>
-          <w:szCs w:val="28"/>
-          <w:lang w:val="ru-RU"/>
-        </w:rPr>
         <w:drawing>
           <wp:inline distT="0" distB="0" distL="0" distR="0" wp14:anchorId="6B0CFA59" wp14:editId="483FC632">
             <wp:extent cx="6299835" cy="4776470"/>
@@ -10699,7 +10913,7 @@
 </file>
 
 <file path=customXml/itemProps2.xml><?xml version="1.0" encoding="utf-8"?>
-<ds:datastoreItem xmlns:ds="http://schemas.openxmlformats.org/officeDocument/2006/customXml" ds:itemID="{B022C9AC-67E8-4236-9F37-B4687E8E41A1}">
+<ds:datastoreItem xmlns:ds="http://schemas.openxmlformats.org/officeDocument/2006/customXml" ds:itemID="{3A45D2E3-AC63-4384-8AA9-D71176A17909}">
   <ds:schemaRefs>
     <ds:schemaRef ds:uri="http://schemas.openxmlformats.org/officeDocument/2006/bibliography"/>
   </ds:schemaRefs>

--- a/Адміністрування обчислювальних комплексів Зроблені ЛР/Лабораторна робота 14 - Матакова А.В. - 409а - Адміністрування обчислювальних комплексів.docx
+++ b/Адміністрування обчислювальних комплексів Зроблені ЛР/Лабораторна робота 14 - Матакова А.В. - 409а - Адміністрування обчислювальних комплексів.docx
@@ -2779,7 +2779,6 @@
           <w:szCs w:val="28"/>
         </w:rPr>
       </w:pPr>
-      <w:bookmarkStart w:id="0" w:name="_GoBack"/>
       <w:r>
         <w:rPr>
           <w:noProof/>
@@ -2823,7 +2822,6 @@
           </wp:inline>
         </w:drawing>
       </w:r>
-      <w:bookmarkEnd w:id="0"/>
     </w:p>
     <w:p>
       <w:pPr>
@@ -3050,11 +3048,10 @@
           <w:szCs w:val="28"/>
           <w:lang w:val="ru-RU"/>
         </w:rPr>
-        <w:lastRenderedPageBreak/>
         <w:drawing>
-          <wp:inline distT="0" distB="0" distL="0" distR="0" wp14:anchorId="6B0CFA59" wp14:editId="483FC632">
-            <wp:extent cx="6299835" cy="4776470"/>
-            <wp:effectExtent l="0" t="0" r="5715" b="5080"/>
+          <wp:inline distT="0" distB="0" distL="0" distR="0" wp14:anchorId="6B0CFA59" wp14:editId="2AF816EA">
+            <wp:extent cx="4411980" cy="3345117"/>
+            <wp:effectExtent l="0" t="0" r="7620" b="8255"/>
             <wp:docPr id="6" name="Рисунок 6"/>
             <wp:cNvGraphicFramePr>
               <a:graphicFrameLocks xmlns:a="http://schemas.openxmlformats.org/drawingml/2006/main" noChangeAspect="1"/>
@@ -3075,7 +3072,7 @@
                   <pic:spPr>
                     <a:xfrm>
                       <a:off x="0" y="0"/>
-                      <a:ext cx="6299835" cy="4776470"/>
+                      <a:ext cx="4440032" cy="3366386"/>
                     </a:xfrm>
                     <a:prstGeom prst="rect">
                       <a:avLst/>
@@ -3161,7 +3158,42 @@
           <w:sz w:val="28"/>
           <w:szCs w:val="28"/>
         </w:rPr>
-        <w:t>На графіку температур видно, що моніторинг охоплював процесор та накопичувач SK hynix PC711. Шкала температур становить від 0°C до 100°C. Під час тесту не зафіксовано критичних перегрівів</w:t>
+        <w:t xml:space="preserve">У лівій верхній частині вікна обирають компоненти для навантаження: Stress CPU (цілочисельні обчислення процесора), Stress FPU (обчислення з рухомою комою, що найсильніше нагрівають процесор), Stress cache (кеш-пам’ять </w:t>
+      </w:r>
+      <w:r>
+        <w:rPr>
+          <w:sz w:val="28"/>
+          <w:szCs w:val="28"/>
+        </w:rPr>
+        <w:lastRenderedPageBreak/>
+        <w:t>процесора), Stress system memory (оперативна пам’ять), Stress local disks (накопичувачі) та Stress GPU(s) (графічні процесори). Праворуч розташований журнал подій тесту. На вкладці «Temperatures» відображаються графіки температури процесора (CPU) та накопичувача INTEL SSDPEKNW010T8H, а нижче – графік завантаження процесора (CPU Usage). Інші вкладки показують оберти вентиляторів (Cooling Fans), напругу (Voltages), потужність (Powers), частоти (Clocks) і статистику (Statistics). Перед запуском температура процесора становила 61 °C, накопичувача – 30 °C, а завантаження процесора – 6 %. Напис «AC Line» у полі «Remaining Battery» означає, що ноутбук працював від електромережі; це важливо, оскільки від акумулятора продуктивність процесора обмежується.</w:t>
+      </w:r>
+    </w:p>
+    <w:p>
+      <w:pPr>
+        <w:spacing w:line="360" w:lineRule="auto"/>
+        <w:ind w:leftChars="0" w:firstLineChars="251" w:firstLine="703"/>
+        <w:contextualSpacing/>
+        <w:jc w:val="both"/>
+        <w:outlineLvl w:val="9"/>
+        <w:rPr>
+          <w:sz w:val="28"/>
+          <w:szCs w:val="28"/>
+        </w:rPr>
+      </w:pPr>
+      <w:r>
+        <w:rPr>
+          <w:sz w:val="28"/>
+          <w:szCs w:val="28"/>
+        </w:rPr>
+        <w:t>Перед запуском тесту, крім параметрів Stress CPU, Stress FPU, Stress cache та Stress system memory, додатково увімкнено Stress local disks та Stress GPU(s), тож тест навантажував усю систему. Тест запущено кнопкою «Start» і зупинено кнопкою «Stop» після 2 х</w:t>
+      </w:r>
+      <w:r>
+        <w:rPr>
+          <w:sz w:val="28"/>
+          <w:szCs w:val="28"/>
+        </w:rPr>
+        <w:t>вилин 23 секунд роботи</w:t>
       </w:r>
       <w:r>
         <w:rPr>
@@ -3170,6 +3202,8 @@
         </w:rPr>
         <w:t>.</w:t>
       </w:r>
+      <w:bookmarkStart w:id="0" w:name="_GoBack"/>
+      <w:bookmarkEnd w:id="0"/>
     </w:p>
     <w:p>
       <w:pPr>
@@ -3191,7 +3225,6 @@
           <w:szCs w:val="28"/>
           <w:lang w:val="ru-RU"/>
         </w:rPr>
-        <w:lastRenderedPageBreak/>
         <w:drawing>
           <wp:inline distT="0" distB="0" distL="0" distR="0" wp14:anchorId="5EEAF533" wp14:editId="00D125D3">
             <wp:extent cx="6299835" cy="3269615"/>
@@ -3369,6 +3402,7 @@
           <w:sz w:val="28"/>
           <w:szCs w:val="28"/>
         </w:rPr>
+        <w:lastRenderedPageBreak/>
         <w:t>2. Зафіксувати мінімальну, максимальну та середню температуру під час тесту.</w:t>
       </w:r>
     </w:p>
@@ -3520,7 +3554,6 @@
           <w:szCs w:val="28"/>
           <w:lang w:val="ru-RU"/>
         </w:rPr>
-        <w:lastRenderedPageBreak/>
         <w:drawing>
           <wp:inline distT="0" distB="0" distL="0" distR="0" wp14:anchorId="07E61611" wp14:editId="20E941DA">
             <wp:extent cx="5839640" cy="5210902"/>
@@ -3699,7 +3732,15 @@
           <w:sz w:val="28"/>
           <w:szCs w:val="28"/>
         </w:rPr>
-        <w:t>тест для відеокарт, який використовує OpenGL для максимального навантаження графічного процесора. Програма дозволяє перевірити стабільність відеокарти та ефективність її системи охолодження під екстремальним навантаженням.</w:t>
+        <w:t xml:space="preserve">тест для відеокарт, який використовує OpenGL для максимального навантаження графічного процесора. Програма </w:t>
+      </w:r>
+      <w:r>
+        <w:rPr>
+          <w:sz w:val="28"/>
+          <w:szCs w:val="28"/>
+        </w:rPr>
+        <w:lastRenderedPageBreak/>
+        <w:t>дозволяє перевірити стабільність відеокарти та ефективність її системи охолодження під екстремальним навантаженням.</w:t>
       </w:r>
     </w:p>
     <w:p>
@@ -10913,7 +10954,7 @@
 </file>
 
 <file path=customXml/itemProps2.xml><?xml version="1.0" encoding="utf-8"?>
-<ds:datastoreItem xmlns:ds="http://schemas.openxmlformats.org/officeDocument/2006/customXml" ds:itemID="{3A45D2E3-AC63-4384-8AA9-D71176A17909}">
+<ds:datastoreItem xmlns:ds="http://schemas.openxmlformats.org/officeDocument/2006/customXml" ds:itemID="{E73DEAC4-F3C0-413D-8DDC-403328544F6E}">
   <ds:schemaRefs>
     <ds:schemaRef ds:uri="http://schemas.openxmlformats.org/officeDocument/2006/bibliography"/>
   </ds:schemaRefs>

--- a/Адміністрування обчислювальних комплексів Зроблені ЛР/Лабораторна робота 14 - Матакова А.В. - 409а - Адміністрування обчислювальних комплексів.docx
+++ b/Адміністрування обчислювальних комплексів Зроблені ЛР/Лабораторна робота 14 - Матакова А.В. - 409а - Адміністрування обчислювальних комплексів.docx
@@ -3202,8 +3202,6 @@
         </w:rPr>
         <w:t>.</w:t>
       </w:r>
-      <w:bookmarkStart w:id="0" w:name="_GoBack"/>
-      <w:bookmarkEnd w:id="0"/>
     </w:p>
     <w:p>
       <w:pPr>
@@ -3272,20 +3270,6 @@
         <w:rPr>
           <w:sz w:val="28"/>
           <w:szCs w:val="28"/>
-          <w:lang w:val="ru-RU"/>
-        </w:rPr>
-      </w:pPr>
-    </w:p>
-    <w:p>
-      <w:pPr>
-        <w:spacing w:line="360" w:lineRule="auto"/>
-        <w:ind w:leftChars="0" w:firstLineChars="0" w:firstLine="1"/>
-        <w:contextualSpacing/>
-        <w:jc w:val="center"/>
-        <w:outlineLvl w:val="9"/>
-        <w:rPr>
-          <w:sz w:val="28"/>
-          <w:szCs w:val="28"/>
         </w:rPr>
       </w:pPr>
       <w:r>
@@ -3314,7 +3298,29 @@
           <w:sz w:val="28"/>
           <w:szCs w:val="28"/>
         </w:rPr>
-        <w:t>Стрес</w:t>
+        <w:t>Графіки температури та завантаження ЦП під час стрес-тесту</w:t>
+      </w:r>
+      <w:bookmarkStart w:id="0" w:name="_GoBack"/>
+      <w:bookmarkEnd w:id="0"/>
+    </w:p>
+    <w:p>
+      <w:pPr>
+        <w:spacing w:line="360" w:lineRule="auto"/>
+        <w:ind w:leftChars="0" w:firstLineChars="251" w:firstLine="703"/>
+        <w:contextualSpacing/>
+        <w:jc w:val="both"/>
+        <w:outlineLvl w:val="9"/>
+        <w:rPr>
+          <w:sz w:val="28"/>
+          <w:szCs w:val="28"/>
+        </w:rPr>
+      </w:pPr>
+      <w:r>
+        <w:rPr>
+          <w:sz w:val="28"/>
+          <w:szCs w:val="28"/>
+        </w:rPr>
+        <w:t>Крок 2.6. Аналіз результатів стрес</w:t>
       </w:r>
       <w:r>
         <w:rPr>
@@ -3328,7 +3334,7 @@
           <w:sz w:val="28"/>
           <w:szCs w:val="28"/>
         </w:rPr>
-        <w:t>тест ЦП у процесі виконання</w:t>
+        <w:t>тесту процесора</w:t>
       </w:r>
     </w:p>
     <w:p>
@@ -3348,21 +3354,7 @@
           <w:sz w:val="28"/>
           <w:szCs w:val="28"/>
         </w:rPr>
-        <w:t>Крок 2.6. Аналіз результатів стрес</w:t>
-      </w:r>
-      <w:r>
-        <w:rPr>
-          <w:sz w:val="28"/>
-          <w:szCs w:val="28"/>
-        </w:rPr>
-        <w:t>–</w:t>
-      </w:r>
-      <w:r>
-        <w:rPr>
-          <w:sz w:val="28"/>
-          <w:szCs w:val="28"/>
-        </w:rPr>
-        <w:t>тесту процесора</w:t>
+        <w:t>1. Перейти на вкладку «Statistics» для перегляду статистики тестування.</w:t>
       </w:r>
     </w:p>
     <w:p>
@@ -3382,7 +3374,7 @@
           <w:sz w:val="28"/>
           <w:szCs w:val="28"/>
         </w:rPr>
-        <w:t>1. Перейти на вкладку «Statistics» для перегляду статистики тестування.</w:t>
+        <w:t>2. Зафіксувати мінімальну, максимальну та середню температуру під час тесту.</w:t>
       </w:r>
     </w:p>
     <w:p>
@@ -3403,26 +3395,6 @@
           <w:szCs w:val="28"/>
         </w:rPr>
         <w:lastRenderedPageBreak/>
-        <w:t>2. Зафіксувати мінімальну, максимальну та середню температуру під час тесту.</w:t>
-      </w:r>
-    </w:p>
-    <w:p>
-      <w:pPr>
-        <w:spacing w:line="360" w:lineRule="auto"/>
-        <w:ind w:leftChars="0" w:firstLineChars="251" w:firstLine="703"/>
-        <w:contextualSpacing/>
-        <w:jc w:val="both"/>
-        <w:outlineLvl w:val="9"/>
-        <w:rPr>
-          <w:sz w:val="28"/>
-          <w:szCs w:val="28"/>
-        </w:rPr>
-      </w:pPr>
-      <w:r>
-        <w:rPr>
-          <w:sz w:val="28"/>
-          <w:szCs w:val="28"/>
-        </w:rPr>
         <w:t>3. Зробити висновок про наявність або відсутність проблеми перегріву:</w:t>
       </w:r>
     </w:p>
@@ -3732,34 +3704,27 @@
           <w:sz w:val="28"/>
           <w:szCs w:val="28"/>
         </w:rPr>
-        <w:t xml:space="preserve">тест для відеокарт, який використовує OpenGL для максимального навантаження графічного процесора. Програма </w:t>
-      </w:r>
+        <w:t>тест для відеокарт, який використовує OpenGL для максимального навантаження графічного процесора. Програма дозволяє перевірити стабільність відеокарти та ефективність її системи охолодження під екстремальним навантаженням.</w:t>
+      </w:r>
+    </w:p>
+    <w:p>
+      <w:pPr>
+        <w:spacing w:line="360" w:lineRule="auto"/>
+        <w:ind w:leftChars="0" w:firstLineChars="251" w:firstLine="703"/>
+        <w:contextualSpacing/>
+        <w:jc w:val="both"/>
+        <w:outlineLvl w:val="9"/>
+        <w:rPr>
+          <w:sz w:val="28"/>
+          <w:szCs w:val="28"/>
+        </w:rPr>
+      </w:pPr>
       <w:r>
         <w:rPr>
           <w:sz w:val="28"/>
           <w:szCs w:val="28"/>
         </w:rPr>
         <w:lastRenderedPageBreak/>
-        <w:t>дозволяє перевірити стабільність відеокарти та ефективність її системи охолодження під екстремальним навантаженням.</w:t>
-      </w:r>
-    </w:p>
-    <w:p>
-      <w:pPr>
-        <w:spacing w:line="360" w:lineRule="auto"/>
-        <w:ind w:leftChars="0" w:firstLineChars="251" w:firstLine="703"/>
-        <w:contextualSpacing/>
-        <w:jc w:val="both"/>
-        <w:outlineLvl w:val="9"/>
-        <w:rPr>
-          <w:sz w:val="28"/>
-          <w:szCs w:val="28"/>
-        </w:rPr>
-      </w:pPr>
-      <w:r>
-        <w:rPr>
-          <w:sz w:val="28"/>
-          <w:szCs w:val="28"/>
-        </w:rPr>
         <w:t>Крок 3.1. Завантаження та встановлення FurMark</w:t>
       </w:r>
     </w:p>
@@ -10954,7 +10919,7 @@
 </file>
 
 <file path=customXml/itemProps2.xml><?xml version="1.0" encoding="utf-8"?>
-<ds:datastoreItem xmlns:ds="http://schemas.openxmlformats.org/officeDocument/2006/customXml" ds:itemID="{E73DEAC4-F3C0-413D-8DDC-403328544F6E}">
+<ds:datastoreItem xmlns:ds="http://schemas.openxmlformats.org/officeDocument/2006/customXml" ds:itemID="{B4DFADC1-07E2-482D-9412-11A2F52C61CE}">
   <ds:schemaRefs>
     <ds:schemaRef ds:uri="http://schemas.openxmlformats.org/officeDocument/2006/bibliography"/>
   </ds:schemaRefs>

--- a/Адміністрування обчислювальних комплексів Зроблені ЛР/Лабораторна робота 14 - Матакова А.В. - 409а - Адміністрування обчислювальних комплексів.docx
+++ b/Адміністрування обчислювальних комплексів Зроблені ЛР/Лабораторна робота 14 - Матакова А.В. - 409а - Адміністрування обчислювальних комплексів.docx
@@ -3300,8 +3300,6 @@
         </w:rPr>
         <w:t>Графіки температури та завантаження ЦП під час стрес-тесту</w:t>
       </w:r>
-      <w:bookmarkStart w:id="0" w:name="_GoBack"/>
-      <w:bookmarkEnd w:id="0"/>
     </w:p>
     <w:p>
       <w:pPr>
@@ -3320,21 +3318,15 @@
           <w:sz w:val="28"/>
           <w:szCs w:val="28"/>
         </w:rPr>
-        <w:t>Крок 2.6. Аналіз результатів стрес</w:t>
-      </w:r>
-      <w:r>
-        <w:rPr>
-          <w:sz w:val="28"/>
-          <w:szCs w:val="28"/>
-        </w:rPr>
-        <w:t>–</w:t>
-      </w:r>
-      <w:r>
-        <w:rPr>
-          <w:sz w:val="28"/>
-          <w:szCs w:val="28"/>
-        </w:rPr>
-        <w:t>тесту процесора</w:t>
+        <w:t xml:space="preserve">У журналі подій зафіксовано запуск навантаження графічного процесора (GPU1: Started) о 13:49:34, завершення перевірки накопичувача D (Drive D: Finished) о 13:50:32, зупинку перевірки накопичувача C (Drive C: Stopped) о 13:51:56 та зупинку всього тесту (Stability Test: Stopped) о 13:52:02. Білі пунктирні </w:t>
+      </w:r>
+      <w:r>
+        <w:rPr>
+          <w:sz w:val="28"/>
+          <w:szCs w:val="28"/>
+        </w:rPr>
+        <w:lastRenderedPageBreak/>
+        <w:t>вертикальні лінії на графіку температур позначають момент запуску (13:49:33) та зупинки (13:51:56) тесту.</w:t>
       </w:r>
     </w:p>
     <w:p>
@@ -3354,7 +3346,7 @@
           <w:sz w:val="28"/>
           <w:szCs w:val="28"/>
         </w:rPr>
-        <w:t>1. Перейти на вкладку «Statistics» для перегляду статистики тестування.</w:t>
+        <w:t>Після запуску тесту завантаження процесора миттєво зросло до 100 % і трималося на цьому рівні до кінця тесту. Температура процесора за кілька секунд піднялася з 61 °C майже до 100 °C і залишалася на цьому рівні до зупинки тесту. Горизонтальна ділянка графіка свідчить, що процесор досяг граничної температури, після чого система обмежує його частоту, щоб температура не зростала далі. Після зупинки тесту завантаження процесора знизилося до 9 %, а температура поступово впала до 80 °C. Температура накопичувача INTEL під час тесту зросла з 30 °C до 43 °C, що є нормою для SSD.</w:t>
       </w:r>
     </w:p>
     <w:p>
@@ -3367,14 +3359,15 @@
         <w:rPr>
           <w:sz w:val="28"/>
           <w:szCs w:val="28"/>
-        </w:rPr>
-      </w:pPr>
-      <w:r>
-        <w:rPr>
-          <w:sz w:val="28"/>
-          <w:szCs w:val="28"/>
-        </w:rPr>
-        <w:t>2. Зафіксувати мінімальну, максимальну та середню температуру під час тесту.</w:t>
+          <w:lang w:val="ru-RU"/>
+        </w:rPr>
+      </w:pPr>
+      <w:r>
+        <w:rPr>
+          <w:sz w:val="28"/>
+          <w:szCs w:val="28"/>
+        </w:rPr>
+        <w:t>Після завершення тесту на вкладці «Statistics» отримано мінімальні, максимальні та середні значення показників за час тестування.</w:t>
       </w:r>
     </w:p>
     <w:p>
@@ -3391,145 +3384,15 @@
       </w:pPr>
       <w:r>
         <w:rPr>
-          <w:sz w:val="28"/>
-          <w:szCs w:val="28"/>
-        </w:rPr>
-        <w:lastRenderedPageBreak/>
-        <w:t>3. Зробити висновок про наявність або відсутність проблеми перегріву:</w:t>
-      </w:r>
-    </w:p>
-    <w:p>
-      <w:pPr>
-        <w:spacing w:line="360" w:lineRule="auto"/>
-        <w:ind w:leftChars="0" w:firstLineChars="251" w:firstLine="703"/>
-        <w:contextualSpacing/>
-        <w:jc w:val="both"/>
-        <w:outlineLvl w:val="9"/>
-        <w:rPr>
-          <w:sz w:val="28"/>
-          <w:szCs w:val="28"/>
-        </w:rPr>
-      </w:pPr>
-      <w:r>
-        <w:rPr>
-          <w:sz w:val="28"/>
-          <w:szCs w:val="28"/>
-        </w:rPr>
-        <w:t>• Температура до 80°C — норма для більшості процесорів;</w:t>
-      </w:r>
-    </w:p>
-    <w:p>
-      <w:pPr>
-        <w:spacing w:line="360" w:lineRule="auto"/>
-        <w:ind w:leftChars="0" w:firstLineChars="251" w:firstLine="703"/>
-        <w:contextualSpacing/>
-        <w:jc w:val="both"/>
-        <w:outlineLvl w:val="9"/>
-        <w:rPr>
-          <w:sz w:val="28"/>
-          <w:szCs w:val="28"/>
-        </w:rPr>
-      </w:pPr>
-      <w:r>
-        <w:rPr>
-          <w:sz w:val="28"/>
-          <w:szCs w:val="28"/>
-        </w:rPr>
-        <w:t>• Температура 80–90°C — допустима, але бажано покращити охолодження;</w:t>
-      </w:r>
-    </w:p>
-    <w:p>
-      <w:pPr>
-        <w:spacing w:line="360" w:lineRule="auto"/>
-        <w:ind w:leftChars="0" w:firstLineChars="251" w:firstLine="703"/>
-        <w:contextualSpacing/>
-        <w:jc w:val="both"/>
-        <w:outlineLvl w:val="9"/>
-        <w:rPr>
-          <w:sz w:val="28"/>
-          <w:szCs w:val="28"/>
-        </w:rPr>
-      </w:pPr>
-      <w:r>
-        <w:rPr>
-          <w:sz w:val="28"/>
-          <w:szCs w:val="28"/>
-        </w:rPr>
-        <w:t>• Температура понад 90°C — існує проблема перегріву, потрібне термінове втручання;</w:t>
-      </w:r>
-    </w:p>
-    <w:p>
-      <w:pPr>
-        <w:spacing w:line="360" w:lineRule="auto"/>
-        <w:ind w:leftChars="0" w:firstLineChars="251" w:firstLine="703"/>
-        <w:contextualSpacing/>
-        <w:jc w:val="both"/>
-        <w:outlineLvl w:val="9"/>
-        <w:rPr>
-          <w:sz w:val="28"/>
-          <w:szCs w:val="28"/>
-        </w:rPr>
-      </w:pPr>
-      <w:r>
-        <w:rPr>
-          <w:sz w:val="28"/>
-          <w:szCs w:val="28"/>
-        </w:rPr>
-        <w:t>• Наявність тротлінгу — система охолодження не справляється.</w:t>
-      </w:r>
-    </w:p>
-    <w:p>
-      <w:pPr>
-        <w:spacing w:line="360" w:lineRule="auto"/>
-        <w:ind w:leftChars="0" w:firstLineChars="251" w:firstLine="703"/>
-        <w:contextualSpacing/>
-        <w:jc w:val="both"/>
-        <w:outlineLvl w:val="9"/>
-        <w:rPr>
+          <w:noProof/>
           <w:sz w:val="28"/>
           <w:szCs w:val="28"/>
           <w:lang w:val="ru-RU"/>
         </w:rPr>
-      </w:pPr>
-      <w:r>
-        <w:rPr>
-          <w:sz w:val="28"/>
-          <w:szCs w:val="28"/>
-        </w:rPr>
-        <w:t>[Тут вставити скріншот статистики після завершення тесту]</w:t>
-      </w:r>
-      <w:r>
-        <w:rPr>
-          <w:sz w:val="28"/>
-          <w:szCs w:val="28"/>
-          <w:lang w:val="ru-RU"/>
-        </w:rPr>
-        <w:t xml:space="preserve"> </w:t>
-      </w:r>
-    </w:p>
-    <w:p>
-      <w:pPr>
-        <w:spacing w:line="360" w:lineRule="auto"/>
-        <w:ind w:leftChars="0" w:firstLineChars="251" w:firstLine="703"/>
-        <w:contextualSpacing/>
-        <w:jc w:val="both"/>
-        <w:outlineLvl w:val="9"/>
-        <w:rPr>
-          <w:sz w:val="28"/>
-          <w:szCs w:val="28"/>
-        </w:rPr>
-      </w:pPr>
-      <w:r>
-        <w:rPr>
-          <w:noProof/>
-          <w:sz w:val="28"/>
-          <w:szCs w:val="28"/>
-          <w:lang w:val="ru-RU"/>
-        </w:rPr>
         <w:drawing>
-          <wp:inline distT="0" distB="0" distL="0" distR="0" wp14:anchorId="07E61611" wp14:editId="20E941DA">
-            <wp:extent cx="5839640" cy="5210902"/>
-            <wp:effectExtent l="0" t="0" r="8890" b="8890"/>
+          <wp:inline distT="0" distB="0" distL="0" distR="0" wp14:anchorId="07E61611" wp14:editId="2B43F988">
+            <wp:extent cx="4824919" cy="4305433"/>
+            <wp:effectExtent l="0" t="0" r="0" b="0"/>
             <wp:docPr id="8" name="Рисунок 8"/>
             <wp:cNvGraphicFramePr>
               <a:graphicFrameLocks xmlns:a="http://schemas.openxmlformats.org/drawingml/2006/main" noChangeAspect="1"/>
@@ -3550,7 +3413,7 @@
                   <pic:spPr>
                     <a:xfrm>
                       <a:off x="0" y="0"/>
-                      <a:ext cx="5839640" cy="5210902"/>
+                      <a:ext cx="4852372" cy="4329930"/>
                     </a:xfrm>
                     <a:prstGeom prst="rect">
                       <a:avLst/>
@@ -3635,21 +3498,15 @@
           <w:sz w:val="28"/>
           <w:szCs w:val="28"/>
         </w:rPr>
-        <w:t>Частина 3. Стрес</w:t>
-      </w:r>
-      <w:r>
-        <w:rPr>
-          <w:sz w:val="28"/>
-          <w:szCs w:val="28"/>
-        </w:rPr>
-        <w:t>–</w:t>
-      </w:r>
-      <w:r>
-        <w:rPr>
-          <w:sz w:val="28"/>
-          <w:szCs w:val="28"/>
-        </w:rPr>
-        <w:t>тест відеокарти за допомогою FurMark</w:t>
+        <w:t xml:space="preserve">Температура процесора під час тесту змінювалася від 78 °C до 101 °C, середнє значення становить 90,3 °C, поточне на момент знімка – 82 °C. Температура накопичувача INTEL змінювалася від 32 °C до 45 °C, у середньому 41,1 °C. Напруга </w:t>
+      </w:r>
+      <w:r>
+        <w:rPr>
+          <w:sz w:val="28"/>
+          <w:szCs w:val="28"/>
+        </w:rPr>
+        <w:lastRenderedPageBreak/>
+        <w:t>ядра процесора (CPU Core) змінювалася від 0,950 V до 1,219 V, у середньому 1,131 V. Споживана потужність процесора (CPU Package) змінювалася від 5,10 W до 55,83 W, у середньому 35,12 W.</w:t>
       </w:r>
     </w:p>
     <w:p>
@@ -3669,42 +3526,7 @@
           <w:sz w:val="28"/>
           <w:szCs w:val="28"/>
         </w:rPr>
-        <w:t xml:space="preserve">FurMark </w:t>
-      </w:r>
-      <w:r>
-        <w:rPr>
-          <w:sz w:val="28"/>
-          <w:szCs w:val="28"/>
-        </w:rPr>
-        <w:t>–</w:t>
-      </w:r>
-      <w:r>
-        <w:rPr>
-          <w:sz w:val="28"/>
-          <w:szCs w:val="28"/>
-        </w:rPr>
-        <w:t xml:space="preserve"> </w:t>
-      </w:r>
-      <w:r>
-        <w:rPr>
-          <w:sz w:val="28"/>
-          <w:szCs w:val="28"/>
-        </w:rPr>
-        <w:t>це інтенсивний стрес</w:t>
-      </w:r>
-      <w:r>
-        <w:rPr>
-          <w:sz w:val="28"/>
-          <w:szCs w:val="28"/>
-        </w:rPr>
-        <w:t>–</w:t>
-      </w:r>
-      <w:r>
-        <w:rPr>
-          <w:sz w:val="28"/>
-          <w:szCs w:val="28"/>
-        </w:rPr>
-        <w:t>тест для відеокарт, який використовує OpenGL для максимального навантаження графічного процесора. Програма дозволяє перевірити стабільність відеокарти та ефективність її системи охолодження під екстремальним навантаженням.</w:t>
+        <w:t>Частота процесора (CPU Clock) змінювалася від 2788 MHz до 4202 MHz, у середньому 3539,0 MHz, частота північного мосту (North Bridge Clock) була сталою – 1582 MHz. Частоти окремих ядер знижувалися до 2101–3016 MHz при максимумі 4054–4202 MHz, а середні частоти ядер становлять 3361,9–3463,1 MHz, тобто суттєво нижчі за максимальні 4202 MHz. Середнє завантаження процесора за весь час вимірювання становить 42,8 %, максимальне – 100 %.</w:t>
       </w:r>
     </w:p>
     <w:p>
@@ -3724,8 +3546,21 @@
           <w:sz w:val="28"/>
           <w:szCs w:val="28"/>
         </w:rPr>
-        <w:lastRenderedPageBreak/>
-        <w:t>Крок 3.1. Завантаження та встановлення FurMark</w:t>
+        <w:t>Для оцінки результатів використано такі критерії: температура до 80 °C є норм</w:t>
+      </w:r>
+      <w:r>
+        <w:rPr>
+          <w:sz w:val="28"/>
+          <w:szCs w:val="28"/>
+        </w:rPr>
+        <w:t>ою для більшості процесорів, 80-</w:t>
+      </w:r>
+      <w:r>
+        <w:rPr>
+          <w:sz w:val="28"/>
+          <w:szCs w:val="28"/>
+        </w:rPr>
+        <w:t>90 °C – допустимим значенням, за якого бажано покращити охолодження, понад 90 °C – ознакою проблеми перегріву, а наявність тротлінгу означає, що система охолодження не справляється.</w:t>
       </w:r>
     </w:p>
     <w:p>
@@ -3745,7 +3580,7 @@
           <w:sz w:val="28"/>
           <w:szCs w:val="28"/>
         </w:rPr>
-        <w:t>1. Завантажити програму FurMark з офіційного сайту (https://geeks3d.com/furmark/) або системи Moodle.</w:t>
+        <w:t>Максимальна температура процесора 101 °C перевищує межу 90 °C і наближається до граничного значення 105 °C для AMD Ryzen 5 5600H. Середня температура 90,3 °C також перевищує допустимий рівень. Горизонтальна ділянка графіка температури разом зі зниженням частоти ядер під повним навантаженням свідчить про тротлінг – примусове зниження частоти процесора для захисту від перегріву. Отже, проблема перегріву процесора існує, і система охолодження ноутбука не справляється з повним навантаженням.</w:t>
       </w:r>
     </w:p>
     <w:p>
@@ -3765,7 +3600,7 @@
           <w:sz w:val="28"/>
           <w:szCs w:val="28"/>
         </w:rPr>
-        <w:t>2. Встановити програму згідно з вказівками інсталятора.</w:t>
+        <w:t>Слід враховувати, що під час тесту одночасно навантажувалися відеокарта та накопичувачі, а в ноутбуці процесор і дискретна відеокарта мають спільну систему охолодження з тепловими трубками, тому нагрів відеокарти додатково підвищує температуру процесора. Високу температуру процесора навіть у простої (60–64 °C) можуть спричиняти забруднення радіатора пилом або висихання термопасти. Для покращення ситуації рекомендується очистити систему охолодження від пилу, замінити термопасту, використовувати охолоджувальну підставку та не закривати вентиляційні отвори ноутбука.</w:t>
       </w:r>
     </w:p>
     <w:p>
@@ -3785,28 +3620,18 @@
           <w:sz w:val="28"/>
           <w:szCs w:val="28"/>
         </w:rPr>
-        <w:t>3. Запустити FurMark від імені адміністратора.</w:t>
-      </w:r>
-    </w:p>
-    <w:p>
-      <w:pPr>
-        <w:spacing w:line="360" w:lineRule="auto"/>
-        <w:ind w:leftChars="0" w:firstLineChars="251" w:firstLine="703"/>
-        <w:contextualSpacing/>
-        <w:jc w:val="both"/>
-        <w:outlineLvl w:val="9"/>
-        <w:rPr>
-          <w:sz w:val="28"/>
-          <w:szCs w:val="28"/>
-        </w:rPr>
-      </w:pPr>
-      <w:r>
-        <w:rPr>
-          <w:sz w:val="28"/>
-          <w:szCs w:val="28"/>
-        </w:rPr>
-        <w:t>[Тут вставити скріншот головного вікна FurMark]</w:t>
-      </w:r>
+        <w:t xml:space="preserve">FurMark – це інтенсивний стрес-тест для відеокарт, який використовує графічний інтерфейс OpenGL або Vulkan для максимального навантаження </w:t>
+      </w:r>
+      <w:r>
+        <w:rPr>
+          <w:sz w:val="28"/>
+          <w:szCs w:val="28"/>
+        </w:rPr>
+        <w:lastRenderedPageBreak/>
+        <w:t>графічного процесора. Програма дозволяє перевірити стабільність відеокарти та ефективність її системи охолодження під екстремальним навантаженням. Програму завантажено з офіційного сайту geeks3d.com та встановлено.</w:t>
+      </w:r>
+      <w:bookmarkStart w:id="0" w:name="_GoBack"/>
+      <w:bookmarkEnd w:id="0"/>
     </w:p>
     <w:p>
       <w:pPr>
@@ -3827,11 +3652,10 @@
           <w:szCs w:val="28"/>
           <w:lang w:val="ru-RU"/>
         </w:rPr>
-        <w:lastRenderedPageBreak/>
         <w:drawing>
-          <wp:inline distT="0" distB="0" distL="0" distR="0" wp14:anchorId="53756FA9" wp14:editId="4CCA3859">
-            <wp:extent cx="6299835" cy="8618855"/>
-            <wp:effectExtent l="0" t="0" r="5715" b="0"/>
+          <wp:inline distT="0" distB="0" distL="0" distR="0" wp14:anchorId="53756FA9" wp14:editId="09B7E538">
+            <wp:extent cx="4358723" cy="5963204"/>
+            <wp:effectExtent l="0" t="0" r="3810" b="0"/>
             <wp:docPr id="9" name="Рисунок 9"/>
             <wp:cNvGraphicFramePr>
               <a:graphicFrameLocks xmlns:a="http://schemas.openxmlformats.org/drawingml/2006/main" noChangeAspect="1"/>
@@ -3852,7 +3676,7 @@
                   <pic:spPr>
                     <a:xfrm>
                       <a:off x="0" y="0"/>
-                      <a:ext cx="6299835" cy="8618855"/>
+                      <a:ext cx="4364742" cy="5971439"/>
                     </a:xfrm>
                     <a:prstGeom prst="rect">
                       <a:avLst/>
@@ -3943,7 +3767,6 @@
           <w:sz w:val="28"/>
           <w:szCs w:val="28"/>
         </w:rPr>
-        <w:lastRenderedPageBreak/>
         <w:t>1. У головному вікні програми відображається інформація про встановлену відеокарту: назва моделі, обсяг відеопам'яті, версія драйвера.</w:t>
       </w:r>
     </w:p>
@@ -4000,6 +3823,7 @@
           <w:szCs w:val="28"/>
           <w:lang w:val="ru-RU"/>
         </w:rPr>
+        <w:lastRenderedPageBreak/>
         <w:drawing>
           <wp:inline distT="0" distB="0" distL="0" distR="0" wp14:anchorId="58FA80EB" wp14:editId="1D3095EF">
             <wp:extent cx="5591955" cy="7687748"/>
@@ -4095,7 +3919,6 @@
           <w:sz w:val="28"/>
           <w:szCs w:val="28"/>
         </w:rPr>
-        <w:lastRenderedPageBreak/>
         <w:t>3. Зафіксувати початкову температуру відеокарти, яка відображається в головному вікні.</w:t>
       </w:r>
     </w:p>
@@ -4150,6 +3973,7 @@
           <w:sz w:val="28"/>
           <w:szCs w:val="28"/>
         </w:rPr>
+        <w:lastRenderedPageBreak/>
         <w:t>1. У розділі «Resolution» обрати роздільну здатність тестування. Рекомендується використовувати поточну роздільну здатність екрана або 1920×1080.</w:t>
       </w:r>
     </w:p>
@@ -4341,7 +4165,6 @@
           <w:sz w:val="28"/>
           <w:szCs w:val="28"/>
         </w:rPr>
-        <w:lastRenderedPageBreak/>
         <w:t>Крок 3.4. Запуск стрес</w:t>
       </w:r>
       <w:r>
@@ -4396,6 +4219,7 @@
           <w:sz w:val="28"/>
           <w:szCs w:val="28"/>
         </w:rPr>
+        <w:lastRenderedPageBreak/>
         <w:t>2. Підтвердити попередження про ризики (програма попереджає, що інтенсивне тестування може пошкодити несправне обладнання).</w:t>
       </w:r>
     </w:p>
@@ -4714,7 +4538,6 @@
           <w:sz w:val="28"/>
           <w:szCs w:val="28"/>
         </w:rPr>
-        <w:lastRenderedPageBreak/>
         <w:t>3. Прислухатися до роботи системи охолодження відеокарти — вентилятори мають збільшити оберти для відведення тепла.</w:t>
       </w:r>
     </w:p>
@@ -4735,6 +4558,7 @@
           <w:sz w:val="28"/>
           <w:szCs w:val="28"/>
         </w:rPr>
+        <w:lastRenderedPageBreak/>
         <w:t>4. Натиснути клавішу Escape або закрити вікно тестування для завершення тесту.</w:t>
       </w:r>
     </w:p>
@@ -10919,7 +10743,7 @@
 </file>
 
 <file path=customXml/itemProps2.xml><?xml version="1.0" encoding="utf-8"?>
-<ds:datastoreItem xmlns:ds="http://schemas.openxmlformats.org/officeDocument/2006/customXml" ds:itemID="{B4DFADC1-07E2-482D-9412-11A2F52C61CE}">
+<ds:datastoreItem xmlns:ds="http://schemas.openxmlformats.org/officeDocument/2006/customXml" ds:itemID="{40265A92-DEB9-43A7-AF8B-CCE1BA5EEF3C}">
   <ds:schemaRefs>
     <ds:schemaRef ds:uri="http://schemas.openxmlformats.org/officeDocument/2006/bibliography"/>
   </ds:schemaRefs>

--- a/Адміністрування обчислювальних комплексів Зроблені ЛР/Лабораторна робота 14 - Матакова А.В. - 409а - Адміністрування обчислювальних комплексів.docx
+++ b/Адміністрування обчислювальних комплексів Зроблені ЛР/Лабораторна робота 14 - Матакова А.В. - 409а - Адміністрування обчислювальних комплексів.docx
@@ -3630,8 +3630,6 @@
         <w:lastRenderedPageBreak/>
         <w:t>графічного процесора. Програма дозволяє перевірити стабільність відеокарти та ефективність її системи охолодження під екстремальним навантаженням. Програму завантажено з офіційного сайту geeks3d.com та встановлено.</w:t>
       </w:r>
-      <w:bookmarkStart w:id="0" w:name="_GoBack"/>
-      <w:bookmarkEnd w:id="0"/>
     </w:p>
     <w:p>
       <w:pPr>
@@ -3747,7 +3745,15 @@
           <w:sz w:val="28"/>
           <w:szCs w:val="28"/>
         </w:rPr>
-        <w:t>Крок 3.2. Перегляд інформації про відеокарту</w:t>
+        <w:t xml:space="preserve">У полі «Graphics Test» обрано тест FurMark (GL), що використовує OpenGL, у полі «Resolution» – роздільну здатність 1920×1080 (FHD), у полі «Vulkan GPUs» – дискретну відеокарту NVIDIA GeForce GTX 1650. Нижче розташовані параметри «Fullscreen» (повноекранний режим), «Display OSI» (виведення показників під час тесту), «Benchmark» (режим вимірювання продуктивності) та «Artifact scanner» (пошук артефактів зображення), а також кнопки допоміжних утиліт GPU Shark, </w:t>
+      </w:r>
+      <w:r>
+        <w:rPr>
+          <w:sz w:val="28"/>
+          <w:szCs w:val="28"/>
+        </w:rPr>
+        <w:lastRenderedPageBreak/>
+        <w:t>GPU-Z та CPU Burner. Праворуч розташовані кнопка «RUN TEST» для запуску стрес-тесту та кнопки готових наборів бенчмарка для різних роздільних здатностей. Набори для 2560×1440, 3440×1440 і 3840×2160 недоступні, оскільки перевищують роздільну здатність екрана ноутбука.</w:t>
       </w:r>
     </w:p>
     <w:p>
@@ -3767,7 +3773,7 @@
           <w:sz w:val="28"/>
           <w:szCs w:val="28"/>
         </w:rPr>
-        <w:t>1. У головному вікні програми відображається інформація про встановлену відеокарту: назва моделі, обсяг відеопам'яті, версія драйвера.</w:t>
+        <w:t>У нижній частині вікна відображається моніторинг обох відеоадаптерів ноутбука. До початку тесту температура NVIDIA GeForce GTX 1650 становила 48°C при завантаженні 2 % і споживанні 17 W, а вбудованого AMD Radeon Graphics – 45 °C при завантаженні 4 %. На графіку видно, що температура GTX 1650 стабільно трималася на рівні 48 °C, а завантаження – близько нуля, за винятком короткого сплеску приблизно до 35 %.</w:t>
       </w:r>
     </w:p>
     <w:p>
@@ -3787,21 +3793,23 @@
           <w:sz w:val="28"/>
           <w:szCs w:val="28"/>
         </w:rPr>
-        <w:t>2. Для детальнішої інформації натиснути кнопку «GPU</w:t>
-      </w:r>
-      <w:r>
-        <w:rPr>
-          <w:sz w:val="28"/>
-          <w:szCs w:val="28"/>
-        </w:rPr>
-        <w:t>–</w:t>
-      </w:r>
-      <w:r>
-        <w:rPr>
-          <w:sz w:val="28"/>
-          <w:szCs w:val="28"/>
-        </w:rPr>
-        <w:t>Z» (якщо встановлено) або записати основні характеристики з головного вікна.</w:t>
+        <w:t xml:space="preserve">Детальні характеристики відеоадаптера отримано за допомогою </w:t>
+      </w:r>
+      <w:r>
+        <w:rPr>
+          <w:sz w:val="28"/>
+          <w:szCs w:val="28"/>
+        </w:rPr>
+        <w:t>утиліти GPU-Z версії 2.68.0, що</w:t>
+      </w:r>
+      <w:bookmarkStart w:id="0" w:name="_GoBack"/>
+      <w:bookmarkEnd w:id="0"/>
+      <w:r>
+        <w:rPr>
+          <w:sz w:val="28"/>
+          <w:szCs w:val="28"/>
+        </w:rPr>
+        <w:t xml:space="preserve"> запускається кнопкою «GPU-Z» у головному вікні FurMark.</w:t>
       </w:r>
     </w:p>
     <w:p>
@@ -10743,7 +10751,7 @@
 </file>
 
 <file path=customXml/itemProps2.xml><?xml version="1.0" encoding="utf-8"?>
-<ds:datastoreItem xmlns:ds="http://schemas.openxmlformats.org/officeDocument/2006/customXml" ds:itemID="{40265A92-DEB9-43A7-AF8B-CCE1BA5EEF3C}">
+<ds:datastoreItem xmlns:ds="http://schemas.openxmlformats.org/officeDocument/2006/customXml" ds:itemID="{A515326C-0B7A-439F-8350-3EE414206B3B}">
   <ds:schemaRefs>
     <ds:schemaRef ds:uri="http://schemas.openxmlformats.org/officeDocument/2006/bibliography"/>
   </ds:schemaRefs>

--- a/Адміністрування обчислювальних комплексів Зроблені ЛР/Лабораторна робота 14 - Матакова А.В. - 409а - Адміністрування обчислювальних комплексів.docx
+++ b/Адміністрування обчислювальних комплексів Зроблені ЛР/Лабораторна робота 14 - Матакова А.В. - 409а - Адміністрування обчислювальних комплексів.docx
@@ -3802,8 +3802,6 @@
         </w:rPr>
         <w:t>утиліти GPU-Z версії 2.68.0, що</w:t>
       </w:r>
-      <w:bookmarkStart w:id="0" w:name="_GoBack"/>
-      <w:bookmarkEnd w:id="0"/>
       <w:r>
         <w:rPr>
           <w:sz w:val="28"/>
@@ -3831,11 +3829,10 @@
           <w:szCs w:val="28"/>
           <w:lang w:val="ru-RU"/>
         </w:rPr>
-        <w:lastRenderedPageBreak/>
         <w:drawing>
-          <wp:inline distT="0" distB="0" distL="0" distR="0" wp14:anchorId="58FA80EB" wp14:editId="1D3095EF">
-            <wp:extent cx="5591955" cy="7687748"/>
-            <wp:effectExtent l="0" t="0" r="8890" b="8890"/>
+          <wp:inline distT="0" distB="0" distL="0" distR="0" wp14:anchorId="58FA80EB" wp14:editId="4512C18D">
+            <wp:extent cx="3353909" cy="4610911"/>
+            <wp:effectExtent l="0" t="0" r="0" b="0"/>
             <wp:docPr id="10" name="Рисунок 10"/>
             <wp:cNvGraphicFramePr>
               <a:graphicFrameLocks xmlns:a="http://schemas.openxmlformats.org/drawingml/2006/main" noChangeAspect="1"/>
@@ -3856,7 +3853,7 @@
                   <pic:spPr>
                     <a:xfrm>
                       <a:off x="0" y="0"/>
-                      <a:ext cx="5591955" cy="7687748"/>
+                      <a:ext cx="3395949" cy="4668707"/>
                     </a:xfrm>
                     <a:prstGeom prst="rect">
                       <a:avLst/>
@@ -3927,7 +3924,15 @@
           <w:sz w:val="28"/>
           <w:szCs w:val="28"/>
         </w:rPr>
-        <w:t>3. Зафіксувати початкову температуру відеокарти, яка відображається в головному вікні.</w:t>
+        <w:t xml:space="preserve">На вкладці «Graphics Card» відображено характеристики вбудованого графічного процесора AMD Radeon Graphics з ядром Cezanne ревізії C6. Він </w:t>
+      </w:r>
+      <w:r>
+        <w:rPr>
+          <w:sz w:val="28"/>
+          <w:szCs w:val="28"/>
+        </w:rPr>
+        <w:lastRenderedPageBreak/>
+        <w:t>виготовлений за технологічним процесом 7 нм, має площу кристала 180 мм² та 10700 млн транзисторів і випущений 12 січня 2021 року. Графічний процесор має 448 уніфікованих шейдерних процесорів, 8 блоків растеризації (ROPs) і 28 текстурних блоків (TMUs). Його продуктивність становить 14,4 GPixel/s за заповненням пікселями та 50,4 GTexel/s за заповненням текстурами.</w:t>
       </w:r>
     </w:p>
     <w:p>
@@ -3947,21 +3952,7 @@
           <w:sz w:val="28"/>
           <w:szCs w:val="28"/>
         </w:rPr>
-        <w:t>Крок 3.3. Налаштування параметрів стрес</w:t>
-      </w:r>
-      <w:r>
-        <w:rPr>
-          <w:sz w:val="28"/>
-          <w:szCs w:val="28"/>
-        </w:rPr>
-        <w:t>–</w:t>
-      </w:r>
-      <w:r>
-        <w:rPr>
-          <w:sz w:val="28"/>
-          <w:szCs w:val="28"/>
-        </w:rPr>
-        <w:t>тесту</w:t>
+        <w:t>Як відеопам’ять використовується 512 МБ оперативної пам’яті DDR4 із шиною 128 біт і пропускною здатністю 51,2 GB/s. Частота графічного процесора становить 1800 MHz, пам’яті – 1600 MHz. Підключення здійснюється через шину PCIe x16 3.0. Підтримуються DirectX 12 (рівень 12_1), OpenCL, DirectCompute, DirectML, Vulkan та OpenGL 4.6, а CUDA, апаратне трасування променів (Ray Tracing) і PhysX не підтримуються. Технології AMD CrossFire та Resizable BAR вимкнені.</w:t>
       </w:r>
     </w:p>
     <w:p>
@@ -3981,9 +3972,10 @@
           <w:sz w:val="28"/>
           <w:szCs w:val="28"/>
         </w:rPr>
-        <w:lastRenderedPageBreak/>
-        <w:t>1. У розділі «Resolution» обрати роздільну здатність тестування. Рекомендується використовувати поточну роздільну здатність екрана або 1920×1080.</w:t>
-      </w:r>
+        <w:t>Встановлено драйвер версії 31.0.12044.3 (Adrenalin 22.20.44) від 25 жовтня 2022 року з цифровим підписом WHQL. Драйвер є застарілим.</w:t>
+      </w:r>
+      <w:bookmarkStart w:id="0" w:name="_GoBack"/>
+      <w:bookmarkEnd w:id="0"/>
     </w:p>
     <w:p>
       <w:pPr>
@@ -4002,47 +3994,7 @@
           <w:sz w:val="28"/>
           <w:szCs w:val="28"/>
         </w:rPr>
-        <w:t>2. Увімкнути опцію «Fullscreen» для тестування у повноекранному режимі (рекомендовано).</w:t>
-      </w:r>
-    </w:p>
-    <w:p>
-      <w:pPr>
-        <w:spacing w:line="360" w:lineRule="auto"/>
-        <w:ind w:leftChars="0" w:firstLineChars="251" w:firstLine="703"/>
-        <w:contextualSpacing/>
-        <w:jc w:val="both"/>
-        <w:outlineLvl w:val="9"/>
-        <w:rPr>
-          <w:sz w:val="28"/>
-          <w:szCs w:val="28"/>
-        </w:rPr>
-      </w:pPr>
-      <w:r>
-        <w:rPr>
-          <w:sz w:val="28"/>
-          <w:szCs w:val="28"/>
-        </w:rPr>
-        <w:t>3. Встановити галочку «GPU temperature alarm» та вказати порогову температуру (наприклад, 90°C) для попередження про критичний перегрів.</w:t>
-      </w:r>
-    </w:p>
-    <w:p>
-      <w:pPr>
-        <w:spacing w:line="360" w:lineRule="auto"/>
-        <w:ind w:leftChars="0" w:firstLineChars="251" w:firstLine="703"/>
-        <w:contextualSpacing/>
-        <w:jc w:val="both"/>
-        <w:outlineLvl w:val="9"/>
-        <w:rPr>
-          <w:sz w:val="28"/>
-          <w:szCs w:val="28"/>
-        </w:rPr>
-      </w:pPr>
-      <w:r>
-        <w:rPr>
-          <w:sz w:val="28"/>
-          <w:szCs w:val="28"/>
-        </w:rPr>
-        <w:t>[Тут вставити скріншот налаштувань тесту]</w:t>
+        <w:t>Параметри стрес-тесту відеокарти наведено на рисунку 14. Обрано тест FurMark (GL), роздільну здатність 1920×1080 (FHD) та відеокарту NVIDIA GeForce GTX 1650. Увімкнено повноекранний режим (Fullscreen), який забезпечує максимальне навантаження, та виведення показників моніторингу під час тесту (Display OSI). Режими «Benchmark» і «Artifact scanner» не використовувалися. Перед запуском температура обох відеоадаптерів становила 50 °C, завантаження GTX 1650 – 2 % при споживанні 4 W, вбудованого графічного процесора – 3 %.</w:t>
       </w:r>
     </w:p>
     <w:p>
@@ -4064,10 +4016,11 @@
           <w:szCs w:val="28"/>
           <w:lang w:val="ru-RU"/>
         </w:rPr>
+        <w:lastRenderedPageBreak/>
         <w:drawing>
-          <wp:inline distT="0" distB="0" distL="0" distR="0" wp14:anchorId="35FB97AE" wp14:editId="0FF6B0D3">
-            <wp:extent cx="5715798" cy="5477639"/>
-            <wp:effectExtent l="0" t="0" r="0" b="8890"/>
+          <wp:inline distT="0" distB="0" distL="0" distR="0" wp14:anchorId="35FB97AE" wp14:editId="582B984C">
+            <wp:extent cx="3491807" cy="3346315"/>
+            <wp:effectExtent l="0" t="0" r="0" b="6985"/>
             <wp:docPr id="11" name="Рисунок 11"/>
             <wp:cNvGraphicFramePr>
               <a:graphicFrameLocks xmlns:a="http://schemas.openxmlformats.org/drawingml/2006/main" noChangeAspect="1"/>
@@ -4088,7 +4041,7 @@
                   <pic:spPr>
                     <a:xfrm>
                       <a:off x="0" y="0"/>
-                      <a:ext cx="5715798" cy="5477639"/>
+                      <a:ext cx="3502502" cy="3356564"/>
                     </a:xfrm>
                     <a:prstGeom prst="rect">
                       <a:avLst/>
@@ -4227,7 +4180,6 @@
           <w:sz w:val="28"/>
           <w:szCs w:val="28"/>
         </w:rPr>
-        <w:lastRenderedPageBreak/>
         <w:t>2. Підтвердити попередження про ризики (програма попереджає, що інтенсивне тестування може пошкодити несправне обладнання).</w:t>
       </w:r>
     </w:p>
@@ -4324,6 +4276,7 @@
           <w:szCs w:val="28"/>
           <w:lang w:val="ru-RU"/>
         </w:rPr>
+        <w:lastRenderedPageBreak/>
         <w:drawing>
           <wp:inline distT="0" distB="0" distL="0" distR="0" wp14:anchorId="39853428" wp14:editId="0D339C85">
             <wp:extent cx="6299835" cy="3542030"/>
@@ -4566,7 +4519,6 @@
           <w:sz w:val="28"/>
           <w:szCs w:val="28"/>
         </w:rPr>
-        <w:lastRenderedPageBreak/>
         <w:t>4. Натиснути клавішу Escape або закрити вікно тестування для завершення тесту.</w:t>
       </w:r>
     </w:p>
@@ -4702,6 +4654,7 @@
           <w:sz w:val="28"/>
           <w:szCs w:val="28"/>
         </w:rPr>
+        <w:lastRenderedPageBreak/>
         <w:t>• Температура до 80°C — система охолодження працює добре;</w:t>
       </w:r>
     </w:p>
@@ -10751,7 +10704,7 @@
 </file>
 
 <file path=customXml/itemProps2.xml><?xml version="1.0" encoding="utf-8"?>
-<ds:datastoreItem xmlns:ds="http://schemas.openxmlformats.org/officeDocument/2006/customXml" ds:itemID="{A515326C-0B7A-439F-8350-3EE414206B3B}">
+<ds:datastoreItem xmlns:ds="http://schemas.openxmlformats.org/officeDocument/2006/customXml" ds:itemID="{E98E2AFA-0C17-4573-A027-AA2931C3F2E9}">
   <ds:schemaRefs>
     <ds:schemaRef ds:uri="http://schemas.openxmlformats.org/officeDocument/2006/bibliography"/>
   </ds:schemaRefs>

--- a/Адміністрування обчислювальних комплексів Зроблені ЛР/Лабораторна робота 14 - Матакова А.В. - 409а - Адміністрування обчислювальних комплексів.docx
+++ b/Адміністрування обчислювальних комплексів Зроблені ЛР/Лабораторна робота 14 - Матакова А.В. - 409а - Адміністрування обчислювальних комплексів.docx
@@ -3958,48 +3958,6 @@
     <w:p>
       <w:pPr>
         <w:spacing w:line="360" w:lineRule="auto"/>
-        <w:ind w:leftChars="0" w:firstLineChars="251" w:firstLine="703"/>
-        <w:contextualSpacing/>
-        <w:jc w:val="both"/>
-        <w:outlineLvl w:val="9"/>
-        <w:rPr>
-          <w:sz w:val="28"/>
-          <w:szCs w:val="28"/>
-        </w:rPr>
-      </w:pPr>
-      <w:r>
-        <w:rPr>
-          <w:sz w:val="28"/>
-          <w:szCs w:val="28"/>
-        </w:rPr>
-        <w:t>Встановлено драйвер версії 31.0.12044.3 (Adrenalin 22.20.44) від 25 жовтня 2022 року з цифровим підписом WHQL. Драйвер є застарілим.</w:t>
-      </w:r>
-      <w:bookmarkStart w:id="0" w:name="_GoBack"/>
-      <w:bookmarkEnd w:id="0"/>
-    </w:p>
-    <w:p>
-      <w:pPr>
-        <w:spacing w:line="360" w:lineRule="auto"/>
-        <w:ind w:leftChars="0" w:firstLineChars="251" w:firstLine="703"/>
-        <w:contextualSpacing/>
-        <w:jc w:val="both"/>
-        <w:outlineLvl w:val="9"/>
-        <w:rPr>
-          <w:sz w:val="28"/>
-          <w:szCs w:val="28"/>
-        </w:rPr>
-      </w:pPr>
-      <w:r>
-        <w:rPr>
-          <w:sz w:val="28"/>
-          <w:szCs w:val="28"/>
-        </w:rPr>
-        <w:t>Параметри стрес-тесту відеокарти наведено на рисунку 14. Обрано тест FurMark (GL), роздільну здатність 1920×1080 (FHD) та відеокарту NVIDIA GeForce GTX 1650. Увімкнено повноекранний режим (Fullscreen), який забезпечує максимальне навантаження, та виведення показників моніторингу під час тесту (Display OSI). Режими «Benchmark» і «Artifact scanner» не використовувалися. Перед запуском температура обох відеоадаптерів становила 50 °C, завантаження GTX 1650 – 2 % при споживанні 4 W, вбудованого графічного процесора – 3 %.</w:t>
-      </w:r>
-    </w:p>
-    <w:p>
-      <w:pPr>
-        <w:spacing w:line="360" w:lineRule="auto"/>
         <w:ind w:leftChars="0" w:firstLineChars="0" w:firstLine="1"/>
         <w:contextualSpacing/>
         <w:jc w:val="center"/>
@@ -4016,9 +3974,8 @@
           <w:szCs w:val="28"/>
           <w:lang w:val="ru-RU"/>
         </w:rPr>
-        <w:lastRenderedPageBreak/>
         <w:drawing>
-          <wp:inline distT="0" distB="0" distL="0" distR="0" wp14:anchorId="35FB97AE" wp14:editId="582B984C">
+          <wp:inline distT="0" distB="0" distL="0" distR="0" wp14:anchorId="76A50909" wp14:editId="34589961">
             <wp:extent cx="3491807" cy="3346315"/>
             <wp:effectExtent l="0" t="0" r="0" b="6985"/>
             <wp:docPr id="11" name="Рисунок 11"/>
@@ -4126,21 +4083,7 @@
           <w:sz w:val="28"/>
           <w:szCs w:val="28"/>
         </w:rPr>
-        <w:t>Крок 3.4. Запуск стрес</w:t>
-      </w:r>
-      <w:r>
-        <w:rPr>
-          <w:sz w:val="28"/>
-          <w:szCs w:val="28"/>
-        </w:rPr>
-        <w:t>–</w:t>
-      </w:r>
-      <w:r>
-        <w:rPr>
-          <w:sz w:val="28"/>
-          <w:szCs w:val="28"/>
-        </w:rPr>
-        <w:t>тесту відеокарти</w:t>
+        <w:t>Встановлено драйвер версії 31.0.12044.3 (Adrenalin 22.20.44) від 25 жовтня 2022 року з цифровим підписом WHQL. Драйвер є застарілим.</w:t>
       </w:r>
     </w:p>
     <w:p>
@@ -4160,7 +4103,15 @@
           <w:sz w:val="28"/>
           <w:szCs w:val="28"/>
         </w:rPr>
-        <w:t>1. Натиснути кнопку «GPU stress test» для запуску тестування.</w:t>
+        <w:t xml:space="preserve">Параметри стрес-тесту відеокарти наведено на рисунку. Обрано тест FurMark (GL), роздільну здатність 1920×1080 (FHD) та відеокарту NVIDIA GeForce GTX 1650. Увімкнено повноекранний режим (Fullscreen), який забезпечує максимальне навантаження, та виведення показників моніторингу під час тесту (Display OSI). </w:t>
+      </w:r>
+      <w:r>
+        <w:rPr>
+          <w:sz w:val="28"/>
+          <w:szCs w:val="28"/>
+        </w:rPr>
+        <w:lastRenderedPageBreak/>
+        <w:t>Режими «Benchmark» і «Artifact scanner» не використовувалися. Перед запуском температура обох відеоадаптерів становила 50 °C, завантаження GTX 1650 – 2 % при споживанні 4 W, вбудованого графічного процесора – 3 %.</w:t>
       </w:r>
     </w:p>
     <w:p>
@@ -4180,81 +4131,7 @@
           <w:sz w:val="28"/>
           <w:szCs w:val="28"/>
         </w:rPr>
-        <w:t>2. Підтвердити попередження про ризики (програма попереджає, що інтенсивне тестування може пошкодити несправне обладнання).</w:t>
-      </w:r>
-    </w:p>
-    <w:p>
-      <w:pPr>
-        <w:spacing w:line="360" w:lineRule="auto"/>
-        <w:ind w:leftChars="0" w:firstLineChars="251" w:firstLine="703"/>
-        <w:contextualSpacing/>
-        <w:jc w:val="both"/>
-        <w:outlineLvl w:val="9"/>
-        <w:rPr>
-          <w:sz w:val="28"/>
-          <w:szCs w:val="28"/>
-        </w:rPr>
-      </w:pPr>
-      <w:r>
-        <w:rPr>
-          <w:sz w:val="28"/>
-          <w:szCs w:val="28"/>
-        </w:rPr>
-        <w:t>3. Після запуску на екрані з'явиться анімований «пухнастий бублик» (fur donut) — це тестовий об'єкт, який створює максимальне навантаження на GPU.</w:t>
-      </w:r>
-    </w:p>
-    <w:p>
-      <w:pPr>
-        <w:spacing w:line="360" w:lineRule="auto"/>
-        <w:ind w:leftChars="0" w:firstLineChars="251" w:firstLine="703"/>
-        <w:contextualSpacing/>
-        <w:jc w:val="both"/>
-        <w:outlineLvl w:val="9"/>
-        <w:rPr>
-          <w:sz w:val="28"/>
-          <w:szCs w:val="28"/>
-        </w:rPr>
-      </w:pPr>
-      <w:r>
-        <w:rPr>
-          <w:sz w:val="28"/>
-          <w:szCs w:val="28"/>
-        </w:rPr>
-        <w:t>4. У верхньому лівому куті вікна тестування відображається поточна температура GPU та показник FPS.</w:t>
-      </w:r>
-    </w:p>
-    <w:p>
-      <w:pPr>
-        <w:spacing w:line="360" w:lineRule="auto"/>
-        <w:ind w:leftChars="0" w:firstLineChars="251" w:firstLine="703"/>
-        <w:contextualSpacing/>
-        <w:jc w:val="both"/>
-        <w:outlineLvl w:val="9"/>
-        <w:rPr>
-          <w:sz w:val="28"/>
-          <w:szCs w:val="28"/>
-        </w:rPr>
-      </w:pPr>
-      <w:r>
-        <w:rPr>
-          <w:sz w:val="28"/>
-          <w:szCs w:val="28"/>
-        </w:rPr>
-        <w:t>[Тут вставити скріншот стрес</w:t>
-      </w:r>
-      <w:r>
-        <w:rPr>
-          <w:sz w:val="28"/>
-          <w:szCs w:val="28"/>
-        </w:rPr>
-        <w:t>–</w:t>
-      </w:r>
-      <w:r>
-        <w:rPr>
-          <w:sz w:val="28"/>
-          <w:szCs w:val="28"/>
-        </w:rPr>
-        <w:t>тесту під час роботи]</w:t>
+        <w:t>Тест запущено кнопкою «RUN TEST». На екрані з’являється анімований «хутряний» об’єкт, рендеринг якого створює максимальне навантаження на графічний процесор.</w:t>
       </w:r>
     </w:p>
     <w:p>
@@ -4276,11 +4153,10 @@
           <w:szCs w:val="28"/>
           <w:lang w:val="ru-RU"/>
         </w:rPr>
-        <w:lastRenderedPageBreak/>
         <w:drawing>
-          <wp:inline distT="0" distB="0" distL="0" distR="0" wp14:anchorId="39853428" wp14:editId="0D339C85">
-            <wp:extent cx="6299835" cy="3542030"/>
-            <wp:effectExtent l="0" t="0" r="5715" b="1270"/>
+          <wp:inline distT="0" distB="0" distL="0" distR="0" wp14:anchorId="39853428" wp14:editId="4C3DE46A">
+            <wp:extent cx="5239512" cy="2945872"/>
+            <wp:effectExtent l="0" t="0" r="0" b="6985"/>
             <wp:docPr id="12" name="Рисунок 12"/>
             <wp:cNvGraphicFramePr>
               <a:graphicFrameLocks xmlns:a="http://schemas.openxmlformats.org/drawingml/2006/main" noChangeAspect="1"/>
@@ -4301,7 +4177,7 @@
                   <pic:spPr>
                     <a:xfrm>
                       <a:off x="0" y="0"/>
-                      <a:ext cx="6299835" cy="3542030"/>
+                      <a:ext cx="5263864" cy="2959563"/>
                     </a:xfrm>
                     <a:prstGeom prst="rect">
                       <a:avLst/>
@@ -4379,7 +4255,7 @@
           <w:sz w:val="28"/>
           <w:szCs w:val="28"/>
         </w:rPr>
-        <w:t>Крок 3.5. Моніторинг температури та стабільності</w:t>
+        <w:t>У лівій верхній панелі «Demo monitor» видно, що тест FurMark (GL) версії 2.10.2.0 працює з роздільною здатністю 1920×1080 без згладжування (AA: Off) через OpenGL 3.2 з драйвером NVIDIA 581.83. За 6 хвилин 35 секунд виведено 16714 кадрів. Поточна частота кадрів становить 42 FPS (мінімальна – 36, максимальна – 44, середня – 42 FPS) при часі кадру 24,042 ms.</w:t>
       </w:r>
     </w:p>
     <w:p>
@@ -4399,7 +4275,7 @@
           <w:sz w:val="28"/>
           <w:szCs w:val="28"/>
         </w:rPr>
-        <w:t>1. Продовжувати тестування протягом 5–10 хвилин для отримання достовірних результатів.</w:t>
+        <w:t>Під час тесту завантаження NVIDIA GeForce GTX 1650 становило 100 %, використання відеопам’яті – 9 % (361 MB), частота ядра – 1230 MHz, пам’яті – 1500 MHz (12,0 Gbps), споживана потужність – 49 W. Температура графічного процесора становила 62 °C, у найгарячішій точці (hotspot) – 71 °C. Вбудований графічний процесор AMD Radeon Graphics був завантажений лише на 6 %, але його температура зросла до 64 °C, оскільки він розташований у корпусі процесора, який нагрівається від спільної з дискретною відеокартою системи охолодження.</w:t>
       </w:r>
     </w:p>
     <w:p>
@@ -4419,7 +4295,8 @@
           <w:sz w:val="28"/>
           <w:szCs w:val="28"/>
         </w:rPr>
-        <w:t>2. Спостерігати за такими параметрами:</w:t>
+        <w:lastRenderedPageBreak/>
+        <w:t>На графіку GPU 0 (NVIDIA GeForce GTX 1650) видно, що одразу після запуску тесту завантаження зросло до 100 %, а температура швидко вийшла на рівень близько 61 °C (hotspot – близько 70,5 °C) і далі не зростала. На графіку GPU 1 (AMD Radeon Graphics) температура трималася на рівні близько 54 °C з незначними коливаннями. Під час тестування частота кадрів залишалася стабільною, артефактів зображення (смуг, пікселізації, мерехтіння) не виявлено, а вентилятори системи охолодження збільшили оберти.</w:t>
       </w:r>
     </w:p>
     <w:p>
@@ -4439,7 +4316,7 @@
           <w:sz w:val="28"/>
           <w:szCs w:val="28"/>
         </w:rPr>
-        <w:t>• GPU Temperature — температура графічного процесора;</w:t>
+        <w:t>Для оцінки результатів використано такі критерії: температура до 80 °C означає, що система охолодження працює добре, 80–90 °C – що вона працює на межі, понад 90 °C – що вона не справляється, а артефакти або аварійне вимкнення свідчать про можливі апаратні проблеми відеокарти.</w:t>
       </w:r>
     </w:p>
     <w:p>
@@ -4459,263 +4336,7 @@
           <w:sz w:val="28"/>
           <w:szCs w:val="28"/>
         </w:rPr>
-        <w:t>• FPS — кількість кадрів за секунду (стабільність показника);</w:t>
-      </w:r>
-    </w:p>
-    <w:p>
-      <w:pPr>
-        <w:spacing w:line="360" w:lineRule="auto"/>
-        <w:ind w:leftChars="0" w:firstLineChars="251" w:firstLine="703"/>
-        <w:contextualSpacing/>
-        <w:jc w:val="both"/>
-        <w:outlineLvl w:val="9"/>
-        <w:rPr>
-          <w:sz w:val="28"/>
-          <w:szCs w:val="28"/>
-        </w:rPr>
-      </w:pPr>
-      <w:r>
-        <w:rPr>
-          <w:sz w:val="28"/>
-          <w:szCs w:val="28"/>
-        </w:rPr>
-        <w:t>• Відсутність артефактів зображення (смуги, пікселізація, мерехтіння).</w:t>
-      </w:r>
-    </w:p>
-    <w:p>
-      <w:pPr>
-        <w:spacing w:line="360" w:lineRule="auto"/>
-        <w:ind w:leftChars="0" w:firstLineChars="251" w:firstLine="703"/>
-        <w:contextualSpacing/>
-        <w:jc w:val="both"/>
-        <w:outlineLvl w:val="9"/>
-        <w:rPr>
-          <w:sz w:val="28"/>
-          <w:szCs w:val="28"/>
-        </w:rPr>
-      </w:pPr>
-      <w:r>
-        <w:rPr>
-          <w:sz w:val="28"/>
-          <w:szCs w:val="28"/>
-        </w:rPr>
-        <w:t>3. Прислухатися до роботи системи охолодження відеокарти — вентилятори мають збільшити оберти для відведення тепла.</w:t>
-      </w:r>
-    </w:p>
-    <w:p>
-      <w:pPr>
-        <w:spacing w:line="360" w:lineRule="auto"/>
-        <w:ind w:leftChars="0" w:firstLineChars="251" w:firstLine="703"/>
-        <w:contextualSpacing/>
-        <w:jc w:val="both"/>
-        <w:outlineLvl w:val="9"/>
-        <w:rPr>
-          <w:sz w:val="28"/>
-          <w:szCs w:val="28"/>
-        </w:rPr>
-      </w:pPr>
-      <w:r>
-        <w:rPr>
-          <w:sz w:val="28"/>
-          <w:szCs w:val="28"/>
-        </w:rPr>
-        <w:t>4. Натиснути клавішу Escape або закрити вікно тестування для завершення тесту.</w:t>
-      </w:r>
-    </w:p>
-    <w:p>
-      <w:pPr>
-        <w:spacing w:line="360" w:lineRule="auto"/>
-        <w:ind w:leftChars="0" w:firstLineChars="251" w:firstLine="703"/>
-        <w:contextualSpacing/>
-        <w:jc w:val="both"/>
-        <w:outlineLvl w:val="9"/>
-        <w:rPr>
-          <w:sz w:val="28"/>
-          <w:szCs w:val="28"/>
-        </w:rPr>
-      </w:pPr>
-      <w:r>
-        <w:rPr>
-          <w:sz w:val="28"/>
-          <w:szCs w:val="28"/>
-        </w:rPr>
-        <w:t>[Тут вставити скріншот з максимальними показниками температури під час тесту]</w:t>
-      </w:r>
-    </w:p>
-    <w:p>
-      <w:pPr>
-        <w:spacing w:line="360" w:lineRule="auto"/>
-        <w:ind w:leftChars="0" w:firstLineChars="0" w:firstLine="1"/>
-        <w:contextualSpacing/>
-        <w:jc w:val="center"/>
-        <w:outlineLvl w:val="9"/>
-        <w:rPr>
-          <w:sz w:val="28"/>
-          <w:szCs w:val="28"/>
-        </w:rPr>
-      </w:pPr>
-      <w:r>
-        <w:rPr>
-          <w:sz w:val="28"/>
-          <w:szCs w:val="28"/>
-        </w:rPr>
-        <w:t xml:space="preserve">Рисунок 16 </w:t>
-      </w:r>
-      <w:r>
-        <w:rPr>
-          <w:sz w:val="28"/>
-          <w:szCs w:val="28"/>
-        </w:rPr>
-        <w:t>–</w:t>
-      </w:r>
-      <w:r>
-        <w:rPr>
-          <w:sz w:val="28"/>
-          <w:szCs w:val="28"/>
-        </w:rPr>
-        <w:t xml:space="preserve"> </w:t>
-      </w:r>
-      <w:r>
-        <w:rPr>
-          <w:sz w:val="28"/>
-          <w:szCs w:val="28"/>
-        </w:rPr>
-        <w:t>Максимальна температура відеокарти під час тестування</w:t>
-      </w:r>
-    </w:p>
-    <w:p>
-      <w:pPr>
-        <w:spacing w:line="360" w:lineRule="auto"/>
-        <w:ind w:leftChars="0" w:firstLineChars="251" w:firstLine="703"/>
-        <w:contextualSpacing/>
-        <w:jc w:val="both"/>
-        <w:outlineLvl w:val="9"/>
-        <w:rPr>
-          <w:sz w:val="28"/>
-          <w:szCs w:val="28"/>
-        </w:rPr>
-      </w:pPr>
-      <w:r>
-        <w:rPr>
-          <w:sz w:val="28"/>
-          <w:szCs w:val="28"/>
-        </w:rPr>
-        <w:t>Крок 3.6. Аналіз результатів стрес</w:t>
-      </w:r>
-      <w:r>
-        <w:rPr>
-          <w:sz w:val="28"/>
-          <w:szCs w:val="28"/>
-        </w:rPr>
-        <w:t>–</w:t>
-      </w:r>
-      <w:r>
-        <w:rPr>
-          <w:sz w:val="28"/>
-          <w:szCs w:val="28"/>
-        </w:rPr>
-        <w:t>тесту відеокарти</w:t>
-      </w:r>
-    </w:p>
-    <w:p>
-      <w:pPr>
-        <w:spacing w:line="360" w:lineRule="auto"/>
-        <w:ind w:leftChars="0" w:firstLineChars="251" w:firstLine="703"/>
-        <w:contextualSpacing/>
-        <w:jc w:val="both"/>
-        <w:outlineLvl w:val="9"/>
-        <w:rPr>
-          <w:sz w:val="28"/>
-          <w:szCs w:val="28"/>
-        </w:rPr>
-      </w:pPr>
-      <w:r>
-        <w:rPr>
-          <w:sz w:val="28"/>
-          <w:szCs w:val="28"/>
-        </w:rPr>
-        <w:t>1. Проаналізувати отримані результати та зробити висновок про ефективність системи охолодження:</w:t>
-      </w:r>
-    </w:p>
-    <w:p>
-      <w:pPr>
-        <w:spacing w:line="360" w:lineRule="auto"/>
-        <w:ind w:leftChars="0" w:firstLineChars="251" w:firstLine="703"/>
-        <w:contextualSpacing/>
-        <w:jc w:val="both"/>
-        <w:outlineLvl w:val="9"/>
-        <w:rPr>
-          <w:sz w:val="28"/>
-          <w:szCs w:val="28"/>
-        </w:rPr>
-      </w:pPr>
-      <w:r>
-        <w:rPr>
-          <w:sz w:val="28"/>
-          <w:szCs w:val="28"/>
-        </w:rPr>
-        <w:lastRenderedPageBreak/>
-        <w:t>• Температура до 80°C — система охолодження працює добре;</w:t>
-      </w:r>
-    </w:p>
-    <w:p>
-      <w:pPr>
-        <w:spacing w:line="360" w:lineRule="auto"/>
-        <w:ind w:leftChars="0" w:firstLineChars="251" w:firstLine="703"/>
-        <w:contextualSpacing/>
-        <w:jc w:val="both"/>
-        <w:outlineLvl w:val="9"/>
-        <w:rPr>
-          <w:sz w:val="28"/>
-          <w:szCs w:val="28"/>
-        </w:rPr>
-      </w:pPr>
-      <w:r>
-        <w:rPr>
-          <w:sz w:val="28"/>
-          <w:szCs w:val="28"/>
-        </w:rPr>
-        <w:t>• Температура 80–90°C — охолодження працює на межі, рекомендується очищення від пилу або покращення вентиляції корпусу;</w:t>
-      </w:r>
-    </w:p>
-    <w:p>
-      <w:pPr>
-        <w:spacing w:line="360" w:lineRule="auto"/>
-        <w:ind w:leftChars="0" w:firstLineChars="251" w:firstLine="703"/>
-        <w:contextualSpacing/>
-        <w:jc w:val="both"/>
-        <w:outlineLvl w:val="9"/>
-        <w:rPr>
-          <w:sz w:val="28"/>
-          <w:szCs w:val="28"/>
-        </w:rPr>
-      </w:pPr>
-      <w:r>
-        <w:rPr>
-          <w:sz w:val="28"/>
-          <w:szCs w:val="28"/>
-        </w:rPr>
-        <w:t>• Температура понад 90°C — система охолодження не справляється, необхідне обслуговування або заміна термопасти;</w:t>
-      </w:r>
-    </w:p>
-    <w:p>
-      <w:pPr>
-        <w:spacing w:line="360" w:lineRule="auto"/>
-        <w:ind w:leftChars="0" w:firstLineChars="251" w:firstLine="703"/>
-        <w:contextualSpacing/>
-        <w:jc w:val="both"/>
-        <w:outlineLvl w:val="9"/>
-        <w:rPr>
-          <w:sz w:val="28"/>
-          <w:szCs w:val="28"/>
-        </w:rPr>
-      </w:pPr>
-      <w:r>
-        <w:rPr>
-          <w:sz w:val="28"/>
-          <w:szCs w:val="28"/>
-        </w:rPr>
-        <w:t>• Артефакти або вимкнення — можливі апаратні проблеми з відеокартою.</w:t>
+        <w:t>Температура NVIDIA GeForce GTX 1650 під повним навантаженням не перевищила 62 °C (hotspot – 71 °C), що значно нижче межі 80 °C. Вихід температури на сталий рівень свідчить, що система охолодження встигає відводити все тепло, яке виділяє графічний процесор. Стабільна частота кадрів і відсутність артефактів підтверджують справність відеокарти. Отже, система відведення тепла відеокарти працює в повній мірі.</w:t>
       </w:r>
     </w:p>
     <w:p>
@@ -4746,7 +4367,21 @@
           <w:sz w:val="28"/>
           <w:szCs w:val="28"/>
         </w:rPr>
-        <w:t>Висновки: Під час виконання лабораторної роботи №14 набуто практичних навичок діагностування апаратного забезпечення комп’ютера. За допомогою AIDA64 проведено стрес-тест центрального процесора тривалістю 2 хвилини.</w:t>
+        <w:t>Під час виконання лабораторної роботи №14 набуто практичних навичок діагностування апаратного забезпечення комп’ютера. За допомогою програми HD Tune перевірено системний накопичувач</w:t>
+      </w:r>
+      <w:r>
+        <w:rPr>
+          <w:sz w:val="28"/>
+          <w:szCs w:val="28"/>
+        </w:rPr>
+        <w:t>,</w:t>
+      </w:r>
+      <w:r>
+        <w:rPr>
+          <w:sz w:val="28"/>
+          <w:szCs w:val="28"/>
+        </w:rPr>
+        <w:t xml:space="preserve"> пошкоджених блоків і помилок читання не виявлено, а S.M.A.R.T.-показники свідчать про справний стан накопичувача з низьким рівнем зносу</w:t>
       </w:r>
       <w:r>
         <w:rPr>
@@ -4760,7 +4395,16 @@
           <w:sz w:val="28"/>
           <w:szCs w:val="28"/>
         </w:rPr>
-        <w:t>Завдяки використанню набутих навичок виконано завдання з лабораторної роботи. Звіт оформлено згідно ДСТУ.</w:t>
+        <w:t xml:space="preserve">та повним резервом пам’яті. </w:t>
+      </w:r>
+      <w:bookmarkStart w:id="0" w:name="_GoBack"/>
+      <w:bookmarkEnd w:id="0"/>
+      <w:r>
+        <w:rPr>
+          <w:sz w:val="28"/>
+          <w:szCs w:val="28"/>
+        </w:rPr>
+        <w:t>За допомогою програми AIDA64 проведено стрес-тест центрального процесора AMD Ryzen 5 5600H. Температура процесора досягла 101 °C при середньому значенні 90,3 °C, а частота ядер під навантаженням знижувалася, отже, виявлено проблему перегріву процесора та тротлінг. За допомогою програми FurMark проведено стрес-тест відеокарти NVIDIA GeForce GTX 1650 тривалістю понад 6 хвилин: при 100 % завантаженні температура стабілізувалася на рівні 62 °C, частота кадрів була стабільною, артефактів не виявлено, отже, система відведення тепла відеокарти працює в повній мірі. Звіт оформлено згідно з чинними вимогами ДСТУ.</w:t>
       </w:r>
     </w:p>
     <w:sectPr>
@@ -10704,7 +10348,7 @@
 </file>
 
 <file path=customXml/itemProps2.xml><?xml version="1.0" encoding="utf-8"?>
-<ds:datastoreItem xmlns:ds="http://schemas.openxmlformats.org/officeDocument/2006/customXml" ds:itemID="{E98E2AFA-0C17-4573-A027-AA2931C3F2E9}">
+<ds:datastoreItem xmlns:ds="http://schemas.openxmlformats.org/officeDocument/2006/customXml" ds:itemID="{A30D3744-BC32-429E-B5E2-35F8D3C1C6F1}">
   <ds:schemaRefs>
     <ds:schemaRef ds:uri="http://schemas.openxmlformats.org/officeDocument/2006/bibliography"/>
   </ds:schemaRefs>

--- a/Адміністрування обчислювальних комплексів Зроблені ЛР/Лабораторна робота 14 - Матакова А.В. - 409а - Адміністрування обчислювальних комплексів.docx
+++ b/Адміністрування обчислювальних комплексів Зроблені ЛР/Лабораторна робота 14 - Матакова А.В. - 409а - Адміністрування обчислювальних комплексів.docx
@@ -2038,22 +2038,23 @@
           <w:sz w:val="28"/>
           <w:szCs w:val="28"/>
         </w:rPr>
-        <w:t xml:space="preserve">Загальний обсяг прочитаних даних (Data Read) становить 163339 GiB, записаних (Data Written) – 56568 </w:t>
-      </w:r>
-      <w:r>
-        <w:rPr>
-          <w:sz w:val="28"/>
-          <w:szCs w:val="28"/>
-          <w:highlight w:val="yellow"/>
-        </w:rPr>
-        <w:t>GiB</w:t>
-      </w:r>
-      <w:r>
-        <w:rPr>
-          <w:sz w:val="28"/>
-          <w:szCs w:val="28"/>
-        </w:rPr>
-        <w:t>. Виконано 6 450 153 163 команди читання (Read Commands) та 1 297 020 457 команд запису (Write Commands). Ці значення свідчать про інтенсивне використання накопичувача з переважанням операцій читання, що типово для системного диска, але не перевищують критичних меж для сучасних NVMe SSD.</w:t>
+        <w:t xml:space="preserve">Загальний обсяг прочитаних даних (Data Read) становить 163339 GiB, записаних (Data Written) – </w:t>
+      </w:r>
+      <w:r>
+        <w:rPr>
+          <w:sz w:val="28"/>
+          <w:szCs w:val="28"/>
+        </w:rPr>
+        <w:t>56568 GiB. Виконано</w:t>
+      </w:r>
+      <w:bookmarkStart w:id="0" w:name="_GoBack"/>
+      <w:bookmarkEnd w:id="0"/>
+      <w:r>
+        <w:rPr>
+          <w:sz w:val="28"/>
+          <w:szCs w:val="28"/>
+        </w:rPr>
+        <w:t xml:space="preserve"> 6 450 153 163 команди читання (Read Commands) та 1 297 020 457 команд запису (Write Commands). Ці значення свідчать про інтенсивне використання накопичувача з переважанням операцій читання, що типово для системного диска, але не перевищують критичних меж для сучасних NVMe SSD.</w:t>
       </w:r>
     </w:p>
     <w:p>
@@ -4395,16 +4396,7 @@
           <w:sz w:val="28"/>
           <w:szCs w:val="28"/>
         </w:rPr>
-        <w:t xml:space="preserve">та повним резервом пам’яті. </w:t>
-      </w:r>
-      <w:bookmarkStart w:id="0" w:name="_GoBack"/>
-      <w:bookmarkEnd w:id="0"/>
-      <w:r>
-        <w:rPr>
-          <w:sz w:val="28"/>
-          <w:szCs w:val="28"/>
-        </w:rPr>
-        <w:t>За допомогою програми AIDA64 проведено стрес-тест центрального процесора AMD Ryzen 5 5600H. Температура процесора досягла 101 °C при середньому значенні 90,3 °C, а частота ядер під навантаженням знижувалася, отже, виявлено проблему перегріву процесора та тротлінг. За допомогою програми FurMark проведено стрес-тест відеокарти NVIDIA GeForce GTX 1650 тривалістю понад 6 хвилин: при 100 % завантаженні температура стабілізувалася на рівні 62 °C, частота кадрів була стабільною, артефактів не виявлено, отже, система відведення тепла відеокарти працює в повній мірі. Звіт оформлено згідно з чинними вимогами ДСТУ.</w:t>
+        <w:t>та повним резервом пам’яті. За допомогою програми AIDA64 проведено стрес-тест центрального процесора AMD Ryzen 5 5600H. Температура процесора досягла 101 °C при середньому значенні 90,3 °C, а частота ядер під навантаженням знижувалася, отже, виявлено проблему перегріву процесора та тротлінг. За допомогою програми FurMark проведено стрес-тест відеокарти NVIDIA GeForce GTX 1650 тривалістю понад 6 хвилин: при 100 % завантаженні температура стабілізувалася на рівні 62 °C, частота кадрів була стабільною, артефактів не виявлено, отже, система відведення тепла відеокарти працює в повній мірі. Звіт оформлено згідно з чинними вимогами ДСТУ.</w:t>
       </w:r>
     </w:p>
     <w:sectPr>
@@ -10348,7 +10340,7 @@
 </file>
 
 <file path=customXml/itemProps2.xml><?xml version="1.0" encoding="utf-8"?>
-<ds:datastoreItem xmlns:ds="http://schemas.openxmlformats.org/officeDocument/2006/customXml" ds:itemID="{A30D3744-BC32-429E-B5E2-35F8D3C1C6F1}">
+<ds:datastoreItem xmlns:ds="http://schemas.openxmlformats.org/officeDocument/2006/customXml" ds:itemID="{5CD232FD-CAAB-4723-8487-7C99F57AB02A}">
   <ds:schemaRefs>
     <ds:schemaRef ds:uri="http://schemas.openxmlformats.org/officeDocument/2006/bibliography"/>
   </ds:schemaRefs>
